--- a/docx/ru/BUFRCREX_TableB_ru_40.docx
+++ b/docx/ru/BUFRCREX_TableB_ru_40.docx
@@ -11341,7 +11341,7 @@
                 <w:b w:val="0"/>
                 <w:sz w:val="16"/>
               </w:rPr>
-              <w:t>(см. примечание)</w:t>
+              <w:t>Note 114: КЛР означает кусочно-линейную регрессию в кубе и является в нулевом приближении методом оптимальной оценки.</w:t>
             </w:r>
           </w:p>
         </w:tc>

--- a/docx/ru/BUFRCREX_TableB_ru_40.docx
+++ b/docx/ru/BUFRCREX_TableB_ru_40.docx
@@ -8,19 +8,33 @@
       </w:pPr>
       <w:r>
         <w:rPr>
-          <w:rFonts w:ascii="Arial" w:hAnsi="Arial"/>
+          <w:rFonts w:ascii="Verdana" w:hAnsi="Verdana"/>
           <w:b/>
           <w:sz w:val="22"/>
         </w:rPr>
-        <w:t>BUFR/CREX Table B — Class 40: Спутниковые данные в BUFR/CREX</w:t>
+        <w:t>Класс 40: Спутниковые данные в BUFR/CREX</w:t>
       </w:r>
     </w:p>
     <w:tbl>
       <w:tblPr>
         <w:tblStyle w:val="TableGrid"/>
         <w:tblW w:type="auto" w:w="0"/>
-        <w:jc w:val="center"/>
+        <w:jc w:val="left"/>
         <w:tblLook w:firstColumn="1" w:firstRow="1" w:lastColumn="0" w:lastRow="0" w:noHBand="0" w:noVBand="1" w:val="04A0"/>
+        <w:tblBorders>
+          <w:top w:val="single" w:sz="4" w:space="0" w:color="595959"/>
+          <w:left w:val="single" w:sz="4" w:space="0" w:color="595959"/>
+          <w:bottom w:val="single" w:sz="4" w:space="0" w:color="595959"/>
+          <w:right w:val="single" w:sz="4" w:space="0" w:color="595959"/>
+          <w:insideH w:val="single" w:sz="4" w:space="0" w:color="595959"/>
+          <w:insideV w:val="single" w:sz="4" w:space="0" w:color="595959"/>
+        </w:tblBorders>
+        <w:tblCellMar>
+          <w:top w:w="85" w:type="dxa"/>
+          <w:left w:w="85" w:type="dxa"/>
+          <w:bottom w:w="85" w:type="dxa"/>
+          <w:right w:w="85" w:type="dxa"/>
+        </w:tblCellMar>
       </w:tblPr>
       <w:tblGrid>
         <w:gridCol w:w="1514"/>
@@ -35,20 +49,20 @@
         <w:gridCol w:w="1514"/>
       </w:tblGrid>
       <w:tr>
-        <w:tc>
-          <w:tcPr>
-            <w:tcW w:type="dxa" w:w="1514"/>
-            <w:shd w:val="clear" w:color="auto" w:fill="D9E2F3"/>
-          </w:tcPr>
-          <w:p>
-            <w:pPr>
-              <w:jc w:val="center"/>
-            </w:pPr>
-            <w:r/>
-            <w:r>
-              <w:rPr>
-                <w:rFonts w:ascii="Arial" w:hAnsi="Arial"/>
-                <w:b/>
+        <w:trPr>
+          <w:tblHeader/>
+        </w:trPr>
+        <w:tc>
+          <w:tcPr>
+            <w:tcW w:type="dxa" w:w="1514"/>
+            <w:shd w:val="clear" w:color="auto" w:fill="D9D9D9"/>
+          </w:tcPr>
+          <w:p>
+            <w:r/>
+            <w:r>
+              <w:rPr>
+                <w:rFonts w:ascii="Verdana" w:hAnsi="Verdana"/>
+                <w:b w:val="0"/>
                 <w:sz w:val="16"/>
               </w:rPr>
               <w:t>FXY</w:t>
@@ -58,194 +72,170 @@
         <w:tc>
           <w:tcPr>
             <w:tcW w:type="dxa" w:w="1514"/>
-            <w:shd w:val="clear" w:color="auto" w:fill="D9E2F3"/>
-          </w:tcPr>
-          <w:p>
-            <w:pPr>
-              <w:jc w:val="center"/>
-            </w:pPr>
-            <w:r/>
-            <w:r>
-              <w:rPr>
-                <w:rFonts w:ascii="Arial" w:hAnsi="Arial"/>
-                <w:b/>
-                <w:sz w:val="16"/>
-              </w:rPr>
-              <w:t>ElementName</w:t>
-            </w:r>
-          </w:p>
-        </w:tc>
-        <w:tc>
-          <w:tcPr>
-            <w:tcW w:type="dxa" w:w="1514"/>
-            <w:shd w:val="clear" w:color="auto" w:fill="D9E2F3"/>
-          </w:tcPr>
-          <w:p>
-            <w:pPr>
-              <w:jc w:val="center"/>
-            </w:pPr>
-            <w:r/>
-            <w:r>
-              <w:rPr>
-                <w:rFonts w:ascii="Arial" w:hAnsi="Arial"/>
-                <w:b/>
-                <w:sz w:val="16"/>
-              </w:rPr>
-              <w:t>BUFR Unit</w:t>
-            </w:r>
-          </w:p>
-        </w:tc>
-        <w:tc>
-          <w:tcPr>
-            <w:tcW w:type="dxa" w:w="1514"/>
-            <w:shd w:val="clear" w:color="auto" w:fill="D9E2F3"/>
-          </w:tcPr>
-          <w:p>
-            <w:pPr>
-              <w:jc w:val="center"/>
-            </w:pPr>
-            <w:r/>
-            <w:r>
-              <w:rPr>
-                <w:rFonts w:ascii="Arial" w:hAnsi="Arial"/>
-                <w:b/>
-                <w:sz w:val="16"/>
-              </w:rPr>
-              <w:t>Scale</w:t>
-            </w:r>
-          </w:p>
-        </w:tc>
-        <w:tc>
-          <w:tcPr>
-            <w:tcW w:type="dxa" w:w="1514"/>
-            <w:shd w:val="clear" w:color="auto" w:fill="D9E2F3"/>
-          </w:tcPr>
-          <w:p>
-            <w:pPr>
-              <w:jc w:val="center"/>
-            </w:pPr>
-            <w:r/>
-            <w:r>
-              <w:rPr>
-                <w:rFonts w:ascii="Arial" w:hAnsi="Arial"/>
-                <w:b/>
-                <w:sz w:val="16"/>
-              </w:rPr>
-              <w:t>Ref Value</w:t>
-            </w:r>
-          </w:p>
-        </w:tc>
-        <w:tc>
-          <w:tcPr>
-            <w:tcW w:type="dxa" w:w="1514"/>
-            <w:shd w:val="clear" w:color="auto" w:fill="D9E2F3"/>
-          </w:tcPr>
-          <w:p>
-            <w:pPr>
-              <w:jc w:val="center"/>
-            </w:pPr>
-            <w:r/>
-            <w:r>
-              <w:rPr>
-                <w:rFonts w:ascii="Arial" w:hAnsi="Arial"/>
-                <w:b/>
-                <w:sz w:val="16"/>
-              </w:rPr>
-              <w:t>Bits</w:t>
-            </w:r>
-          </w:p>
-        </w:tc>
-        <w:tc>
-          <w:tcPr>
-            <w:tcW w:type="dxa" w:w="1514"/>
-            <w:shd w:val="clear" w:color="auto" w:fill="D9E2F3"/>
-          </w:tcPr>
-          <w:p>
-            <w:pPr>
-              <w:jc w:val="center"/>
-            </w:pPr>
-            <w:r/>
-            <w:r>
-              <w:rPr>
-                <w:rFonts w:ascii="Arial" w:hAnsi="Arial"/>
-                <w:b/>
-                <w:sz w:val="16"/>
-              </w:rPr>
-              <w:t>CREX Unit</w:t>
-            </w:r>
-          </w:p>
-        </w:tc>
-        <w:tc>
-          <w:tcPr>
-            <w:tcW w:type="dxa" w:w="1514"/>
-            <w:shd w:val="clear" w:color="auto" w:fill="D9E2F3"/>
-          </w:tcPr>
-          <w:p>
-            <w:pPr>
-              <w:jc w:val="center"/>
-            </w:pPr>
-            <w:r/>
-            <w:r>
-              <w:rPr>
-                <w:rFonts w:ascii="Arial" w:hAnsi="Arial"/>
-                <w:b/>
-                <w:sz w:val="16"/>
-              </w:rPr>
-              <w:t>Scale</w:t>
-            </w:r>
-          </w:p>
-        </w:tc>
-        <w:tc>
-          <w:tcPr>
-            <w:tcW w:type="dxa" w:w="1514"/>
-            <w:shd w:val="clear" w:color="auto" w:fill="D9E2F3"/>
-          </w:tcPr>
-          <w:p>
-            <w:pPr>
-              <w:jc w:val="center"/>
-            </w:pPr>
-            <w:r/>
-            <w:r>
-              <w:rPr>
-                <w:rFonts w:ascii="Arial" w:hAnsi="Arial"/>
-                <w:b/>
-                <w:sz w:val="16"/>
-              </w:rPr>
-              <w:t>Chars</w:t>
-            </w:r>
-          </w:p>
-        </w:tc>
-        <w:tc>
-          <w:tcPr>
-            <w:tcW w:type="dxa" w:w="1514"/>
-            <w:shd w:val="clear" w:color="auto" w:fill="D9E2F3"/>
-          </w:tcPr>
-          <w:p>
-            <w:pPr>
-              <w:jc w:val="center"/>
-            </w:pPr>
-            <w:r/>
-            <w:r>
-              <w:rPr>
-                <w:rFonts w:ascii="Arial" w:hAnsi="Arial"/>
-                <w:b/>
-                <w:sz w:val="16"/>
-              </w:rPr>
-              <w:t>Note</w:t>
+            <w:shd w:val="clear" w:color="auto" w:fill="D9D9D9"/>
+          </w:tcPr>
+          <w:p>
+            <w:r/>
+            <w:r>
+              <w:rPr>
+                <w:rFonts w:ascii="Verdana" w:hAnsi="Verdana"/>
+                <w:b w:val="0"/>
+                <w:sz w:val="16"/>
+              </w:rPr>
+              <w:t>НАЗВАНИЕ ЭЛЕМЕНТА</w:t>
+            </w:r>
+          </w:p>
+        </w:tc>
+        <w:tc>
+          <w:tcPr>
+            <w:tcW w:type="dxa" w:w="1514"/>
+            <w:shd w:val="clear" w:color="auto" w:fill="D9D9D9"/>
+          </w:tcPr>
+          <w:p>
+            <w:r/>
+            <w:r>
+              <w:rPr>
+                <w:rFonts w:ascii="Verdana" w:hAnsi="Verdana"/>
+                <w:b w:val="0"/>
+                <w:sz w:val="16"/>
+              </w:rPr>
+              <w:t>ЕД. ИЗМ. BUFR</w:t>
+            </w:r>
+          </w:p>
+        </w:tc>
+        <w:tc>
+          <w:tcPr>
+            <w:tcW w:type="dxa" w:w="1514"/>
+            <w:shd w:val="clear" w:color="auto" w:fill="D9D9D9"/>
+          </w:tcPr>
+          <w:p>
+            <w:r/>
+            <w:r>
+              <w:rPr>
+                <w:rFonts w:ascii="Verdana" w:hAnsi="Verdana"/>
+                <w:b w:val="0"/>
+                <w:sz w:val="16"/>
+              </w:rPr>
+              <w:t>МАСШТАБ</w:t>
+            </w:r>
+          </w:p>
+        </w:tc>
+        <w:tc>
+          <w:tcPr>
+            <w:tcW w:type="dxa" w:w="1514"/>
+            <w:shd w:val="clear" w:color="auto" w:fill="D9D9D9"/>
+          </w:tcPr>
+          <w:p>
+            <w:r/>
+            <w:r>
+              <w:rPr>
+                <w:rFonts w:ascii="Verdana" w:hAnsi="Verdana"/>
+                <w:b w:val="0"/>
+                <w:sz w:val="16"/>
+              </w:rPr>
+              <w:t>НАЧ. ОТСЧ.</w:t>
+            </w:r>
+          </w:p>
+        </w:tc>
+        <w:tc>
+          <w:tcPr>
+            <w:tcW w:type="dxa" w:w="1514"/>
+            <w:shd w:val="clear" w:color="auto" w:fill="D9D9D9"/>
+          </w:tcPr>
+          <w:p>
+            <w:r/>
+            <w:r>
+              <w:rPr>
+                <w:rFonts w:ascii="Verdana" w:hAnsi="Verdana"/>
+                <w:b w:val="0"/>
+                <w:sz w:val="16"/>
+              </w:rPr>
+              <w:t>БИТЫ</w:t>
+            </w:r>
+          </w:p>
+        </w:tc>
+        <w:tc>
+          <w:tcPr>
+            <w:tcW w:type="dxa" w:w="1514"/>
+            <w:shd w:val="clear" w:color="auto" w:fill="D9D9D9"/>
+          </w:tcPr>
+          <w:p>
+            <w:r/>
+            <w:r>
+              <w:rPr>
+                <w:rFonts w:ascii="Verdana" w:hAnsi="Verdana"/>
+                <w:b w:val="0"/>
+                <w:sz w:val="16"/>
+              </w:rPr>
+              <w:t>ЕД. ИЗМ. CREX</w:t>
+            </w:r>
+          </w:p>
+        </w:tc>
+        <w:tc>
+          <w:tcPr>
+            <w:tcW w:type="dxa" w:w="1514"/>
+            <w:shd w:val="clear" w:color="auto" w:fill="D9D9D9"/>
+          </w:tcPr>
+          <w:p>
+            <w:r/>
+            <w:r>
+              <w:rPr>
+                <w:rFonts w:ascii="Verdana" w:hAnsi="Verdana"/>
+                <w:b w:val="0"/>
+                <w:sz w:val="16"/>
+              </w:rPr>
+              <w:t>МАСШТАБ</w:t>
+            </w:r>
+          </w:p>
+        </w:tc>
+        <w:tc>
+          <w:tcPr>
+            <w:tcW w:type="dxa" w:w="1514"/>
+            <w:shd w:val="clear" w:color="auto" w:fill="D9D9D9"/>
+          </w:tcPr>
+          <w:p>
+            <w:r/>
+            <w:r>
+              <w:rPr>
+                <w:rFonts w:ascii="Verdana" w:hAnsi="Verdana"/>
+                <w:b w:val="0"/>
+                <w:sz w:val="16"/>
+              </w:rPr>
+              <w:t>СИМВ.</w:t>
+            </w:r>
+          </w:p>
+        </w:tc>
+        <w:tc>
+          <w:tcPr>
+            <w:tcW w:type="dxa" w:w="1514"/>
+            <w:shd w:val="clear" w:color="auto" w:fill="D9D9D9"/>
+          </w:tcPr>
+          <w:p>
+            <w:r/>
+            <w:r>
+              <w:rPr>
+                <w:rFonts w:ascii="Verdana" w:hAnsi="Verdana"/>
+                <w:b w:val="0"/>
+                <w:sz w:val="16"/>
+              </w:rPr>
+              <w:t>ПРИМЕЧАНИЕ</w:t>
             </w:r>
           </w:p>
         </w:tc>
       </w:tr>
       <w:tr>
-        <w:tc>
-          <w:tcPr>
-            <w:tcW w:type="dxa" w:w="1514"/>
-          </w:tcPr>
-          <w:p>
-            <w:r/>
-            <w:r>
-              <w:rPr>
-                <w:rFonts w:ascii="Arial" w:hAnsi="Arial"/>
+        <w:trPr>
+          <w:cantSplit/>
+        </w:trPr>
+        <w:tc>
+          <w:tcPr>
+            <w:tcW w:type="dxa" w:w="1514"/>
+          </w:tcPr>
+          <w:p>
+            <w:r/>
+            <w:r>
+              <w:rPr>
+                <w:rFonts w:ascii="Verdana" w:hAnsi="Verdana"/>
                 <w:b w:val="0"/>
                 <w:sz w:val="16"/>
               </w:rPr>
@@ -261,7 +251,7 @@
             <w:r/>
             <w:r>
               <w:rPr>
-                <w:rFonts w:ascii="Arial" w:hAnsi="Arial"/>
+                <w:rFonts w:ascii="Verdana" w:hAnsi="Verdana"/>
                 <w:b w:val="0"/>
                 <w:sz w:val="16"/>
               </w:rPr>
@@ -277,7 +267,7 @@
             <w:r/>
             <w:r>
               <w:rPr>
-                <w:rFonts w:ascii="Arial" w:hAnsi="Arial"/>
+                <w:rFonts w:ascii="Verdana" w:hAnsi="Verdana"/>
                 <w:b w:val="0"/>
                 <w:sz w:val="16"/>
               </w:rPr>
@@ -293,7 +283,7 @@
             <w:r/>
             <w:r>
               <w:rPr>
-                <w:rFonts w:ascii="Arial" w:hAnsi="Arial"/>
+                <w:rFonts w:ascii="Verdana" w:hAnsi="Verdana"/>
                 <w:b w:val="0"/>
                 <w:sz w:val="16"/>
               </w:rPr>
@@ -309,7 +299,7 @@
             <w:r/>
             <w:r>
               <w:rPr>
-                <w:rFonts w:ascii="Arial" w:hAnsi="Arial"/>
+                <w:rFonts w:ascii="Verdana" w:hAnsi="Verdana"/>
                 <w:b w:val="0"/>
                 <w:sz w:val="16"/>
               </w:rPr>
@@ -325,7 +315,7 @@
             <w:r/>
             <w:r>
               <w:rPr>
-                <w:rFonts w:ascii="Arial" w:hAnsi="Arial"/>
+                <w:rFonts w:ascii="Verdana" w:hAnsi="Verdana"/>
                 <w:b w:val="0"/>
                 <w:sz w:val="16"/>
               </w:rPr>
@@ -341,7 +331,7 @@
             <w:r/>
             <w:r>
               <w:rPr>
-                <w:rFonts w:ascii="Arial" w:hAnsi="Arial"/>
+                <w:rFonts w:ascii="Verdana" w:hAnsi="Verdana"/>
                 <w:b w:val="0"/>
                 <w:sz w:val="16"/>
               </w:rPr>
@@ -357,7 +347,7 @@
             <w:r/>
             <w:r>
               <w:rPr>
-                <w:rFonts w:ascii="Arial" w:hAnsi="Arial"/>
+                <w:rFonts w:ascii="Verdana" w:hAnsi="Verdana"/>
                 <w:b w:val="0"/>
                 <w:sz w:val="16"/>
               </w:rPr>
@@ -373,7 +363,7 @@
             <w:r/>
             <w:r>
               <w:rPr>
-                <w:rFonts w:ascii="Arial" w:hAnsi="Arial"/>
+                <w:rFonts w:ascii="Verdana" w:hAnsi="Verdana"/>
                 <w:b w:val="0"/>
                 <w:sz w:val="16"/>
               </w:rPr>
@@ -389,7 +379,7 @@
             <w:r/>
             <w:r>
               <w:rPr>
-                <w:rFonts w:ascii="Arial" w:hAnsi="Arial"/>
+                <w:rFonts w:ascii="Verdana" w:hAnsi="Verdana"/>
                 <w:b w:val="0"/>
                 <w:sz w:val="16"/>
               </w:rPr>
@@ -398,15 +388,18 @@
         </w:tc>
       </w:tr>
       <w:tr>
-        <w:tc>
-          <w:tcPr>
-            <w:tcW w:type="dxa" w:w="1514"/>
-          </w:tcPr>
-          <w:p>
-            <w:r/>
-            <w:r>
-              <w:rPr>
-                <w:rFonts w:ascii="Arial" w:hAnsi="Arial"/>
+        <w:trPr>
+          <w:cantSplit/>
+        </w:trPr>
+        <w:tc>
+          <w:tcPr>
+            <w:tcW w:type="dxa" w:w="1514"/>
+          </w:tcPr>
+          <w:p>
+            <w:r/>
+            <w:r>
+              <w:rPr>
+                <w:rFonts w:ascii="Verdana" w:hAnsi="Verdana"/>
                 <w:b w:val="0"/>
                 <w:sz w:val="16"/>
               </w:rPr>
@@ -422,7 +415,7 @@
             <w:r/>
             <w:r>
               <w:rPr>
-                <w:rFonts w:ascii="Arial" w:hAnsi="Arial"/>
+                <w:rFonts w:ascii="Verdana" w:hAnsi="Verdana"/>
                 <w:b w:val="0"/>
                 <w:sz w:val="16"/>
               </w:rPr>
@@ -438,7 +431,7 @@
             <w:r/>
             <w:r>
               <w:rPr>
-                <w:rFonts w:ascii="Arial" w:hAnsi="Arial"/>
+                <w:rFonts w:ascii="Verdana" w:hAnsi="Verdana"/>
                 <w:b w:val="0"/>
                 <w:sz w:val="16"/>
               </w:rPr>
@@ -454,7 +447,7 @@
             <w:r/>
             <w:r>
               <w:rPr>
-                <w:rFonts w:ascii="Arial" w:hAnsi="Arial"/>
+                <w:rFonts w:ascii="Verdana" w:hAnsi="Verdana"/>
                 <w:b w:val="0"/>
                 <w:sz w:val="16"/>
               </w:rPr>
@@ -470,7 +463,7 @@
             <w:r/>
             <w:r>
               <w:rPr>
-                <w:rFonts w:ascii="Arial" w:hAnsi="Arial"/>
+                <w:rFonts w:ascii="Verdana" w:hAnsi="Verdana"/>
                 <w:b w:val="0"/>
                 <w:sz w:val="16"/>
               </w:rPr>
@@ -486,7 +479,7 @@
             <w:r/>
             <w:r>
               <w:rPr>
-                <w:rFonts w:ascii="Arial" w:hAnsi="Arial"/>
+                <w:rFonts w:ascii="Verdana" w:hAnsi="Verdana"/>
                 <w:b w:val="0"/>
                 <w:sz w:val="16"/>
               </w:rPr>
@@ -502,7 +495,7 @@
             <w:r/>
             <w:r>
               <w:rPr>
-                <w:rFonts w:ascii="Arial" w:hAnsi="Arial"/>
+                <w:rFonts w:ascii="Verdana" w:hAnsi="Verdana"/>
                 <w:b w:val="0"/>
                 <w:sz w:val="16"/>
               </w:rPr>
@@ -518,7 +511,7 @@
             <w:r/>
             <w:r>
               <w:rPr>
-                <w:rFonts w:ascii="Arial" w:hAnsi="Arial"/>
+                <w:rFonts w:ascii="Verdana" w:hAnsi="Verdana"/>
                 <w:b w:val="0"/>
                 <w:sz w:val="16"/>
               </w:rPr>
@@ -534,7 +527,7 @@
             <w:r/>
             <w:r>
               <w:rPr>
-                <w:rFonts w:ascii="Arial" w:hAnsi="Arial"/>
+                <w:rFonts w:ascii="Verdana" w:hAnsi="Verdana"/>
                 <w:b w:val="0"/>
                 <w:sz w:val="16"/>
               </w:rPr>
@@ -550,7 +543,7 @@
             <w:r/>
             <w:r>
               <w:rPr>
-                <w:rFonts w:ascii="Arial" w:hAnsi="Arial"/>
+                <w:rFonts w:ascii="Verdana" w:hAnsi="Verdana"/>
                 <w:b w:val="0"/>
                 <w:sz w:val="16"/>
               </w:rPr>
@@ -559,15 +552,18 @@
         </w:tc>
       </w:tr>
       <w:tr>
-        <w:tc>
-          <w:tcPr>
-            <w:tcW w:type="dxa" w:w="1514"/>
-          </w:tcPr>
-          <w:p>
-            <w:r/>
-            <w:r>
-              <w:rPr>
-                <w:rFonts w:ascii="Arial" w:hAnsi="Arial"/>
+        <w:trPr>
+          <w:cantSplit/>
+        </w:trPr>
+        <w:tc>
+          <w:tcPr>
+            <w:tcW w:type="dxa" w:w="1514"/>
+          </w:tcPr>
+          <w:p>
+            <w:r/>
+            <w:r>
+              <w:rPr>
+                <w:rFonts w:ascii="Verdana" w:hAnsi="Verdana"/>
                 <w:b w:val="0"/>
                 <w:sz w:val="16"/>
               </w:rPr>
@@ -583,7 +579,7 @@
             <w:r/>
             <w:r>
               <w:rPr>
-                <w:rFonts w:ascii="Arial" w:hAnsi="Arial"/>
+                <w:rFonts w:ascii="Verdana" w:hAnsi="Verdana"/>
                 <w:b w:val="0"/>
                 <w:sz w:val="16"/>
               </w:rPr>
@@ -599,7 +595,7 @@
             <w:r/>
             <w:r>
               <w:rPr>
-                <w:rFonts w:ascii="Arial" w:hAnsi="Arial"/>
+                <w:rFonts w:ascii="Verdana" w:hAnsi="Verdana"/>
                 <w:b w:val="0"/>
                 <w:sz w:val="16"/>
               </w:rPr>
@@ -615,7 +611,7 @@
             <w:r/>
             <w:r>
               <w:rPr>
-                <w:rFonts w:ascii="Arial" w:hAnsi="Arial"/>
+                <w:rFonts w:ascii="Verdana" w:hAnsi="Verdana"/>
                 <w:b w:val="0"/>
                 <w:sz w:val="16"/>
               </w:rPr>
@@ -631,7 +627,7 @@
             <w:r/>
             <w:r>
               <w:rPr>
-                <w:rFonts w:ascii="Arial" w:hAnsi="Arial"/>
+                <w:rFonts w:ascii="Verdana" w:hAnsi="Verdana"/>
                 <w:b w:val="0"/>
                 <w:sz w:val="16"/>
               </w:rPr>
@@ -647,7 +643,7 @@
             <w:r/>
             <w:r>
               <w:rPr>
-                <w:rFonts w:ascii="Arial" w:hAnsi="Arial"/>
+                <w:rFonts w:ascii="Verdana" w:hAnsi="Verdana"/>
                 <w:b w:val="0"/>
                 <w:sz w:val="16"/>
               </w:rPr>
@@ -663,7 +659,7 @@
             <w:r/>
             <w:r>
               <w:rPr>
-                <w:rFonts w:ascii="Arial" w:hAnsi="Arial"/>
+                <w:rFonts w:ascii="Verdana" w:hAnsi="Verdana"/>
                 <w:b w:val="0"/>
                 <w:sz w:val="16"/>
               </w:rPr>
@@ -679,7 +675,7 @@
             <w:r/>
             <w:r>
               <w:rPr>
-                <w:rFonts w:ascii="Arial" w:hAnsi="Arial"/>
+                <w:rFonts w:ascii="Verdana" w:hAnsi="Verdana"/>
                 <w:b w:val="0"/>
                 <w:sz w:val="16"/>
               </w:rPr>
@@ -695,7 +691,7 @@
             <w:r/>
             <w:r>
               <w:rPr>
-                <w:rFonts w:ascii="Arial" w:hAnsi="Arial"/>
+                <w:rFonts w:ascii="Verdana" w:hAnsi="Verdana"/>
                 <w:b w:val="0"/>
                 <w:sz w:val="16"/>
               </w:rPr>
@@ -711,7 +707,7 @@
             <w:r/>
             <w:r>
               <w:rPr>
-                <w:rFonts w:ascii="Arial" w:hAnsi="Arial"/>
+                <w:rFonts w:ascii="Verdana" w:hAnsi="Verdana"/>
                 <w:b w:val="0"/>
                 <w:sz w:val="16"/>
               </w:rPr>
@@ -720,15 +716,18 @@
         </w:tc>
       </w:tr>
       <w:tr>
-        <w:tc>
-          <w:tcPr>
-            <w:tcW w:type="dxa" w:w="1514"/>
-          </w:tcPr>
-          <w:p>
-            <w:r/>
-            <w:r>
-              <w:rPr>
-                <w:rFonts w:ascii="Arial" w:hAnsi="Arial"/>
+        <w:trPr>
+          <w:cantSplit/>
+        </w:trPr>
+        <w:tc>
+          <w:tcPr>
+            <w:tcW w:type="dxa" w:w="1514"/>
+          </w:tcPr>
+          <w:p>
+            <w:r/>
+            <w:r>
+              <w:rPr>
+                <w:rFonts w:ascii="Verdana" w:hAnsi="Verdana"/>
                 <w:b w:val="0"/>
                 <w:sz w:val="16"/>
               </w:rPr>
@@ -744,7 +743,7 @@
             <w:r/>
             <w:r>
               <w:rPr>
-                <w:rFonts w:ascii="Arial" w:hAnsi="Arial"/>
+                <w:rFonts w:ascii="Verdana" w:hAnsi="Verdana"/>
                 <w:b w:val="0"/>
                 <w:sz w:val="16"/>
               </w:rPr>
@@ -760,7 +759,7 @@
             <w:r/>
             <w:r>
               <w:rPr>
-                <w:rFonts w:ascii="Arial" w:hAnsi="Arial"/>
+                <w:rFonts w:ascii="Verdana" w:hAnsi="Verdana"/>
                 <w:b w:val="0"/>
                 <w:sz w:val="16"/>
               </w:rPr>
@@ -776,7 +775,7 @@
             <w:r/>
             <w:r>
               <w:rPr>
-                <w:rFonts w:ascii="Arial" w:hAnsi="Arial"/>
+                <w:rFonts w:ascii="Verdana" w:hAnsi="Verdana"/>
                 <w:b w:val="0"/>
                 <w:sz w:val="16"/>
               </w:rPr>
@@ -792,7 +791,7 @@
             <w:r/>
             <w:r>
               <w:rPr>
-                <w:rFonts w:ascii="Arial" w:hAnsi="Arial"/>
+                <w:rFonts w:ascii="Verdana" w:hAnsi="Verdana"/>
                 <w:b w:val="0"/>
                 <w:sz w:val="16"/>
               </w:rPr>
@@ -808,7 +807,7 @@
             <w:r/>
             <w:r>
               <w:rPr>
-                <w:rFonts w:ascii="Arial" w:hAnsi="Arial"/>
+                <w:rFonts w:ascii="Verdana" w:hAnsi="Verdana"/>
                 <w:b w:val="0"/>
                 <w:sz w:val="16"/>
               </w:rPr>
@@ -824,7 +823,7 @@
             <w:r/>
             <w:r>
               <w:rPr>
-                <w:rFonts w:ascii="Arial" w:hAnsi="Arial"/>
+                <w:rFonts w:ascii="Verdana" w:hAnsi="Verdana"/>
                 <w:b w:val="0"/>
                 <w:sz w:val="16"/>
               </w:rPr>
@@ -840,7 +839,7 @@
             <w:r/>
             <w:r>
               <w:rPr>
-                <w:rFonts w:ascii="Arial" w:hAnsi="Arial"/>
+                <w:rFonts w:ascii="Verdana" w:hAnsi="Verdana"/>
                 <w:b w:val="0"/>
                 <w:sz w:val="16"/>
               </w:rPr>
@@ -856,7 +855,7 @@
             <w:r/>
             <w:r>
               <w:rPr>
-                <w:rFonts w:ascii="Arial" w:hAnsi="Arial"/>
+                <w:rFonts w:ascii="Verdana" w:hAnsi="Verdana"/>
                 <w:b w:val="0"/>
                 <w:sz w:val="16"/>
               </w:rPr>
@@ -872,7 +871,7 @@
             <w:r/>
             <w:r>
               <w:rPr>
-                <w:rFonts w:ascii="Arial" w:hAnsi="Arial"/>
+                <w:rFonts w:ascii="Verdana" w:hAnsi="Verdana"/>
                 <w:b w:val="0"/>
                 <w:sz w:val="16"/>
               </w:rPr>
@@ -881,15 +880,18 @@
         </w:tc>
       </w:tr>
       <w:tr>
-        <w:tc>
-          <w:tcPr>
-            <w:tcW w:type="dxa" w:w="1514"/>
-          </w:tcPr>
-          <w:p>
-            <w:r/>
-            <w:r>
-              <w:rPr>
-                <w:rFonts w:ascii="Arial" w:hAnsi="Arial"/>
+        <w:trPr>
+          <w:cantSplit/>
+        </w:trPr>
+        <w:tc>
+          <w:tcPr>
+            <w:tcW w:type="dxa" w:w="1514"/>
+          </w:tcPr>
+          <w:p>
+            <w:r/>
+            <w:r>
+              <w:rPr>
+                <w:rFonts w:ascii="Verdana" w:hAnsi="Verdana"/>
                 <w:b w:val="0"/>
                 <w:sz w:val="16"/>
               </w:rPr>
@@ -905,7 +907,7 @@
             <w:r/>
             <w:r>
               <w:rPr>
-                <w:rFonts w:ascii="Arial" w:hAnsi="Arial"/>
+                <w:rFonts w:ascii="Verdana" w:hAnsi="Verdana"/>
                 <w:b w:val="0"/>
                 <w:sz w:val="16"/>
               </w:rPr>
@@ -921,7 +923,7 @@
             <w:r/>
             <w:r>
               <w:rPr>
-                <w:rFonts w:ascii="Arial" w:hAnsi="Arial"/>
+                <w:rFonts w:ascii="Verdana" w:hAnsi="Verdana"/>
                 <w:b w:val="0"/>
                 <w:sz w:val="16"/>
               </w:rPr>
@@ -937,7 +939,7 @@
             <w:r/>
             <w:r>
               <w:rPr>
-                <w:rFonts w:ascii="Arial" w:hAnsi="Arial"/>
+                <w:rFonts w:ascii="Verdana" w:hAnsi="Verdana"/>
                 <w:b w:val="0"/>
                 <w:sz w:val="16"/>
               </w:rPr>
@@ -953,7 +955,7 @@
             <w:r/>
             <w:r>
               <w:rPr>
-                <w:rFonts w:ascii="Arial" w:hAnsi="Arial"/>
+                <w:rFonts w:ascii="Verdana" w:hAnsi="Verdana"/>
                 <w:b w:val="0"/>
                 <w:sz w:val="16"/>
               </w:rPr>
@@ -969,7 +971,7 @@
             <w:r/>
             <w:r>
               <w:rPr>
-                <w:rFonts w:ascii="Arial" w:hAnsi="Arial"/>
+                <w:rFonts w:ascii="Verdana" w:hAnsi="Verdana"/>
                 <w:b w:val="0"/>
                 <w:sz w:val="16"/>
               </w:rPr>
@@ -985,7 +987,7 @@
             <w:r/>
             <w:r>
               <w:rPr>
-                <w:rFonts w:ascii="Arial" w:hAnsi="Arial"/>
+                <w:rFonts w:ascii="Verdana" w:hAnsi="Verdana"/>
                 <w:b w:val="0"/>
                 <w:sz w:val="16"/>
               </w:rPr>
@@ -1001,7 +1003,7 @@
             <w:r/>
             <w:r>
               <w:rPr>
-                <w:rFonts w:ascii="Arial" w:hAnsi="Arial"/>
+                <w:rFonts w:ascii="Verdana" w:hAnsi="Verdana"/>
                 <w:b w:val="0"/>
                 <w:sz w:val="16"/>
               </w:rPr>
@@ -1017,7 +1019,7 @@
             <w:r/>
             <w:r>
               <w:rPr>
-                <w:rFonts w:ascii="Arial" w:hAnsi="Arial"/>
+                <w:rFonts w:ascii="Verdana" w:hAnsi="Verdana"/>
                 <w:b w:val="0"/>
                 <w:sz w:val="16"/>
               </w:rPr>
@@ -1033,7 +1035,7 @@
             <w:r/>
             <w:r>
               <w:rPr>
-                <w:rFonts w:ascii="Arial" w:hAnsi="Arial"/>
+                <w:rFonts w:ascii="Verdana" w:hAnsi="Verdana"/>
                 <w:b w:val="0"/>
                 <w:sz w:val="16"/>
               </w:rPr>
@@ -1042,15 +1044,18 @@
         </w:tc>
       </w:tr>
       <w:tr>
-        <w:tc>
-          <w:tcPr>
-            <w:tcW w:type="dxa" w:w="1514"/>
-          </w:tcPr>
-          <w:p>
-            <w:r/>
-            <w:r>
-              <w:rPr>
-                <w:rFonts w:ascii="Arial" w:hAnsi="Arial"/>
+        <w:trPr>
+          <w:cantSplit/>
+        </w:trPr>
+        <w:tc>
+          <w:tcPr>
+            <w:tcW w:type="dxa" w:w="1514"/>
+          </w:tcPr>
+          <w:p>
+            <w:r/>
+            <w:r>
+              <w:rPr>
+                <w:rFonts w:ascii="Verdana" w:hAnsi="Verdana"/>
                 <w:b w:val="0"/>
                 <w:sz w:val="16"/>
               </w:rPr>
@@ -1066,7 +1071,7 @@
             <w:r/>
             <w:r>
               <w:rPr>
-                <w:rFonts w:ascii="Arial" w:hAnsi="Arial"/>
+                <w:rFonts w:ascii="Verdana" w:hAnsi="Verdana"/>
                 <w:b w:val="0"/>
                 <w:sz w:val="16"/>
               </w:rPr>
@@ -1082,7 +1087,7 @@
             <w:r/>
             <w:r>
               <w:rPr>
-                <w:rFonts w:ascii="Arial" w:hAnsi="Arial"/>
+                <w:rFonts w:ascii="Verdana" w:hAnsi="Verdana"/>
                 <w:b w:val="0"/>
                 <w:sz w:val="16"/>
               </w:rPr>
@@ -1098,7 +1103,7 @@
             <w:r/>
             <w:r>
               <w:rPr>
-                <w:rFonts w:ascii="Arial" w:hAnsi="Arial"/>
+                <w:rFonts w:ascii="Verdana" w:hAnsi="Verdana"/>
                 <w:b w:val="0"/>
                 <w:sz w:val="16"/>
               </w:rPr>
@@ -1114,7 +1119,7 @@
             <w:r/>
             <w:r>
               <w:rPr>
-                <w:rFonts w:ascii="Arial" w:hAnsi="Arial"/>
+                <w:rFonts w:ascii="Verdana" w:hAnsi="Verdana"/>
                 <w:b w:val="0"/>
                 <w:sz w:val="16"/>
               </w:rPr>
@@ -1130,7 +1135,7 @@
             <w:r/>
             <w:r>
               <w:rPr>
-                <w:rFonts w:ascii="Arial" w:hAnsi="Arial"/>
+                <w:rFonts w:ascii="Verdana" w:hAnsi="Verdana"/>
                 <w:b w:val="0"/>
                 <w:sz w:val="16"/>
               </w:rPr>
@@ -1146,7 +1151,7 @@
             <w:r/>
             <w:r>
               <w:rPr>
-                <w:rFonts w:ascii="Arial" w:hAnsi="Arial"/>
+                <w:rFonts w:ascii="Verdana" w:hAnsi="Verdana"/>
                 <w:b w:val="0"/>
                 <w:sz w:val="16"/>
               </w:rPr>
@@ -1162,7 +1167,7 @@
             <w:r/>
             <w:r>
               <w:rPr>
-                <w:rFonts w:ascii="Arial" w:hAnsi="Arial"/>
+                <w:rFonts w:ascii="Verdana" w:hAnsi="Verdana"/>
                 <w:b w:val="0"/>
                 <w:sz w:val="16"/>
               </w:rPr>
@@ -1178,7 +1183,7 @@
             <w:r/>
             <w:r>
               <w:rPr>
-                <w:rFonts w:ascii="Arial" w:hAnsi="Arial"/>
+                <w:rFonts w:ascii="Verdana" w:hAnsi="Verdana"/>
                 <w:b w:val="0"/>
                 <w:sz w:val="16"/>
               </w:rPr>
@@ -1194,7 +1199,7 @@
             <w:r/>
             <w:r>
               <w:rPr>
-                <w:rFonts w:ascii="Arial" w:hAnsi="Arial"/>
+                <w:rFonts w:ascii="Verdana" w:hAnsi="Verdana"/>
                 <w:b w:val="0"/>
                 <w:sz w:val="16"/>
               </w:rPr>
@@ -1203,15 +1208,18 @@
         </w:tc>
       </w:tr>
       <w:tr>
-        <w:tc>
-          <w:tcPr>
-            <w:tcW w:type="dxa" w:w="1514"/>
-          </w:tcPr>
-          <w:p>
-            <w:r/>
-            <w:r>
-              <w:rPr>
-                <w:rFonts w:ascii="Arial" w:hAnsi="Arial"/>
+        <w:trPr>
+          <w:cantSplit/>
+        </w:trPr>
+        <w:tc>
+          <w:tcPr>
+            <w:tcW w:type="dxa" w:w="1514"/>
+          </w:tcPr>
+          <w:p>
+            <w:r/>
+            <w:r>
+              <w:rPr>
+                <w:rFonts w:ascii="Verdana" w:hAnsi="Verdana"/>
                 <w:b w:val="0"/>
                 <w:sz w:val="16"/>
               </w:rPr>
@@ -1227,7 +1235,7 @@
             <w:r/>
             <w:r>
               <w:rPr>
-                <w:rFonts w:ascii="Arial" w:hAnsi="Arial"/>
+                <w:rFonts w:ascii="Verdana" w:hAnsi="Verdana"/>
                 <w:b w:val="0"/>
                 <w:sz w:val="16"/>
               </w:rPr>
@@ -1243,7 +1251,7 @@
             <w:r/>
             <w:r>
               <w:rPr>
-                <w:rFonts w:ascii="Arial" w:hAnsi="Arial"/>
+                <w:rFonts w:ascii="Verdana" w:hAnsi="Verdana"/>
                 <w:b w:val="0"/>
                 <w:sz w:val="16"/>
               </w:rPr>
@@ -1259,7 +1267,7 @@
             <w:r/>
             <w:r>
               <w:rPr>
-                <w:rFonts w:ascii="Arial" w:hAnsi="Arial"/>
+                <w:rFonts w:ascii="Verdana" w:hAnsi="Verdana"/>
                 <w:b w:val="0"/>
                 <w:sz w:val="16"/>
               </w:rPr>
@@ -1275,7 +1283,7 @@
             <w:r/>
             <w:r>
               <w:rPr>
-                <w:rFonts w:ascii="Arial" w:hAnsi="Arial"/>
+                <w:rFonts w:ascii="Verdana" w:hAnsi="Verdana"/>
                 <w:b w:val="0"/>
                 <w:sz w:val="16"/>
               </w:rPr>
@@ -1291,7 +1299,7 @@
             <w:r/>
             <w:r>
               <w:rPr>
-                <w:rFonts w:ascii="Arial" w:hAnsi="Arial"/>
+                <w:rFonts w:ascii="Verdana" w:hAnsi="Verdana"/>
                 <w:b w:val="0"/>
                 <w:sz w:val="16"/>
               </w:rPr>
@@ -1307,7 +1315,7 @@
             <w:r/>
             <w:r>
               <w:rPr>
-                <w:rFonts w:ascii="Arial" w:hAnsi="Arial"/>
+                <w:rFonts w:ascii="Verdana" w:hAnsi="Verdana"/>
                 <w:b w:val="0"/>
                 <w:sz w:val="16"/>
               </w:rPr>
@@ -1323,7 +1331,7 @@
             <w:r/>
             <w:r>
               <w:rPr>
-                <w:rFonts w:ascii="Arial" w:hAnsi="Arial"/>
+                <w:rFonts w:ascii="Verdana" w:hAnsi="Verdana"/>
                 <w:b w:val="0"/>
                 <w:sz w:val="16"/>
               </w:rPr>
@@ -1339,7 +1347,7 @@
             <w:r/>
             <w:r>
               <w:rPr>
-                <w:rFonts w:ascii="Arial" w:hAnsi="Arial"/>
+                <w:rFonts w:ascii="Verdana" w:hAnsi="Verdana"/>
                 <w:b w:val="0"/>
                 <w:sz w:val="16"/>
               </w:rPr>
@@ -1355,7 +1363,7 @@
             <w:r/>
             <w:r>
               <w:rPr>
-                <w:rFonts w:ascii="Arial" w:hAnsi="Arial"/>
+                <w:rFonts w:ascii="Verdana" w:hAnsi="Verdana"/>
                 <w:b w:val="0"/>
                 <w:sz w:val="16"/>
               </w:rPr>
@@ -1364,15 +1372,18 @@
         </w:tc>
       </w:tr>
       <w:tr>
-        <w:tc>
-          <w:tcPr>
-            <w:tcW w:type="dxa" w:w="1514"/>
-          </w:tcPr>
-          <w:p>
-            <w:r/>
-            <w:r>
-              <w:rPr>
-                <w:rFonts w:ascii="Arial" w:hAnsi="Arial"/>
+        <w:trPr>
+          <w:cantSplit/>
+        </w:trPr>
+        <w:tc>
+          <w:tcPr>
+            <w:tcW w:type="dxa" w:w="1514"/>
+          </w:tcPr>
+          <w:p>
+            <w:r/>
+            <w:r>
+              <w:rPr>
+                <w:rFonts w:ascii="Verdana" w:hAnsi="Verdana"/>
                 <w:b w:val="0"/>
                 <w:sz w:val="16"/>
               </w:rPr>
@@ -1388,7 +1399,7 @@
             <w:r/>
             <w:r>
               <w:rPr>
-                <w:rFonts w:ascii="Arial" w:hAnsi="Arial"/>
+                <w:rFonts w:ascii="Verdana" w:hAnsi="Verdana"/>
                 <w:b w:val="0"/>
                 <w:sz w:val="16"/>
               </w:rPr>
@@ -1404,7 +1415,7 @@
             <w:r/>
             <w:r>
               <w:rPr>
-                <w:rFonts w:ascii="Arial" w:hAnsi="Arial"/>
+                <w:rFonts w:ascii="Verdana" w:hAnsi="Verdana"/>
                 <w:b w:val="0"/>
                 <w:sz w:val="16"/>
               </w:rPr>
@@ -1420,7 +1431,7 @@
             <w:r/>
             <w:r>
               <w:rPr>
-                <w:rFonts w:ascii="Arial" w:hAnsi="Arial"/>
+                <w:rFonts w:ascii="Verdana" w:hAnsi="Verdana"/>
                 <w:b w:val="0"/>
                 <w:sz w:val="16"/>
               </w:rPr>
@@ -1436,7 +1447,7 @@
             <w:r/>
             <w:r>
               <w:rPr>
-                <w:rFonts w:ascii="Arial" w:hAnsi="Arial"/>
+                <w:rFonts w:ascii="Verdana" w:hAnsi="Verdana"/>
                 <w:b w:val="0"/>
                 <w:sz w:val="16"/>
               </w:rPr>
@@ -1452,7 +1463,7 @@
             <w:r/>
             <w:r>
               <w:rPr>
-                <w:rFonts w:ascii="Arial" w:hAnsi="Arial"/>
+                <w:rFonts w:ascii="Verdana" w:hAnsi="Verdana"/>
                 <w:b w:val="0"/>
                 <w:sz w:val="16"/>
               </w:rPr>
@@ -1468,7 +1479,7 @@
             <w:r/>
             <w:r>
               <w:rPr>
-                <w:rFonts w:ascii="Arial" w:hAnsi="Arial"/>
+                <w:rFonts w:ascii="Verdana" w:hAnsi="Verdana"/>
                 <w:b w:val="0"/>
                 <w:sz w:val="16"/>
               </w:rPr>
@@ -1484,7 +1495,7 @@
             <w:r/>
             <w:r>
               <w:rPr>
-                <w:rFonts w:ascii="Arial" w:hAnsi="Arial"/>
+                <w:rFonts w:ascii="Verdana" w:hAnsi="Verdana"/>
                 <w:b w:val="0"/>
                 <w:sz w:val="16"/>
               </w:rPr>
@@ -1500,7 +1511,7 @@
             <w:r/>
             <w:r>
               <w:rPr>
-                <w:rFonts w:ascii="Arial" w:hAnsi="Arial"/>
+                <w:rFonts w:ascii="Verdana" w:hAnsi="Verdana"/>
                 <w:b w:val="0"/>
                 <w:sz w:val="16"/>
               </w:rPr>
@@ -1516,7 +1527,7 @@
             <w:r/>
             <w:r>
               <w:rPr>
-                <w:rFonts w:ascii="Arial" w:hAnsi="Arial"/>
+                <w:rFonts w:ascii="Verdana" w:hAnsi="Verdana"/>
                 <w:b w:val="0"/>
                 <w:sz w:val="16"/>
               </w:rPr>
@@ -1525,15 +1536,18 @@
         </w:tc>
       </w:tr>
       <w:tr>
-        <w:tc>
-          <w:tcPr>
-            <w:tcW w:type="dxa" w:w="1514"/>
-          </w:tcPr>
-          <w:p>
-            <w:r/>
-            <w:r>
-              <w:rPr>
-                <w:rFonts w:ascii="Arial" w:hAnsi="Arial"/>
+        <w:trPr>
+          <w:cantSplit/>
+        </w:trPr>
+        <w:tc>
+          <w:tcPr>
+            <w:tcW w:type="dxa" w:w="1514"/>
+          </w:tcPr>
+          <w:p>
+            <w:r/>
+            <w:r>
+              <w:rPr>
+                <w:rFonts w:ascii="Verdana" w:hAnsi="Verdana"/>
                 <w:b w:val="0"/>
                 <w:sz w:val="16"/>
               </w:rPr>
@@ -1549,7 +1563,7 @@
             <w:r/>
             <w:r>
               <w:rPr>
-                <w:rFonts w:ascii="Arial" w:hAnsi="Arial"/>
+                <w:rFonts w:ascii="Verdana" w:hAnsi="Verdana"/>
                 <w:b w:val="0"/>
                 <w:sz w:val="16"/>
               </w:rPr>
@@ -1565,7 +1579,7 @@
             <w:r/>
             <w:r>
               <w:rPr>
-                <w:rFonts w:ascii="Arial" w:hAnsi="Arial"/>
+                <w:rFonts w:ascii="Verdana" w:hAnsi="Verdana"/>
                 <w:b w:val="0"/>
                 <w:sz w:val="16"/>
               </w:rPr>
@@ -1581,7 +1595,7 @@
             <w:r/>
             <w:r>
               <w:rPr>
-                <w:rFonts w:ascii="Arial" w:hAnsi="Arial"/>
+                <w:rFonts w:ascii="Verdana" w:hAnsi="Verdana"/>
                 <w:b w:val="0"/>
                 <w:sz w:val="16"/>
               </w:rPr>
@@ -1597,7 +1611,7 @@
             <w:r/>
             <w:r>
               <w:rPr>
-                <w:rFonts w:ascii="Arial" w:hAnsi="Arial"/>
+                <w:rFonts w:ascii="Verdana" w:hAnsi="Verdana"/>
                 <w:b w:val="0"/>
                 <w:sz w:val="16"/>
               </w:rPr>
@@ -1613,7 +1627,7 @@
             <w:r/>
             <w:r>
               <w:rPr>
-                <w:rFonts w:ascii="Arial" w:hAnsi="Arial"/>
+                <w:rFonts w:ascii="Verdana" w:hAnsi="Verdana"/>
                 <w:b w:val="0"/>
                 <w:sz w:val="16"/>
               </w:rPr>
@@ -1629,7 +1643,7 @@
             <w:r/>
             <w:r>
               <w:rPr>
-                <w:rFonts w:ascii="Arial" w:hAnsi="Arial"/>
+                <w:rFonts w:ascii="Verdana" w:hAnsi="Verdana"/>
                 <w:b w:val="0"/>
                 <w:sz w:val="16"/>
               </w:rPr>
@@ -1645,7 +1659,7 @@
             <w:r/>
             <w:r>
               <w:rPr>
-                <w:rFonts w:ascii="Arial" w:hAnsi="Arial"/>
+                <w:rFonts w:ascii="Verdana" w:hAnsi="Verdana"/>
                 <w:b w:val="0"/>
                 <w:sz w:val="16"/>
               </w:rPr>
@@ -1661,7 +1675,7 @@
             <w:r/>
             <w:r>
               <w:rPr>
-                <w:rFonts w:ascii="Arial" w:hAnsi="Arial"/>
+                <w:rFonts w:ascii="Verdana" w:hAnsi="Verdana"/>
                 <w:b w:val="0"/>
                 <w:sz w:val="16"/>
               </w:rPr>
@@ -1677,7 +1691,7 @@
             <w:r/>
             <w:r>
               <w:rPr>
-                <w:rFonts w:ascii="Arial" w:hAnsi="Arial"/>
+                <w:rFonts w:ascii="Verdana" w:hAnsi="Verdana"/>
                 <w:b w:val="0"/>
                 <w:sz w:val="16"/>
               </w:rPr>
@@ -1686,15 +1700,18 @@
         </w:tc>
       </w:tr>
       <w:tr>
-        <w:tc>
-          <w:tcPr>
-            <w:tcW w:type="dxa" w:w="1514"/>
-          </w:tcPr>
-          <w:p>
-            <w:r/>
-            <w:r>
-              <w:rPr>
-                <w:rFonts w:ascii="Arial" w:hAnsi="Arial"/>
+        <w:trPr>
+          <w:cantSplit/>
+        </w:trPr>
+        <w:tc>
+          <w:tcPr>
+            <w:tcW w:type="dxa" w:w="1514"/>
+          </w:tcPr>
+          <w:p>
+            <w:r/>
+            <w:r>
+              <w:rPr>
+                <w:rFonts w:ascii="Verdana" w:hAnsi="Verdana"/>
                 <w:b w:val="0"/>
                 <w:sz w:val="16"/>
               </w:rPr>
@@ -1710,7 +1727,7 @@
             <w:r/>
             <w:r>
               <w:rPr>
-                <w:rFonts w:ascii="Arial" w:hAnsi="Arial"/>
+                <w:rFonts w:ascii="Verdana" w:hAnsi="Verdana"/>
                 <w:b w:val="0"/>
                 <w:sz w:val="16"/>
               </w:rPr>
@@ -1726,7 +1743,7 @@
             <w:r/>
             <w:r>
               <w:rPr>
-                <w:rFonts w:ascii="Arial" w:hAnsi="Arial"/>
+                <w:rFonts w:ascii="Verdana" w:hAnsi="Verdana"/>
                 <w:b w:val="0"/>
                 <w:sz w:val="16"/>
               </w:rPr>
@@ -1742,7 +1759,7 @@
             <w:r/>
             <w:r>
               <w:rPr>
-                <w:rFonts w:ascii="Arial" w:hAnsi="Arial"/>
+                <w:rFonts w:ascii="Verdana" w:hAnsi="Verdana"/>
                 <w:b w:val="0"/>
                 <w:sz w:val="16"/>
               </w:rPr>
@@ -1758,7 +1775,7 @@
             <w:r/>
             <w:r>
               <w:rPr>
-                <w:rFonts w:ascii="Arial" w:hAnsi="Arial"/>
+                <w:rFonts w:ascii="Verdana" w:hAnsi="Verdana"/>
                 <w:b w:val="0"/>
                 <w:sz w:val="16"/>
               </w:rPr>
@@ -1774,7 +1791,7 @@
             <w:r/>
             <w:r>
               <w:rPr>
-                <w:rFonts w:ascii="Arial" w:hAnsi="Arial"/>
+                <w:rFonts w:ascii="Verdana" w:hAnsi="Verdana"/>
                 <w:b w:val="0"/>
                 <w:sz w:val="16"/>
               </w:rPr>
@@ -1790,7 +1807,7 @@
             <w:r/>
             <w:r>
               <w:rPr>
-                <w:rFonts w:ascii="Arial" w:hAnsi="Arial"/>
+                <w:rFonts w:ascii="Verdana" w:hAnsi="Verdana"/>
                 <w:b w:val="0"/>
                 <w:sz w:val="16"/>
               </w:rPr>
@@ -1806,7 +1823,7 @@
             <w:r/>
             <w:r>
               <w:rPr>
-                <w:rFonts w:ascii="Arial" w:hAnsi="Arial"/>
+                <w:rFonts w:ascii="Verdana" w:hAnsi="Verdana"/>
                 <w:b w:val="0"/>
                 <w:sz w:val="16"/>
               </w:rPr>
@@ -1822,7 +1839,7 @@
             <w:r/>
             <w:r>
               <w:rPr>
-                <w:rFonts w:ascii="Arial" w:hAnsi="Arial"/>
+                <w:rFonts w:ascii="Verdana" w:hAnsi="Verdana"/>
                 <w:b w:val="0"/>
                 <w:sz w:val="16"/>
               </w:rPr>
@@ -1838,7 +1855,7 @@
             <w:r/>
             <w:r>
               <w:rPr>
-                <w:rFonts w:ascii="Arial" w:hAnsi="Arial"/>
+                <w:rFonts w:ascii="Verdana" w:hAnsi="Verdana"/>
                 <w:b w:val="0"/>
                 <w:sz w:val="16"/>
               </w:rPr>
@@ -1847,15 +1864,18 @@
         </w:tc>
       </w:tr>
       <w:tr>
-        <w:tc>
-          <w:tcPr>
-            <w:tcW w:type="dxa" w:w="1514"/>
-          </w:tcPr>
-          <w:p>
-            <w:r/>
-            <w:r>
-              <w:rPr>
-                <w:rFonts w:ascii="Arial" w:hAnsi="Arial"/>
+        <w:trPr>
+          <w:cantSplit/>
+        </w:trPr>
+        <w:tc>
+          <w:tcPr>
+            <w:tcW w:type="dxa" w:w="1514"/>
+          </w:tcPr>
+          <w:p>
+            <w:r/>
+            <w:r>
+              <w:rPr>
+                <w:rFonts w:ascii="Verdana" w:hAnsi="Verdana"/>
                 <w:b w:val="0"/>
                 <w:sz w:val="16"/>
               </w:rPr>
@@ -1871,7 +1891,7 @@
             <w:r/>
             <w:r>
               <w:rPr>
-                <w:rFonts w:ascii="Arial" w:hAnsi="Arial"/>
+                <w:rFonts w:ascii="Verdana" w:hAnsi="Verdana"/>
                 <w:b w:val="0"/>
                 <w:sz w:val="16"/>
               </w:rPr>
@@ -1887,7 +1907,7 @@
             <w:r/>
             <w:r>
               <w:rPr>
-                <w:rFonts w:ascii="Arial" w:hAnsi="Arial"/>
+                <w:rFonts w:ascii="Verdana" w:hAnsi="Verdana"/>
                 <w:b w:val="0"/>
                 <w:sz w:val="16"/>
               </w:rPr>
@@ -1903,7 +1923,7 @@
             <w:r/>
             <w:r>
               <w:rPr>
-                <w:rFonts w:ascii="Arial" w:hAnsi="Arial"/>
+                <w:rFonts w:ascii="Verdana" w:hAnsi="Verdana"/>
                 <w:b w:val="0"/>
                 <w:sz w:val="16"/>
               </w:rPr>
@@ -1919,7 +1939,7 @@
             <w:r/>
             <w:r>
               <w:rPr>
-                <w:rFonts w:ascii="Arial" w:hAnsi="Arial"/>
+                <w:rFonts w:ascii="Verdana" w:hAnsi="Verdana"/>
                 <w:b w:val="0"/>
                 <w:sz w:val="16"/>
               </w:rPr>
@@ -1935,7 +1955,7 @@
             <w:r/>
             <w:r>
               <w:rPr>
-                <w:rFonts w:ascii="Arial" w:hAnsi="Arial"/>
+                <w:rFonts w:ascii="Verdana" w:hAnsi="Verdana"/>
                 <w:b w:val="0"/>
                 <w:sz w:val="16"/>
               </w:rPr>
@@ -1951,7 +1971,7 @@
             <w:r/>
             <w:r>
               <w:rPr>
-                <w:rFonts w:ascii="Arial" w:hAnsi="Arial"/>
+                <w:rFonts w:ascii="Verdana" w:hAnsi="Verdana"/>
                 <w:b w:val="0"/>
                 <w:sz w:val="16"/>
               </w:rPr>
@@ -1967,7 +1987,7 @@
             <w:r/>
             <w:r>
               <w:rPr>
-                <w:rFonts w:ascii="Arial" w:hAnsi="Arial"/>
+                <w:rFonts w:ascii="Verdana" w:hAnsi="Verdana"/>
                 <w:b w:val="0"/>
                 <w:sz w:val="16"/>
               </w:rPr>
@@ -1983,7 +2003,7 @@
             <w:r/>
             <w:r>
               <w:rPr>
-                <w:rFonts w:ascii="Arial" w:hAnsi="Arial"/>
+                <w:rFonts w:ascii="Verdana" w:hAnsi="Verdana"/>
                 <w:b w:val="0"/>
                 <w:sz w:val="16"/>
               </w:rPr>
@@ -1999,7 +2019,7 @@
             <w:r/>
             <w:r>
               <w:rPr>
-                <w:rFonts w:ascii="Arial" w:hAnsi="Arial"/>
+                <w:rFonts w:ascii="Verdana" w:hAnsi="Verdana"/>
                 <w:b w:val="0"/>
                 <w:sz w:val="16"/>
               </w:rPr>
@@ -2008,15 +2028,18 @@
         </w:tc>
       </w:tr>
       <w:tr>
-        <w:tc>
-          <w:tcPr>
-            <w:tcW w:type="dxa" w:w="1514"/>
-          </w:tcPr>
-          <w:p>
-            <w:r/>
-            <w:r>
-              <w:rPr>
-                <w:rFonts w:ascii="Arial" w:hAnsi="Arial"/>
+        <w:trPr>
+          <w:cantSplit/>
+        </w:trPr>
+        <w:tc>
+          <w:tcPr>
+            <w:tcW w:type="dxa" w:w="1514"/>
+          </w:tcPr>
+          <w:p>
+            <w:r/>
+            <w:r>
+              <w:rPr>
+                <w:rFonts w:ascii="Verdana" w:hAnsi="Verdana"/>
                 <w:b w:val="0"/>
                 <w:sz w:val="16"/>
               </w:rPr>
@@ -2032,7 +2055,7 @@
             <w:r/>
             <w:r>
               <w:rPr>
-                <w:rFonts w:ascii="Arial" w:hAnsi="Arial"/>
+                <w:rFonts w:ascii="Verdana" w:hAnsi="Verdana"/>
                 <w:b w:val="0"/>
                 <w:sz w:val="16"/>
               </w:rPr>
@@ -2048,7 +2071,7 @@
             <w:r/>
             <w:r>
               <w:rPr>
-                <w:rFonts w:ascii="Arial" w:hAnsi="Arial"/>
+                <w:rFonts w:ascii="Verdana" w:hAnsi="Verdana"/>
                 <w:b w:val="0"/>
                 <w:sz w:val="16"/>
               </w:rPr>
@@ -2064,7 +2087,7 @@
             <w:r/>
             <w:r>
               <w:rPr>
-                <w:rFonts w:ascii="Arial" w:hAnsi="Arial"/>
+                <w:rFonts w:ascii="Verdana" w:hAnsi="Verdana"/>
                 <w:b w:val="0"/>
                 <w:sz w:val="16"/>
               </w:rPr>
@@ -2080,7 +2103,7 @@
             <w:r/>
             <w:r>
               <w:rPr>
-                <w:rFonts w:ascii="Arial" w:hAnsi="Arial"/>
+                <w:rFonts w:ascii="Verdana" w:hAnsi="Verdana"/>
                 <w:b w:val="0"/>
                 <w:sz w:val="16"/>
               </w:rPr>
@@ -2096,7 +2119,7 @@
             <w:r/>
             <w:r>
               <w:rPr>
-                <w:rFonts w:ascii="Arial" w:hAnsi="Arial"/>
+                <w:rFonts w:ascii="Verdana" w:hAnsi="Verdana"/>
                 <w:b w:val="0"/>
                 <w:sz w:val="16"/>
               </w:rPr>
@@ -2112,7 +2135,7 @@
             <w:r/>
             <w:r>
               <w:rPr>
-                <w:rFonts w:ascii="Arial" w:hAnsi="Arial"/>
+                <w:rFonts w:ascii="Verdana" w:hAnsi="Verdana"/>
                 <w:b w:val="0"/>
                 <w:sz w:val="16"/>
               </w:rPr>
@@ -2128,7 +2151,7 @@
             <w:r/>
             <w:r>
               <w:rPr>
-                <w:rFonts w:ascii="Arial" w:hAnsi="Arial"/>
+                <w:rFonts w:ascii="Verdana" w:hAnsi="Verdana"/>
                 <w:b w:val="0"/>
                 <w:sz w:val="16"/>
               </w:rPr>
@@ -2144,7 +2167,7 @@
             <w:r/>
             <w:r>
               <w:rPr>
-                <w:rFonts w:ascii="Arial" w:hAnsi="Arial"/>
+                <w:rFonts w:ascii="Verdana" w:hAnsi="Verdana"/>
                 <w:b w:val="0"/>
                 <w:sz w:val="16"/>
               </w:rPr>
@@ -2160,7 +2183,7 @@
             <w:r/>
             <w:r>
               <w:rPr>
-                <w:rFonts w:ascii="Arial" w:hAnsi="Arial"/>
+                <w:rFonts w:ascii="Verdana" w:hAnsi="Verdana"/>
                 <w:b w:val="0"/>
                 <w:sz w:val="16"/>
               </w:rPr>
@@ -2169,15 +2192,18 @@
         </w:tc>
       </w:tr>
       <w:tr>
-        <w:tc>
-          <w:tcPr>
-            <w:tcW w:type="dxa" w:w="1514"/>
-          </w:tcPr>
-          <w:p>
-            <w:r/>
-            <w:r>
-              <w:rPr>
-                <w:rFonts w:ascii="Arial" w:hAnsi="Arial"/>
+        <w:trPr>
+          <w:cantSplit/>
+        </w:trPr>
+        <w:tc>
+          <w:tcPr>
+            <w:tcW w:type="dxa" w:w="1514"/>
+          </w:tcPr>
+          <w:p>
+            <w:r/>
+            <w:r>
+              <w:rPr>
+                <w:rFonts w:ascii="Verdana" w:hAnsi="Verdana"/>
                 <w:b w:val="0"/>
                 <w:sz w:val="16"/>
               </w:rPr>
@@ -2193,7 +2219,7 @@
             <w:r/>
             <w:r>
               <w:rPr>
-                <w:rFonts w:ascii="Arial" w:hAnsi="Arial"/>
+                <w:rFonts w:ascii="Verdana" w:hAnsi="Verdana"/>
                 <w:b w:val="0"/>
                 <w:sz w:val="16"/>
               </w:rPr>
@@ -2209,7 +2235,7 @@
             <w:r/>
             <w:r>
               <w:rPr>
-                <w:rFonts w:ascii="Arial" w:hAnsi="Arial"/>
+                <w:rFonts w:ascii="Verdana" w:hAnsi="Verdana"/>
                 <w:b w:val="0"/>
                 <w:sz w:val="16"/>
               </w:rPr>
@@ -2225,7 +2251,7 @@
             <w:r/>
             <w:r>
               <w:rPr>
-                <w:rFonts w:ascii="Arial" w:hAnsi="Arial"/>
+                <w:rFonts w:ascii="Verdana" w:hAnsi="Verdana"/>
                 <w:b w:val="0"/>
                 <w:sz w:val="16"/>
               </w:rPr>
@@ -2241,7 +2267,7 @@
             <w:r/>
             <w:r>
               <w:rPr>
-                <w:rFonts w:ascii="Arial" w:hAnsi="Arial"/>
+                <w:rFonts w:ascii="Verdana" w:hAnsi="Verdana"/>
                 <w:b w:val="0"/>
                 <w:sz w:val="16"/>
               </w:rPr>
@@ -2257,7 +2283,7 @@
             <w:r/>
             <w:r>
               <w:rPr>
-                <w:rFonts w:ascii="Arial" w:hAnsi="Arial"/>
+                <w:rFonts w:ascii="Verdana" w:hAnsi="Verdana"/>
                 <w:b w:val="0"/>
                 <w:sz w:val="16"/>
               </w:rPr>
@@ -2273,7 +2299,7 @@
             <w:r/>
             <w:r>
               <w:rPr>
-                <w:rFonts w:ascii="Arial" w:hAnsi="Arial"/>
+                <w:rFonts w:ascii="Verdana" w:hAnsi="Verdana"/>
                 <w:b w:val="0"/>
                 <w:sz w:val="16"/>
               </w:rPr>
@@ -2289,7 +2315,7 @@
             <w:r/>
             <w:r>
               <w:rPr>
-                <w:rFonts w:ascii="Arial" w:hAnsi="Arial"/>
+                <w:rFonts w:ascii="Verdana" w:hAnsi="Verdana"/>
                 <w:b w:val="0"/>
                 <w:sz w:val="16"/>
               </w:rPr>
@@ -2305,7 +2331,7 @@
             <w:r/>
             <w:r>
               <w:rPr>
-                <w:rFonts w:ascii="Arial" w:hAnsi="Arial"/>
+                <w:rFonts w:ascii="Verdana" w:hAnsi="Verdana"/>
                 <w:b w:val="0"/>
                 <w:sz w:val="16"/>
               </w:rPr>
@@ -2321,7 +2347,7 @@
             <w:r/>
             <w:r>
               <w:rPr>
-                <w:rFonts w:ascii="Arial" w:hAnsi="Arial"/>
+                <w:rFonts w:ascii="Verdana" w:hAnsi="Verdana"/>
                 <w:b w:val="0"/>
                 <w:sz w:val="16"/>
               </w:rPr>
@@ -2330,15 +2356,18 @@
         </w:tc>
       </w:tr>
       <w:tr>
-        <w:tc>
-          <w:tcPr>
-            <w:tcW w:type="dxa" w:w="1514"/>
-          </w:tcPr>
-          <w:p>
-            <w:r/>
-            <w:r>
-              <w:rPr>
-                <w:rFonts w:ascii="Arial" w:hAnsi="Arial"/>
+        <w:trPr>
+          <w:cantSplit/>
+        </w:trPr>
+        <w:tc>
+          <w:tcPr>
+            <w:tcW w:type="dxa" w:w="1514"/>
+          </w:tcPr>
+          <w:p>
+            <w:r/>
+            <w:r>
+              <w:rPr>
+                <w:rFonts w:ascii="Verdana" w:hAnsi="Verdana"/>
                 <w:b w:val="0"/>
                 <w:sz w:val="16"/>
               </w:rPr>
@@ -2354,7 +2383,7 @@
             <w:r/>
             <w:r>
               <w:rPr>
-                <w:rFonts w:ascii="Arial" w:hAnsi="Arial"/>
+                <w:rFonts w:ascii="Verdana" w:hAnsi="Verdana"/>
                 <w:b w:val="0"/>
                 <w:sz w:val="16"/>
               </w:rPr>
@@ -2370,7 +2399,7 @@
             <w:r/>
             <w:r>
               <w:rPr>
-                <w:rFonts w:ascii="Arial" w:hAnsi="Arial"/>
+                <w:rFonts w:ascii="Verdana" w:hAnsi="Verdana"/>
                 <w:b w:val="0"/>
                 <w:sz w:val="16"/>
               </w:rPr>
@@ -2386,7 +2415,7 @@
             <w:r/>
             <w:r>
               <w:rPr>
-                <w:rFonts w:ascii="Arial" w:hAnsi="Arial"/>
+                <w:rFonts w:ascii="Verdana" w:hAnsi="Verdana"/>
                 <w:b w:val="0"/>
                 <w:sz w:val="16"/>
               </w:rPr>
@@ -2402,7 +2431,7 @@
             <w:r/>
             <w:r>
               <w:rPr>
-                <w:rFonts w:ascii="Arial" w:hAnsi="Arial"/>
+                <w:rFonts w:ascii="Verdana" w:hAnsi="Verdana"/>
                 <w:b w:val="0"/>
                 <w:sz w:val="16"/>
               </w:rPr>
@@ -2418,7 +2447,7 @@
             <w:r/>
             <w:r>
               <w:rPr>
-                <w:rFonts w:ascii="Arial" w:hAnsi="Arial"/>
+                <w:rFonts w:ascii="Verdana" w:hAnsi="Verdana"/>
                 <w:b w:val="0"/>
                 <w:sz w:val="16"/>
               </w:rPr>
@@ -2434,7 +2463,7 @@
             <w:r/>
             <w:r>
               <w:rPr>
-                <w:rFonts w:ascii="Arial" w:hAnsi="Arial"/>
+                <w:rFonts w:ascii="Verdana" w:hAnsi="Verdana"/>
                 <w:b w:val="0"/>
                 <w:sz w:val="16"/>
               </w:rPr>
@@ -2450,7 +2479,7 @@
             <w:r/>
             <w:r>
               <w:rPr>
-                <w:rFonts w:ascii="Arial" w:hAnsi="Arial"/>
+                <w:rFonts w:ascii="Verdana" w:hAnsi="Verdana"/>
                 <w:b w:val="0"/>
                 <w:sz w:val="16"/>
               </w:rPr>
@@ -2466,7 +2495,7 @@
             <w:r/>
             <w:r>
               <w:rPr>
-                <w:rFonts w:ascii="Arial" w:hAnsi="Arial"/>
+                <w:rFonts w:ascii="Verdana" w:hAnsi="Verdana"/>
                 <w:b w:val="0"/>
                 <w:sz w:val="16"/>
               </w:rPr>
@@ -2482,7 +2511,7 @@
             <w:r/>
             <w:r>
               <w:rPr>
-                <w:rFonts w:ascii="Arial" w:hAnsi="Arial"/>
+                <w:rFonts w:ascii="Verdana" w:hAnsi="Verdana"/>
                 <w:b w:val="0"/>
                 <w:sz w:val="16"/>
               </w:rPr>
@@ -2491,15 +2520,18 @@
         </w:tc>
       </w:tr>
       <w:tr>
-        <w:tc>
-          <w:tcPr>
-            <w:tcW w:type="dxa" w:w="1514"/>
-          </w:tcPr>
-          <w:p>
-            <w:r/>
-            <w:r>
-              <w:rPr>
-                <w:rFonts w:ascii="Arial" w:hAnsi="Arial"/>
+        <w:trPr>
+          <w:cantSplit/>
+        </w:trPr>
+        <w:tc>
+          <w:tcPr>
+            <w:tcW w:type="dxa" w:w="1514"/>
+          </w:tcPr>
+          <w:p>
+            <w:r/>
+            <w:r>
+              <w:rPr>
+                <w:rFonts w:ascii="Verdana" w:hAnsi="Verdana"/>
                 <w:b w:val="0"/>
                 <w:sz w:val="16"/>
               </w:rPr>
@@ -2515,7 +2547,7 @@
             <w:r/>
             <w:r>
               <w:rPr>
-                <w:rFonts w:ascii="Arial" w:hAnsi="Arial"/>
+                <w:rFonts w:ascii="Verdana" w:hAnsi="Verdana"/>
                 <w:b w:val="0"/>
                 <w:sz w:val="16"/>
               </w:rPr>
@@ -2531,7 +2563,7 @@
             <w:r/>
             <w:r>
               <w:rPr>
-                <w:rFonts w:ascii="Arial" w:hAnsi="Arial"/>
+                <w:rFonts w:ascii="Verdana" w:hAnsi="Verdana"/>
                 <w:b w:val="0"/>
                 <w:sz w:val="16"/>
               </w:rPr>
@@ -2547,7 +2579,7 @@
             <w:r/>
             <w:r>
               <w:rPr>
-                <w:rFonts w:ascii="Arial" w:hAnsi="Arial"/>
+                <w:rFonts w:ascii="Verdana" w:hAnsi="Verdana"/>
                 <w:b w:val="0"/>
                 <w:sz w:val="16"/>
               </w:rPr>
@@ -2563,7 +2595,7 @@
             <w:r/>
             <w:r>
               <w:rPr>
-                <w:rFonts w:ascii="Arial" w:hAnsi="Arial"/>
+                <w:rFonts w:ascii="Verdana" w:hAnsi="Verdana"/>
                 <w:b w:val="0"/>
                 <w:sz w:val="16"/>
               </w:rPr>
@@ -2579,7 +2611,7 @@
             <w:r/>
             <w:r>
               <w:rPr>
-                <w:rFonts w:ascii="Arial" w:hAnsi="Arial"/>
+                <w:rFonts w:ascii="Verdana" w:hAnsi="Verdana"/>
                 <w:b w:val="0"/>
                 <w:sz w:val="16"/>
               </w:rPr>
@@ -2595,7 +2627,7 @@
             <w:r/>
             <w:r>
               <w:rPr>
-                <w:rFonts w:ascii="Arial" w:hAnsi="Arial"/>
+                <w:rFonts w:ascii="Verdana" w:hAnsi="Verdana"/>
                 <w:b w:val="0"/>
                 <w:sz w:val="16"/>
               </w:rPr>
@@ -2611,7 +2643,7 @@
             <w:r/>
             <w:r>
               <w:rPr>
-                <w:rFonts w:ascii="Arial" w:hAnsi="Arial"/>
+                <w:rFonts w:ascii="Verdana" w:hAnsi="Verdana"/>
                 <w:b w:val="0"/>
                 <w:sz w:val="16"/>
               </w:rPr>
@@ -2627,7 +2659,7 @@
             <w:r/>
             <w:r>
               <w:rPr>
-                <w:rFonts w:ascii="Arial" w:hAnsi="Arial"/>
+                <w:rFonts w:ascii="Verdana" w:hAnsi="Verdana"/>
                 <w:b w:val="0"/>
                 <w:sz w:val="16"/>
               </w:rPr>
@@ -2643,7 +2675,7 @@
             <w:r/>
             <w:r>
               <w:rPr>
-                <w:rFonts w:ascii="Arial" w:hAnsi="Arial"/>
+                <w:rFonts w:ascii="Verdana" w:hAnsi="Verdana"/>
                 <w:b w:val="0"/>
                 <w:sz w:val="16"/>
               </w:rPr>
@@ -2652,15 +2684,18 @@
         </w:tc>
       </w:tr>
       <w:tr>
-        <w:tc>
-          <w:tcPr>
-            <w:tcW w:type="dxa" w:w="1514"/>
-          </w:tcPr>
-          <w:p>
-            <w:r/>
-            <w:r>
-              <w:rPr>
-                <w:rFonts w:ascii="Arial" w:hAnsi="Arial"/>
+        <w:trPr>
+          <w:cantSplit/>
+        </w:trPr>
+        <w:tc>
+          <w:tcPr>
+            <w:tcW w:type="dxa" w:w="1514"/>
+          </w:tcPr>
+          <w:p>
+            <w:r/>
+            <w:r>
+              <w:rPr>
+                <w:rFonts w:ascii="Verdana" w:hAnsi="Verdana"/>
                 <w:b w:val="0"/>
                 <w:sz w:val="16"/>
               </w:rPr>
@@ -2676,7 +2711,7 @@
             <w:r/>
             <w:r>
               <w:rPr>
-                <w:rFonts w:ascii="Arial" w:hAnsi="Arial"/>
+                <w:rFonts w:ascii="Verdana" w:hAnsi="Verdana"/>
                 <w:b w:val="0"/>
                 <w:sz w:val="16"/>
               </w:rPr>
@@ -2692,7 +2727,7 @@
             <w:r/>
             <w:r>
               <w:rPr>
-                <w:rFonts w:ascii="Arial" w:hAnsi="Arial"/>
+                <w:rFonts w:ascii="Verdana" w:hAnsi="Verdana"/>
                 <w:b w:val="0"/>
                 <w:sz w:val="16"/>
               </w:rPr>
@@ -2708,7 +2743,7 @@
             <w:r/>
             <w:r>
               <w:rPr>
-                <w:rFonts w:ascii="Arial" w:hAnsi="Arial"/>
+                <w:rFonts w:ascii="Verdana" w:hAnsi="Verdana"/>
                 <w:b w:val="0"/>
                 <w:sz w:val="16"/>
               </w:rPr>
@@ -2724,7 +2759,7 @@
             <w:r/>
             <w:r>
               <w:rPr>
-                <w:rFonts w:ascii="Arial" w:hAnsi="Arial"/>
+                <w:rFonts w:ascii="Verdana" w:hAnsi="Verdana"/>
                 <w:b w:val="0"/>
                 <w:sz w:val="16"/>
               </w:rPr>
@@ -2740,7 +2775,7 @@
             <w:r/>
             <w:r>
               <w:rPr>
-                <w:rFonts w:ascii="Arial" w:hAnsi="Arial"/>
+                <w:rFonts w:ascii="Verdana" w:hAnsi="Verdana"/>
                 <w:b w:val="0"/>
                 <w:sz w:val="16"/>
               </w:rPr>
@@ -2756,7 +2791,7 @@
             <w:r/>
             <w:r>
               <w:rPr>
-                <w:rFonts w:ascii="Arial" w:hAnsi="Arial"/>
+                <w:rFonts w:ascii="Verdana" w:hAnsi="Verdana"/>
                 <w:b w:val="0"/>
                 <w:sz w:val="16"/>
               </w:rPr>
@@ -2772,7 +2807,7 @@
             <w:r/>
             <w:r>
               <w:rPr>
-                <w:rFonts w:ascii="Arial" w:hAnsi="Arial"/>
+                <w:rFonts w:ascii="Verdana" w:hAnsi="Verdana"/>
                 <w:b w:val="0"/>
                 <w:sz w:val="16"/>
               </w:rPr>
@@ -2788,7 +2823,7 @@
             <w:r/>
             <w:r>
               <w:rPr>
-                <w:rFonts w:ascii="Arial" w:hAnsi="Arial"/>
+                <w:rFonts w:ascii="Verdana" w:hAnsi="Verdana"/>
                 <w:b w:val="0"/>
                 <w:sz w:val="16"/>
               </w:rPr>
@@ -2804,7 +2839,7 @@
             <w:r/>
             <w:r>
               <w:rPr>
-                <w:rFonts w:ascii="Arial" w:hAnsi="Arial"/>
+                <w:rFonts w:ascii="Verdana" w:hAnsi="Verdana"/>
                 <w:b w:val="0"/>
                 <w:sz w:val="16"/>
               </w:rPr>
@@ -2813,15 +2848,18 @@
         </w:tc>
       </w:tr>
       <w:tr>
-        <w:tc>
-          <w:tcPr>
-            <w:tcW w:type="dxa" w:w="1514"/>
-          </w:tcPr>
-          <w:p>
-            <w:r/>
-            <w:r>
-              <w:rPr>
-                <w:rFonts w:ascii="Arial" w:hAnsi="Arial"/>
+        <w:trPr>
+          <w:cantSplit/>
+        </w:trPr>
+        <w:tc>
+          <w:tcPr>
+            <w:tcW w:type="dxa" w:w="1514"/>
+          </w:tcPr>
+          <w:p>
+            <w:r/>
+            <w:r>
+              <w:rPr>
+                <w:rFonts w:ascii="Verdana" w:hAnsi="Verdana"/>
                 <w:b w:val="0"/>
                 <w:sz w:val="16"/>
               </w:rPr>
@@ -2837,7 +2875,7 @@
             <w:r/>
             <w:r>
               <w:rPr>
-                <w:rFonts w:ascii="Arial" w:hAnsi="Arial"/>
+                <w:rFonts w:ascii="Verdana" w:hAnsi="Verdana"/>
                 <w:b w:val="0"/>
                 <w:sz w:val="16"/>
               </w:rPr>
@@ -2853,7 +2891,7 @@
             <w:r/>
             <w:r>
               <w:rPr>
-                <w:rFonts w:ascii="Arial" w:hAnsi="Arial"/>
+                <w:rFonts w:ascii="Verdana" w:hAnsi="Verdana"/>
                 <w:b w:val="0"/>
                 <w:sz w:val="16"/>
               </w:rPr>
@@ -2869,7 +2907,7 @@
             <w:r/>
             <w:r>
               <w:rPr>
-                <w:rFonts w:ascii="Arial" w:hAnsi="Arial"/>
+                <w:rFonts w:ascii="Verdana" w:hAnsi="Verdana"/>
                 <w:b w:val="0"/>
                 <w:sz w:val="16"/>
               </w:rPr>
@@ -2885,7 +2923,7 @@
             <w:r/>
             <w:r>
               <w:rPr>
-                <w:rFonts w:ascii="Arial" w:hAnsi="Arial"/>
+                <w:rFonts w:ascii="Verdana" w:hAnsi="Verdana"/>
                 <w:b w:val="0"/>
                 <w:sz w:val="16"/>
               </w:rPr>
@@ -2901,7 +2939,7 @@
             <w:r/>
             <w:r>
               <w:rPr>
-                <w:rFonts w:ascii="Arial" w:hAnsi="Arial"/>
+                <w:rFonts w:ascii="Verdana" w:hAnsi="Verdana"/>
                 <w:b w:val="0"/>
                 <w:sz w:val="16"/>
               </w:rPr>
@@ -2917,7 +2955,7 @@
             <w:r/>
             <w:r>
               <w:rPr>
-                <w:rFonts w:ascii="Arial" w:hAnsi="Arial"/>
+                <w:rFonts w:ascii="Verdana" w:hAnsi="Verdana"/>
                 <w:b w:val="0"/>
                 <w:sz w:val="16"/>
               </w:rPr>
@@ -2933,7 +2971,7 @@
             <w:r/>
             <w:r>
               <w:rPr>
-                <w:rFonts w:ascii="Arial" w:hAnsi="Arial"/>
+                <w:rFonts w:ascii="Verdana" w:hAnsi="Verdana"/>
                 <w:b w:val="0"/>
                 <w:sz w:val="16"/>
               </w:rPr>
@@ -2949,7 +2987,7 @@
             <w:r/>
             <w:r>
               <w:rPr>
-                <w:rFonts w:ascii="Arial" w:hAnsi="Arial"/>
+                <w:rFonts w:ascii="Verdana" w:hAnsi="Verdana"/>
                 <w:b w:val="0"/>
                 <w:sz w:val="16"/>
               </w:rPr>
@@ -2965,7 +3003,7 @@
             <w:r/>
             <w:r>
               <w:rPr>
-                <w:rFonts w:ascii="Arial" w:hAnsi="Arial"/>
+                <w:rFonts w:ascii="Verdana" w:hAnsi="Verdana"/>
                 <w:b w:val="0"/>
                 <w:sz w:val="16"/>
               </w:rPr>
@@ -2974,15 +3012,18 @@
         </w:tc>
       </w:tr>
       <w:tr>
-        <w:tc>
-          <w:tcPr>
-            <w:tcW w:type="dxa" w:w="1514"/>
-          </w:tcPr>
-          <w:p>
-            <w:r/>
-            <w:r>
-              <w:rPr>
-                <w:rFonts w:ascii="Arial" w:hAnsi="Arial"/>
+        <w:trPr>
+          <w:cantSplit/>
+        </w:trPr>
+        <w:tc>
+          <w:tcPr>
+            <w:tcW w:type="dxa" w:w="1514"/>
+          </w:tcPr>
+          <w:p>
+            <w:r/>
+            <w:r>
+              <w:rPr>
+                <w:rFonts w:ascii="Verdana" w:hAnsi="Verdana"/>
                 <w:b w:val="0"/>
                 <w:sz w:val="16"/>
               </w:rPr>
@@ -2998,7 +3039,7 @@
             <w:r/>
             <w:r>
               <w:rPr>
-                <w:rFonts w:ascii="Arial" w:hAnsi="Arial"/>
+                <w:rFonts w:ascii="Verdana" w:hAnsi="Verdana"/>
                 <w:b w:val="0"/>
                 <w:sz w:val="16"/>
               </w:rPr>
@@ -3014,7 +3055,7 @@
             <w:r/>
             <w:r>
               <w:rPr>
-                <w:rFonts w:ascii="Arial" w:hAnsi="Arial"/>
+                <w:rFonts w:ascii="Verdana" w:hAnsi="Verdana"/>
                 <w:b w:val="0"/>
                 <w:sz w:val="16"/>
               </w:rPr>
@@ -3030,7 +3071,7 @@
             <w:r/>
             <w:r>
               <w:rPr>
-                <w:rFonts w:ascii="Arial" w:hAnsi="Arial"/>
+                <w:rFonts w:ascii="Verdana" w:hAnsi="Verdana"/>
                 <w:b w:val="0"/>
                 <w:sz w:val="16"/>
               </w:rPr>
@@ -3046,7 +3087,7 @@
             <w:r/>
             <w:r>
               <w:rPr>
-                <w:rFonts w:ascii="Arial" w:hAnsi="Arial"/>
+                <w:rFonts w:ascii="Verdana" w:hAnsi="Verdana"/>
                 <w:b w:val="0"/>
                 <w:sz w:val="16"/>
               </w:rPr>
@@ -3062,7 +3103,7 @@
             <w:r/>
             <w:r>
               <w:rPr>
-                <w:rFonts w:ascii="Arial" w:hAnsi="Arial"/>
+                <w:rFonts w:ascii="Verdana" w:hAnsi="Verdana"/>
                 <w:b w:val="0"/>
                 <w:sz w:val="16"/>
               </w:rPr>
@@ -3078,7 +3119,7 @@
             <w:r/>
             <w:r>
               <w:rPr>
-                <w:rFonts w:ascii="Arial" w:hAnsi="Arial"/>
+                <w:rFonts w:ascii="Verdana" w:hAnsi="Verdana"/>
                 <w:b w:val="0"/>
                 <w:sz w:val="16"/>
               </w:rPr>
@@ -3094,7 +3135,7 @@
             <w:r/>
             <w:r>
               <w:rPr>
-                <w:rFonts w:ascii="Arial" w:hAnsi="Arial"/>
+                <w:rFonts w:ascii="Verdana" w:hAnsi="Verdana"/>
                 <w:b w:val="0"/>
                 <w:sz w:val="16"/>
               </w:rPr>
@@ -3110,7 +3151,7 @@
             <w:r/>
             <w:r>
               <w:rPr>
-                <w:rFonts w:ascii="Arial" w:hAnsi="Arial"/>
+                <w:rFonts w:ascii="Verdana" w:hAnsi="Verdana"/>
                 <w:b w:val="0"/>
                 <w:sz w:val="16"/>
               </w:rPr>
@@ -3126,7 +3167,7 @@
             <w:r/>
             <w:r>
               <w:rPr>
-                <w:rFonts w:ascii="Arial" w:hAnsi="Arial"/>
+                <w:rFonts w:ascii="Verdana" w:hAnsi="Verdana"/>
                 <w:b w:val="0"/>
                 <w:sz w:val="16"/>
               </w:rPr>
@@ -3135,15 +3176,18 @@
         </w:tc>
       </w:tr>
       <w:tr>
-        <w:tc>
-          <w:tcPr>
-            <w:tcW w:type="dxa" w:w="1514"/>
-          </w:tcPr>
-          <w:p>
-            <w:r/>
-            <w:r>
-              <w:rPr>
-                <w:rFonts w:ascii="Arial" w:hAnsi="Arial"/>
+        <w:trPr>
+          <w:cantSplit/>
+        </w:trPr>
+        <w:tc>
+          <w:tcPr>
+            <w:tcW w:type="dxa" w:w="1514"/>
+          </w:tcPr>
+          <w:p>
+            <w:r/>
+            <w:r>
+              <w:rPr>
+                <w:rFonts w:ascii="Verdana" w:hAnsi="Verdana"/>
                 <w:b w:val="0"/>
                 <w:sz w:val="16"/>
               </w:rPr>
@@ -3159,7 +3203,7 @@
             <w:r/>
             <w:r>
               <w:rPr>
-                <w:rFonts w:ascii="Arial" w:hAnsi="Arial"/>
+                <w:rFonts w:ascii="Verdana" w:hAnsi="Verdana"/>
                 <w:b w:val="0"/>
                 <w:sz w:val="16"/>
               </w:rPr>
@@ -3175,7 +3219,7 @@
             <w:r/>
             <w:r>
               <w:rPr>
-                <w:rFonts w:ascii="Arial" w:hAnsi="Arial"/>
+                <w:rFonts w:ascii="Verdana" w:hAnsi="Verdana"/>
                 <w:b w:val="0"/>
                 <w:sz w:val="16"/>
               </w:rPr>
@@ -3191,7 +3235,7 @@
             <w:r/>
             <w:r>
               <w:rPr>
-                <w:rFonts w:ascii="Arial" w:hAnsi="Arial"/>
+                <w:rFonts w:ascii="Verdana" w:hAnsi="Verdana"/>
                 <w:b w:val="0"/>
                 <w:sz w:val="16"/>
               </w:rPr>
@@ -3207,7 +3251,7 @@
             <w:r/>
             <w:r>
               <w:rPr>
-                <w:rFonts w:ascii="Arial" w:hAnsi="Arial"/>
+                <w:rFonts w:ascii="Verdana" w:hAnsi="Verdana"/>
                 <w:b w:val="0"/>
                 <w:sz w:val="16"/>
               </w:rPr>
@@ -3223,7 +3267,7 @@
             <w:r/>
             <w:r>
               <w:rPr>
-                <w:rFonts w:ascii="Arial" w:hAnsi="Arial"/>
+                <w:rFonts w:ascii="Verdana" w:hAnsi="Verdana"/>
                 <w:b w:val="0"/>
                 <w:sz w:val="16"/>
               </w:rPr>
@@ -3239,7 +3283,7 @@
             <w:r/>
             <w:r>
               <w:rPr>
-                <w:rFonts w:ascii="Arial" w:hAnsi="Arial"/>
+                <w:rFonts w:ascii="Verdana" w:hAnsi="Verdana"/>
                 <w:b w:val="0"/>
                 <w:sz w:val="16"/>
               </w:rPr>
@@ -3255,7 +3299,7 @@
             <w:r/>
             <w:r>
               <w:rPr>
-                <w:rFonts w:ascii="Arial" w:hAnsi="Arial"/>
+                <w:rFonts w:ascii="Verdana" w:hAnsi="Verdana"/>
                 <w:b w:val="0"/>
                 <w:sz w:val="16"/>
               </w:rPr>
@@ -3271,7 +3315,7 @@
             <w:r/>
             <w:r>
               <w:rPr>
-                <w:rFonts w:ascii="Arial" w:hAnsi="Arial"/>
+                <w:rFonts w:ascii="Verdana" w:hAnsi="Verdana"/>
                 <w:b w:val="0"/>
                 <w:sz w:val="16"/>
               </w:rPr>
@@ -3287,7 +3331,7 @@
             <w:r/>
             <w:r>
               <w:rPr>
-                <w:rFonts w:ascii="Arial" w:hAnsi="Arial"/>
+                <w:rFonts w:ascii="Verdana" w:hAnsi="Verdana"/>
                 <w:b w:val="0"/>
                 <w:sz w:val="16"/>
               </w:rPr>
@@ -3296,15 +3340,18 @@
         </w:tc>
       </w:tr>
       <w:tr>
-        <w:tc>
-          <w:tcPr>
-            <w:tcW w:type="dxa" w:w="1514"/>
-          </w:tcPr>
-          <w:p>
-            <w:r/>
-            <w:r>
-              <w:rPr>
-                <w:rFonts w:ascii="Arial" w:hAnsi="Arial"/>
+        <w:trPr>
+          <w:cantSplit/>
+        </w:trPr>
+        <w:tc>
+          <w:tcPr>
+            <w:tcW w:type="dxa" w:w="1514"/>
+          </w:tcPr>
+          <w:p>
+            <w:r/>
+            <w:r>
+              <w:rPr>
+                <w:rFonts w:ascii="Verdana" w:hAnsi="Verdana"/>
                 <w:b w:val="0"/>
                 <w:sz w:val="16"/>
               </w:rPr>
@@ -3320,7 +3367,7 @@
             <w:r/>
             <w:r>
               <w:rPr>
-                <w:rFonts w:ascii="Arial" w:hAnsi="Arial"/>
+                <w:rFonts w:ascii="Verdana" w:hAnsi="Verdana"/>
                 <w:b w:val="0"/>
                 <w:sz w:val="16"/>
               </w:rPr>
@@ -3336,7 +3383,7 @@
             <w:r/>
             <w:r>
               <w:rPr>
-                <w:rFonts w:ascii="Arial" w:hAnsi="Arial"/>
+                <w:rFonts w:ascii="Verdana" w:hAnsi="Verdana"/>
                 <w:b w:val="0"/>
                 <w:sz w:val="16"/>
               </w:rPr>
@@ -3352,7 +3399,7 @@
             <w:r/>
             <w:r>
               <w:rPr>
-                <w:rFonts w:ascii="Arial" w:hAnsi="Arial"/>
+                <w:rFonts w:ascii="Verdana" w:hAnsi="Verdana"/>
                 <w:b w:val="0"/>
                 <w:sz w:val="16"/>
               </w:rPr>
@@ -3368,7 +3415,7 @@
             <w:r/>
             <w:r>
               <w:rPr>
-                <w:rFonts w:ascii="Arial" w:hAnsi="Arial"/>
+                <w:rFonts w:ascii="Verdana" w:hAnsi="Verdana"/>
                 <w:b w:val="0"/>
                 <w:sz w:val="16"/>
               </w:rPr>
@@ -3384,7 +3431,7 @@
             <w:r/>
             <w:r>
               <w:rPr>
-                <w:rFonts w:ascii="Arial" w:hAnsi="Arial"/>
+                <w:rFonts w:ascii="Verdana" w:hAnsi="Verdana"/>
                 <w:b w:val="0"/>
                 <w:sz w:val="16"/>
               </w:rPr>
@@ -3400,7 +3447,7 @@
             <w:r/>
             <w:r>
               <w:rPr>
-                <w:rFonts w:ascii="Arial" w:hAnsi="Arial"/>
+                <w:rFonts w:ascii="Verdana" w:hAnsi="Verdana"/>
                 <w:b w:val="0"/>
                 <w:sz w:val="16"/>
               </w:rPr>
@@ -3416,7 +3463,7 @@
             <w:r/>
             <w:r>
               <w:rPr>
-                <w:rFonts w:ascii="Arial" w:hAnsi="Arial"/>
+                <w:rFonts w:ascii="Verdana" w:hAnsi="Verdana"/>
                 <w:b w:val="0"/>
                 <w:sz w:val="16"/>
               </w:rPr>
@@ -3432,7 +3479,7 @@
             <w:r/>
             <w:r>
               <w:rPr>
-                <w:rFonts w:ascii="Arial" w:hAnsi="Arial"/>
+                <w:rFonts w:ascii="Verdana" w:hAnsi="Verdana"/>
                 <w:b w:val="0"/>
                 <w:sz w:val="16"/>
               </w:rPr>
@@ -3448,7 +3495,7 @@
             <w:r/>
             <w:r>
               <w:rPr>
-                <w:rFonts w:ascii="Arial" w:hAnsi="Arial"/>
+                <w:rFonts w:ascii="Verdana" w:hAnsi="Verdana"/>
                 <w:b w:val="0"/>
                 <w:sz w:val="16"/>
               </w:rPr>
@@ -3457,15 +3504,18 @@
         </w:tc>
       </w:tr>
       <w:tr>
-        <w:tc>
-          <w:tcPr>
-            <w:tcW w:type="dxa" w:w="1514"/>
-          </w:tcPr>
-          <w:p>
-            <w:r/>
-            <w:r>
-              <w:rPr>
-                <w:rFonts w:ascii="Arial" w:hAnsi="Arial"/>
+        <w:trPr>
+          <w:cantSplit/>
+        </w:trPr>
+        <w:tc>
+          <w:tcPr>
+            <w:tcW w:type="dxa" w:w="1514"/>
+          </w:tcPr>
+          <w:p>
+            <w:r/>
+            <w:r>
+              <w:rPr>
+                <w:rFonts w:ascii="Verdana" w:hAnsi="Verdana"/>
                 <w:b w:val="0"/>
                 <w:sz w:val="16"/>
               </w:rPr>
@@ -3481,7 +3531,7 @@
             <w:r/>
             <w:r>
               <w:rPr>
-                <w:rFonts w:ascii="Arial" w:hAnsi="Arial"/>
+                <w:rFonts w:ascii="Verdana" w:hAnsi="Verdana"/>
                 <w:b w:val="0"/>
                 <w:sz w:val="16"/>
               </w:rPr>
@@ -3497,7 +3547,7 @@
             <w:r/>
             <w:r>
               <w:rPr>
-                <w:rFonts w:ascii="Arial" w:hAnsi="Arial"/>
+                <w:rFonts w:ascii="Verdana" w:hAnsi="Verdana"/>
                 <w:b w:val="0"/>
                 <w:sz w:val="16"/>
               </w:rPr>
@@ -3513,7 +3563,7 @@
             <w:r/>
             <w:r>
               <w:rPr>
-                <w:rFonts w:ascii="Arial" w:hAnsi="Arial"/>
+                <w:rFonts w:ascii="Verdana" w:hAnsi="Verdana"/>
                 <w:b w:val="0"/>
                 <w:sz w:val="16"/>
               </w:rPr>
@@ -3529,7 +3579,7 @@
             <w:r/>
             <w:r>
               <w:rPr>
-                <w:rFonts w:ascii="Arial" w:hAnsi="Arial"/>
+                <w:rFonts w:ascii="Verdana" w:hAnsi="Verdana"/>
                 <w:b w:val="0"/>
                 <w:sz w:val="16"/>
               </w:rPr>
@@ -3545,7 +3595,7 @@
             <w:r/>
             <w:r>
               <w:rPr>
-                <w:rFonts w:ascii="Arial" w:hAnsi="Arial"/>
+                <w:rFonts w:ascii="Verdana" w:hAnsi="Verdana"/>
                 <w:b w:val="0"/>
                 <w:sz w:val="16"/>
               </w:rPr>
@@ -3561,7 +3611,7 @@
             <w:r/>
             <w:r>
               <w:rPr>
-                <w:rFonts w:ascii="Arial" w:hAnsi="Arial"/>
+                <w:rFonts w:ascii="Verdana" w:hAnsi="Verdana"/>
                 <w:b w:val="0"/>
                 <w:sz w:val="16"/>
               </w:rPr>
@@ -3577,7 +3627,7 @@
             <w:r/>
             <w:r>
               <w:rPr>
-                <w:rFonts w:ascii="Arial" w:hAnsi="Arial"/>
+                <w:rFonts w:ascii="Verdana" w:hAnsi="Verdana"/>
                 <w:b w:val="0"/>
                 <w:sz w:val="16"/>
               </w:rPr>
@@ -3593,7 +3643,7 @@
             <w:r/>
             <w:r>
               <w:rPr>
-                <w:rFonts w:ascii="Arial" w:hAnsi="Arial"/>
+                <w:rFonts w:ascii="Verdana" w:hAnsi="Verdana"/>
                 <w:b w:val="0"/>
                 <w:sz w:val="16"/>
               </w:rPr>
@@ -3609,7 +3659,7 @@
             <w:r/>
             <w:r>
               <w:rPr>
-                <w:rFonts w:ascii="Arial" w:hAnsi="Arial"/>
+                <w:rFonts w:ascii="Verdana" w:hAnsi="Verdana"/>
                 <w:b w:val="0"/>
                 <w:sz w:val="16"/>
               </w:rPr>
@@ -3618,15 +3668,18 @@
         </w:tc>
       </w:tr>
       <w:tr>
-        <w:tc>
-          <w:tcPr>
-            <w:tcW w:type="dxa" w:w="1514"/>
-          </w:tcPr>
-          <w:p>
-            <w:r/>
-            <w:r>
-              <w:rPr>
-                <w:rFonts w:ascii="Arial" w:hAnsi="Arial"/>
+        <w:trPr>
+          <w:cantSplit/>
+        </w:trPr>
+        <w:tc>
+          <w:tcPr>
+            <w:tcW w:type="dxa" w:w="1514"/>
+          </w:tcPr>
+          <w:p>
+            <w:r/>
+            <w:r>
+              <w:rPr>
+                <w:rFonts w:ascii="Verdana" w:hAnsi="Verdana"/>
                 <w:b w:val="0"/>
                 <w:sz w:val="16"/>
               </w:rPr>
@@ -3642,7 +3695,7 @@
             <w:r/>
             <w:r>
               <w:rPr>
-                <w:rFonts w:ascii="Arial" w:hAnsi="Arial"/>
+                <w:rFonts w:ascii="Verdana" w:hAnsi="Verdana"/>
                 <w:b w:val="0"/>
                 <w:sz w:val="16"/>
               </w:rPr>
@@ -3658,7 +3711,7 @@
             <w:r/>
             <w:r>
               <w:rPr>
-                <w:rFonts w:ascii="Arial" w:hAnsi="Arial"/>
+                <w:rFonts w:ascii="Verdana" w:hAnsi="Verdana"/>
                 <w:b w:val="0"/>
                 <w:sz w:val="16"/>
               </w:rPr>
@@ -3674,7 +3727,7 @@
             <w:r/>
             <w:r>
               <w:rPr>
-                <w:rFonts w:ascii="Arial" w:hAnsi="Arial"/>
+                <w:rFonts w:ascii="Verdana" w:hAnsi="Verdana"/>
                 <w:b w:val="0"/>
                 <w:sz w:val="16"/>
               </w:rPr>
@@ -3690,7 +3743,7 @@
             <w:r/>
             <w:r>
               <w:rPr>
-                <w:rFonts w:ascii="Arial" w:hAnsi="Arial"/>
+                <w:rFonts w:ascii="Verdana" w:hAnsi="Verdana"/>
                 <w:b w:val="0"/>
                 <w:sz w:val="16"/>
               </w:rPr>
@@ -3706,7 +3759,7 @@
             <w:r/>
             <w:r>
               <w:rPr>
-                <w:rFonts w:ascii="Arial" w:hAnsi="Arial"/>
+                <w:rFonts w:ascii="Verdana" w:hAnsi="Verdana"/>
                 <w:b w:val="0"/>
                 <w:sz w:val="16"/>
               </w:rPr>
@@ -3722,7 +3775,7 @@
             <w:r/>
             <w:r>
               <w:rPr>
-                <w:rFonts w:ascii="Arial" w:hAnsi="Arial"/>
+                <w:rFonts w:ascii="Verdana" w:hAnsi="Verdana"/>
                 <w:b w:val="0"/>
                 <w:sz w:val="16"/>
               </w:rPr>
@@ -3738,7 +3791,7 @@
             <w:r/>
             <w:r>
               <w:rPr>
-                <w:rFonts w:ascii="Arial" w:hAnsi="Arial"/>
+                <w:rFonts w:ascii="Verdana" w:hAnsi="Verdana"/>
                 <w:b w:val="0"/>
                 <w:sz w:val="16"/>
               </w:rPr>
@@ -3754,7 +3807,7 @@
             <w:r/>
             <w:r>
               <w:rPr>
-                <w:rFonts w:ascii="Arial" w:hAnsi="Arial"/>
+                <w:rFonts w:ascii="Verdana" w:hAnsi="Verdana"/>
                 <w:b w:val="0"/>
                 <w:sz w:val="16"/>
               </w:rPr>
@@ -3770,7 +3823,7 @@
             <w:r/>
             <w:r>
               <w:rPr>
-                <w:rFonts w:ascii="Arial" w:hAnsi="Arial"/>
+                <w:rFonts w:ascii="Verdana" w:hAnsi="Verdana"/>
                 <w:b w:val="0"/>
                 <w:sz w:val="16"/>
               </w:rPr>
@@ -3779,15 +3832,18 @@
         </w:tc>
       </w:tr>
       <w:tr>
-        <w:tc>
-          <w:tcPr>
-            <w:tcW w:type="dxa" w:w="1514"/>
-          </w:tcPr>
-          <w:p>
-            <w:r/>
-            <w:r>
-              <w:rPr>
-                <w:rFonts w:ascii="Arial" w:hAnsi="Arial"/>
+        <w:trPr>
+          <w:cantSplit/>
+        </w:trPr>
+        <w:tc>
+          <w:tcPr>
+            <w:tcW w:type="dxa" w:w="1514"/>
+          </w:tcPr>
+          <w:p>
+            <w:r/>
+            <w:r>
+              <w:rPr>
+                <w:rFonts w:ascii="Verdana" w:hAnsi="Verdana"/>
                 <w:b w:val="0"/>
                 <w:sz w:val="16"/>
               </w:rPr>
@@ -3803,7 +3859,7 @@
             <w:r/>
             <w:r>
               <w:rPr>
-                <w:rFonts w:ascii="Arial" w:hAnsi="Arial"/>
+                <w:rFonts w:ascii="Verdana" w:hAnsi="Verdana"/>
                 <w:b w:val="0"/>
                 <w:sz w:val="16"/>
               </w:rPr>
@@ -3819,7 +3875,7 @@
             <w:r/>
             <w:r>
               <w:rPr>
-                <w:rFonts w:ascii="Arial" w:hAnsi="Arial"/>
+                <w:rFonts w:ascii="Verdana" w:hAnsi="Verdana"/>
                 <w:b w:val="0"/>
                 <w:sz w:val="16"/>
               </w:rPr>
@@ -3835,7 +3891,7 @@
             <w:r/>
             <w:r>
               <w:rPr>
-                <w:rFonts w:ascii="Arial" w:hAnsi="Arial"/>
+                <w:rFonts w:ascii="Verdana" w:hAnsi="Verdana"/>
                 <w:b w:val="0"/>
                 <w:sz w:val="16"/>
               </w:rPr>
@@ -3851,7 +3907,7 @@
             <w:r/>
             <w:r>
               <w:rPr>
-                <w:rFonts w:ascii="Arial" w:hAnsi="Arial"/>
+                <w:rFonts w:ascii="Verdana" w:hAnsi="Verdana"/>
                 <w:b w:val="0"/>
                 <w:sz w:val="16"/>
               </w:rPr>
@@ -3867,7 +3923,7 @@
             <w:r/>
             <w:r>
               <w:rPr>
-                <w:rFonts w:ascii="Arial" w:hAnsi="Arial"/>
+                <w:rFonts w:ascii="Verdana" w:hAnsi="Verdana"/>
                 <w:b w:val="0"/>
                 <w:sz w:val="16"/>
               </w:rPr>
@@ -3883,7 +3939,7 @@
             <w:r/>
             <w:r>
               <w:rPr>
-                <w:rFonts w:ascii="Arial" w:hAnsi="Arial"/>
+                <w:rFonts w:ascii="Verdana" w:hAnsi="Verdana"/>
                 <w:b w:val="0"/>
                 <w:sz w:val="16"/>
               </w:rPr>
@@ -3899,7 +3955,7 @@
             <w:r/>
             <w:r>
               <w:rPr>
-                <w:rFonts w:ascii="Arial" w:hAnsi="Arial"/>
+                <w:rFonts w:ascii="Verdana" w:hAnsi="Verdana"/>
                 <w:b w:val="0"/>
                 <w:sz w:val="16"/>
               </w:rPr>
@@ -3915,7 +3971,7 @@
             <w:r/>
             <w:r>
               <w:rPr>
-                <w:rFonts w:ascii="Arial" w:hAnsi="Arial"/>
+                <w:rFonts w:ascii="Verdana" w:hAnsi="Verdana"/>
                 <w:b w:val="0"/>
                 <w:sz w:val="16"/>
               </w:rPr>
@@ -3931,7 +3987,7 @@
             <w:r/>
             <w:r>
               <w:rPr>
-                <w:rFonts w:ascii="Arial" w:hAnsi="Arial"/>
+                <w:rFonts w:ascii="Verdana" w:hAnsi="Verdana"/>
                 <w:b w:val="0"/>
                 <w:sz w:val="16"/>
               </w:rPr>
@@ -3940,15 +3996,18 @@
         </w:tc>
       </w:tr>
       <w:tr>
-        <w:tc>
-          <w:tcPr>
-            <w:tcW w:type="dxa" w:w="1514"/>
-          </w:tcPr>
-          <w:p>
-            <w:r/>
-            <w:r>
-              <w:rPr>
-                <w:rFonts w:ascii="Arial" w:hAnsi="Arial"/>
+        <w:trPr>
+          <w:cantSplit/>
+        </w:trPr>
+        <w:tc>
+          <w:tcPr>
+            <w:tcW w:type="dxa" w:w="1514"/>
+          </w:tcPr>
+          <w:p>
+            <w:r/>
+            <w:r>
+              <w:rPr>
+                <w:rFonts w:ascii="Verdana" w:hAnsi="Verdana"/>
                 <w:b w:val="0"/>
                 <w:sz w:val="16"/>
               </w:rPr>
@@ -3964,7 +4023,7 @@
             <w:r/>
             <w:r>
               <w:rPr>
-                <w:rFonts w:ascii="Arial" w:hAnsi="Arial"/>
+                <w:rFonts w:ascii="Verdana" w:hAnsi="Verdana"/>
                 <w:b w:val="0"/>
                 <w:sz w:val="16"/>
               </w:rPr>
@@ -3980,7 +4039,7 @@
             <w:r/>
             <w:r>
               <w:rPr>
-                <w:rFonts w:ascii="Arial" w:hAnsi="Arial"/>
+                <w:rFonts w:ascii="Verdana" w:hAnsi="Verdana"/>
                 <w:b w:val="0"/>
                 <w:sz w:val="16"/>
               </w:rPr>
@@ -3996,7 +4055,7 @@
             <w:r/>
             <w:r>
               <w:rPr>
-                <w:rFonts w:ascii="Arial" w:hAnsi="Arial"/>
+                <w:rFonts w:ascii="Verdana" w:hAnsi="Verdana"/>
                 <w:b w:val="0"/>
                 <w:sz w:val="16"/>
               </w:rPr>
@@ -4012,7 +4071,7 @@
             <w:r/>
             <w:r>
               <w:rPr>
-                <w:rFonts w:ascii="Arial" w:hAnsi="Arial"/>
+                <w:rFonts w:ascii="Verdana" w:hAnsi="Verdana"/>
                 <w:b w:val="0"/>
                 <w:sz w:val="16"/>
               </w:rPr>
@@ -4028,7 +4087,7 @@
             <w:r/>
             <w:r>
               <w:rPr>
-                <w:rFonts w:ascii="Arial" w:hAnsi="Arial"/>
+                <w:rFonts w:ascii="Verdana" w:hAnsi="Verdana"/>
                 <w:b w:val="0"/>
                 <w:sz w:val="16"/>
               </w:rPr>
@@ -4044,7 +4103,7 @@
             <w:r/>
             <w:r>
               <w:rPr>
-                <w:rFonts w:ascii="Arial" w:hAnsi="Arial"/>
+                <w:rFonts w:ascii="Verdana" w:hAnsi="Verdana"/>
                 <w:b w:val="0"/>
                 <w:sz w:val="16"/>
               </w:rPr>
@@ -4060,7 +4119,7 @@
             <w:r/>
             <w:r>
               <w:rPr>
-                <w:rFonts w:ascii="Arial" w:hAnsi="Arial"/>
+                <w:rFonts w:ascii="Verdana" w:hAnsi="Verdana"/>
                 <w:b w:val="0"/>
                 <w:sz w:val="16"/>
               </w:rPr>
@@ -4076,7 +4135,7 @@
             <w:r/>
             <w:r>
               <w:rPr>
-                <w:rFonts w:ascii="Arial" w:hAnsi="Arial"/>
+                <w:rFonts w:ascii="Verdana" w:hAnsi="Verdana"/>
                 <w:b w:val="0"/>
                 <w:sz w:val="16"/>
               </w:rPr>
@@ -4092,7 +4151,7 @@
             <w:r/>
             <w:r>
               <w:rPr>
-                <w:rFonts w:ascii="Arial" w:hAnsi="Arial"/>
+                <w:rFonts w:ascii="Verdana" w:hAnsi="Verdana"/>
                 <w:b w:val="0"/>
                 <w:sz w:val="16"/>
               </w:rPr>
@@ -4101,15 +4160,18 @@
         </w:tc>
       </w:tr>
       <w:tr>
-        <w:tc>
-          <w:tcPr>
-            <w:tcW w:type="dxa" w:w="1514"/>
-          </w:tcPr>
-          <w:p>
-            <w:r/>
-            <w:r>
-              <w:rPr>
-                <w:rFonts w:ascii="Arial" w:hAnsi="Arial"/>
+        <w:trPr>
+          <w:cantSplit/>
+        </w:trPr>
+        <w:tc>
+          <w:tcPr>
+            <w:tcW w:type="dxa" w:w="1514"/>
+          </w:tcPr>
+          <w:p>
+            <w:r/>
+            <w:r>
+              <w:rPr>
+                <w:rFonts w:ascii="Verdana" w:hAnsi="Verdana"/>
                 <w:b w:val="0"/>
                 <w:sz w:val="16"/>
               </w:rPr>
@@ -4125,7 +4187,7 @@
             <w:r/>
             <w:r>
               <w:rPr>
-                <w:rFonts w:ascii="Arial" w:hAnsi="Arial"/>
+                <w:rFonts w:ascii="Verdana" w:hAnsi="Verdana"/>
                 <w:b w:val="0"/>
                 <w:sz w:val="16"/>
               </w:rPr>
@@ -4141,7 +4203,7 @@
             <w:r/>
             <w:r>
               <w:rPr>
-                <w:rFonts w:ascii="Arial" w:hAnsi="Arial"/>
+                <w:rFonts w:ascii="Verdana" w:hAnsi="Verdana"/>
                 <w:b w:val="0"/>
                 <w:sz w:val="16"/>
               </w:rPr>
@@ -4157,7 +4219,7 @@
             <w:r/>
             <w:r>
               <w:rPr>
-                <w:rFonts w:ascii="Arial" w:hAnsi="Arial"/>
+                <w:rFonts w:ascii="Verdana" w:hAnsi="Verdana"/>
                 <w:b w:val="0"/>
                 <w:sz w:val="16"/>
               </w:rPr>
@@ -4173,7 +4235,7 @@
             <w:r/>
             <w:r>
               <w:rPr>
-                <w:rFonts w:ascii="Arial" w:hAnsi="Arial"/>
+                <w:rFonts w:ascii="Verdana" w:hAnsi="Verdana"/>
                 <w:b w:val="0"/>
                 <w:sz w:val="16"/>
               </w:rPr>
@@ -4189,7 +4251,7 @@
             <w:r/>
             <w:r>
               <w:rPr>
-                <w:rFonts w:ascii="Arial" w:hAnsi="Arial"/>
+                <w:rFonts w:ascii="Verdana" w:hAnsi="Verdana"/>
                 <w:b w:val="0"/>
                 <w:sz w:val="16"/>
               </w:rPr>
@@ -4205,7 +4267,7 @@
             <w:r/>
             <w:r>
               <w:rPr>
-                <w:rFonts w:ascii="Arial" w:hAnsi="Arial"/>
+                <w:rFonts w:ascii="Verdana" w:hAnsi="Verdana"/>
                 <w:b w:val="0"/>
                 <w:sz w:val="16"/>
               </w:rPr>
@@ -4221,7 +4283,7 @@
             <w:r/>
             <w:r>
               <w:rPr>
-                <w:rFonts w:ascii="Arial" w:hAnsi="Arial"/>
+                <w:rFonts w:ascii="Verdana" w:hAnsi="Verdana"/>
                 <w:b w:val="0"/>
                 <w:sz w:val="16"/>
               </w:rPr>
@@ -4237,7 +4299,7 @@
             <w:r/>
             <w:r>
               <w:rPr>
-                <w:rFonts w:ascii="Arial" w:hAnsi="Arial"/>
+                <w:rFonts w:ascii="Verdana" w:hAnsi="Verdana"/>
                 <w:b w:val="0"/>
                 <w:sz w:val="16"/>
               </w:rPr>
@@ -4253,7 +4315,7 @@
             <w:r/>
             <w:r>
               <w:rPr>
-                <w:rFonts w:ascii="Arial" w:hAnsi="Arial"/>
+                <w:rFonts w:ascii="Verdana" w:hAnsi="Verdana"/>
                 <w:b w:val="0"/>
                 <w:sz w:val="16"/>
               </w:rPr>
@@ -4262,15 +4324,18 @@
         </w:tc>
       </w:tr>
       <w:tr>
-        <w:tc>
-          <w:tcPr>
-            <w:tcW w:type="dxa" w:w="1514"/>
-          </w:tcPr>
-          <w:p>
-            <w:r/>
-            <w:r>
-              <w:rPr>
-                <w:rFonts w:ascii="Arial" w:hAnsi="Arial"/>
+        <w:trPr>
+          <w:cantSplit/>
+        </w:trPr>
+        <w:tc>
+          <w:tcPr>
+            <w:tcW w:type="dxa" w:w="1514"/>
+          </w:tcPr>
+          <w:p>
+            <w:r/>
+            <w:r>
+              <w:rPr>
+                <w:rFonts w:ascii="Verdana" w:hAnsi="Verdana"/>
                 <w:b w:val="0"/>
                 <w:sz w:val="16"/>
               </w:rPr>
@@ -4286,7 +4351,7 @@
             <w:r/>
             <w:r>
               <w:rPr>
-                <w:rFonts w:ascii="Arial" w:hAnsi="Arial"/>
+                <w:rFonts w:ascii="Verdana" w:hAnsi="Verdana"/>
                 <w:b w:val="0"/>
                 <w:sz w:val="16"/>
               </w:rPr>
@@ -4302,7 +4367,7 @@
             <w:r/>
             <w:r>
               <w:rPr>
-                <w:rFonts w:ascii="Arial" w:hAnsi="Arial"/>
+                <w:rFonts w:ascii="Verdana" w:hAnsi="Verdana"/>
                 <w:b w:val="0"/>
                 <w:sz w:val="16"/>
               </w:rPr>
@@ -4318,7 +4383,7 @@
             <w:r/>
             <w:r>
               <w:rPr>
-                <w:rFonts w:ascii="Arial" w:hAnsi="Arial"/>
+                <w:rFonts w:ascii="Verdana" w:hAnsi="Verdana"/>
                 <w:b w:val="0"/>
                 <w:sz w:val="16"/>
               </w:rPr>
@@ -4334,7 +4399,7 @@
             <w:r/>
             <w:r>
               <w:rPr>
-                <w:rFonts w:ascii="Arial" w:hAnsi="Arial"/>
+                <w:rFonts w:ascii="Verdana" w:hAnsi="Verdana"/>
                 <w:b w:val="0"/>
                 <w:sz w:val="16"/>
               </w:rPr>
@@ -4350,7 +4415,7 @@
             <w:r/>
             <w:r>
               <w:rPr>
-                <w:rFonts w:ascii="Arial" w:hAnsi="Arial"/>
+                <w:rFonts w:ascii="Verdana" w:hAnsi="Verdana"/>
                 <w:b w:val="0"/>
                 <w:sz w:val="16"/>
               </w:rPr>
@@ -4366,7 +4431,7 @@
             <w:r/>
             <w:r>
               <w:rPr>
-                <w:rFonts w:ascii="Arial" w:hAnsi="Arial"/>
+                <w:rFonts w:ascii="Verdana" w:hAnsi="Verdana"/>
                 <w:b w:val="0"/>
                 <w:sz w:val="16"/>
               </w:rPr>
@@ -4382,7 +4447,7 @@
             <w:r/>
             <w:r>
               <w:rPr>
-                <w:rFonts w:ascii="Arial" w:hAnsi="Arial"/>
+                <w:rFonts w:ascii="Verdana" w:hAnsi="Verdana"/>
                 <w:b w:val="0"/>
                 <w:sz w:val="16"/>
               </w:rPr>
@@ -4398,7 +4463,7 @@
             <w:r/>
             <w:r>
               <w:rPr>
-                <w:rFonts w:ascii="Arial" w:hAnsi="Arial"/>
+                <w:rFonts w:ascii="Verdana" w:hAnsi="Verdana"/>
                 <w:b w:val="0"/>
                 <w:sz w:val="16"/>
               </w:rPr>
@@ -4414,7 +4479,7 @@
             <w:r/>
             <w:r>
               <w:rPr>
-                <w:rFonts w:ascii="Arial" w:hAnsi="Arial"/>
+                <w:rFonts w:ascii="Verdana" w:hAnsi="Verdana"/>
                 <w:b w:val="0"/>
                 <w:sz w:val="16"/>
               </w:rPr>
@@ -4423,15 +4488,18 @@
         </w:tc>
       </w:tr>
       <w:tr>
-        <w:tc>
-          <w:tcPr>
-            <w:tcW w:type="dxa" w:w="1514"/>
-          </w:tcPr>
-          <w:p>
-            <w:r/>
-            <w:r>
-              <w:rPr>
-                <w:rFonts w:ascii="Arial" w:hAnsi="Arial"/>
+        <w:trPr>
+          <w:cantSplit/>
+        </w:trPr>
+        <w:tc>
+          <w:tcPr>
+            <w:tcW w:type="dxa" w:w="1514"/>
+          </w:tcPr>
+          <w:p>
+            <w:r/>
+            <w:r>
+              <w:rPr>
+                <w:rFonts w:ascii="Verdana" w:hAnsi="Verdana"/>
                 <w:b w:val="0"/>
                 <w:sz w:val="16"/>
               </w:rPr>
@@ -4447,7 +4515,7 @@
             <w:r/>
             <w:r>
               <w:rPr>
-                <w:rFonts w:ascii="Arial" w:hAnsi="Arial"/>
+                <w:rFonts w:ascii="Verdana" w:hAnsi="Verdana"/>
                 <w:b w:val="0"/>
                 <w:sz w:val="16"/>
               </w:rPr>
@@ -4463,7 +4531,7 @@
             <w:r/>
             <w:r>
               <w:rPr>
-                <w:rFonts w:ascii="Arial" w:hAnsi="Arial"/>
+                <w:rFonts w:ascii="Verdana" w:hAnsi="Verdana"/>
                 <w:b w:val="0"/>
                 <w:sz w:val="16"/>
               </w:rPr>
@@ -4479,7 +4547,7 @@
             <w:r/>
             <w:r>
               <w:rPr>
-                <w:rFonts w:ascii="Arial" w:hAnsi="Arial"/>
+                <w:rFonts w:ascii="Verdana" w:hAnsi="Verdana"/>
                 <w:b w:val="0"/>
                 <w:sz w:val="16"/>
               </w:rPr>
@@ -4495,7 +4563,7 @@
             <w:r/>
             <w:r>
               <w:rPr>
-                <w:rFonts w:ascii="Arial" w:hAnsi="Arial"/>
+                <w:rFonts w:ascii="Verdana" w:hAnsi="Verdana"/>
                 <w:b w:val="0"/>
                 <w:sz w:val="16"/>
               </w:rPr>
@@ -4511,7 +4579,7 @@
             <w:r/>
             <w:r>
               <w:rPr>
-                <w:rFonts w:ascii="Arial" w:hAnsi="Arial"/>
+                <w:rFonts w:ascii="Verdana" w:hAnsi="Verdana"/>
                 <w:b w:val="0"/>
                 <w:sz w:val="16"/>
               </w:rPr>
@@ -4527,7 +4595,7 @@
             <w:r/>
             <w:r>
               <w:rPr>
-                <w:rFonts w:ascii="Arial" w:hAnsi="Arial"/>
+                <w:rFonts w:ascii="Verdana" w:hAnsi="Verdana"/>
                 <w:b w:val="0"/>
                 <w:sz w:val="16"/>
               </w:rPr>
@@ -4543,7 +4611,7 @@
             <w:r/>
             <w:r>
               <w:rPr>
-                <w:rFonts w:ascii="Arial" w:hAnsi="Arial"/>
+                <w:rFonts w:ascii="Verdana" w:hAnsi="Verdana"/>
                 <w:b w:val="0"/>
                 <w:sz w:val="16"/>
               </w:rPr>
@@ -4559,7 +4627,7 @@
             <w:r/>
             <w:r>
               <w:rPr>
-                <w:rFonts w:ascii="Arial" w:hAnsi="Arial"/>
+                <w:rFonts w:ascii="Verdana" w:hAnsi="Verdana"/>
                 <w:b w:val="0"/>
                 <w:sz w:val="16"/>
               </w:rPr>
@@ -4575,7 +4643,7 @@
             <w:r/>
             <w:r>
               <w:rPr>
-                <w:rFonts w:ascii="Arial" w:hAnsi="Arial"/>
+                <w:rFonts w:ascii="Verdana" w:hAnsi="Verdana"/>
                 <w:b w:val="0"/>
                 <w:sz w:val="16"/>
               </w:rPr>
@@ -4584,15 +4652,18 @@
         </w:tc>
       </w:tr>
       <w:tr>
-        <w:tc>
-          <w:tcPr>
-            <w:tcW w:type="dxa" w:w="1514"/>
-          </w:tcPr>
-          <w:p>
-            <w:r/>
-            <w:r>
-              <w:rPr>
-                <w:rFonts w:ascii="Arial" w:hAnsi="Arial"/>
+        <w:trPr>
+          <w:cantSplit/>
+        </w:trPr>
+        <w:tc>
+          <w:tcPr>
+            <w:tcW w:type="dxa" w:w="1514"/>
+          </w:tcPr>
+          <w:p>
+            <w:r/>
+            <w:r>
+              <w:rPr>
+                <w:rFonts w:ascii="Verdana" w:hAnsi="Verdana"/>
                 <w:b w:val="0"/>
                 <w:sz w:val="16"/>
               </w:rPr>
@@ -4608,7 +4679,7 @@
             <w:r/>
             <w:r>
               <w:rPr>
-                <w:rFonts w:ascii="Arial" w:hAnsi="Arial"/>
+                <w:rFonts w:ascii="Verdana" w:hAnsi="Verdana"/>
                 <w:b w:val="0"/>
                 <w:sz w:val="16"/>
               </w:rPr>
@@ -4624,7 +4695,7 @@
             <w:r/>
             <w:r>
               <w:rPr>
-                <w:rFonts w:ascii="Arial" w:hAnsi="Arial"/>
+                <w:rFonts w:ascii="Verdana" w:hAnsi="Verdana"/>
                 <w:b w:val="0"/>
                 <w:sz w:val="16"/>
               </w:rPr>
@@ -4640,7 +4711,7 @@
             <w:r/>
             <w:r>
               <w:rPr>
-                <w:rFonts w:ascii="Arial" w:hAnsi="Arial"/>
+                <w:rFonts w:ascii="Verdana" w:hAnsi="Verdana"/>
                 <w:b w:val="0"/>
                 <w:sz w:val="16"/>
               </w:rPr>
@@ -4656,7 +4727,7 @@
             <w:r/>
             <w:r>
               <w:rPr>
-                <w:rFonts w:ascii="Arial" w:hAnsi="Arial"/>
+                <w:rFonts w:ascii="Verdana" w:hAnsi="Verdana"/>
                 <w:b w:val="0"/>
                 <w:sz w:val="16"/>
               </w:rPr>
@@ -4672,7 +4743,7 @@
             <w:r/>
             <w:r>
               <w:rPr>
-                <w:rFonts w:ascii="Arial" w:hAnsi="Arial"/>
+                <w:rFonts w:ascii="Verdana" w:hAnsi="Verdana"/>
                 <w:b w:val="0"/>
                 <w:sz w:val="16"/>
               </w:rPr>
@@ -4688,7 +4759,7 @@
             <w:r/>
             <w:r>
               <w:rPr>
-                <w:rFonts w:ascii="Arial" w:hAnsi="Arial"/>
+                <w:rFonts w:ascii="Verdana" w:hAnsi="Verdana"/>
                 <w:b w:val="0"/>
                 <w:sz w:val="16"/>
               </w:rPr>
@@ -4704,7 +4775,7 @@
             <w:r/>
             <w:r>
               <w:rPr>
-                <w:rFonts w:ascii="Arial" w:hAnsi="Arial"/>
+                <w:rFonts w:ascii="Verdana" w:hAnsi="Verdana"/>
                 <w:b w:val="0"/>
                 <w:sz w:val="16"/>
               </w:rPr>
@@ -4720,7 +4791,7 @@
             <w:r/>
             <w:r>
               <w:rPr>
-                <w:rFonts w:ascii="Arial" w:hAnsi="Arial"/>
+                <w:rFonts w:ascii="Verdana" w:hAnsi="Verdana"/>
                 <w:b w:val="0"/>
                 <w:sz w:val="16"/>
               </w:rPr>
@@ -4736,7 +4807,7 @@
             <w:r/>
             <w:r>
               <w:rPr>
-                <w:rFonts w:ascii="Arial" w:hAnsi="Arial"/>
+                <w:rFonts w:ascii="Verdana" w:hAnsi="Verdana"/>
                 <w:b w:val="0"/>
                 <w:sz w:val="16"/>
               </w:rPr>
@@ -4745,15 +4816,18 @@
         </w:tc>
       </w:tr>
       <w:tr>
-        <w:tc>
-          <w:tcPr>
-            <w:tcW w:type="dxa" w:w="1514"/>
-          </w:tcPr>
-          <w:p>
-            <w:r/>
-            <w:r>
-              <w:rPr>
-                <w:rFonts w:ascii="Arial" w:hAnsi="Arial"/>
+        <w:trPr>
+          <w:cantSplit/>
+        </w:trPr>
+        <w:tc>
+          <w:tcPr>
+            <w:tcW w:type="dxa" w:w="1514"/>
+          </w:tcPr>
+          <w:p>
+            <w:r/>
+            <w:r>
+              <w:rPr>
+                <w:rFonts w:ascii="Verdana" w:hAnsi="Verdana"/>
                 <w:b w:val="0"/>
                 <w:sz w:val="16"/>
               </w:rPr>
@@ -4769,7 +4843,7 @@
             <w:r/>
             <w:r>
               <w:rPr>
-                <w:rFonts w:ascii="Arial" w:hAnsi="Arial"/>
+                <w:rFonts w:ascii="Verdana" w:hAnsi="Verdana"/>
                 <w:b w:val="0"/>
                 <w:sz w:val="16"/>
               </w:rPr>
@@ -4785,7 +4859,7 @@
             <w:r/>
             <w:r>
               <w:rPr>
-                <w:rFonts w:ascii="Arial" w:hAnsi="Arial"/>
+                <w:rFonts w:ascii="Verdana" w:hAnsi="Verdana"/>
                 <w:b w:val="0"/>
                 <w:sz w:val="16"/>
               </w:rPr>
@@ -4801,7 +4875,7 @@
             <w:r/>
             <w:r>
               <w:rPr>
-                <w:rFonts w:ascii="Arial" w:hAnsi="Arial"/>
+                <w:rFonts w:ascii="Verdana" w:hAnsi="Verdana"/>
                 <w:b w:val="0"/>
                 <w:sz w:val="16"/>
               </w:rPr>
@@ -4817,7 +4891,7 @@
             <w:r/>
             <w:r>
               <w:rPr>
-                <w:rFonts w:ascii="Arial" w:hAnsi="Arial"/>
+                <w:rFonts w:ascii="Verdana" w:hAnsi="Verdana"/>
                 <w:b w:val="0"/>
                 <w:sz w:val="16"/>
               </w:rPr>
@@ -4833,7 +4907,7 @@
             <w:r/>
             <w:r>
               <w:rPr>
-                <w:rFonts w:ascii="Arial" w:hAnsi="Arial"/>
+                <w:rFonts w:ascii="Verdana" w:hAnsi="Verdana"/>
                 <w:b w:val="0"/>
                 <w:sz w:val="16"/>
               </w:rPr>
@@ -4849,7 +4923,7 @@
             <w:r/>
             <w:r>
               <w:rPr>
-                <w:rFonts w:ascii="Arial" w:hAnsi="Arial"/>
+                <w:rFonts w:ascii="Verdana" w:hAnsi="Verdana"/>
                 <w:b w:val="0"/>
                 <w:sz w:val="16"/>
               </w:rPr>
@@ -4865,7 +4939,7 @@
             <w:r/>
             <w:r>
               <w:rPr>
-                <w:rFonts w:ascii="Arial" w:hAnsi="Arial"/>
+                <w:rFonts w:ascii="Verdana" w:hAnsi="Verdana"/>
                 <w:b w:val="0"/>
                 <w:sz w:val="16"/>
               </w:rPr>
@@ -4881,7 +4955,7 @@
             <w:r/>
             <w:r>
               <w:rPr>
-                <w:rFonts w:ascii="Arial" w:hAnsi="Arial"/>
+                <w:rFonts w:ascii="Verdana" w:hAnsi="Verdana"/>
                 <w:b w:val="0"/>
                 <w:sz w:val="16"/>
               </w:rPr>
@@ -4897,7 +4971,7 @@
             <w:r/>
             <w:r>
               <w:rPr>
-                <w:rFonts w:ascii="Arial" w:hAnsi="Arial"/>
+                <w:rFonts w:ascii="Verdana" w:hAnsi="Verdana"/>
                 <w:b w:val="0"/>
                 <w:sz w:val="16"/>
               </w:rPr>
@@ -4906,15 +4980,18 @@
         </w:tc>
       </w:tr>
       <w:tr>
-        <w:tc>
-          <w:tcPr>
-            <w:tcW w:type="dxa" w:w="1514"/>
-          </w:tcPr>
-          <w:p>
-            <w:r/>
-            <w:r>
-              <w:rPr>
-                <w:rFonts w:ascii="Arial" w:hAnsi="Arial"/>
+        <w:trPr>
+          <w:cantSplit/>
+        </w:trPr>
+        <w:tc>
+          <w:tcPr>
+            <w:tcW w:type="dxa" w:w="1514"/>
+          </w:tcPr>
+          <w:p>
+            <w:r/>
+            <w:r>
+              <w:rPr>
+                <w:rFonts w:ascii="Verdana" w:hAnsi="Verdana"/>
                 <w:b w:val="0"/>
                 <w:sz w:val="16"/>
               </w:rPr>
@@ -4930,7 +5007,7 @@
             <w:r/>
             <w:r>
               <w:rPr>
-                <w:rFonts w:ascii="Arial" w:hAnsi="Arial"/>
+                <w:rFonts w:ascii="Verdana" w:hAnsi="Verdana"/>
                 <w:b w:val="0"/>
                 <w:sz w:val="16"/>
               </w:rPr>
@@ -4946,7 +5023,7 @@
             <w:r/>
             <w:r>
               <w:rPr>
-                <w:rFonts w:ascii="Arial" w:hAnsi="Arial"/>
+                <w:rFonts w:ascii="Verdana" w:hAnsi="Verdana"/>
                 <w:b w:val="0"/>
                 <w:sz w:val="16"/>
               </w:rPr>
@@ -4962,7 +5039,7 @@
             <w:r/>
             <w:r>
               <w:rPr>
-                <w:rFonts w:ascii="Arial" w:hAnsi="Arial"/>
+                <w:rFonts w:ascii="Verdana" w:hAnsi="Verdana"/>
                 <w:b w:val="0"/>
                 <w:sz w:val="16"/>
               </w:rPr>
@@ -4978,7 +5055,7 @@
             <w:r/>
             <w:r>
               <w:rPr>
-                <w:rFonts w:ascii="Arial" w:hAnsi="Arial"/>
+                <w:rFonts w:ascii="Verdana" w:hAnsi="Verdana"/>
                 <w:b w:val="0"/>
                 <w:sz w:val="16"/>
               </w:rPr>
@@ -4994,7 +5071,7 @@
             <w:r/>
             <w:r>
               <w:rPr>
-                <w:rFonts w:ascii="Arial" w:hAnsi="Arial"/>
+                <w:rFonts w:ascii="Verdana" w:hAnsi="Verdana"/>
                 <w:b w:val="0"/>
                 <w:sz w:val="16"/>
               </w:rPr>
@@ -5010,7 +5087,7 @@
             <w:r/>
             <w:r>
               <w:rPr>
-                <w:rFonts w:ascii="Arial" w:hAnsi="Arial"/>
+                <w:rFonts w:ascii="Verdana" w:hAnsi="Verdana"/>
                 <w:b w:val="0"/>
                 <w:sz w:val="16"/>
               </w:rPr>
@@ -5026,7 +5103,7 @@
             <w:r/>
             <w:r>
               <w:rPr>
-                <w:rFonts w:ascii="Arial" w:hAnsi="Arial"/>
+                <w:rFonts w:ascii="Verdana" w:hAnsi="Verdana"/>
                 <w:b w:val="0"/>
                 <w:sz w:val="16"/>
               </w:rPr>
@@ -5042,7 +5119,7 @@
             <w:r/>
             <w:r>
               <w:rPr>
-                <w:rFonts w:ascii="Arial" w:hAnsi="Arial"/>
+                <w:rFonts w:ascii="Verdana" w:hAnsi="Verdana"/>
                 <w:b w:val="0"/>
                 <w:sz w:val="16"/>
               </w:rPr>
@@ -5058,7 +5135,7 @@
             <w:r/>
             <w:r>
               <w:rPr>
-                <w:rFonts w:ascii="Arial" w:hAnsi="Arial"/>
+                <w:rFonts w:ascii="Verdana" w:hAnsi="Verdana"/>
                 <w:b w:val="0"/>
                 <w:sz w:val="16"/>
               </w:rPr>
@@ -5067,15 +5144,18 @@
         </w:tc>
       </w:tr>
       <w:tr>
-        <w:tc>
-          <w:tcPr>
-            <w:tcW w:type="dxa" w:w="1514"/>
-          </w:tcPr>
-          <w:p>
-            <w:r/>
-            <w:r>
-              <w:rPr>
-                <w:rFonts w:ascii="Arial" w:hAnsi="Arial"/>
+        <w:trPr>
+          <w:cantSplit/>
+        </w:trPr>
+        <w:tc>
+          <w:tcPr>
+            <w:tcW w:type="dxa" w:w="1514"/>
+          </w:tcPr>
+          <w:p>
+            <w:r/>
+            <w:r>
+              <w:rPr>
+                <w:rFonts w:ascii="Verdana" w:hAnsi="Verdana"/>
                 <w:b w:val="0"/>
                 <w:sz w:val="16"/>
               </w:rPr>
@@ -5091,7 +5171,7 @@
             <w:r/>
             <w:r>
               <w:rPr>
-                <w:rFonts w:ascii="Arial" w:hAnsi="Arial"/>
+                <w:rFonts w:ascii="Verdana" w:hAnsi="Verdana"/>
                 <w:b w:val="0"/>
                 <w:sz w:val="16"/>
               </w:rPr>
@@ -5107,7 +5187,7 @@
             <w:r/>
             <w:r>
               <w:rPr>
-                <w:rFonts w:ascii="Arial" w:hAnsi="Arial"/>
+                <w:rFonts w:ascii="Verdana" w:hAnsi="Verdana"/>
                 <w:b w:val="0"/>
                 <w:sz w:val="16"/>
               </w:rPr>
@@ -5123,7 +5203,7 @@
             <w:r/>
             <w:r>
               <w:rPr>
-                <w:rFonts w:ascii="Arial" w:hAnsi="Arial"/>
+                <w:rFonts w:ascii="Verdana" w:hAnsi="Verdana"/>
                 <w:b w:val="0"/>
                 <w:sz w:val="16"/>
               </w:rPr>
@@ -5139,7 +5219,7 @@
             <w:r/>
             <w:r>
               <w:rPr>
-                <w:rFonts w:ascii="Arial" w:hAnsi="Arial"/>
+                <w:rFonts w:ascii="Verdana" w:hAnsi="Verdana"/>
                 <w:b w:val="0"/>
                 <w:sz w:val="16"/>
               </w:rPr>
@@ -5155,7 +5235,7 @@
             <w:r/>
             <w:r>
               <w:rPr>
-                <w:rFonts w:ascii="Arial" w:hAnsi="Arial"/>
+                <w:rFonts w:ascii="Verdana" w:hAnsi="Verdana"/>
                 <w:b w:val="0"/>
                 <w:sz w:val="16"/>
               </w:rPr>
@@ -5171,7 +5251,7 @@
             <w:r/>
             <w:r>
               <w:rPr>
-                <w:rFonts w:ascii="Arial" w:hAnsi="Arial"/>
+                <w:rFonts w:ascii="Verdana" w:hAnsi="Verdana"/>
                 <w:b w:val="0"/>
                 <w:sz w:val="16"/>
               </w:rPr>
@@ -5187,7 +5267,7 @@
             <w:r/>
             <w:r>
               <w:rPr>
-                <w:rFonts w:ascii="Arial" w:hAnsi="Arial"/>
+                <w:rFonts w:ascii="Verdana" w:hAnsi="Verdana"/>
                 <w:b w:val="0"/>
                 <w:sz w:val="16"/>
               </w:rPr>
@@ -5203,7 +5283,7 @@
             <w:r/>
             <w:r>
               <w:rPr>
-                <w:rFonts w:ascii="Arial" w:hAnsi="Arial"/>
+                <w:rFonts w:ascii="Verdana" w:hAnsi="Verdana"/>
                 <w:b w:val="0"/>
                 <w:sz w:val="16"/>
               </w:rPr>
@@ -5219,7 +5299,7 @@
             <w:r/>
             <w:r>
               <w:rPr>
-                <w:rFonts w:ascii="Arial" w:hAnsi="Arial"/>
+                <w:rFonts w:ascii="Verdana" w:hAnsi="Verdana"/>
                 <w:b w:val="0"/>
                 <w:sz w:val="16"/>
               </w:rPr>
@@ -5228,15 +5308,18 @@
         </w:tc>
       </w:tr>
       <w:tr>
-        <w:tc>
-          <w:tcPr>
-            <w:tcW w:type="dxa" w:w="1514"/>
-          </w:tcPr>
-          <w:p>
-            <w:r/>
-            <w:r>
-              <w:rPr>
-                <w:rFonts w:ascii="Arial" w:hAnsi="Arial"/>
+        <w:trPr>
+          <w:cantSplit/>
+        </w:trPr>
+        <w:tc>
+          <w:tcPr>
+            <w:tcW w:type="dxa" w:w="1514"/>
+          </w:tcPr>
+          <w:p>
+            <w:r/>
+            <w:r>
+              <w:rPr>
+                <w:rFonts w:ascii="Verdana" w:hAnsi="Verdana"/>
                 <w:b w:val="0"/>
                 <w:sz w:val="16"/>
               </w:rPr>
@@ -5252,7 +5335,7 @@
             <w:r/>
             <w:r>
               <w:rPr>
-                <w:rFonts w:ascii="Arial" w:hAnsi="Arial"/>
+                <w:rFonts w:ascii="Verdana" w:hAnsi="Verdana"/>
                 <w:b w:val="0"/>
                 <w:sz w:val="16"/>
               </w:rPr>
@@ -5268,7 +5351,7 @@
             <w:r/>
             <w:r>
               <w:rPr>
-                <w:rFonts w:ascii="Arial" w:hAnsi="Arial"/>
+                <w:rFonts w:ascii="Verdana" w:hAnsi="Verdana"/>
                 <w:b w:val="0"/>
                 <w:sz w:val="16"/>
               </w:rPr>
@@ -5284,7 +5367,7 @@
             <w:r/>
             <w:r>
               <w:rPr>
-                <w:rFonts w:ascii="Arial" w:hAnsi="Arial"/>
+                <w:rFonts w:ascii="Verdana" w:hAnsi="Verdana"/>
                 <w:b w:val="0"/>
                 <w:sz w:val="16"/>
               </w:rPr>
@@ -5300,7 +5383,7 @@
             <w:r/>
             <w:r>
               <w:rPr>
-                <w:rFonts w:ascii="Arial" w:hAnsi="Arial"/>
+                <w:rFonts w:ascii="Verdana" w:hAnsi="Verdana"/>
                 <w:b w:val="0"/>
                 <w:sz w:val="16"/>
               </w:rPr>
@@ -5316,7 +5399,7 @@
             <w:r/>
             <w:r>
               <w:rPr>
-                <w:rFonts w:ascii="Arial" w:hAnsi="Arial"/>
+                <w:rFonts w:ascii="Verdana" w:hAnsi="Verdana"/>
                 <w:b w:val="0"/>
                 <w:sz w:val="16"/>
               </w:rPr>
@@ -5332,7 +5415,7 @@
             <w:r/>
             <w:r>
               <w:rPr>
-                <w:rFonts w:ascii="Arial" w:hAnsi="Arial"/>
+                <w:rFonts w:ascii="Verdana" w:hAnsi="Verdana"/>
                 <w:b w:val="0"/>
                 <w:sz w:val="16"/>
               </w:rPr>
@@ -5348,7 +5431,7 @@
             <w:r/>
             <w:r>
               <w:rPr>
-                <w:rFonts w:ascii="Arial" w:hAnsi="Arial"/>
+                <w:rFonts w:ascii="Verdana" w:hAnsi="Verdana"/>
                 <w:b w:val="0"/>
                 <w:sz w:val="16"/>
               </w:rPr>
@@ -5364,7 +5447,7 @@
             <w:r/>
             <w:r>
               <w:rPr>
-                <w:rFonts w:ascii="Arial" w:hAnsi="Arial"/>
+                <w:rFonts w:ascii="Verdana" w:hAnsi="Verdana"/>
                 <w:b w:val="0"/>
                 <w:sz w:val="16"/>
               </w:rPr>
@@ -5380,7 +5463,7 @@
             <w:r/>
             <w:r>
               <w:rPr>
-                <w:rFonts w:ascii="Arial" w:hAnsi="Arial"/>
+                <w:rFonts w:ascii="Verdana" w:hAnsi="Verdana"/>
                 <w:b w:val="0"/>
                 <w:sz w:val="16"/>
               </w:rPr>
@@ -5389,15 +5472,18 @@
         </w:tc>
       </w:tr>
       <w:tr>
-        <w:tc>
-          <w:tcPr>
-            <w:tcW w:type="dxa" w:w="1514"/>
-          </w:tcPr>
-          <w:p>
-            <w:r/>
-            <w:r>
-              <w:rPr>
-                <w:rFonts w:ascii="Arial" w:hAnsi="Arial"/>
+        <w:trPr>
+          <w:cantSplit/>
+        </w:trPr>
+        <w:tc>
+          <w:tcPr>
+            <w:tcW w:type="dxa" w:w="1514"/>
+          </w:tcPr>
+          <w:p>
+            <w:r/>
+            <w:r>
+              <w:rPr>
+                <w:rFonts w:ascii="Verdana" w:hAnsi="Verdana"/>
                 <w:b w:val="0"/>
                 <w:sz w:val="16"/>
               </w:rPr>
@@ -5413,7 +5499,7 @@
             <w:r/>
             <w:r>
               <w:rPr>
-                <w:rFonts w:ascii="Arial" w:hAnsi="Arial"/>
+                <w:rFonts w:ascii="Verdana" w:hAnsi="Verdana"/>
                 <w:b w:val="0"/>
                 <w:sz w:val="16"/>
               </w:rPr>
@@ -5429,7 +5515,7 @@
             <w:r/>
             <w:r>
               <w:rPr>
-                <w:rFonts w:ascii="Arial" w:hAnsi="Arial"/>
+                <w:rFonts w:ascii="Verdana" w:hAnsi="Verdana"/>
                 <w:b w:val="0"/>
                 <w:sz w:val="16"/>
               </w:rPr>
@@ -5445,7 +5531,7 @@
             <w:r/>
             <w:r>
               <w:rPr>
-                <w:rFonts w:ascii="Arial" w:hAnsi="Arial"/>
+                <w:rFonts w:ascii="Verdana" w:hAnsi="Verdana"/>
                 <w:b w:val="0"/>
                 <w:sz w:val="16"/>
               </w:rPr>
@@ -5461,7 +5547,7 @@
             <w:r/>
             <w:r>
               <w:rPr>
-                <w:rFonts w:ascii="Arial" w:hAnsi="Arial"/>
+                <w:rFonts w:ascii="Verdana" w:hAnsi="Verdana"/>
                 <w:b w:val="0"/>
                 <w:sz w:val="16"/>
               </w:rPr>
@@ -5477,7 +5563,7 @@
             <w:r/>
             <w:r>
               <w:rPr>
-                <w:rFonts w:ascii="Arial" w:hAnsi="Arial"/>
+                <w:rFonts w:ascii="Verdana" w:hAnsi="Verdana"/>
                 <w:b w:val="0"/>
                 <w:sz w:val="16"/>
               </w:rPr>
@@ -5493,7 +5579,7 @@
             <w:r/>
             <w:r>
               <w:rPr>
-                <w:rFonts w:ascii="Arial" w:hAnsi="Arial"/>
+                <w:rFonts w:ascii="Verdana" w:hAnsi="Verdana"/>
                 <w:b w:val="0"/>
                 <w:sz w:val="16"/>
               </w:rPr>
@@ -5509,7 +5595,7 @@
             <w:r/>
             <w:r>
               <w:rPr>
-                <w:rFonts w:ascii="Arial" w:hAnsi="Arial"/>
+                <w:rFonts w:ascii="Verdana" w:hAnsi="Verdana"/>
                 <w:b w:val="0"/>
                 <w:sz w:val="16"/>
               </w:rPr>
@@ -5525,7 +5611,7 @@
             <w:r/>
             <w:r>
               <w:rPr>
-                <w:rFonts w:ascii="Arial" w:hAnsi="Arial"/>
+                <w:rFonts w:ascii="Verdana" w:hAnsi="Verdana"/>
                 <w:b w:val="0"/>
                 <w:sz w:val="16"/>
               </w:rPr>
@@ -5541,7 +5627,7 @@
             <w:r/>
             <w:r>
               <w:rPr>
-                <w:rFonts w:ascii="Arial" w:hAnsi="Arial"/>
+                <w:rFonts w:ascii="Verdana" w:hAnsi="Verdana"/>
                 <w:b w:val="0"/>
                 <w:sz w:val="16"/>
               </w:rPr>
@@ -5550,15 +5636,18 @@
         </w:tc>
       </w:tr>
       <w:tr>
-        <w:tc>
-          <w:tcPr>
-            <w:tcW w:type="dxa" w:w="1514"/>
-          </w:tcPr>
-          <w:p>
-            <w:r/>
-            <w:r>
-              <w:rPr>
-                <w:rFonts w:ascii="Arial" w:hAnsi="Arial"/>
+        <w:trPr>
+          <w:cantSplit/>
+        </w:trPr>
+        <w:tc>
+          <w:tcPr>
+            <w:tcW w:type="dxa" w:w="1514"/>
+          </w:tcPr>
+          <w:p>
+            <w:r/>
+            <w:r>
+              <w:rPr>
+                <w:rFonts w:ascii="Verdana" w:hAnsi="Verdana"/>
                 <w:b w:val="0"/>
                 <w:sz w:val="16"/>
               </w:rPr>
@@ -5574,7 +5663,7 @@
             <w:r/>
             <w:r>
               <w:rPr>
-                <w:rFonts w:ascii="Arial" w:hAnsi="Arial"/>
+                <w:rFonts w:ascii="Verdana" w:hAnsi="Verdana"/>
                 <w:b w:val="0"/>
                 <w:sz w:val="16"/>
               </w:rPr>
@@ -5590,7 +5679,7 @@
             <w:r/>
             <w:r>
               <w:rPr>
-                <w:rFonts w:ascii="Arial" w:hAnsi="Arial"/>
+                <w:rFonts w:ascii="Verdana" w:hAnsi="Verdana"/>
                 <w:b w:val="0"/>
                 <w:sz w:val="16"/>
               </w:rPr>
@@ -5606,7 +5695,7 @@
             <w:r/>
             <w:r>
               <w:rPr>
-                <w:rFonts w:ascii="Arial" w:hAnsi="Arial"/>
+                <w:rFonts w:ascii="Verdana" w:hAnsi="Verdana"/>
                 <w:b w:val="0"/>
                 <w:sz w:val="16"/>
               </w:rPr>
@@ -5622,7 +5711,7 @@
             <w:r/>
             <w:r>
               <w:rPr>
-                <w:rFonts w:ascii="Arial" w:hAnsi="Arial"/>
+                <w:rFonts w:ascii="Verdana" w:hAnsi="Verdana"/>
                 <w:b w:val="0"/>
                 <w:sz w:val="16"/>
               </w:rPr>
@@ -5638,7 +5727,7 @@
             <w:r/>
             <w:r>
               <w:rPr>
-                <w:rFonts w:ascii="Arial" w:hAnsi="Arial"/>
+                <w:rFonts w:ascii="Verdana" w:hAnsi="Verdana"/>
                 <w:b w:val="0"/>
                 <w:sz w:val="16"/>
               </w:rPr>
@@ -5654,7 +5743,7 @@
             <w:r/>
             <w:r>
               <w:rPr>
-                <w:rFonts w:ascii="Arial" w:hAnsi="Arial"/>
+                <w:rFonts w:ascii="Verdana" w:hAnsi="Verdana"/>
                 <w:b w:val="0"/>
                 <w:sz w:val="16"/>
               </w:rPr>
@@ -5670,7 +5759,7 @@
             <w:r/>
             <w:r>
               <w:rPr>
-                <w:rFonts w:ascii="Arial" w:hAnsi="Arial"/>
+                <w:rFonts w:ascii="Verdana" w:hAnsi="Verdana"/>
                 <w:b w:val="0"/>
                 <w:sz w:val="16"/>
               </w:rPr>
@@ -5686,7 +5775,7 @@
             <w:r/>
             <w:r>
               <w:rPr>
-                <w:rFonts w:ascii="Arial" w:hAnsi="Arial"/>
+                <w:rFonts w:ascii="Verdana" w:hAnsi="Verdana"/>
                 <w:b w:val="0"/>
                 <w:sz w:val="16"/>
               </w:rPr>
@@ -5702,7 +5791,7 @@
             <w:r/>
             <w:r>
               <w:rPr>
-                <w:rFonts w:ascii="Arial" w:hAnsi="Arial"/>
+                <w:rFonts w:ascii="Verdana" w:hAnsi="Verdana"/>
                 <w:b w:val="0"/>
                 <w:sz w:val="16"/>
               </w:rPr>
@@ -5711,15 +5800,18 @@
         </w:tc>
       </w:tr>
       <w:tr>
-        <w:tc>
-          <w:tcPr>
-            <w:tcW w:type="dxa" w:w="1514"/>
-          </w:tcPr>
-          <w:p>
-            <w:r/>
-            <w:r>
-              <w:rPr>
-                <w:rFonts w:ascii="Arial" w:hAnsi="Arial"/>
+        <w:trPr>
+          <w:cantSplit/>
+        </w:trPr>
+        <w:tc>
+          <w:tcPr>
+            <w:tcW w:type="dxa" w:w="1514"/>
+          </w:tcPr>
+          <w:p>
+            <w:r/>
+            <w:r>
+              <w:rPr>
+                <w:rFonts w:ascii="Verdana" w:hAnsi="Verdana"/>
                 <w:b w:val="0"/>
                 <w:sz w:val="16"/>
               </w:rPr>
@@ -5735,7 +5827,7 @@
             <w:r/>
             <w:r>
               <w:rPr>
-                <w:rFonts w:ascii="Arial" w:hAnsi="Arial"/>
+                <w:rFonts w:ascii="Verdana" w:hAnsi="Verdana"/>
                 <w:b w:val="0"/>
                 <w:sz w:val="16"/>
               </w:rPr>
@@ -5751,7 +5843,7 @@
             <w:r/>
             <w:r>
               <w:rPr>
-                <w:rFonts w:ascii="Arial" w:hAnsi="Arial"/>
+                <w:rFonts w:ascii="Verdana" w:hAnsi="Verdana"/>
                 <w:b w:val="0"/>
                 <w:sz w:val="16"/>
               </w:rPr>
@@ -5767,7 +5859,7 @@
             <w:r/>
             <w:r>
               <w:rPr>
-                <w:rFonts w:ascii="Arial" w:hAnsi="Arial"/>
+                <w:rFonts w:ascii="Verdana" w:hAnsi="Verdana"/>
                 <w:b w:val="0"/>
                 <w:sz w:val="16"/>
               </w:rPr>
@@ -5783,7 +5875,7 @@
             <w:r/>
             <w:r>
               <w:rPr>
-                <w:rFonts w:ascii="Arial" w:hAnsi="Arial"/>
+                <w:rFonts w:ascii="Verdana" w:hAnsi="Verdana"/>
                 <w:b w:val="0"/>
                 <w:sz w:val="16"/>
               </w:rPr>
@@ -5799,7 +5891,7 @@
             <w:r/>
             <w:r>
               <w:rPr>
-                <w:rFonts w:ascii="Arial" w:hAnsi="Arial"/>
+                <w:rFonts w:ascii="Verdana" w:hAnsi="Verdana"/>
                 <w:b w:val="0"/>
                 <w:sz w:val="16"/>
               </w:rPr>
@@ -5815,7 +5907,7 @@
             <w:r/>
             <w:r>
               <w:rPr>
-                <w:rFonts w:ascii="Arial" w:hAnsi="Arial"/>
+                <w:rFonts w:ascii="Verdana" w:hAnsi="Verdana"/>
                 <w:b w:val="0"/>
                 <w:sz w:val="16"/>
               </w:rPr>
@@ -5831,7 +5923,7 @@
             <w:r/>
             <w:r>
               <w:rPr>
-                <w:rFonts w:ascii="Arial" w:hAnsi="Arial"/>
+                <w:rFonts w:ascii="Verdana" w:hAnsi="Verdana"/>
                 <w:b w:val="0"/>
                 <w:sz w:val="16"/>
               </w:rPr>
@@ -5847,7 +5939,7 @@
             <w:r/>
             <w:r>
               <w:rPr>
-                <w:rFonts w:ascii="Arial" w:hAnsi="Arial"/>
+                <w:rFonts w:ascii="Verdana" w:hAnsi="Verdana"/>
                 <w:b w:val="0"/>
                 <w:sz w:val="16"/>
               </w:rPr>
@@ -5863,7 +5955,7 @@
             <w:r/>
             <w:r>
               <w:rPr>
-                <w:rFonts w:ascii="Arial" w:hAnsi="Arial"/>
+                <w:rFonts w:ascii="Verdana" w:hAnsi="Verdana"/>
                 <w:b w:val="0"/>
                 <w:sz w:val="16"/>
               </w:rPr>
@@ -5872,15 +5964,18 @@
         </w:tc>
       </w:tr>
       <w:tr>
-        <w:tc>
-          <w:tcPr>
-            <w:tcW w:type="dxa" w:w="1514"/>
-          </w:tcPr>
-          <w:p>
-            <w:r/>
-            <w:r>
-              <w:rPr>
-                <w:rFonts w:ascii="Arial" w:hAnsi="Arial"/>
+        <w:trPr>
+          <w:cantSplit/>
+        </w:trPr>
+        <w:tc>
+          <w:tcPr>
+            <w:tcW w:type="dxa" w:w="1514"/>
+          </w:tcPr>
+          <w:p>
+            <w:r/>
+            <w:r>
+              <w:rPr>
+                <w:rFonts w:ascii="Verdana" w:hAnsi="Verdana"/>
                 <w:b w:val="0"/>
                 <w:sz w:val="16"/>
               </w:rPr>
@@ -5896,7 +5991,7 @@
             <w:r/>
             <w:r>
               <w:rPr>
-                <w:rFonts w:ascii="Arial" w:hAnsi="Arial"/>
+                <w:rFonts w:ascii="Verdana" w:hAnsi="Verdana"/>
                 <w:b w:val="0"/>
                 <w:sz w:val="16"/>
               </w:rPr>
@@ -5912,7 +6007,7 @@
             <w:r/>
             <w:r>
               <w:rPr>
-                <w:rFonts w:ascii="Arial" w:hAnsi="Arial"/>
+                <w:rFonts w:ascii="Verdana" w:hAnsi="Verdana"/>
                 <w:b w:val="0"/>
                 <w:sz w:val="16"/>
               </w:rPr>
@@ -5928,7 +6023,7 @@
             <w:r/>
             <w:r>
               <w:rPr>
-                <w:rFonts w:ascii="Arial" w:hAnsi="Arial"/>
+                <w:rFonts w:ascii="Verdana" w:hAnsi="Verdana"/>
                 <w:b w:val="0"/>
                 <w:sz w:val="16"/>
               </w:rPr>
@@ -5944,7 +6039,7 @@
             <w:r/>
             <w:r>
               <w:rPr>
-                <w:rFonts w:ascii="Arial" w:hAnsi="Arial"/>
+                <w:rFonts w:ascii="Verdana" w:hAnsi="Verdana"/>
                 <w:b w:val="0"/>
                 <w:sz w:val="16"/>
               </w:rPr>
@@ -5960,7 +6055,7 @@
             <w:r/>
             <w:r>
               <w:rPr>
-                <w:rFonts w:ascii="Arial" w:hAnsi="Arial"/>
+                <w:rFonts w:ascii="Verdana" w:hAnsi="Verdana"/>
                 <w:b w:val="0"/>
                 <w:sz w:val="16"/>
               </w:rPr>
@@ -5976,7 +6071,7 @@
             <w:r/>
             <w:r>
               <w:rPr>
-                <w:rFonts w:ascii="Arial" w:hAnsi="Arial"/>
+                <w:rFonts w:ascii="Verdana" w:hAnsi="Verdana"/>
                 <w:b w:val="0"/>
                 <w:sz w:val="16"/>
               </w:rPr>
@@ -5992,7 +6087,7 @@
             <w:r/>
             <w:r>
               <w:rPr>
-                <w:rFonts w:ascii="Arial" w:hAnsi="Arial"/>
+                <w:rFonts w:ascii="Verdana" w:hAnsi="Verdana"/>
                 <w:b w:val="0"/>
                 <w:sz w:val="16"/>
               </w:rPr>
@@ -6008,7 +6103,7 @@
             <w:r/>
             <w:r>
               <w:rPr>
-                <w:rFonts w:ascii="Arial" w:hAnsi="Arial"/>
+                <w:rFonts w:ascii="Verdana" w:hAnsi="Verdana"/>
                 <w:b w:val="0"/>
                 <w:sz w:val="16"/>
               </w:rPr>
@@ -6024,7 +6119,7 @@
             <w:r/>
             <w:r>
               <w:rPr>
-                <w:rFonts w:ascii="Arial" w:hAnsi="Arial"/>
+                <w:rFonts w:ascii="Verdana" w:hAnsi="Verdana"/>
                 <w:b w:val="0"/>
                 <w:sz w:val="16"/>
               </w:rPr>
@@ -6033,15 +6128,18 @@
         </w:tc>
       </w:tr>
       <w:tr>
-        <w:tc>
-          <w:tcPr>
-            <w:tcW w:type="dxa" w:w="1514"/>
-          </w:tcPr>
-          <w:p>
-            <w:r/>
-            <w:r>
-              <w:rPr>
-                <w:rFonts w:ascii="Arial" w:hAnsi="Arial"/>
+        <w:trPr>
+          <w:cantSplit/>
+        </w:trPr>
+        <w:tc>
+          <w:tcPr>
+            <w:tcW w:type="dxa" w:w="1514"/>
+          </w:tcPr>
+          <w:p>
+            <w:r/>
+            <w:r>
+              <w:rPr>
+                <w:rFonts w:ascii="Verdana" w:hAnsi="Verdana"/>
                 <w:b w:val="0"/>
                 <w:sz w:val="16"/>
               </w:rPr>
@@ -6057,7 +6155,7 @@
             <w:r/>
             <w:r>
               <w:rPr>
-                <w:rFonts w:ascii="Arial" w:hAnsi="Arial"/>
+                <w:rFonts w:ascii="Verdana" w:hAnsi="Verdana"/>
                 <w:b w:val="0"/>
                 <w:sz w:val="16"/>
               </w:rPr>
@@ -6073,7 +6171,7 @@
             <w:r/>
             <w:r>
               <w:rPr>
-                <w:rFonts w:ascii="Arial" w:hAnsi="Arial"/>
+                <w:rFonts w:ascii="Verdana" w:hAnsi="Verdana"/>
                 <w:b w:val="0"/>
                 <w:sz w:val="16"/>
               </w:rPr>
@@ -6089,7 +6187,7 @@
             <w:r/>
             <w:r>
               <w:rPr>
-                <w:rFonts w:ascii="Arial" w:hAnsi="Arial"/>
+                <w:rFonts w:ascii="Verdana" w:hAnsi="Verdana"/>
                 <w:b w:val="0"/>
                 <w:sz w:val="16"/>
               </w:rPr>
@@ -6105,7 +6203,7 @@
             <w:r/>
             <w:r>
               <w:rPr>
-                <w:rFonts w:ascii="Arial" w:hAnsi="Arial"/>
+                <w:rFonts w:ascii="Verdana" w:hAnsi="Verdana"/>
                 <w:b w:val="0"/>
                 <w:sz w:val="16"/>
               </w:rPr>
@@ -6121,7 +6219,7 @@
             <w:r/>
             <w:r>
               <w:rPr>
-                <w:rFonts w:ascii="Arial" w:hAnsi="Arial"/>
+                <w:rFonts w:ascii="Verdana" w:hAnsi="Verdana"/>
                 <w:b w:val="0"/>
                 <w:sz w:val="16"/>
               </w:rPr>
@@ -6137,7 +6235,7 @@
             <w:r/>
             <w:r>
               <w:rPr>
-                <w:rFonts w:ascii="Arial" w:hAnsi="Arial"/>
+                <w:rFonts w:ascii="Verdana" w:hAnsi="Verdana"/>
                 <w:b w:val="0"/>
                 <w:sz w:val="16"/>
               </w:rPr>
@@ -6153,7 +6251,7 @@
             <w:r/>
             <w:r>
               <w:rPr>
-                <w:rFonts w:ascii="Arial" w:hAnsi="Arial"/>
+                <w:rFonts w:ascii="Verdana" w:hAnsi="Verdana"/>
                 <w:b w:val="0"/>
                 <w:sz w:val="16"/>
               </w:rPr>
@@ -6169,7 +6267,7 @@
             <w:r/>
             <w:r>
               <w:rPr>
-                <w:rFonts w:ascii="Arial" w:hAnsi="Arial"/>
+                <w:rFonts w:ascii="Verdana" w:hAnsi="Verdana"/>
                 <w:b w:val="0"/>
                 <w:sz w:val="16"/>
               </w:rPr>
@@ -6185,7 +6283,7 @@
             <w:r/>
             <w:r>
               <w:rPr>
-                <w:rFonts w:ascii="Arial" w:hAnsi="Arial"/>
+                <w:rFonts w:ascii="Verdana" w:hAnsi="Verdana"/>
                 <w:b w:val="0"/>
                 <w:sz w:val="16"/>
               </w:rPr>
@@ -6194,15 +6292,18 @@
         </w:tc>
       </w:tr>
       <w:tr>
-        <w:tc>
-          <w:tcPr>
-            <w:tcW w:type="dxa" w:w="1514"/>
-          </w:tcPr>
-          <w:p>
-            <w:r/>
-            <w:r>
-              <w:rPr>
-                <w:rFonts w:ascii="Arial" w:hAnsi="Arial"/>
+        <w:trPr>
+          <w:cantSplit/>
+        </w:trPr>
+        <w:tc>
+          <w:tcPr>
+            <w:tcW w:type="dxa" w:w="1514"/>
+          </w:tcPr>
+          <w:p>
+            <w:r/>
+            <w:r>
+              <w:rPr>
+                <w:rFonts w:ascii="Verdana" w:hAnsi="Verdana"/>
                 <w:b w:val="0"/>
                 <w:sz w:val="16"/>
               </w:rPr>
@@ -6218,7 +6319,7 @@
             <w:r/>
             <w:r>
               <w:rPr>
-                <w:rFonts w:ascii="Arial" w:hAnsi="Arial"/>
+                <w:rFonts w:ascii="Verdana" w:hAnsi="Verdana"/>
                 <w:b w:val="0"/>
                 <w:sz w:val="16"/>
               </w:rPr>
@@ -6234,7 +6335,7 @@
             <w:r/>
             <w:r>
               <w:rPr>
-                <w:rFonts w:ascii="Arial" w:hAnsi="Arial"/>
+                <w:rFonts w:ascii="Verdana" w:hAnsi="Verdana"/>
                 <w:b w:val="0"/>
                 <w:sz w:val="16"/>
               </w:rPr>
@@ -6250,7 +6351,7 @@
             <w:r/>
             <w:r>
               <w:rPr>
-                <w:rFonts w:ascii="Arial" w:hAnsi="Arial"/>
+                <w:rFonts w:ascii="Verdana" w:hAnsi="Verdana"/>
                 <w:b w:val="0"/>
                 <w:sz w:val="16"/>
               </w:rPr>
@@ -6266,7 +6367,7 @@
             <w:r/>
             <w:r>
               <w:rPr>
-                <w:rFonts w:ascii="Arial" w:hAnsi="Arial"/>
+                <w:rFonts w:ascii="Verdana" w:hAnsi="Verdana"/>
                 <w:b w:val="0"/>
                 <w:sz w:val="16"/>
               </w:rPr>
@@ -6282,7 +6383,7 @@
             <w:r/>
             <w:r>
               <w:rPr>
-                <w:rFonts w:ascii="Arial" w:hAnsi="Arial"/>
+                <w:rFonts w:ascii="Verdana" w:hAnsi="Verdana"/>
                 <w:b w:val="0"/>
                 <w:sz w:val="16"/>
               </w:rPr>
@@ -6298,7 +6399,7 @@
             <w:r/>
             <w:r>
               <w:rPr>
-                <w:rFonts w:ascii="Arial" w:hAnsi="Arial"/>
+                <w:rFonts w:ascii="Verdana" w:hAnsi="Verdana"/>
                 <w:b w:val="0"/>
                 <w:sz w:val="16"/>
               </w:rPr>
@@ -6314,7 +6415,7 @@
             <w:r/>
             <w:r>
               <w:rPr>
-                <w:rFonts w:ascii="Arial" w:hAnsi="Arial"/>
+                <w:rFonts w:ascii="Verdana" w:hAnsi="Verdana"/>
                 <w:b w:val="0"/>
                 <w:sz w:val="16"/>
               </w:rPr>
@@ -6330,7 +6431,7 @@
             <w:r/>
             <w:r>
               <w:rPr>
-                <w:rFonts w:ascii="Arial" w:hAnsi="Arial"/>
+                <w:rFonts w:ascii="Verdana" w:hAnsi="Verdana"/>
                 <w:b w:val="0"/>
                 <w:sz w:val="16"/>
               </w:rPr>
@@ -6346,7 +6447,7 @@
             <w:r/>
             <w:r>
               <w:rPr>
-                <w:rFonts w:ascii="Arial" w:hAnsi="Arial"/>
+                <w:rFonts w:ascii="Verdana" w:hAnsi="Verdana"/>
                 <w:b w:val="0"/>
                 <w:sz w:val="16"/>
               </w:rPr>
@@ -6355,15 +6456,18 @@
         </w:tc>
       </w:tr>
       <w:tr>
-        <w:tc>
-          <w:tcPr>
-            <w:tcW w:type="dxa" w:w="1514"/>
-          </w:tcPr>
-          <w:p>
-            <w:r/>
-            <w:r>
-              <w:rPr>
-                <w:rFonts w:ascii="Arial" w:hAnsi="Arial"/>
+        <w:trPr>
+          <w:cantSplit/>
+        </w:trPr>
+        <w:tc>
+          <w:tcPr>
+            <w:tcW w:type="dxa" w:w="1514"/>
+          </w:tcPr>
+          <w:p>
+            <w:r/>
+            <w:r>
+              <w:rPr>
+                <w:rFonts w:ascii="Verdana" w:hAnsi="Verdana"/>
                 <w:b w:val="0"/>
                 <w:sz w:val="16"/>
               </w:rPr>
@@ -6379,7 +6483,7 @@
             <w:r/>
             <w:r>
               <w:rPr>
-                <w:rFonts w:ascii="Arial" w:hAnsi="Arial"/>
+                <w:rFonts w:ascii="Verdana" w:hAnsi="Verdana"/>
                 <w:b w:val="0"/>
                 <w:sz w:val="16"/>
               </w:rPr>
@@ -6395,7 +6499,7 @@
             <w:r/>
             <w:r>
               <w:rPr>
-                <w:rFonts w:ascii="Arial" w:hAnsi="Arial"/>
+                <w:rFonts w:ascii="Verdana" w:hAnsi="Verdana"/>
                 <w:b w:val="0"/>
                 <w:sz w:val="16"/>
               </w:rPr>
@@ -6411,7 +6515,7 @@
             <w:r/>
             <w:r>
               <w:rPr>
-                <w:rFonts w:ascii="Arial" w:hAnsi="Arial"/>
+                <w:rFonts w:ascii="Verdana" w:hAnsi="Verdana"/>
                 <w:b w:val="0"/>
                 <w:sz w:val="16"/>
               </w:rPr>
@@ -6427,7 +6531,7 @@
             <w:r/>
             <w:r>
               <w:rPr>
-                <w:rFonts w:ascii="Arial" w:hAnsi="Arial"/>
+                <w:rFonts w:ascii="Verdana" w:hAnsi="Verdana"/>
                 <w:b w:val="0"/>
                 <w:sz w:val="16"/>
               </w:rPr>
@@ -6443,7 +6547,7 @@
             <w:r/>
             <w:r>
               <w:rPr>
-                <w:rFonts w:ascii="Arial" w:hAnsi="Arial"/>
+                <w:rFonts w:ascii="Verdana" w:hAnsi="Verdana"/>
                 <w:b w:val="0"/>
                 <w:sz w:val="16"/>
               </w:rPr>
@@ -6459,7 +6563,7 @@
             <w:r/>
             <w:r>
               <w:rPr>
-                <w:rFonts w:ascii="Arial" w:hAnsi="Arial"/>
+                <w:rFonts w:ascii="Verdana" w:hAnsi="Verdana"/>
                 <w:b w:val="0"/>
                 <w:sz w:val="16"/>
               </w:rPr>
@@ -6475,7 +6579,7 @@
             <w:r/>
             <w:r>
               <w:rPr>
-                <w:rFonts w:ascii="Arial" w:hAnsi="Arial"/>
+                <w:rFonts w:ascii="Verdana" w:hAnsi="Verdana"/>
                 <w:b w:val="0"/>
                 <w:sz w:val="16"/>
               </w:rPr>
@@ -6491,7 +6595,7 @@
             <w:r/>
             <w:r>
               <w:rPr>
-                <w:rFonts w:ascii="Arial" w:hAnsi="Arial"/>
+                <w:rFonts w:ascii="Verdana" w:hAnsi="Verdana"/>
                 <w:b w:val="0"/>
                 <w:sz w:val="16"/>
               </w:rPr>
@@ -6507,7 +6611,7 @@
             <w:r/>
             <w:r>
               <w:rPr>
-                <w:rFonts w:ascii="Arial" w:hAnsi="Arial"/>
+                <w:rFonts w:ascii="Verdana" w:hAnsi="Verdana"/>
                 <w:b w:val="0"/>
                 <w:sz w:val="16"/>
               </w:rPr>
@@ -6516,15 +6620,18 @@
         </w:tc>
       </w:tr>
       <w:tr>
-        <w:tc>
-          <w:tcPr>
-            <w:tcW w:type="dxa" w:w="1514"/>
-          </w:tcPr>
-          <w:p>
-            <w:r/>
-            <w:r>
-              <w:rPr>
-                <w:rFonts w:ascii="Arial" w:hAnsi="Arial"/>
+        <w:trPr>
+          <w:cantSplit/>
+        </w:trPr>
+        <w:tc>
+          <w:tcPr>
+            <w:tcW w:type="dxa" w:w="1514"/>
+          </w:tcPr>
+          <w:p>
+            <w:r/>
+            <w:r>
+              <w:rPr>
+                <w:rFonts w:ascii="Verdana" w:hAnsi="Verdana"/>
                 <w:b w:val="0"/>
                 <w:sz w:val="16"/>
               </w:rPr>
@@ -6540,7 +6647,7 @@
             <w:r/>
             <w:r>
               <w:rPr>
-                <w:rFonts w:ascii="Arial" w:hAnsi="Arial"/>
+                <w:rFonts w:ascii="Verdana" w:hAnsi="Verdana"/>
                 <w:b w:val="0"/>
                 <w:sz w:val="16"/>
               </w:rPr>
@@ -6556,7 +6663,7 @@
             <w:r/>
             <w:r>
               <w:rPr>
-                <w:rFonts w:ascii="Arial" w:hAnsi="Arial"/>
+                <w:rFonts w:ascii="Verdana" w:hAnsi="Verdana"/>
                 <w:b w:val="0"/>
                 <w:sz w:val="16"/>
               </w:rPr>
@@ -6572,7 +6679,7 @@
             <w:r/>
             <w:r>
               <w:rPr>
-                <w:rFonts w:ascii="Arial" w:hAnsi="Arial"/>
+                <w:rFonts w:ascii="Verdana" w:hAnsi="Verdana"/>
                 <w:b w:val="0"/>
                 <w:sz w:val="16"/>
               </w:rPr>
@@ -6588,7 +6695,7 @@
             <w:r/>
             <w:r>
               <w:rPr>
-                <w:rFonts w:ascii="Arial" w:hAnsi="Arial"/>
+                <w:rFonts w:ascii="Verdana" w:hAnsi="Verdana"/>
                 <w:b w:val="0"/>
                 <w:sz w:val="16"/>
               </w:rPr>
@@ -6604,7 +6711,7 @@
             <w:r/>
             <w:r>
               <w:rPr>
-                <w:rFonts w:ascii="Arial" w:hAnsi="Arial"/>
+                <w:rFonts w:ascii="Verdana" w:hAnsi="Verdana"/>
                 <w:b w:val="0"/>
                 <w:sz w:val="16"/>
               </w:rPr>
@@ -6620,7 +6727,7 @@
             <w:r/>
             <w:r>
               <w:rPr>
-                <w:rFonts w:ascii="Arial" w:hAnsi="Arial"/>
+                <w:rFonts w:ascii="Verdana" w:hAnsi="Verdana"/>
                 <w:b w:val="0"/>
                 <w:sz w:val="16"/>
               </w:rPr>
@@ -6636,7 +6743,7 @@
             <w:r/>
             <w:r>
               <w:rPr>
-                <w:rFonts w:ascii="Arial" w:hAnsi="Arial"/>
+                <w:rFonts w:ascii="Verdana" w:hAnsi="Verdana"/>
                 <w:b w:val="0"/>
                 <w:sz w:val="16"/>
               </w:rPr>
@@ -6652,7 +6759,7 @@
             <w:r/>
             <w:r>
               <w:rPr>
-                <w:rFonts w:ascii="Arial" w:hAnsi="Arial"/>
+                <w:rFonts w:ascii="Verdana" w:hAnsi="Verdana"/>
                 <w:b w:val="0"/>
                 <w:sz w:val="16"/>
               </w:rPr>
@@ -6668,7 +6775,7 @@
             <w:r/>
             <w:r>
               <w:rPr>
-                <w:rFonts w:ascii="Arial" w:hAnsi="Arial"/>
+                <w:rFonts w:ascii="Verdana" w:hAnsi="Verdana"/>
                 <w:b w:val="0"/>
                 <w:sz w:val="16"/>
               </w:rPr>
@@ -6677,15 +6784,18 @@
         </w:tc>
       </w:tr>
       <w:tr>
-        <w:tc>
-          <w:tcPr>
-            <w:tcW w:type="dxa" w:w="1514"/>
-          </w:tcPr>
-          <w:p>
-            <w:r/>
-            <w:r>
-              <w:rPr>
-                <w:rFonts w:ascii="Arial" w:hAnsi="Arial"/>
+        <w:trPr>
+          <w:cantSplit/>
+        </w:trPr>
+        <w:tc>
+          <w:tcPr>
+            <w:tcW w:type="dxa" w:w="1514"/>
+          </w:tcPr>
+          <w:p>
+            <w:r/>
+            <w:r>
+              <w:rPr>
+                <w:rFonts w:ascii="Verdana" w:hAnsi="Verdana"/>
                 <w:b w:val="0"/>
                 <w:sz w:val="16"/>
               </w:rPr>
@@ -6701,7 +6811,7 @@
             <w:r/>
             <w:r>
               <w:rPr>
-                <w:rFonts w:ascii="Arial" w:hAnsi="Arial"/>
+                <w:rFonts w:ascii="Verdana" w:hAnsi="Verdana"/>
                 <w:b w:val="0"/>
                 <w:sz w:val="16"/>
               </w:rPr>
@@ -6717,7 +6827,7 @@
             <w:r/>
             <w:r>
               <w:rPr>
-                <w:rFonts w:ascii="Arial" w:hAnsi="Arial"/>
+                <w:rFonts w:ascii="Verdana" w:hAnsi="Verdana"/>
                 <w:b w:val="0"/>
                 <w:sz w:val="16"/>
               </w:rPr>
@@ -6733,7 +6843,7 @@
             <w:r/>
             <w:r>
               <w:rPr>
-                <w:rFonts w:ascii="Arial" w:hAnsi="Arial"/>
+                <w:rFonts w:ascii="Verdana" w:hAnsi="Verdana"/>
                 <w:b w:val="0"/>
                 <w:sz w:val="16"/>
               </w:rPr>
@@ -6749,7 +6859,7 @@
             <w:r/>
             <w:r>
               <w:rPr>
-                <w:rFonts w:ascii="Arial" w:hAnsi="Arial"/>
+                <w:rFonts w:ascii="Verdana" w:hAnsi="Verdana"/>
                 <w:b w:val="0"/>
                 <w:sz w:val="16"/>
               </w:rPr>
@@ -6765,7 +6875,7 @@
             <w:r/>
             <w:r>
               <w:rPr>
-                <w:rFonts w:ascii="Arial" w:hAnsi="Arial"/>
+                <w:rFonts w:ascii="Verdana" w:hAnsi="Verdana"/>
                 <w:b w:val="0"/>
                 <w:sz w:val="16"/>
               </w:rPr>
@@ -6781,7 +6891,7 @@
             <w:r/>
             <w:r>
               <w:rPr>
-                <w:rFonts w:ascii="Arial" w:hAnsi="Arial"/>
+                <w:rFonts w:ascii="Verdana" w:hAnsi="Verdana"/>
                 <w:b w:val="0"/>
                 <w:sz w:val="16"/>
               </w:rPr>
@@ -6797,7 +6907,7 @@
             <w:r/>
             <w:r>
               <w:rPr>
-                <w:rFonts w:ascii="Arial" w:hAnsi="Arial"/>
+                <w:rFonts w:ascii="Verdana" w:hAnsi="Verdana"/>
                 <w:b w:val="0"/>
                 <w:sz w:val="16"/>
               </w:rPr>
@@ -6813,7 +6923,7 @@
             <w:r/>
             <w:r>
               <w:rPr>
-                <w:rFonts w:ascii="Arial" w:hAnsi="Arial"/>
+                <w:rFonts w:ascii="Verdana" w:hAnsi="Verdana"/>
                 <w:b w:val="0"/>
                 <w:sz w:val="16"/>
               </w:rPr>
@@ -6829,7 +6939,7 @@
             <w:r/>
             <w:r>
               <w:rPr>
-                <w:rFonts w:ascii="Arial" w:hAnsi="Arial"/>
+                <w:rFonts w:ascii="Verdana" w:hAnsi="Verdana"/>
                 <w:b w:val="0"/>
                 <w:sz w:val="16"/>
               </w:rPr>
@@ -6838,15 +6948,18 @@
         </w:tc>
       </w:tr>
       <w:tr>
-        <w:tc>
-          <w:tcPr>
-            <w:tcW w:type="dxa" w:w="1514"/>
-          </w:tcPr>
-          <w:p>
-            <w:r/>
-            <w:r>
-              <w:rPr>
-                <w:rFonts w:ascii="Arial" w:hAnsi="Arial"/>
+        <w:trPr>
+          <w:cantSplit/>
+        </w:trPr>
+        <w:tc>
+          <w:tcPr>
+            <w:tcW w:type="dxa" w:w="1514"/>
+          </w:tcPr>
+          <w:p>
+            <w:r/>
+            <w:r>
+              <w:rPr>
+                <w:rFonts w:ascii="Verdana" w:hAnsi="Verdana"/>
                 <w:b w:val="0"/>
                 <w:sz w:val="16"/>
               </w:rPr>
@@ -6862,7 +6975,7 @@
             <w:r/>
             <w:r>
               <w:rPr>
-                <w:rFonts w:ascii="Arial" w:hAnsi="Arial"/>
+                <w:rFonts w:ascii="Verdana" w:hAnsi="Verdana"/>
                 <w:b w:val="0"/>
                 <w:sz w:val="16"/>
               </w:rPr>
@@ -6878,7 +6991,7 @@
             <w:r/>
             <w:r>
               <w:rPr>
-                <w:rFonts w:ascii="Arial" w:hAnsi="Arial"/>
+                <w:rFonts w:ascii="Verdana" w:hAnsi="Verdana"/>
                 <w:b w:val="0"/>
                 <w:sz w:val="16"/>
               </w:rPr>
@@ -6894,7 +7007,7 @@
             <w:r/>
             <w:r>
               <w:rPr>
-                <w:rFonts w:ascii="Arial" w:hAnsi="Arial"/>
+                <w:rFonts w:ascii="Verdana" w:hAnsi="Verdana"/>
                 <w:b w:val="0"/>
                 <w:sz w:val="16"/>
               </w:rPr>
@@ -6910,7 +7023,7 @@
             <w:r/>
             <w:r>
               <w:rPr>
-                <w:rFonts w:ascii="Arial" w:hAnsi="Arial"/>
+                <w:rFonts w:ascii="Verdana" w:hAnsi="Verdana"/>
                 <w:b w:val="0"/>
                 <w:sz w:val="16"/>
               </w:rPr>
@@ -6926,7 +7039,7 @@
             <w:r/>
             <w:r>
               <w:rPr>
-                <w:rFonts w:ascii="Arial" w:hAnsi="Arial"/>
+                <w:rFonts w:ascii="Verdana" w:hAnsi="Verdana"/>
                 <w:b w:val="0"/>
                 <w:sz w:val="16"/>
               </w:rPr>
@@ -6942,7 +7055,7 @@
             <w:r/>
             <w:r>
               <w:rPr>
-                <w:rFonts w:ascii="Arial" w:hAnsi="Arial"/>
+                <w:rFonts w:ascii="Verdana" w:hAnsi="Verdana"/>
                 <w:b w:val="0"/>
                 <w:sz w:val="16"/>
               </w:rPr>
@@ -6958,7 +7071,7 @@
             <w:r/>
             <w:r>
               <w:rPr>
-                <w:rFonts w:ascii="Arial" w:hAnsi="Arial"/>
+                <w:rFonts w:ascii="Verdana" w:hAnsi="Verdana"/>
                 <w:b w:val="0"/>
                 <w:sz w:val="16"/>
               </w:rPr>
@@ -6974,7 +7087,7 @@
             <w:r/>
             <w:r>
               <w:rPr>
-                <w:rFonts w:ascii="Arial" w:hAnsi="Arial"/>
+                <w:rFonts w:ascii="Verdana" w:hAnsi="Verdana"/>
                 <w:b w:val="0"/>
                 <w:sz w:val="16"/>
               </w:rPr>
@@ -6990,7 +7103,7 @@
             <w:r/>
             <w:r>
               <w:rPr>
-                <w:rFonts w:ascii="Arial" w:hAnsi="Arial"/>
+                <w:rFonts w:ascii="Verdana" w:hAnsi="Verdana"/>
                 <w:b w:val="0"/>
                 <w:sz w:val="16"/>
               </w:rPr>
@@ -6999,15 +7112,18 @@
         </w:tc>
       </w:tr>
       <w:tr>
-        <w:tc>
-          <w:tcPr>
-            <w:tcW w:type="dxa" w:w="1514"/>
-          </w:tcPr>
-          <w:p>
-            <w:r/>
-            <w:r>
-              <w:rPr>
-                <w:rFonts w:ascii="Arial" w:hAnsi="Arial"/>
+        <w:trPr>
+          <w:cantSplit/>
+        </w:trPr>
+        <w:tc>
+          <w:tcPr>
+            <w:tcW w:type="dxa" w:w="1514"/>
+          </w:tcPr>
+          <w:p>
+            <w:r/>
+            <w:r>
+              <w:rPr>
+                <w:rFonts w:ascii="Verdana" w:hAnsi="Verdana"/>
                 <w:b w:val="0"/>
                 <w:sz w:val="16"/>
               </w:rPr>
@@ -7023,7 +7139,7 @@
             <w:r/>
             <w:r>
               <w:rPr>
-                <w:rFonts w:ascii="Arial" w:hAnsi="Arial"/>
+                <w:rFonts w:ascii="Verdana" w:hAnsi="Verdana"/>
                 <w:b w:val="0"/>
                 <w:sz w:val="16"/>
               </w:rPr>
@@ -7039,7 +7155,7 @@
             <w:r/>
             <w:r>
               <w:rPr>
-                <w:rFonts w:ascii="Arial" w:hAnsi="Arial"/>
+                <w:rFonts w:ascii="Verdana" w:hAnsi="Verdana"/>
                 <w:b w:val="0"/>
                 <w:sz w:val="16"/>
               </w:rPr>
@@ -7055,7 +7171,7 @@
             <w:r/>
             <w:r>
               <w:rPr>
-                <w:rFonts w:ascii="Arial" w:hAnsi="Arial"/>
+                <w:rFonts w:ascii="Verdana" w:hAnsi="Verdana"/>
                 <w:b w:val="0"/>
                 <w:sz w:val="16"/>
               </w:rPr>
@@ -7071,7 +7187,7 @@
             <w:r/>
             <w:r>
               <w:rPr>
-                <w:rFonts w:ascii="Arial" w:hAnsi="Arial"/>
+                <w:rFonts w:ascii="Verdana" w:hAnsi="Verdana"/>
                 <w:b w:val="0"/>
                 <w:sz w:val="16"/>
               </w:rPr>
@@ -7087,7 +7203,7 @@
             <w:r/>
             <w:r>
               <w:rPr>
-                <w:rFonts w:ascii="Arial" w:hAnsi="Arial"/>
+                <w:rFonts w:ascii="Verdana" w:hAnsi="Verdana"/>
                 <w:b w:val="0"/>
                 <w:sz w:val="16"/>
               </w:rPr>
@@ -7103,7 +7219,7 @@
             <w:r/>
             <w:r>
               <w:rPr>
-                <w:rFonts w:ascii="Arial" w:hAnsi="Arial"/>
+                <w:rFonts w:ascii="Verdana" w:hAnsi="Verdana"/>
                 <w:b w:val="0"/>
                 <w:sz w:val="16"/>
               </w:rPr>
@@ -7119,7 +7235,7 @@
             <w:r/>
             <w:r>
               <w:rPr>
-                <w:rFonts w:ascii="Arial" w:hAnsi="Arial"/>
+                <w:rFonts w:ascii="Verdana" w:hAnsi="Verdana"/>
                 <w:b w:val="0"/>
                 <w:sz w:val="16"/>
               </w:rPr>
@@ -7135,7 +7251,7 @@
             <w:r/>
             <w:r>
               <w:rPr>
-                <w:rFonts w:ascii="Arial" w:hAnsi="Arial"/>
+                <w:rFonts w:ascii="Verdana" w:hAnsi="Verdana"/>
                 <w:b w:val="0"/>
                 <w:sz w:val="16"/>
               </w:rPr>
@@ -7151,7 +7267,7 @@
             <w:r/>
             <w:r>
               <w:rPr>
-                <w:rFonts w:ascii="Arial" w:hAnsi="Arial"/>
+                <w:rFonts w:ascii="Verdana" w:hAnsi="Verdana"/>
                 <w:b w:val="0"/>
                 <w:sz w:val="16"/>
               </w:rPr>
@@ -7160,15 +7276,18 @@
         </w:tc>
       </w:tr>
       <w:tr>
-        <w:tc>
-          <w:tcPr>
-            <w:tcW w:type="dxa" w:w="1514"/>
-          </w:tcPr>
-          <w:p>
-            <w:r/>
-            <w:r>
-              <w:rPr>
-                <w:rFonts w:ascii="Arial" w:hAnsi="Arial"/>
+        <w:trPr>
+          <w:cantSplit/>
+        </w:trPr>
+        <w:tc>
+          <w:tcPr>
+            <w:tcW w:type="dxa" w:w="1514"/>
+          </w:tcPr>
+          <w:p>
+            <w:r/>
+            <w:r>
+              <w:rPr>
+                <w:rFonts w:ascii="Verdana" w:hAnsi="Verdana"/>
                 <w:b w:val="0"/>
                 <w:sz w:val="16"/>
               </w:rPr>
@@ -7184,7 +7303,7 @@
             <w:r/>
             <w:r>
               <w:rPr>
-                <w:rFonts w:ascii="Arial" w:hAnsi="Arial"/>
+                <w:rFonts w:ascii="Verdana" w:hAnsi="Verdana"/>
                 <w:b w:val="0"/>
                 <w:sz w:val="16"/>
               </w:rPr>
@@ -7200,7 +7319,7 @@
             <w:r/>
             <w:r>
               <w:rPr>
-                <w:rFonts w:ascii="Arial" w:hAnsi="Arial"/>
+                <w:rFonts w:ascii="Verdana" w:hAnsi="Verdana"/>
                 <w:b w:val="0"/>
                 <w:sz w:val="16"/>
               </w:rPr>
@@ -7216,7 +7335,7 @@
             <w:r/>
             <w:r>
               <w:rPr>
-                <w:rFonts w:ascii="Arial" w:hAnsi="Arial"/>
+                <w:rFonts w:ascii="Verdana" w:hAnsi="Verdana"/>
                 <w:b w:val="0"/>
                 <w:sz w:val="16"/>
               </w:rPr>
@@ -7232,7 +7351,7 @@
             <w:r/>
             <w:r>
               <w:rPr>
-                <w:rFonts w:ascii="Arial" w:hAnsi="Arial"/>
+                <w:rFonts w:ascii="Verdana" w:hAnsi="Verdana"/>
                 <w:b w:val="0"/>
                 <w:sz w:val="16"/>
               </w:rPr>
@@ -7248,7 +7367,7 @@
             <w:r/>
             <w:r>
               <w:rPr>
-                <w:rFonts w:ascii="Arial" w:hAnsi="Arial"/>
+                <w:rFonts w:ascii="Verdana" w:hAnsi="Verdana"/>
                 <w:b w:val="0"/>
                 <w:sz w:val="16"/>
               </w:rPr>
@@ -7264,7 +7383,7 @@
             <w:r/>
             <w:r>
               <w:rPr>
-                <w:rFonts w:ascii="Arial" w:hAnsi="Arial"/>
+                <w:rFonts w:ascii="Verdana" w:hAnsi="Verdana"/>
                 <w:b w:val="0"/>
                 <w:sz w:val="16"/>
               </w:rPr>
@@ -7280,7 +7399,7 @@
             <w:r/>
             <w:r>
               <w:rPr>
-                <w:rFonts w:ascii="Arial" w:hAnsi="Arial"/>
+                <w:rFonts w:ascii="Verdana" w:hAnsi="Verdana"/>
                 <w:b w:val="0"/>
                 <w:sz w:val="16"/>
               </w:rPr>
@@ -7296,7 +7415,7 @@
             <w:r/>
             <w:r>
               <w:rPr>
-                <w:rFonts w:ascii="Arial" w:hAnsi="Arial"/>
+                <w:rFonts w:ascii="Verdana" w:hAnsi="Verdana"/>
                 <w:b w:val="0"/>
                 <w:sz w:val="16"/>
               </w:rPr>
@@ -7312,7 +7431,7 @@
             <w:r/>
             <w:r>
               <w:rPr>
-                <w:rFonts w:ascii="Arial" w:hAnsi="Arial"/>
+                <w:rFonts w:ascii="Verdana" w:hAnsi="Verdana"/>
                 <w:b w:val="0"/>
                 <w:sz w:val="16"/>
               </w:rPr>
@@ -7321,15 +7440,18 @@
         </w:tc>
       </w:tr>
       <w:tr>
-        <w:tc>
-          <w:tcPr>
-            <w:tcW w:type="dxa" w:w="1514"/>
-          </w:tcPr>
-          <w:p>
-            <w:r/>
-            <w:r>
-              <w:rPr>
-                <w:rFonts w:ascii="Arial" w:hAnsi="Arial"/>
+        <w:trPr>
+          <w:cantSplit/>
+        </w:trPr>
+        <w:tc>
+          <w:tcPr>
+            <w:tcW w:type="dxa" w:w="1514"/>
+          </w:tcPr>
+          <w:p>
+            <w:r/>
+            <w:r>
+              <w:rPr>
+                <w:rFonts w:ascii="Verdana" w:hAnsi="Verdana"/>
                 <w:b w:val="0"/>
                 <w:sz w:val="16"/>
               </w:rPr>
@@ -7345,7 +7467,7 @@
             <w:r/>
             <w:r>
               <w:rPr>
-                <w:rFonts w:ascii="Arial" w:hAnsi="Arial"/>
+                <w:rFonts w:ascii="Verdana" w:hAnsi="Verdana"/>
                 <w:b w:val="0"/>
                 <w:sz w:val="16"/>
               </w:rPr>
@@ -7361,7 +7483,7 @@
             <w:r/>
             <w:r>
               <w:rPr>
-                <w:rFonts w:ascii="Arial" w:hAnsi="Arial"/>
+                <w:rFonts w:ascii="Verdana" w:hAnsi="Verdana"/>
                 <w:b w:val="0"/>
                 <w:sz w:val="16"/>
               </w:rPr>
@@ -7377,7 +7499,7 @@
             <w:r/>
             <w:r>
               <w:rPr>
-                <w:rFonts w:ascii="Arial" w:hAnsi="Arial"/>
+                <w:rFonts w:ascii="Verdana" w:hAnsi="Verdana"/>
                 <w:b w:val="0"/>
                 <w:sz w:val="16"/>
               </w:rPr>
@@ -7393,7 +7515,7 @@
             <w:r/>
             <w:r>
               <w:rPr>
-                <w:rFonts w:ascii="Arial" w:hAnsi="Arial"/>
+                <w:rFonts w:ascii="Verdana" w:hAnsi="Verdana"/>
                 <w:b w:val="0"/>
                 <w:sz w:val="16"/>
               </w:rPr>
@@ -7409,7 +7531,7 @@
             <w:r/>
             <w:r>
               <w:rPr>
-                <w:rFonts w:ascii="Arial" w:hAnsi="Arial"/>
+                <w:rFonts w:ascii="Verdana" w:hAnsi="Verdana"/>
                 <w:b w:val="0"/>
                 <w:sz w:val="16"/>
               </w:rPr>
@@ -7425,7 +7547,7 @@
             <w:r/>
             <w:r>
               <w:rPr>
-                <w:rFonts w:ascii="Arial" w:hAnsi="Arial"/>
+                <w:rFonts w:ascii="Verdana" w:hAnsi="Verdana"/>
                 <w:b w:val="0"/>
                 <w:sz w:val="16"/>
               </w:rPr>
@@ -7441,7 +7563,7 @@
             <w:r/>
             <w:r>
               <w:rPr>
-                <w:rFonts w:ascii="Arial" w:hAnsi="Arial"/>
+                <w:rFonts w:ascii="Verdana" w:hAnsi="Verdana"/>
                 <w:b w:val="0"/>
                 <w:sz w:val="16"/>
               </w:rPr>
@@ -7457,7 +7579,7 @@
             <w:r/>
             <w:r>
               <w:rPr>
-                <w:rFonts w:ascii="Arial" w:hAnsi="Arial"/>
+                <w:rFonts w:ascii="Verdana" w:hAnsi="Verdana"/>
                 <w:b w:val="0"/>
                 <w:sz w:val="16"/>
               </w:rPr>
@@ -7473,7 +7595,7 @@
             <w:r/>
             <w:r>
               <w:rPr>
-                <w:rFonts w:ascii="Arial" w:hAnsi="Arial"/>
+                <w:rFonts w:ascii="Verdana" w:hAnsi="Verdana"/>
                 <w:b w:val="0"/>
                 <w:sz w:val="16"/>
               </w:rPr>
@@ -7482,15 +7604,18 @@
         </w:tc>
       </w:tr>
       <w:tr>
-        <w:tc>
-          <w:tcPr>
-            <w:tcW w:type="dxa" w:w="1514"/>
-          </w:tcPr>
-          <w:p>
-            <w:r/>
-            <w:r>
-              <w:rPr>
-                <w:rFonts w:ascii="Arial" w:hAnsi="Arial"/>
+        <w:trPr>
+          <w:cantSplit/>
+        </w:trPr>
+        <w:tc>
+          <w:tcPr>
+            <w:tcW w:type="dxa" w:w="1514"/>
+          </w:tcPr>
+          <w:p>
+            <w:r/>
+            <w:r>
+              <w:rPr>
+                <w:rFonts w:ascii="Verdana" w:hAnsi="Verdana"/>
                 <w:b w:val="0"/>
                 <w:sz w:val="16"/>
               </w:rPr>
@@ -7506,7 +7631,7 @@
             <w:r/>
             <w:r>
               <w:rPr>
-                <w:rFonts w:ascii="Arial" w:hAnsi="Arial"/>
+                <w:rFonts w:ascii="Verdana" w:hAnsi="Verdana"/>
                 <w:b w:val="0"/>
                 <w:sz w:val="16"/>
               </w:rPr>
@@ -7522,7 +7647,7 @@
             <w:r/>
             <w:r>
               <w:rPr>
-                <w:rFonts w:ascii="Arial" w:hAnsi="Arial"/>
+                <w:rFonts w:ascii="Verdana" w:hAnsi="Verdana"/>
                 <w:b w:val="0"/>
                 <w:sz w:val="16"/>
               </w:rPr>
@@ -7538,7 +7663,7 @@
             <w:r/>
             <w:r>
               <w:rPr>
-                <w:rFonts w:ascii="Arial" w:hAnsi="Arial"/>
+                <w:rFonts w:ascii="Verdana" w:hAnsi="Verdana"/>
                 <w:b w:val="0"/>
                 <w:sz w:val="16"/>
               </w:rPr>
@@ -7554,7 +7679,7 @@
             <w:r/>
             <w:r>
               <w:rPr>
-                <w:rFonts w:ascii="Arial" w:hAnsi="Arial"/>
+                <w:rFonts w:ascii="Verdana" w:hAnsi="Verdana"/>
                 <w:b w:val="0"/>
                 <w:sz w:val="16"/>
               </w:rPr>
@@ -7570,7 +7695,7 @@
             <w:r/>
             <w:r>
               <w:rPr>
-                <w:rFonts w:ascii="Arial" w:hAnsi="Arial"/>
+                <w:rFonts w:ascii="Verdana" w:hAnsi="Verdana"/>
                 <w:b w:val="0"/>
                 <w:sz w:val="16"/>
               </w:rPr>
@@ -7586,7 +7711,7 @@
             <w:r/>
             <w:r>
               <w:rPr>
-                <w:rFonts w:ascii="Arial" w:hAnsi="Arial"/>
+                <w:rFonts w:ascii="Verdana" w:hAnsi="Verdana"/>
                 <w:b w:val="0"/>
                 <w:sz w:val="16"/>
               </w:rPr>
@@ -7602,7 +7727,7 @@
             <w:r/>
             <w:r>
               <w:rPr>
-                <w:rFonts w:ascii="Arial" w:hAnsi="Arial"/>
+                <w:rFonts w:ascii="Verdana" w:hAnsi="Verdana"/>
                 <w:b w:val="0"/>
                 <w:sz w:val="16"/>
               </w:rPr>
@@ -7618,7 +7743,7 @@
             <w:r/>
             <w:r>
               <w:rPr>
-                <w:rFonts w:ascii="Arial" w:hAnsi="Arial"/>
+                <w:rFonts w:ascii="Verdana" w:hAnsi="Verdana"/>
                 <w:b w:val="0"/>
                 <w:sz w:val="16"/>
               </w:rPr>
@@ -7634,7 +7759,7 @@
             <w:r/>
             <w:r>
               <w:rPr>
-                <w:rFonts w:ascii="Arial" w:hAnsi="Arial"/>
+                <w:rFonts w:ascii="Verdana" w:hAnsi="Verdana"/>
                 <w:b w:val="0"/>
                 <w:sz w:val="16"/>
               </w:rPr>
@@ -7643,15 +7768,18 @@
         </w:tc>
       </w:tr>
       <w:tr>
-        <w:tc>
-          <w:tcPr>
-            <w:tcW w:type="dxa" w:w="1514"/>
-          </w:tcPr>
-          <w:p>
-            <w:r/>
-            <w:r>
-              <w:rPr>
-                <w:rFonts w:ascii="Arial" w:hAnsi="Arial"/>
+        <w:trPr>
+          <w:cantSplit/>
+        </w:trPr>
+        <w:tc>
+          <w:tcPr>
+            <w:tcW w:type="dxa" w:w="1514"/>
+          </w:tcPr>
+          <w:p>
+            <w:r/>
+            <w:r>
+              <w:rPr>
+                <w:rFonts w:ascii="Verdana" w:hAnsi="Verdana"/>
                 <w:b w:val="0"/>
                 <w:sz w:val="16"/>
               </w:rPr>
@@ -7667,7 +7795,7 @@
             <w:r/>
             <w:r>
               <w:rPr>
-                <w:rFonts w:ascii="Arial" w:hAnsi="Arial"/>
+                <w:rFonts w:ascii="Verdana" w:hAnsi="Verdana"/>
                 <w:b w:val="0"/>
                 <w:sz w:val="16"/>
               </w:rPr>
@@ -7683,7 +7811,7 @@
             <w:r/>
             <w:r>
               <w:rPr>
-                <w:rFonts w:ascii="Arial" w:hAnsi="Arial"/>
+                <w:rFonts w:ascii="Verdana" w:hAnsi="Verdana"/>
                 <w:b w:val="0"/>
                 <w:sz w:val="16"/>
               </w:rPr>
@@ -7699,7 +7827,7 @@
             <w:r/>
             <w:r>
               <w:rPr>
-                <w:rFonts w:ascii="Arial" w:hAnsi="Arial"/>
+                <w:rFonts w:ascii="Verdana" w:hAnsi="Verdana"/>
                 <w:b w:val="0"/>
                 <w:sz w:val="16"/>
               </w:rPr>
@@ -7715,7 +7843,7 @@
             <w:r/>
             <w:r>
               <w:rPr>
-                <w:rFonts w:ascii="Arial" w:hAnsi="Arial"/>
+                <w:rFonts w:ascii="Verdana" w:hAnsi="Verdana"/>
                 <w:b w:val="0"/>
                 <w:sz w:val="16"/>
               </w:rPr>
@@ -7731,7 +7859,7 @@
             <w:r/>
             <w:r>
               <w:rPr>
-                <w:rFonts w:ascii="Arial" w:hAnsi="Arial"/>
+                <w:rFonts w:ascii="Verdana" w:hAnsi="Verdana"/>
                 <w:b w:val="0"/>
                 <w:sz w:val="16"/>
               </w:rPr>
@@ -7747,7 +7875,7 @@
             <w:r/>
             <w:r>
               <w:rPr>
-                <w:rFonts w:ascii="Arial" w:hAnsi="Arial"/>
+                <w:rFonts w:ascii="Verdana" w:hAnsi="Verdana"/>
                 <w:b w:val="0"/>
                 <w:sz w:val="16"/>
               </w:rPr>
@@ -7763,7 +7891,7 @@
             <w:r/>
             <w:r>
               <w:rPr>
-                <w:rFonts w:ascii="Arial" w:hAnsi="Arial"/>
+                <w:rFonts w:ascii="Verdana" w:hAnsi="Verdana"/>
                 <w:b w:val="0"/>
                 <w:sz w:val="16"/>
               </w:rPr>
@@ -7779,7 +7907,7 @@
             <w:r/>
             <w:r>
               <w:rPr>
-                <w:rFonts w:ascii="Arial" w:hAnsi="Arial"/>
+                <w:rFonts w:ascii="Verdana" w:hAnsi="Verdana"/>
                 <w:b w:val="0"/>
                 <w:sz w:val="16"/>
               </w:rPr>
@@ -7795,7 +7923,7 @@
             <w:r/>
             <w:r>
               <w:rPr>
-                <w:rFonts w:ascii="Arial" w:hAnsi="Arial"/>
+                <w:rFonts w:ascii="Verdana" w:hAnsi="Verdana"/>
                 <w:b w:val="0"/>
                 <w:sz w:val="16"/>
               </w:rPr>
@@ -7804,15 +7932,18 @@
         </w:tc>
       </w:tr>
       <w:tr>
-        <w:tc>
-          <w:tcPr>
-            <w:tcW w:type="dxa" w:w="1514"/>
-          </w:tcPr>
-          <w:p>
-            <w:r/>
-            <w:r>
-              <w:rPr>
-                <w:rFonts w:ascii="Arial" w:hAnsi="Arial"/>
+        <w:trPr>
+          <w:cantSplit/>
+        </w:trPr>
+        <w:tc>
+          <w:tcPr>
+            <w:tcW w:type="dxa" w:w="1514"/>
+          </w:tcPr>
+          <w:p>
+            <w:r/>
+            <w:r>
+              <w:rPr>
+                <w:rFonts w:ascii="Verdana" w:hAnsi="Verdana"/>
                 <w:b w:val="0"/>
                 <w:sz w:val="16"/>
               </w:rPr>
@@ -7828,7 +7959,7 @@
             <w:r/>
             <w:r>
               <w:rPr>
-                <w:rFonts w:ascii="Arial" w:hAnsi="Arial"/>
+                <w:rFonts w:ascii="Verdana" w:hAnsi="Verdana"/>
                 <w:b w:val="0"/>
                 <w:sz w:val="16"/>
               </w:rPr>
@@ -7844,7 +7975,7 @@
             <w:r/>
             <w:r>
               <w:rPr>
-                <w:rFonts w:ascii="Arial" w:hAnsi="Arial"/>
+                <w:rFonts w:ascii="Verdana" w:hAnsi="Verdana"/>
                 <w:b w:val="0"/>
                 <w:sz w:val="16"/>
               </w:rPr>
@@ -7860,7 +7991,7 @@
             <w:r/>
             <w:r>
               <w:rPr>
-                <w:rFonts w:ascii="Arial" w:hAnsi="Arial"/>
+                <w:rFonts w:ascii="Verdana" w:hAnsi="Verdana"/>
                 <w:b w:val="0"/>
                 <w:sz w:val="16"/>
               </w:rPr>
@@ -7876,7 +8007,7 @@
             <w:r/>
             <w:r>
               <w:rPr>
-                <w:rFonts w:ascii="Arial" w:hAnsi="Arial"/>
+                <w:rFonts w:ascii="Verdana" w:hAnsi="Verdana"/>
                 <w:b w:val="0"/>
                 <w:sz w:val="16"/>
               </w:rPr>
@@ -7892,7 +8023,7 @@
             <w:r/>
             <w:r>
               <w:rPr>
-                <w:rFonts w:ascii="Arial" w:hAnsi="Arial"/>
+                <w:rFonts w:ascii="Verdana" w:hAnsi="Verdana"/>
                 <w:b w:val="0"/>
                 <w:sz w:val="16"/>
               </w:rPr>
@@ -7908,7 +8039,7 @@
             <w:r/>
             <w:r>
               <w:rPr>
-                <w:rFonts w:ascii="Arial" w:hAnsi="Arial"/>
+                <w:rFonts w:ascii="Verdana" w:hAnsi="Verdana"/>
                 <w:b w:val="0"/>
                 <w:sz w:val="16"/>
               </w:rPr>
@@ -7924,7 +8055,7 @@
             <w:r/>
             <w:r>
               <w:rPr>
-                <w:rFonts w:ascii="Arial" w:hAnsi="Arial"/>
+                <w:rFonts w:ascii="Verdana" w:hAnsi="Verdana"/>
                 <w:b w:val="0"/>
                 <w:sz w:val="16"/>
               </w:rPr>
@@ -7940,7 +8071,7 @@
             <w:r/>
             <w:r>
               <w:rPr>
-                <w:rFonts w:ascii="Arial" w:hAnsi="Arial"/>
+                <w:rFonts w:ascii="Verdana" w:hAnsi="Verdana"/>
                 <w:b w:val="0"/>
                 <w:sz w:val="16"/>
               </w:rPr>
@@ -7956,7 +8087,7 @@
             <w:r/>
             <w:r>
               <w:rPr>
-                <w:rFonts w:ascii="Arial" w:hAnsi="Arial"/>
+                <w:rFonts w:ascii="Verdana" w:hAnsi="Verdana"/>
                 <w:b w:val="0"/>
                 <w:sz w:val="16"/>
               </w:rPr>
@@ -7965,15 +8096,18 @@
         </w:tc>
       </w:tr>
       <w:tr>
-        <w:tc>
-          <w:tcPr>
-            <w:tcW w:type="dxa" w:w="1514"/>
-          </w:tcPr>
-          <w:p>
-            <w:r/>
-            <w:r>
-              <w:rPr>
-                <w:rFonts w:ascii="Arial" w:hAnsi="Arial"/>
+        <w:trPr>
+          <w:cantSplit/>
+        </w:trPr>
+        <w:tc>
+          <w:tcPr>
+            <w:tcW w:type="dxa" w:w="1514"/>
+          </w:tcPr>
+          <w:p>
+            <w:r/>
+            <w:r>
+              <w:rPr>
+                <w:rFonts w:ascii="Verdana" w:hAnsi="Verdana"/>
                 <w:b w:val="0"/>
                 <w:sz w:val="16"/>
               </w:rPr>
@@ -7989,7 +8123,7 @@
             <w:r/>
             <w:r>
               <w:rPr>
-                <w:rFonts w:ascii="Arial" w:hAnsi="Arial"/>
+                <w:rFonts w:ascii="Verdana" w:hAnsi="Verdana"/>
                 <w:b w:val="0"/>
                 <w:sz w:val="16"/>
               </w:rPr>
@@ -8005,7 +8139,7 @@
             <w:r/>
             <w:r>
               <w:rPr>
-                <w:rFonts w:ascii="Arial" w:hAnsi="Arial"/>
+                <w:rFonts w:ascii="Verdana" w:hAnsi="Verdana"/>
                 <w:b w:val="0"/>
                 <w:sz w:val="16"/>
               </w:rPr>
@@ -8021,7 +8155,7 @@
             <w:r/>
             <w:r>
               <w:rPr>
-                <w:rFonts w:ascii="Arial" w:hAnsi="Arial"/>
+                <w:rFonts w:ascii="Verdana" w:hAnsi="Verdana"/>
                 <w:b w:val="0"/>
                 <w:sz w:val="16"/>
               </w:rPr>
@@ -8037,7 +8171,7 @@
             <w:r/>
             <w:r>
               <w:rPr>
-                <w:rFonts w:ascii="Arial" w:hAnsi="Arial"/>
+                <w:rFonts w:ascii="Verdana" w:hAnsi="Verdana"/>
                 <w:b w:val="0"/>
                 <w:sz w:val="16"/>
               </w:rPr>
@@ -8053,7 +8187,7 @@
             <w:r/>
             <w:r>
               <w:rPr>
-                <w:rFonts w:ascii="Arial" w:hAnsi="Arial"/>
+                <w:rFonts w:ascii="Verdana" w:hAnsi="Verdana"/>
                 <w:b w:val="0"/>
                 <w:sz w:val="16"/>
               </w:rPr>
@@ -8069,7 +8203,7 @@
             <w:r/>
             <w:r>
               <w:rPr>
-                <w:rFonts w:ascii="Arial" w:hAnsi="Arial"/>
+                <w:rFonts w:ascii="Verdana" w:hAnsi="Verdana"/>
                 <w:b w:val="0"/>
                 <w:sz w:val="16"/>
               </w:rPr>
@@ -8085,7 +8219,7 @@
             <w:r/>
             <w:r>
               <w:rPr>
-                <w:rFonts w:ascii="Arial" w:hAnsi="Arial"/>
+                <w:rFonts w:ascii="Verdana" w:hAnsi="Verdana"/>
                 <w:b w:val="0"/>
                 <w:sz w:val="16"/>
               </w:rPr>
@@ -8101,7 +8235,7 @@
             <w:r/>
             <w:r>
               <w:rPr>
-                <w:rFonts w:ascii="Arial" w:hAnsi="Arial"/>
+                <w:rFonts w:ascii="Verdana" w:hAnsi="Verdana"/>
                 <w:b w:val="0"/>
                 <w:sz w:val="16"/>
               </w:rPr>
@@ -8117,7 +8251,7 @@
             <w:r/>
             <w:r>
               <w:rPr>
-                <w:rFonts w:ascii="Arial" w:hAnsi="Arial"/>
+                <w:rFonts w:ascii="Verdana" w:hAnsi="Verdana"/>
                 <w:b w:val="0"/>
                 <w:sz w:val="16"/>
               </w:rPr>
@@ -8126,15 +8260,18 @@
         </w:tc>
       </w:tr>
       <w:tr>
-        <w:tc>
-          <w:tcPr>
-            <w:tcW w:type="dxa" w:w="1514"/>
-          </w:tcPr>
-          <w:p>
-            <w:r/>
-            <w:r>
-              <w:rPr>
-                <w:rFonts w:ascii="Arial" w:hAnsi="Arial"/>
+        <w:trPr>
+          <w:cantSplit/>
+        </w:trPr>
+        <w:tc>
+          <w:tcPr>
+            <w:tcW w:type="dxa" w:w="1514"/>
+          </w:tcPr>
+          <w:p>
+            <w:r/>
+            <w:r>
+              <w:rPr>
+                <w:rFonts w:ascii="Verdana" w:hAnsi="Verdana"/>
                 <w:b w:val="0"/>
                 <w:sz w:val="16"/>
               </w:rPr>
@@ -8150,7 +8287,7 @@
             <w:r/>
             <w:r>
               <w:rPr>
-                <w:rFonts w:ascii="Arial" w:hAnsi="Arial"/>
+                <w:rFonts w:ascii="Verdana" w:hAnsi="Verdana"/>
                 <w:b w:val="0"/>
                 <w:sz w:val="16"/>
               </w:rPr>
@@ -8166,7 +8303,7 @@
             <w:r/>
             <w:r>
               <w:rPr>
-                <w:rFonts w:ascii="Arial" w:hAnsi="Arial"/>
+                <w:rFonts w:ascii="Verdana" w:hAnsi="Verdana"/>
                 <w:b w:val="0"/>
                 <w:sz w:val="16"/>
               </w:rPr>
@@ -8182,7 +8319,7 @@
             <w:r/>
             <w:r>
               <w:rPr>
-                <w:rFonts w:ascii="Arial" w:hAnsi="Arial"/>
+                <w:rFonts w:ascii="Verdana" w:hAnsi="Verdana"/>
                 <w:b w:val="0"/>
                 <w:sz w:val="16"/>
               </w:rPr>
@@ -8198,7 +8335,7 @@
             <w:r/>
             <w:r>
               <w:rPr>
-                <w:rFonts w:ascii="Arial" w:hAnsi="Arial"/>
+                <w:rFonts w:ascii="Verdana" w:hAnsi="Verdana"/>
                 <w:b w:val="0"/>
                 <w:sz w:val="16"/>
               </w:rPr>
@@ -8214,7 +8351,7 @@
             <w:r/>
             <w:r>
               <w:rPr>
-                <w:rFonts w:ascii="Arial" w:hAnsi="Arial"/>
+                <w:rFonts w:ascii="Verdana" w:hAnsi="Verdana"/>
                 <w:b w:val="0"/>
                 <w:sz w:val="16"/>
               </w:rPr>
@@ -8230,7 +8367,7 @@
             <w:r/>
             <w:r>
               <w:rPr>
-                <w:rFonts w:ascii="Arial" w:hAnsi="Arial"/>
+                <w:rFonts w:ascii="Verdana" w:hAnsi="Verdana"/>
                 <w:b w:val="0"/>
                 <w:sz w:val="16"/>
               </w:rPr>
@@ -8246,7 +8383,7 @@
             <w:r/>
             <w:r>
               <w:rPr>
-                <w:rFonts w:ascii="Arial" w:hAnsi="Arial"/>
+                <w:rFonts w:ascii="Verdana" w:hAnsi="Verdana"/>
                 <w:b w:val="0"/>
                 <w:sz w:val="16"/>
               </w:rPr>
@@ -8262,7 +8399,7 @@
             <w:r/>
             <w:r>
               <w:rPr>
-                <w:rFonts w:ascii="Arial" w:hAnsi="Arial"/>
+                <w:rFonts w:ascii="Verdana" w:hAnsi="Verdana"/>
                 <w:b w:val="0"/>
                 <w:sz w:val="16"/>
               </w:rPr>
@@ -8278,7 +8415,7 @@
             <w:r/>
             <w:r>
               <w:rPr>
-                <w:rFonts w:ascii="Arial" w:hAnsi="Arial"/>
+                <w:rFonts w:ascii="Verdana" w:hAnsi="Verdana"/>
                 <w:b w:val="0"/>
                 <w:sz w:val="16"/>
               </w:rPr>
@@ -8287,15 +8424,18 @@
         </w:tc>
       </w:tr>
       <w:tr>
-        <w:tc>
-          <w:tcPr>
-            <w:tcW w:type="dxa" w:w="1514"/>
-          </w:tcPr>
-          <w:p>
-            <w:r/>
-            <w:r>
-              <w:rPr>
-                <w:rFonts w:ascii="Arial" w:hAnsi="Arial"/>
+        <w:trPr>
+          <w:cantSplit/>
+        </w:trPr>
+        <w:tc>
+          <w:tcPr>
+            <w:tcW w:type="dxa" w:w="1514"/>
+          </w:tcPr>
+          <w:p>
+            <w:r/>
+            <w:r>
+              <w:rPr>
+                <w:rFonts w:ascii="Verdana" w:hAnsi="Verdana"/>
                 <w:b w:val="0"/>
                 <w:sz w:val="16"/>
               </w:rPr>
@@ -8311,7 +8451,7 @@
             <w:r/>
             <w:r>
               <w:rPr>
-                <w:rFonts w:ascii="Arial" w:hAnsi="Arial"/>
+                <w:rFonts w:ascii="Verdana" w:hAnsi="Verdana"/>
                 <w:b w:val="0"/>
                 <w:sz w:val="16"/>
               </w:rPr>
@@ -8327,7 +8467,7 @@
             <w:r/>
             <w:r>
               <w:rPr>
-                <w:rFonts w:ascii="Arial" w:hAnsi="Arial"/>
+                <w:rFonts w:ascii="Verdana" w:hAnsi="Verdana"/>
                 <w:b w:val="0"/>
                 <w:sz w:val="16"/>
               </w:rPr>
@@ -8343,7 +8483,7 @@
             <w:r/>
             <w:r>
               <w:rPr>
-                <w:rFonts w:ascii="Arial" w:hAnsi="Arial"/>
+                <w:rFonts w:ascii="Verdana" w:hAnsi="Verdana"/>
                 <w:b w:val="0"/>
                 <w:sz w:val="16"/>
               </w:rPr>
@@ -8359,7 +8499,7 @@
             <w:r/>
             <w:r>
               <w:rPr>
-                <w:rFonts w:ascii="Arial" w:hAnsi="Arial"/>
+                <w:rFonts w:ascii="Verdana" w:hAnsi="Verdana"/>
                 <w:b w:val="0"/>
                 <w:sz w:val="16"/>
               </w:rPr>
@@ -8375,7 +8515,7 @@
             <w:r/>
             <w:r>
               <w:rPr>
-                <w:rFonts w:ascii="Arial" w:hAnsi="Arial"/>
+                <w:rFonts w:ascii="Verdana" w:hAnsi="Verdana"/>
                 <w:b w:val="0"/>
                 <w:sz w:val="16"/>
               </w:rPr>
@@ -8391,7 +8531,7 @@
             <w:r/>
             <w:r>
               <w:rPr>
-                <w:rFonts w:ascii="Arial" w:hAnsi="Arial"/>
+                <w:rFonts w:ascii="Verdana" w:hAnsi="Verdana"/>
                 <w:b w:val="0"/>
                 <w:sz w:val="16"/>
               </w:rPr>
@@ -8407,7 +8547,7 @@
             <w:r/>
             <w:r>
               <w:rPr>
-                <w:rFonts w:ascii="Arial" w:hAnsi="Arial"/>
+                <w:rFonts w:ascii="Verdana" w:hAnsi="Verdana"/>
                 <w:b w:val="0"/>
                 <w:sz w:val="16"/>
               </w:rPr>
@@ -8423,7 +8563,7 @@
             <w:r/>
             <w:r>
               <w:rPr>
-                <w:rFonts w:ascii="Arial" w:hAnsi="Arial"/>
+                <w:rFonts w:ascii="Verdana" w:hAnsi="Verdana"/>
                 <w:b w:val="0"/>
                 <w:sz w:val="16"/>
               </w:rPr>
@@ -8439,7 +8579,7 @@
             <w:r/>
             <w:r>
               <w:rPr>
-                <w:rFonts w:ascii="Arial" w:hAnsi="Arial"/>
+                <w:rFonts w:ascii="Verdana" w:hAnsi="Verdana"/>
                 <w:b w:val="0"/>
                 <w:sz w:val="16"/>
               </w:rPr>
@@ -8448,15 +8588,18 @@
         </w:tc>
       </w:tr>
       <w:tr>
-        <w:tc>
-          <w:tcPr>
-            <w:tcW w:type="dxa" w:w="1514"/>
-          </w:tcPr>
-          <w:p>
-            <w:r/>
-            <w:r>
-              <w:rPr>
-                <w:rFonts w:ascii="Arial" w:hAnsi="Arial"/>
+        <w:trPr>
+          <w:cantSplit/>
+        </w:trPr>
+        <w:tc>
+          <w:tcPr>
+            <w:tcW w:type="dxa" w:w="1514"/>
+          </w:tcPr>
+          <w:p>
+            <w:r/>
+            <w:r>
+              <w:rPr>
+                <w:rFonts w:ascii="Verdana" w:hAnsi="Verdana"/>
                 <w:b w:val="0"/>
                 <w:sz w:val="16"/>
               </w:rPr>
@@ -8472,7 +8615,7 @@
             <w:r/>
             <w:r>
               <w:rPr>
-                <w:rFonts w:ascii="Arial" w:hAnsi="Arial"/>
+                <w:rFonts w:ascii="Verdana" w:hAnsi="Verdana"/>
                 <w:b w:val="0"/>
                 <w:sz w:val="16"/>
               </w:rPr>
@@ -8488,7 +8631,7 @@
             <w:r/>
             <w:r>
               <w:rPr>
-                <w:rFonts w:ascii="Arial" w:hAnsi="Arial"/>
+                <w:rFonts w:ascii="Verdana" w:hAnsi="Verdana"/>
                 <w:b w:val="0"/>
                 <w:sz w:val="16"/>
               </w:rPr>
@@ -8504,7 +8647,7 @@
             <w:r/>
             <w:r>
               <w:rPr>
-                <w:rFonts w:ascii="Arial" w:hAnsi="Arial"/>
+                <w:rFonts w:ascii="Verdana" w:hAnsi="Verdana"/>
                 <w:b w:val="0"/>
                 <w:sz w:val="16"/>
               </w:rPr>
@@ -8520,7 +8663,7 @@
             <w:r/>
             <w:r>
               <w:rPr>
-                <w:rFonts w:ascii="Arial" w:hAnsi="Arial"/>
+                <w:rFonts w:ascii="Verdana" w:hAnsi="Verdana"/>
                 <w:b w:val="0"/>
                 <w:sz w:val="16"/>
               </w:rPr>
@@ -8536,7 +8679,7 @@
             <w:r/>
             <w:r>
               <w:rPr>
-                <w:rFonts w:ascii="Arial" w:hAnsi="Arial"/>
+                <w:rFonts w:ascii="Verdana" w:hAnsi="Verdana"/>
                 <w:b w:val="0"/>
                 <w:sz w:val="16"/>
               </w:rPr>
@@ -8552,7 +8695,7 @@
             <w:r/>
             <w:r>
               <w:rPr>
-                <w:rFonts w:ascii="Arial" w:hAnsi="Arial"/>
+                <w:rFonts w:ascii="Verdana" w:hAnsi="Verdana"/>
                 <w:b w:val="0"/>
                 <w:sz w:val="16"/>
               </w:rPr>
@@ -8568,7 +8711,7 @@
             <w:r/>
             <w:r>
               <w:rPr>
-                <w:rFonts w:ascii="Arial" w:hAnsi="Arial"/>
+                <w:rFonts w:ascii="Verdana" w:hAnsi="Verdana"/>
                 <w:b w:val="0"/>
                 <w:sz w:val="16"/>
               </w:rPr>
@@ -8584,7 +8727,7 @@
             <w:r/>
             <w:r>
               <w:rPr>
-                <w:rFonts w:ascii="Arial" w:hAnsi="Arial"/>
+                <w:rFonts w:ascii="Verdana" w:hAnsi="Verdana"/>
                 <w:b w:val="0"/>
                 <w:sz w:val="16"/>
               </w:rPr>
@@ -8600,7 +8743,7 @@
             <w:r/>
             <w:r>
               <w:rPr>
-                <w:rFonts w:ascii="Arial" w:hAnsi="Arial"/>
+                <w:rFonts w:ascii="Verdana" w:hAnsi="Verdana"/>
                 <w:b w:val="0"/>
                 <w:sz w:val="16"/>
               </w:rPr>
@@ -8609,15 +8752,18 @@
         </w:tc>
       </w:tr>
       <w:tr>
-        <w:tc>
-          <w:tcPr>
-            <w:tcW w:type="dxa" w:w="1514"/>
-          </w:tcPr>
-          <w:p>
-            <w:r/>
-            <w:r>
-              <w:rPr>
-                <w:rFonts w:ascii="Arial" w:hAnsi="Arial"/>
+        <w:trPr>
+          <w:cantSplit/>
+        </w:trPr>
+        <w:tc>
+          <w:tcPr>
+            <w:tcW w:type="dxa" w:w="1514"/>
+          </w:tcPr>
+          <w:p>
+            <w:r/>
+            <w:r>
+              <w:rPr>
+                <w:rFonts w:ascii="Verdana" w:hAnsi="Verdana"/>
                 <w:b w:val="0"/>
                 <w:sz w:val="16"/>
               </w:rPr>
@@ -8633,7 +8779,7 @@
             <w:r/>
             <w:r>
               <w:rPr>
-                <w:rFonts w:ascii="Arial" w:hAnsi="Arial"/>
+                <w:rFonts w:ascii="Verdana" w:hAnsi="Verdana"/>
                 <w:b w:val="0"/>
                 <w:sz w:val="16"/>
               </w:rPr>
@@ -8649,7 +8795,7 @@
             <w:r/>
             <w:r>
               <w:rPr>
-                <w:rFonts w:ascii="Arial" w:hAnsi="Arial"/>
+                <w:rFonts w:ascii="Verdana" w:hAnsi="Verdana"/>
                 <w:b w:val="0"/>
                 <w:sz w:val="16"/>
               </w:rPr>
@@ -8665,7 +8811,7 @@
             <w:r/>
             <w:r>
               <w:rPr>
-                <w:rFonts w:ascii="Arial" w:hAnsi="Arial"/>
+                <w:rFonts w:ascii="Verdana" w:hAnsi="Verdana"/>
                 <w:b w:val="0"/>
                 <w:sz w:val="16"/>
               </w:rPr>
@@ -8681,7 +8827,7 @@
             <w:r/>
             <w:r>
               <w:rPr>
-                <w:rFonts w:ascii="Arial" w:hAnsi="Arial"/>
+                <w:rFonts w:ascii="Verdana" w:hAnsi="Verdana"/>
                 <w:b w:val="0"/>
                 <w:sz w:val="16"/>
               </w:rPr>
@@ -8697,7 +8843,7 @@
             <w:r/>
             <w:r>
               <w:rPr>
-                <w:rFonts w:ascii="Arial" w:hAnsi="Arial"/>
+                <w:rFonts w:ascii="Verdana" w:hAnsi="Verdana"/>
                 <w:b w:val="0"/>
                 <w:sz w:val="16"/>
               </w:rPr>
@@ -8713,7 +8859,7 @@
             <w:r/>
             <w:r>
               <w:rPr>
-                <w:rFonts w:ascii="Arial" w:hAnsi="Arial"/>
+                <w:rFonts w:ascii="Verdana" w:hAnsi="Verdana"/>
                 <w:b w:val="0"/>
                 <w:sz w:val="16"/>
               </w:rPr>
@@ -8729,7 +8875,7 @@
             <w:r/>
             <w:r>
               <w:rPr>
-                <w:rFonts w:ascii="Arial" w:hAnsi="Arial"/>
+                <w:rFonts w:ascii="Verdana" w:hAnsi="Verdana"/>
                 <w:b w:val="0"/>
                 <w:sz w:val="16"/>
               </w:rPr>
@@ -8745,7 +8891,7 @@
             <w:r/>
             <w:r>
               <w:rPr>
-                <w:rFonts w:ascii="Arial" w:hAnsi="Arial"/>
+                <w:rFonts w:ascii="Verdana" w:hAnsi="Verdana"/>
                 <w:b w:val="0"/>
                 <w:sz w:val="16"/>
               </w:rPr>
@@ -8761,7 +8907,7 @@
             <w:r/>
             <w:r>
               <w:rPr>
-                <w:rFonts w:ascii="Arial" w:hAnsi="Arial"/>
+                <w:rFonts w:ascii="Verdana" w:hAnsi="Verdana"/>
                 <w:b w:val="0"/>
                 <w:sz w:val="16"/>
               </w:rPr>
@@ -8770,15 +8916,18 @@
         </w:tc>
       </w:tr>
       <w:tr>
-        <w:tc>
-          <w:tcPr>
-            <w:tcW w:type="dxa" w:w="1514"/>
-          </w:tcPr>
-          <w:p>
-            <w:r/>
-            <w:r>
-              <w:rPr>
-                <w:rFonts w:ascii="Arial" w:hAnsi="Arial"/>
+        <w:trPr>
+          <w:cantSplit/>
+        </w:trPr>
+        <w:tc>
+          <w:tcPr>
+            <w:tcW w:type="dxa" w:w="1514"/>
+          </w:tcPr>
+          <w:p>
+            <w:r/>
+            <w:r>
+              <w:rPr>
+                <w:rFonts w:ascii="Verdana" w:hAnsi="Verdana"/>
                 <w:b w:val="0"/>
                 <w:sz w:val="16"/>
               </w:rPr>
@@ -8794,7 +8943,7 @@
             <w:r/>
             <w:r>
               <w:rPr>
-                <w:rFonts w:ascii="Arial" w:hAnsi="Arial"/>
+                <w:rFonts w:ascii="Verdana" w:hAnsi="Verdana"/>
                 <w:b w:val="0"/>
                 <w:sz w:val="16"/>
               </w:rPr>
@@ -8810,7 +8959,7 @@
             <w:r/>
             <w:r>
               <w:rPr>
-                <w:rFonts w:ascii="Arial" w:hAnsi="Arial"/>
+                <w:rFonts w:ascii="Verdana" w:hAnsi="Verdana"/>
                 <w:b w:val="0"/>
                 <w:sz w:val="16"/>
               </w:rPr>
@@ -8826,7 +8975,7 @@
             <w:r/>
             <w:r>
               <w:rPr>
-                <w:rFonts w:ascii="Arial" w:hAnsi="Arial"/>
+                <w:rFonts w:ascii="Verdana" w:hAnsi="Verdana"/>
                 <w:b w:val="0"/>
                 <w:sz w:val="16"/>
               </w:rPr>
@@ -8842,7 +8991,7 @@
             <w:r/>
             <w:r>
               <w:rPr>
-                <w:rFonts w:ascii="Arial" w:hAnsi="Arial"/>
+                <w:rFonts w:ascii="Verdana" w:hAnsi="Verdana"/>
                 <w:b w:val="0"/>
                 <w:sz w:val="16"/>
               </w:rPr>
@@ -8858,7 +9007,7 @@
             <w:r/>
             <w:r>
               <w:rPr>
-                <w:rFonts w:ascii="Arial" w:hAnsi="Arial"/>
+                <w:rFonts w:ascii="Verdana" w:hAnsi="Verdana"/>
                 <w:b w:val="0"/>
                 <w:sz w:val="16"/>
               </w:rPr>
@@ -8874,7 +9023,7 @@
             <w:r/>
             <w:r>
               <w:rPr>
-                <w:rFonts w:ascii="Arial" w:hAnsi="Arial"/>
+                <w:rFonts w:ascii="Verdana" w:hAnsi="Verdana"/>
                 <w:b w:val="0"/>
                 <w:sz w:val="16"/>
               </w:rPr>
@@ -8890,7 +9039,7 @@
             <w:r/>
             <w:r>
               <w:rPr>
-                <w:rFonts w:ascii="Arial" w:hAnsi="Arial"/>
+                <w:rFonts w:ascii="Verdana" w:hAnsi="Verdana"/>
                 <w:b w:val="0"/>
                 <w:sz w:val="16"/>
               </w:rPr>
@@ -8906,7 +9055,7 @@
             <w:r/>
             <w:r>
               <w:rPr>
-                <w:rFonts w:ascii="Arial" w:hAnsi="Arial"/>
+                <w:rFonts w:ascii="Verdana" w:hAnsi="Verdana"/>
                 <w:b w:val="0"/>
                 <w:sz w:val="16"/>
               </w:rPr>
@@ -8922,7 +9071,7 @@
             <w:r/>
             <w:r>
               <w:rPr>
-                <w:rFonts w:ascii="Arial" w:hAnsi="Arial"/>
+                <w:rFonts w:ascii="Verdana" w:hAnsi="Verdana"/>
                 <w:b w:val="0"/>
                 <w:sz w:val="16"/>
               </w:rPr>
@@ -8931,15 +9080,18 @@
         </w:tc>
       </w:tr>
       <w:tr>
-        <w:tc>
-          <w:tcPr>
-            <w:tcW w:type="dxa" w:w="1514"/>
-          </w:tcPr>
-          <w:p>
-            <w:r/>
-            <w:r>
-              <w:rPr>
-                <w:rFonts w:ascii="Arial" w:hAnsi="Arial"/>
+        <w:trPr>
+          <w:cantSplit/>
+        </w:trPr>
+        <w:tc>
+          <w:tcPr>
+            <w:tcW w:type="dxa" w:w="1514"/>
+          </w:tcPr>
+          <w:p>
+            <w:r/>
+            <w:r>
+              <w:rPr>
+                <w:rFonts w:ascii="Verdana" w:hAnsi="Verdana"/>
                 <w:b w:val="0"/>
                 <w:sz w:val="16"/>
               </w:rPr>
@@ -8955,7 +9107,7 @@
             <w:r/>
             <w:r>
               <w:rPr>
-                <w:rFonts w:ascii="Arial" w:hAnsi="Arial"/>
+                <w:rFonts w:ascii="Verdana" w:hAnsi="Verdana"/>
                 <w:b w:val="0"/>
                 <w:sz w:val="16"/>
               </w:rPr>
@@ -8971,7 +9123,7 @@
             <w:r/>
             <w:r>
               <w:rPr>
-                <w:rFonts w:ascii="Arial" w:hAnsi="Arial"/>
+                <w:rFonts w:ascii="Verdana" w:hAnsi="Verdana"/>
                 <w:b w:val="0"/>
                 <w:sz w:val="16"/>
               </w:rPr>
@@ -8987,7 +9139,7 @@
             <w:r/>
             <w:r>
               <w:rPr>
-                <w:rFonts w:ascii="Arial" w:hAnsi="Arial"/>
+                <w:rFonts w:ascii="Verdana" w:hAnsi="Verdana"/>
                 <w:b w:val="0"/>
                 <w:sz w:val="16"/>
               </w:rPr>
@@ -9003,7 +9155,7 @@
             <w:r/>
             <w:r>
               <w:rPr>
-                <w:rFonts w:ascii="Arial" w:hAnsi="Arial"/>
+                <w:rFonts w:ascii="Verdana" w:hAnsi="Verdana"/>
                 <w:b w:val="0"/>
                 <w:sz w:val="16"/>
               </w:rPr>
@@ -9019,7 +9171,7 @@
             <w:r/>
             <w:r>
               <w:rPr>
-                <w:rFonts w:ascii="Arial" w:hAnsi="Arial"/>
+                <w:rFonts w:ascii="Verdana" w:hAnsi="Verdana"/>
                 <w:b w:val="0"/>
                 <w:sz w:val="16"/>
               </w:rPr>
@@ -9035,7 +9187,7 @@
             <w:r/>
             <w:r>
               <w:rPr>
-                <w:rFonts w:ascii="Arial" w:hAnsi="Arial"/>
+                <w:rFonts w:ascii="Verdana" w:hAnsi="Verdana"/>
                 <w:b w:val="0"/>
                 <w:sz w:val="16"/>
               </w:rPr>
@@ -9051,7 +9203,7 @@
             <w:r/>
             <w:r>
               <w:rPr>
-                <w:rFonts w:ascii="Arial" w:hAnsi="Arial"/>
+                <w:rFonts w:ascii="Verdana" w:hAnsi="Verdana"/>
                 <w:b w:val="0"/>
                 <w:sz w:val="16"/>
               </w:rPr>
@@ -9067,7 +9219,7 @@
             <w:r/>
             <w:r>
               <w:rPr>
-                <w:rFonts w:ascii="Arial" w:hAnsi="Arial"/>
+                <w:rFonts w:ascii="Verdana" w:hAnsi="Verdana"/>
                 <w:b w:val="0"/>
                 <w:sz w:val="16"/>
               </w:rPr>
@@ -9083,7 +9235,7 @@
             <w:r/>
             <w:r>
               <w:rPr>
-                <w:rFonts w:ascii="Arial" w:hAnsi="Arial"/>
+                <w:rFonts w:ascii="Verdana" w:hAnsi="Verdana"/>
                 <w:b w:val="0"/>
                 <w:sz w:val="16"/>
               </w:rPr>
@@ -9092,15 +9244,18 @@
         </w:tc>
       </w:tr>
       <w:tr>
-        <w:tc>
-          <w:tcPr>
-            <w:tcW w:type="dxa" w:w="1514"/>
-          </w:tcPr>
-          <w:p>
-            <w:r/>
-            <w:r>
-              <w:rPr>
-                <w:rFonts w:ascii="Arial" w:hAnsi="Arial"/>
+        <w:trPr>
+          <w:cantSplit/>
+        </w:trPr>
+        <w:tc>
+          <w:tcPr>
+            <w:tcW w:type="dxa" w:w="1514"/>
+          </w:tcPr>
+          <w:p>
+            <w:r/>
+            <w:r>
+              <w:rPr>
+                <w:rFonts w:ascii="Verdana" w:hAnsi="Verdana"/>
                 <w:b w:val="0"/>
                 <w:sz w:val="16"/>
               </w:rPr>
@@ -9116,7 +9271,7 @@
             <w:r/>
             <w:r>
               <w:rPr>
-                <w:rFonts w:ascii="Arial" w:hAnsi="Arial"/>
+                <w:rFonts w:ascii="Verdana" w:hAnsi="Verdana"/>
                 <w:b w:val="0"/>
                 <w:sz w:val="16"/>
               </w:rPr>
@@ -9132,7 +9287,7 @@
             <w:r/>
             <w:r>
               <w:rPr>
-                <w:rFonts w:ascii="Arial" w:hAnsi="Arial"/>
+                <w:rFonts w:ascii="Verdana" w:hAnsi="Verdana"/>
                 <w:b w:val="0"/>
                 <w:sz w:val="16"/>
               </w:rPr>
@@ -9148,7 +9303,7 @@
             <w:r/>
             <w:r>
               <w:rPr>
-                <w:rFonts w:ascii="Arial" w:hAnsi="Arial"/>
+                <w:rFonts w:ascii="Verdana" w:hAnsi="Verdana"/>
                 <w:b w:val="0"/>
                 <w:sz w:val="16"/>
               </w:rPr>
@@ -9164,7 +9319,7 @@
             <w:r/>
             <w:r>
               <w:rPr>
-                <w:rFonts w:ascii="Arial" w:hAnsi="Arial"/>
+                <w:rFonts w:ascii="Verdana" w:hAnsi="Verdana"/>
                 <w:b w:val="0"/>
                 <w:sz w:val="16"/>
               </w:rPr>
@@ -9180,7 +9335,7 @@
             <w:r/>
             <w:r>
               <w:rPr>
-                <w:rFonts w:ascii="Arial" w:hAnsi="Arial"/>
+                <w:rFonts w:ascii="Verdana" w:hAnsi="Verdana"/>
                 <w:b w:val="0"/>
                 <w:sz w:val="16"/>
               </w:rPr>
@@ -9196,7 +9351,7 @@
             <w:r/>
             <w:r>
               <w:rPr>
-                <w:rFonts w:ascii="Arial" w:hAnsi="Arial"/>
+                <w:rFonts w:ascii="Verdana" w:hAnsi="Verdana"/>
                 <w:b w:val="0"/>
                 <w:sz w:val="16"/>
               </w:rPr>
@@ -9212,7 +9367,7 @@
             <w:r/>
             <w:r>
               <w:rPr>
-                <w:rFonts w:ascii="Arial" w:hAnsi="Arial"/>
+                <w:rFonts w:ascii="Verdana" w:hAnsi="Verdana"/>
                 <w:b w:val="0"/>
                 <w:sz w:val="16"/>
               </w:rPr>
@@ -9228,7 +9383,7 @@
             <w:r/>
             <w:r>
               <w:rPr>
-                <w:rFonts w:ascii="Arial" w:hAnsi="Arial"/>
+                <w:rFonts w:ascii="Verdana" w:hAnsi="Verdana"/>
                 <w:b w:val="0"/>
                 <w:sz w:val="16"/>
               </w:rPr>
@@ -9244,7 +9399,7 @@
             <w:r/>
             <w:r>
               <w:rPr>
-                <w:rFonts w:ascii="Arial" w:hAnsi="Arial"/>
+                <w:rFonts w:ascii="Verdana" w:hAnsi="Verdana"/>
                 <w:b w:val="0"/>
                 <w:sz w:val="16"/>
               </w:rPr>
@@ -9253,15 +9408,18 @@
         </w:tc>
       </w:tr>
       <w:tr>
-        <w:tc>
-          <w:tcPr>
-            <w:tcW w:type="dxa" w:w="1514"/>
-          </w:tcPr>
-          <w:p>
-            <w:r/>
-            <w:r>
-              <w:rPr>
-                <w:rFonts w:ascii="Arial" w:hAnsi="Arial"/>
+        <w:trPr>
+          <w:cantSplit/>
+        </w:trPr>
+        <w:tc>
+          <w:tcPr>
+            <w:tcW w:type="dxa" w:w="1514"/>
+          </w:tcPr>
+          <w:p>
+            <w:r/>
+            <w:r>
+              <w:rPr>
+                <w:rFonts w:ascii="Verdana" w:hAnsi="Verdana"/>
                 <w:b w:val="0"/>
                 <w:sz w:val="16"/>
               </w:rPr>
@@ -9277,7 +9435,7 @@
             <w:r/>
             <w:r>
               <w:rPr>
-                <w:rFonts w:ascii="Arial" w:hAnsi="Arial"/>
+                <w:rFonts w:ascii="Verdana" w:hAnsi="Verdana"/>
                 <w:b w:val="0"/>
                 <w:sz w:val="16"/>
               </w:rPr>
@@ -9293,7 +9451,7 @@
             <w:r/>
             <w:r>
               <w:rPr>
-                <w:rFonts w:ascii="Arial" w:hAnsi="Arial"/>
+                <w:rFonts w:ascii="Verdana" w:hAnsi="Verdana"/>
                 <w:b w:val="0"/>
                 <w:sz w:val="16"/>
               </w:rPr>
@@ -9309,7 +9467,7 @@
             <w:r/>
             <w:r>
               <w:rPr>
-                <w:rFonts w:ascii="Arial" w:hAnsi="Arial"/>
+                <w:rFonts w:ascii="Verdana" w:hAnsi="Verdana"/>
                 <w:b w:val="0"/>
                 <w:sz w:val="16"/>
               </w:rPr>
@@ -9325,7 +9483,7 @@
             <w:r/>
             <w:r>
               <w:rPr>
-                <w:rFonts w:ascii="Arial" w:hAnsi="Arial"/>
+                <w:rFonts w:ascii="Verdana" w:hAnsi="Verdana"/>
                 <w:b w:val="0"/>
                 <w:sz w:val="16"/>
               </w:rPr>
@@ -9341,7 +9499,7 @@
             <w:r/>
             <w:r>
               <w:rPr>
-                <w:rFonts w:ascii="Arial" w:hAnsi="Arial"/>
+                <w:rFonts w:ascii="Verdana" w:hAnsi="Verdana"/>
                 <w:b w:val="0"/>
                 <w:sz w:val="16"/>
               </w:rPr>
@@ -9357,7 +9515,7 @@
             <w:r/>
             <w:r>
               <w:rPr>
-                <w:rFonts w:ascii="Arial" w:hAnsi="Arial"/>
+                <w:rFonts w:ascii="Verdana" w:hAnsi="Verdana"/>
                 <w:b w:val="0"/>
                 <w:sz w:val="16"/>
               </w:rPr>
@@ -9373,7 +9531,7 @@
             <w:r/>
             <w:r>
               <w:rPr>
-                <w:rFonts w:ascii="Arial" w:hAnsi="Arial"/>
+                <w:rFonts w:ascii="Verdana" w:hAnsi="Verdana"/>
                 <w:b w:val="0"/>
                 <w:sz w:val="16"/>
               </w:rPr>
@@ -9389,7 +9547,7 @@
             <w:r/>
             <w:r>
               <w:rPr>
-                <w:rFonts w:ascii="Arial" w:hAnsi="Arial"/>
+                <w:rFonts w:ascii="Verdana" w:hAnsi="Verdana"/>
                 <w:b w:val="0"/>
                 <w:sz w:val="16"/>
               </w:rPr>
@@ -9405,7 +9563,7 @@
             <w:r/>
             <w:r>
               <w:rPr>
-                <w:rFonts w:ascii="Arial" w:hAnsi="Arial"/>
+                <w:rFonts w:ascii="Verdana" w:hAnsi="Verdana"/>
                 <w:b w:val="0"/>
                 <w:sz w:val="16"/>
               </w:rPr>
@@ -9414,15 +9572,18 @@
         </w:tc>
       </w:tr>
       <w:tr>
-        <w:tc>
-          <w:tcPr>
-            <w:tcW w:type="dxa" w:w="1514"/>
-          </w:tcPr>
-          <w:p>
-            <w:r/>
-            <w:r>
-              <w:rPr>
-                <w:rFonts w:ascii="Arial" w:hAnsi="Arial"/>
+        <w:trPr>
+          <w:cantSplit/>
+        </w:trPr>
+        <w:tc>
+          <w:tcPr>
+            <w:tcW w:type="dxa" w:w="1514"/>
+          </w:tcPr>
+          <w:p>
+            <w:r/>
+            <w:r>
+              <w:rPr>
+                <w:rFonts w:ascii="Verdana" w:hAnsi="Verdana"/>
                 <w:b w:val="0"/>
                 <w:sz w:val="16"/>
               </w:rPr>
@@ -9438,7 +9599,7 @@
             <w:r/>
             <w:r>
               <w:rPr>
-                <w:rFonts w:ascii="Arial" w:hAnsi="Arial"/>
+                <w:rFonts w:ascii="Verdana" w:hAnsi="Verdana"/>
                 <w:b w:val="0"/>
                 <w:sz w:val="16"/>
               </w:rPr>
@@ -9454,7 +9615,7 @@
             <w:r/>
             <w:r>
               <w:rPr>
-                <w:rFonts w:ascii="Arial" w:hAnsi="Arial"/>
+                <w:rFonts w:ascii="Verdana" w:hAnsi="Verdana"/>
                 <w:b w:val="0"/>
                 <w:sz w:val="16"/>
               </w:rPr>
@@ -9470,7 +9631,7 @@
             <w:r/>
             <w:r>
               <w:rPr>
-                <w:rFonts w:ascii="Arial" w:hAnsi="Arial"/>
+                <w:rFonts w:ascii="Verdana" w:hAnsi="Verdana"/>
                 <w:b w:val="0"/>
                 <w:sz w:val="16"/>
               </w:rPr>
@@ -9486,7 +9647,7 @@
             <w:r/>
             <w:r>
               <w:rPr>
-                <w:rFonts w:ascii="Arial" w:hAnsi="Arial"/>
+                <w:rFonts w:ascii="Verdana" w:hAnsi="Verdana"/>
                 <w:b w:val="0"/>
                 <w:sz w:val="16"/>
               </w:rPr>
@@ -9502,7 +9663,7 @@
             <w:r/>
             <w:r>
               <w:rPr>
-                <w:rFonts w:ascii="Arial" w:hAnsi="Arial"/>
+                <w:rFonts w:ascii="Verdana" w:hAnsi="Verdana"/>
                 <w:b w:val="0"/>
                 <w:sz w:val="16"/>
               </w:rPr>
@@ -9518,7 +9679,7 @@
             <w:r/>
             <w:r>
               <w:rPr>
-                <w:rFonts w:ascii="Arial" w:hAnsi="Arial"/>
+                <w:rFonts w:ascii="Verdana" w:hAnsi="Verdana"/>
                 <w:b w:val="0"/>
                 <w:sz w:val="16"/>
               </w:rPr>
@@ -9534,7 +9695,7 @@
             <w:r/>
             <w:r>
               <w:rPr>
-                <w:rFonts w:ascii="Arial" w:hAnsi="Arial"/>
+                <w:rFonts w:ascii="Verdana" w:hAnsi="Verdana"/>
                 <w:b w:val="0"/>
                 <w:sz w:val="16"/>
               </w:rPr>
@@ -9550,7 +9711,7 @@
             <w:r/>
             <w:r>
               <w:rPr>
-                <w:rFonts w:ascii="Arial" w:hAnsi="Arial"/>
+                <w:rFonts w:ascii="Verdana" w:hAnsi="Verdana"/>
                 <w:b w:val="0"/>
                 <w:sz w:val="16"/>
               </w:rPr>
@@ -9566,7 +9727,7 @@
             <w:r/>
             <w:r>
               <w:rPr>
-                <w:rFonts w:ascii="Arial" w:hAnsi="Arial"/>
+                <w:rFonts w:ascii="Verdana" w:hAnsi="Verdana"/>
                 <w:b w:val="0"/>
                 <w:sz w:val="16"/>
               </w:rPr>
@@ -9575,15 +9736,18 @@
         </w:tc>
       </w:tr>
       <w:tr>
-        <w:tc>
-          <w:tcPr>
-            <w:tcW w:type="dxa" w:w="1514"/>
-          </w:tcPr>
-          <w:p>
-            <w:r/>
-            <w:r>
-              <w:rPr>
-                <w:rFonts w:ascii="Arial" w:hAnsi="Arial"/>
+        <w:trPr>
+          <w:cantSplit/>
+        </w:trPr>
+        <w:tc>
+          <w:tcPr>
+            <w:tcW w:type="dxa" w:w="1514"/>
+          </w:tcPr>
+          <w:p>
+            <w:r/>
+            <w:r>
+              <w:rPr>
+                <w:rFonts w:ascii="Verdana" w:hAnsi="Verdana"/>
                 <w:b w:val="0"/>
                 <w:sz w:val="16"/>
               </w:rPr>
@@ -9599,7 +9763,7 @@
             <w:r/>
             <w:r>
               <w:rPr>
-                <w:rFonts w:ascii="Arial" w:hAnsi="Arial"/>
+                <w:rFonts w:ascii="Verdana" w:hAnsi="Verdana"/>
                 <w:b w:val="0"/>
                 <w:sz w:val="16"/>
               </w:rPr>
@@ -9615,7 +9779,7 @@
             <w:r/>
             <w:r>
               <w:rPr>
-                <w:rFonts w:ascii="Arial" w:hAnsi="Arial"/>
+                <w:rFonts w:ascii="Verdana" w:hAnsi="Verdana"/>
                 <w:b w:val="0"/>
                 <w:sz w:val="16"/>
               </w:rPr>
@@ -9631,7 +9795,7 @@
             <w:r/>
             <w:r>
               <w:rPr>
-                <w:rFonts w:ascii="Arial" w:hAnsi="Arial"/>
+                <w:rFonts w:ascii="Verdana" w:hAnsi="Verdana"/>
                 <w:b w:val="0"/>
                 <w:sz w:val="16"/>
               </w:rPr>
@@ -9647,7 +9811,7 @@
             <w:r/>
             <w:r>
               <w:rPr>
-                <w:rFonts w:ascii="Arial" w:hAnsi="Arial"/>
+                <w:rFonts w:ascii="Verdana" w:hAnsi="Verdana"/>
                 <w:b w:val="0"/>
                 <w:sz w:val="16"/>
               </w:rPr>
@@ -9663,7 +9827,7 @@
             <w:r/>
             <w:r>
               <w:rPr>
-                <w:rFonts w:ascii="Arial" w:hAnsi="Arial"/>
+                <w:rFonts w:ascii="Verdana" w:hAnsi="Verdana"/>
                 <w:b w:val="0"/>
                 <w:sz w:val="16"/>
               </w:rPr>
@@ -9679,7 +9843,7 @@
             <w:r/>
             <w:r>
               <w:rPr>
-                <w:rFonts w:ascii="Arial" w:hAnsi="Arial"/>
+                <w:rFonts w:ascii="Verdana" w:hAnsi="Verdana"/>
                 <w:b w:val="0"/>
                 <w:sz w:val="16"/>
               </w:rPr>
@@ -9695,7 +9859,7 @@
             <w:r/>
             <w:r>
               <w:rPr>
-                <w:rFonts w:ascii="Arial" w:hAnsi="Arial"/>
+                <w:rFonts w:ascii="Verdana" w:hAnsi="Verdana"/>
                 <w:b w:val="0"/>
                 <w:sz w:val="16"/>
               </w:rPr>
@@ -9711,7 +9875,7 @@
             <w:r/>
             <w:r>
               <w:rPr>
-                <w:rFonts w:ascii="Arial" w:hAnsi="Arial"/>
+                <w:rFonts w:ascii="Verdana" w:hAnsi="Verdana"/>
                 <w:b w:val="0"/>
                 <w:sz w:val="16"/>
               </w:rPr>
@@ -9727,7 +9891,7 @@
             <w:r/>
             <w:r>
               <w:rPr>
-                <w:rFonts w:ascii="Arial" w:hAnsi="Arial"/>
+                <w:rFonts w:ascii="Verdana" w:hAnsi="Verdana"/>
                 <w:b w:val="0"/>
                 <w:sz w:val="16"/>
               </w:rPr>
@@ -9736,15 +9900,18 @@
         </w:tc>
       </w:tr>
       <w:tr>
-        <w:tc>
-          <w:tcPr>
-            <w:tcW w:type="dxa" w:w="1514"/>
-          </w:tcPr>
-          <w:p>
-            <w:r/>
-            <w:r>
-              <w:rPr>
-                <w:rFonts w:ascii="Arial" w:hAnsi="Arial"/>
+        <w:trPr>
+          <w:cantSplit/>
+        </w:trPr>
+        <w:tc>
+          <w:tcPr>
+            <w:tcW w:type="dxa" w:w="1514"/>
+          </w:tcPr>
+          <w:p>
+            <w:r/>
+            <w:r>
+              <w:rPr>
+                <w:rFonts w:ascii="Verdana" w:hAnsi="Verdana"/>
                 <w:b w:val="0"/>
                 <w:sz w:val="16"/>
               </w:rPr>
@@ -9760,7 +9927,7 @@
             <w:r/>
             <w:r>
               <w:rPr>
-                <w:rFonts w:ascii="Arial" w:hAnsi="Arial"/>
+                <w:rFonts w:ascii="Verdana" w:hAnsi="Verdana"/>
                 <w:b w:val="0"/>
                 <w:sz w:val="16"/>
               </w:rPr>
@@ -9776,7 +9943,7 @@
             <w:r/>
             <w:r>
               <w:rPr>
-                <w:rFonts w:ascii="Arial" w:hAnsi="Arial"/>
+                <w:rFonts w:ascii="Verdana" w:hAnsi="Verdana"/>
                 <w:b w:val="0"/>
                 <w:sz w:val="16"/>
               </w:rPr>
@@ -9792,7 +9959,7 @@
             <w:r/>
             <w:r>
               <w:rPr>
-                <w:rFonts w:ascii="Arial" w:hAnsi="Arial"/>
+                <w:rFonts w:ascii="Verdana" w:hAnsi="Verdana"/>
                 <w:b w:val="0"/>
                 <w:sz w:val="16"/>
               </w:rPr>
@@ -9808,7 +9975,7 @@
             <w:r/>
             <w:r>
               <w:rPr>
-                <w:rFonts w:ascii="Arial" w:hAnsi="Arial"/>
+                <w:rFonts w:ascii="Verdana" w:hAnsi="Verdana"/>
                 <w:b w:val="0"/>
                 <w:sz w:val="16"/>
               </w:rPr>
@@ -9824,7 +9991,7 @@
             <w:r/>
             <w:r>
               <w:rPr>
-                <w:rFonts w:ascii="Arial" w:hAnsi="Arial"/>
+                <w:rFonts w:ascii="Verdana" w:hAnsi="Verdana"/>
                 <w:b w:val="0"/>
                 <w:sz w:val="16"/>
               </w:rPr>
@@ -9840,7 +10007,7 @@
             <w:r/>
             <w:r>
               <w:rPr>
-                <w:rFonts w:ascii="Arial" w:hAnsi="Arial"/>
+                <w:rFonts w:ascii="Verdana" w:hAnsi="Verdana"/>
                 <w:b w:val="0"/>
                 <w:sz w:val="16"/>
               </w:rPr>
@@ -9856,7 +10023,7 @@
             <w:r/>
             <w:r>
               <w:rPr>
-                <w:rFonts w:ascii="Arial" w:hAnsi="Arial"/>
+                <w:rFonts w:ascii="Verdana" w:hAnsi="Verdana"/>
                 <w:b w:val="0"/>
                 <w:sz w:val="16"/>
               </w:rPr>
@@ -9872,7 +10039,7 @@
             <w:r/>
             <w:r>
               <w:rPr>
-                <w:rFonts w:ascii="Arial" w:hAnsi="Arial"/>
+                <w:rFonts w:ascii="Verdana" w:hAnsi="Verdana"/>
                 <w:b w:val="0"/>
                 <w:sz w:val="16"/>
               </w:rPr>
@@ -9888,7 +10055,7 @@
             <w:r/>
             <w:r>
               <w:rPr>
-                <w:rFonts w:ascii="Arial" w:hAnsi="Arial"/>
+                <w:rFonts w:ascii="Verdana" w:hAnsi="Verdana"/>
                 <w:b w:val="0"/>
                 <w:sz w:val="16"/>
               </w:rPr>
@@ -9897,15 +10064,18 @@
         </w:tc>
       </w:tr>
       <w:tr>
-        <w:tc>
-          <w:tcPr>
-            <w:tcW w:type="dxa" w:w="1514"/>
-          </w:tcPr>
-          <w:p>
-            <w:r/>
-            <w:r>
-              <w:rPr>
-                <w:rFonts w:ascii="Arial" w:hAnsi="Arial"/>
+        <w:trPr>
+          <w:cantSplit/>
+        </w:trPr>
+        <w:tc>
+          <w:tcPr>
+            <w:tcW w:type="dxa" w:w="1514"/>
+          </w:tcPr>
+          <w:p>
+            <w:r/>
+            <w:r>
+              <w:rPr>
+                <w:rFonts w:ascii="Verdana" w:hAnsi="Verdana"/>
                 <w:b w:val="0"/>
                 <w:sz w:val="16"/>
               </w:rPr>
@@ -9921,7 +10091,7 @@
             <w:r/>
             <w:r>
               <w:rPr>
-                <w:rFonts w:ascii="Arial" w:hAnsi="Arial"/>
+                <w:rFonts w:ascii="Verdana" w:hAnsi="Verdana"/>
                 <w:b w:val="0"/>
                 <w:sz w:val="16"/>
               </w:rPr>
@@ -9937,7 +10107,7 @@
             <w:r/>
             <w:r>
               <w:rPr>
-                <w:rFonts w:ascii="Arial" w:hAnsi="Arial"/>
+                <w:rFonts w:ascii="Verdana" w:hAnsi="Verdana"/>
                 <w:b w:val="0"/>
                 <w:sz w:val="16"/>
               </w:rPr>
@@ -9953,7 +10123,7 @@
             <w:r/>
             <w:r>
               <w:rPr>
-                <w:rFonts w:ascii="Arial" w:hAnsi="Arial"/>
+                <w:rFonts w:ascii="Verdana" w:hAnsi="Verdana"/>
                 <w:b w:val="0"/>
                 <w:sz w:val="16"/>
               </w:rPr>
@@ -9969,7 +10139,7 @@
             <w:r/>
             <w:r>
               <w:rPr>
-                <w:rFonts w:ascii="Arial" w:hAnsi="Arial"/>
+                <w:rFonts w:ascii="Verdana" w:hAnsi="Verdana"/>
                 <w:b w:val="0"/>
                 <w:sz w:val="16"/>
               </w:rPr>
@@ -9985,7 +10155,7 @@
             <w:r/>
             <w:r>
               <w:rPr>
-                <w:rFonts w:ascii="Arial" w:hAnsi="Arial"/>
+                <w:rFonts w:ascii="Verdana" w:hAnsi="Verdana"/>
                 <w:b w:val="0"/>
                 <w:sz w:val="16"/>
               </w:rPr>
@@ -10001,7 +10171,7 @@
             <w:r/>
             <w:r>
               <w:rPr>
-                <w:rFonts w:ascii="Arial" w:hAnsi="Arial"/>
+                <w:rFonts w:ascii="Verdana" w:hAnsi="Verdana"/>
                 <w:b w:val="0"/>
                 <w:sz w:val="16"/>
               </w:rPr>
@@ -10017,7 +10187,7 @@
             <w:r/>
             <w:r>
               <w:rPr>
-                <w:rFonts w:ascii="Arial" w:hAnsi="Arial"/>
+                <w:rFonts w:ascii="Verdana" w:hAnsi="Verdana"/>
                 <w:b w:val="0"/>
                 <w:sz w:val="16"/>
               </w:rPr>
@@ -10033,7 +10203,7 @@
             <w:r/>
             <w:r>
               <w:rPr>
-                <w:rFonts w:ascii="Arial" w:hAnsi="Arial"/>
+                <w:rFonts w:ascii="Verdana" w:hAnsi="Verdana"/>
                 <w:b w:val="0"/>
                 <w:sz w:val="16"/>
               </w:rPr>
@@ -10049,7 +10219,7 @@
             <w:r/>
             <w:r>
               <w:rPr>
-                <w:rFonts w:ascii="Arial" w:hAnsi="Arial"/>
+                <w:rFonts w:ascii="Verdana" w:hAnsi="Verdana"/>
                 <w:b w:val="0"/>
                 <w:sz w:val="16"/>
               </w:rPr>
@@ -10058,15 +10228,18 @@
         </w:tc>
       </w:tr>
       <w:tr>
-        <w:tc>
-          <w:tcPr>
-            <w:tcW w:type="dxa" w:w="1514"/>
-          </w:tcPr>
-          <w:p>
-            <w:r/>
-            <w:r>
-              <w:rPr>
-                <w:rFonts w:ascii="Arial" w:hAnsi="Arial"/>
+        <w:trPr>
+          <w:cantSplit/>
+        </w:trPr>
+        <w:tc>
+          <w:tcPr>
+            <w:tcW w:type="dxa" w:w="1514"/>
+          </w:tcPr>
+          <w:p>
+            <w:r/>
+            <w:r>
+              <w:rPr>
+                <w:rFonts w:ascii="Verdana" w:hAnsi="Verdana"/>
                 <w:b w:val="0"/>
                 <w:sz w:val="16"/>
               </w:rPr>
@@ -10082,7 +10255,7 @@
             <w:r/>
             <w:r>
               <w:rPr>
-                <w:rFonts w:ascii="Arial" w:hAnsi="Arial"/>
+                <w:rFonts w:ascii="Verdana" w:hAnsi="Verdana"/>
                 <w:b w:val="0"/>
                 <w:sz w:val="16"/>
               </w:rPr>
@@ -10098,7 +10271,7 @@
             <w:r/>
             <w:r>
               <w:rPr>
-                <w:rFonts w:ascii="Arial" w:hAnsi="Arial"/>
+                <w:rFonts w:ascii="Verdana" w:hAnsi="Verdana"/>
                 <w:b w:val="0"/>
                 <w:sz w:val="16"/>
               </w:rPr>
@@ -10114,7 +10287,7 @@
             <w:r/>
             <w:r>
               <w:rPr>
-                <w:rFonts w:ascii="Arial" w:hAnsi="Arial"/>
+                <w:rFonts w:ascii="Verdana" w:hAnsi="Verdana"/>
                 <w:b w:val="0"/>
                 <w:sz w:val="16"/>
               </w:rPr>
@@ -10130,7 +10303,7 @@
             <w:r/>
             <w:r>
               <w:rPr>
-                <w:rFonts w:ascii="Arial" w:hAnsi="Arial"/>
+                <w:rFonts w:ascii="Verdana" w:hAnsi="Verdana"/>
                 <w:b w:val="0"/>
                 <w:sz w:val="16"/>
               </w:rPr>
@@ -10146,7 +10319,7 @@
             <w:r/>
             <w:r>
               <w:rPr>
-                <w:rFonts w:ascii="Arial" w:hAnsi="Arial"/>
+                <w:rFonts w:ascii="Verdana" w:hAnsi="Verdana"/>
                 <w:b w:val="0"/>
                 <w:sz w:val="16"/>
               </w:rPr>
@@ -10162,7 +10335,7 @@
             <w:r/>
             <w:r>
               <w:rPr>
-                <w:rFonts w:ascii="Arial" w:hAnsi="Arial"/>
+                <w:rFonts w:ascii="Verdana" w:hAnsi="Verdana"/>
                 <w:b w:val="0"/>
                 <w:sz w:val="16"/>
               </w:rPr>
@@ -10178,7 +10351,7 @@
             <w:r/>
             <w:r>
               <w:rPr>
-                <w:rFonts w:ascii="Arial" w:hAnsi="Arial"/>
+                <w:rFonts w:ascii="Verdana" w:hAnsi="Verdana"/>
                 <w:b w:val="0"/>
                 <w:sz w:val="16"/>
               </w:rPr>
@@ -10194,7 +10367,7 @@
             <w:r/>
             <w:r>
               <w:rPr>
-                <w:rFonts w:ascii="Arial" w:hAnsi="Arial"/>
+                <w:rFonts w:ascii="Verdana" w:hAnsi="Verdana"/>
                 <w:b w:val="0"/>
                 <w:sz w:val="16"/>
               </w:rPr>
@@ -10210,7 +10383,7 @@
             <w:r/>
             <w:r>
               <w:rPr>
-                <w:rFonts w:ascii="Arial" w:hAnsi="Arial"/>
+                <w:rFonts w:ascii="Verdana" w:hAnsi="Verdana"/>
                 <w:b w:val="0"/>
                 <w:sz w:val="16"/>
               </w:rPr>
@@ -10219,15 +10392,18 @@
         </w:tc>
       </w:tr>
       <w:tr>
-        <w:tc>
-          <w:tcPr>
-            <w:tcW w:type="dxa" w:w="1514"/>
-          </w:tcPr>
-          <w:p>
-            <w:r/>
-            <w:r>
-              <w:rPr>
-                <w:rFonts w:ascii="Arial" w:hAnsi="Arial"/>
+        <w:trPr>
+          <w:cantSplit/>
+        </w:trPr>
+        <w:tc>
+          <w:tcPr>
+            <w:tcW w:type="dxa" w:w="1514"/>
+          </w:tcPr>
+          <w:p>
+            <w:r/>
+            <w:r>
+              <w:rPr>
+                <w:rFonts w:ascii="Verdana" w:hAnsi="Verdana"/>
                 <w:b w:val="0"/>
                 <w:sz w:val="16"/>
               </w:rPr>
@@ -10243,7 +10419,7 @@
             <w:r/>
             <w:r>
               <w:rPr>
-                <w:rFonts w:ascii="Arial" w:hAnsi="Arial"/>
+                <w:rFonts w:ascii="Verdana" w:hAnsi="Verdana"/>
                 <w:b w:val="0"/>
                 <w:sz w:val="16"/>
               </w:rPr>
@@ -10259,7 +10435,7 @@
             <w:r/>
             <w:r>
               <w:rPr>
-                <w:rFonts w:ascii="Arial" w:hAnsi="Arial"/>
+                <w:rFonts w:ascii="Verdana" w:hAnsi="Verdana"/>
                 <w:b w:val="0"/>
                 <w:sz w:val="16"/>
               </w:rPr>
@@ -10275,7 +10451,7 @@
             <w:r/>
             <w:r>
               <w:rPr>
-                <w:rFonts w:ascii="Arial" w:hAnsi="Arial"/>
+                <w:rFonts w:ascii="Verdana" w:hAnsi="Verdana"/>
                 <w:b w:val="0"/>
                 <w:sz w:val="16"/>
               </w:rPr>
@@ -10291,7 +10467,7 @@
             <w:r/>
             <w:r>
               <w:rPr>
-                <w:rFonts w:ascii="Arial" w:hAnsi="Arial"/>
+                <w:rFonts w:ascii="Verdana" w:hAnsi="Verdana"/>
                 <w:b w:val="0"/>
                 <w:sz w:val="16"/>
               </w:rPr>
@@ -10307,7 +10483,7 @@
             <w:r/>
             <w:r>
               <w:rPr>
-                <w:rFonts w:ascii="Arial" w:hAnsi="Arial"/>
+                <w:rFonts w:ascii="Verdana" w:hAnsi="Verdana"/>
                 <w:b w:val="0"/>
                 <w:sz w:val="16"/>
               </w:rPr>
@@ -10323,7 +10499,7 @@
             <w:r/>
             <w:r>
               <w:rPr>
-                <w:rFonts w:ascii="Arial" w:hAnsi="Arial"/>
+                <w:rFonts w:ascii="Verdana" w:hAnsi="Verdana"/>
                 <w:b w:val="0"/>
                 <w:sz w:val="16"/>
               </w:rPr>
@@ -10339,7 +10515,7 @@
             <w:r/>
             <w:r>
               <w:rPr>
-                <w:rFonts w:ascii="Arial" w:hAnsi="Arial"/>
+                <w:rFonts w:ascii="Verdana" w:hAnsi="Verdana"/>
                 <w:b w:val="0"/>
                 <w:sz w:val="16"/>
               </w:rPr>
@@ -10355,7 +10531,7 @@
             <w:r/>
             <w:r>
               <w:rPr>
-                <w:rFonts w:ascii="Arial" w:hAnsi="Arial"/>
+                <w:rFonts w:ascii="Verdana" w:hAnsi="Verdana"/>
                 <w:b w:val="0"/>
                 <w:sz w:val="16"/>
               </w:rPr>
@@ -10371,7 +10547,7 @@
             <w:r/>
             <w:r>
               <w:rPr>
-                <w:rFonts w:ascii="Arial" w:hAnsi="Arial"/>
+                <w:rFonts w:ascii="Verdana" w:hAnsi="Verdana"/>
                 <w:b w:val="0"/>
                 <w:sz w:val="16"/>
               </w:rPr>
@@ -10380,15 +10556,18 @@
         </w:tc>
       </w:tr>
       <w:tr>
-        <w:tc>
-          <w:tcPr>
-            <w:tcW w:type="dxa" w:w="1514"/>
-          </w:tcPr>
-          <w:p>
-            <w:r/>
-            <w:r>
-              <w:rPr>
-                <w:rFonts w:ascii="Arial" w:hAnsi="Arial"/>
+        <w:trPr>
+          <w:cantSplit/>
+        </w:trPr>
+        <w:tc>
+          <w:tcPr>
+            <w:tcW w:type="dxa" w:w="1514"/>
+          </w:tcPr>
+          <w:p>
+            <w:r/>
+            <w:r>
+              <w:rPr>
+                <w:rFonts w:ascii="Verdana" w:hAnsi="Verdana"/>
                 <w:b w:val="0"/>
                 <w:sz w:val="16"/>
               </w:rPr>
@@ -10404,7 +10583,7 @@
             <w:r/>
             <w:r>
               <w:rPr>
-                <w:rFonts w:ascii="Arial" w:hAnsi="Arial"/>
+                <w:rFonts w:ascii="Verdana" w:hAnsi="Verdana"/>
                 <w:b w:val="0"/>
                 <w:sz w:val="16"/>
               </w:rPr>
@@ -10420,7 +10599,7 @@
             <w:r/>
             <w:r>
               <w:rPr>
-                <w:rFonts w:ascii="Arial" w:hAnsi="Arial"/>
+                <w:rFonts w:ascii="Verdana" w:hAnsi="Verdana"/>
                 <w:b w:val="0"/>
                 <w:sz w:val="16"/>
               </w:rPr>
@@ -10436,7 +10615,7 @@
             <w:r/>
             <w:r>
               <w:rPr>
-                <w:rFonts w:ascii="Arial" w:hAnsi="Arial"/>
+                <w:rFonts w:ascii="Verdana" w:hAnsi="Verdana"/>
                 <w:b w:val="0"/>
                 <w:sz w:val="16"/>
               </w:rPr>
@@ -10452,7 +10631,7 @@
             <w:r/>
             <w:r>
               <w:rPr>
-                <w:rFonts w:ascii="Arial" w:hAnsi="Arial"/>
+                <w:rFonts w:ascii="Verdana" w:hAnsi="Verdana"/>
                 <w:b w:val="0"/>
                 <w:sz w:val="16"/>
               </w:rPr>
@@ -10468,7 +10647,7 @@
             <w:r/>
             <w:r>
               <w:rPr>
-                <w:rFonts w:ascii="Arial" w:hAnsi="Arial"/>
+                <w:rFonts w:ascii="Verdana" w:hAnsi="Verdana"/>
                 <w:b w:val="0"/>
                 <w:sz w:val="16"/>
               </w:rPr>
@@ -10484,7 +10663,7 @@
             <w:r/>
             <w:r>
               <w:rPr>
-                <w:rFonts w:ascii="Arial" w:hAnsi="Arial"/>
+                <w:rFonts w:ascii="Verdana" w:hAnsi="Verdana"/>
                 <w:b w:val="0"/>
                 <w:sz w:val="16"/>
               </w:rPr>
@@ -10500,7 +10679,7 @@
             <w:r/>
             <w:r>
               <w:rPr>
-                <w:rFonts w:ascii="Arial" w:hAnsi="Arial"/>
+                <w:rFonts w:ascii="Verdana" w:hAnsi="Verdana"/>
                 <w:b w:val="0"/>
                 <w:sz w:val="16"/>
               </w:rPr>
@@ -10516,7 +10695,7 @@
             <w:r/>
             <w:r>
               <w:rPr>
-                <w:rFonts w:ascii="Arial" w:hAnsi="Arial"/>
+                <w:rFonts w:ascii="Verdana" w:hAnsi="Verdana"/>
                 <w:b w:val="0"/>
                 <w:sz w:val="16"/>
               </w:rPr>
@@ -10532,7 +10711,7 @@
             <w:r/>
             <w:r>
               <w:rPr>
-                <w:rFonts w:ascii="Arial" w:hAnsi="Arial"/>
+                <w:rFonts w:ascii="Verdana" w:hAnsi="Verdana"/>
                 <w:b w:val="0"/>
                 <w:sz w:val="16"/>
               </w:rPr>
@@ -10541,15 +10720,18 @@
         </w:tc>
       </w:tr>
       <w:tr>
-        <w:tc>
-          <w:tcPr>
-            <w:tcW w:type="dxa" w:w="1514"/>
-          </w:tcPr>
-          <w:p>
-            <w:r/>
-            <w:r>
-              <w:rPr>
-                <w:rFonts w:ascii="Arial" w:hAnsi="Arial"/>
+        <w:trPr>
+          <w:cantSplit/>
+        </w:trPr>
+        <w:tc>
+          <w:tcPr>
+            <w:tcW w:type="dxa" w:w="1514"/>
+          </w:tcPr>
+          <w:p>
+            <w:r/>
+            <w:r>
+              <w:rPr>
+                <w:rFonts w:ascii="Verdana" w:hAnsi="Verdana"/>
                 <w:b w:val="0"/>
                 <w:sz w:val="16"/>
               </w:rPr>
@@ -10565,7 +10747,7 @@
             <w:r/>
             <w:r>
               <w:rPr>
-                <w:rFonts w:ascii="Arial" w:hAnsi="Arial"/>
+                <w:rFonts w:ascii="Verdana" w:hAnsi="Verdana"/>
                 <w:b w:val="0"/>
                 <w:sz w:val="16"/>
               </w:rPr>
@@ -10581,7 +10763,7 @@
             <w:r/>
             <w:r>
               <w:rPr>
-                <w:rFonts w:ascii="Arial" w:hAnsi="Arial"/>
+                <w:rFonts w:ascii="Verdana" w:hAnsi="Verdana"/>
                 <w:b w:val="0"/>
                 <w:sz w:val="16"/>
               </w:rPr>
@@ -10597,7 +10779,7 @@
             <w:r/>
             <w:r>
               <w:rPr>
-                <w:rFonts w:ascii="Arial" w:hAnsi="Arial"/>
+                <w:rFonts w:ascii="Verdana" w:hAnsi="Verdana"/>
                 <w:b w:val="0"/>
                 <w:sz w:val="16"/>
               </w:rPr>
@@ -10613,7 +10795,7 @@
             <w:r/>
             <w:r>
               <w:rPr>
-                <w:rFonts w:ascii="Arial" w:hAnsi="Arial"/>
+                <w:rFonts w:ascii="Verdana" w:hAnsi="Verdana"/>
                 <w:b w:val="0"/>
                 <w:sz w:val="16"/>
               </w:rPr>
@@ -10629,7 +10811,7 @@
             <w:r/>
             <w:r>
               <w:rPr>
-                <w:rFonts w:ascii="Arial" w:hAnsi="Arial"/>
+                <w:rFonts w:ascii="Verdana" w:hAnsi="Verdana"/>
                 <w:b w:val="0"/>
                 <w:sz w:val="16"/>
               </w:rPr>
@@ -10645,7 +10827,7 @@
             <w:r/>
             <w:r>
               <w:rPr>
-                <w:rFonts w:ascii="Arial" w:hAnsi="Arial"/>
+                <w:rFonts w:ascii="Verdana" w:hAnsi="Verdana"/>
                 <w:b w:val="0"/>
                 <w:sz w:val="16"/>
               </w:rPr>
@@ -10661,7 +10843,7 @@
             <w:r/>
             <w:r>
               <w:rPr>
-                <w:rFonts w:ascii="Arial" w:hAnsi="Arial"/>
+                <w:rFonts w:ascii="Verdana" w:hAnsi="Verdana"/>
                 <w:b w:val="0"/>
                 <w:sz w:val="16"/>
               </w:rPr>
@@ -10677,7 +10859,7 @@
             <w:r/>
             <w:r>
               <w:rPr>
-                <w:rFonts w:ascii="Arial" w:hAnsi="Arial"/>
+                <w:rFonts w:ascii="Verdana" w:hAnsi="Verdana"/>
                 <w:b w:val="0"/>
                 <w:sz w:val="16"/>
               </w:rPr>
@@ -10693,7 +10875,7 @@
             <w:r/>
             <w:r>
               <w:rPr>
-                <w:rFonts w:ascii="Arial" w:hAnsi="Arial"/>
+                <w:rFonts w:ascii="Verdana" w:hAnsi="Verdana"/>
                 <w:b w:val="0"/>
                 <w:sz w:val="16"/>
               </w:rPr>
@@ -10702,15 +10884,18 @@
         </w:tc>
       </w:tr>
       <w:tr>
-        <w:tc>
-          <w:tcPr>
-            <w:tcW w:type="dxa" w:w="1514"/>
-          </w:tcPr>
-          <w:p>
-            <w:r/>
-            <w:r>
-              <w:rPr>
-                <w:rFonts w:ascii="Arial" w:hAnsi="Arial"/>
+        <w:trPr>
+          <w:cantSplit/>
+        </w:trPr>
+        <w:tc>
+          <w:tcPr>
+            <w:tcW w:type="dxa" w:w="1514"/>
+          </w:tcPr>
+          <w:p>
+            <w:r/>
+            <w:r>
+              <w:rPr>
+                <w:rFonts w:ascii="Verdana" w:hAnsi="Verdana"/>
                 <w:b w:val="0"/>
                 <w:sz w:val="16"/>
               </w:rPr>
@@ -10726,7 +10911,7 @@
             <w:r/>
             <w:r>
               <w:rPr>
-                <w:rFonts w:ascii="Arial" w:hAnsi="Arial"/>
+                <w:rFonts w:ascii="Verdana" w:hAnsi="Verdana"/>
                 <w:b w:val="0"/>
                 <w:sz w:val="16"/>
               </w:rPr>
@@ -10742,7 +10927,7 @@
             <w:r/>
             <w:r>
               <w:rPr>
-                <w:rFonts w:ascii="Arial" w:hAnsi="Arial"/>
+                <w:rFonts w:ascii="Verdana" w:hAnsi="Verdana"/>
                 <w:b w:val="0"/>
                 <w:sz w:val="16"/>
               </w:rPr>
@@ -10758,7 +10943,7 @@
             <w:r/>
             <w:r>
               <w:rPr>
-                <w:rFonts w:ascii="Arial" w:hAnsi="Arial"/>
+                <w:rFonts w:ascii="Verdana" w:hAnsi="Verdana"/>
                 <w:b w:val="0"/>
                 <w:sz w:val="16"/>
               </w:rPr>
@@ -10774,7 +10959,7 @@
             <w:r/>
             <w:r>
               <w:rPr>
-                <w:rFonts w:ascii="Arial" w:hAnsi="Arial"/>
+                <w:rFonts w:ascii="Verdana" w:hAnsi="Verdana"/>
                 <w:b w:val="0"/>
                 <w:sz w:val="16"/>
               </w:rPr>
@@ -10790,7 +10975,7 @@
             <w:r/>
             <w:r>
               <w:rPr>
-                <w:rFonts w:ascii="Arial" w:hAnsi="Arial"/>
+                <w:rFonts w:ascii="Verdana" w:hAnsi="Verdana"/>
                 <w:b w:val="0"/>
                 <w:sz w:val="16"/>
               </w:rPr>
@@ -10806,7 +10991,7 @@
             <w:r/>
             <w:r>
               <w:rPr>
-                <w:rFonts w:ascii="Arial" w:hAnsi="Arial"/>
+                <w:rFonts w:ascii="Verdana" w:hAnsi="Verdana"/>
                 <w:b w:val="0"/>
                 <w:sz w:val="16"/>
               </w:rPr>
@@ -10822,7 +11007,7 @@
             <w:r/>
             <w:r>
               <w:rPr>
-                <w:rFonts w:ascii="Arial" w:hAnsi="Arial"/>
+                <w:rFonts w:ascii="Verdana" w:hAnsi="Verdana"/>
                 <w:b w:val="0"/>
                 <w:sz w:val="16"/>
               </w:rPr>
@@ -10838,7 +11023,7 @@
             <w:r/>
             <w:r>
               <w:rPr>
-                <w:rFonts w:ascii="Arial" w:hAnsi="Arial"/>
+                <w:rFonts w:ascii="Verdana" w:hAnsi="Verdana"/>
                 <w:b w:val="0"/>
                 <w:sz w:val="16"/>
               </w:rPr>
@@ -10854,7 +11039,7 @@
             <w:r/>
             <w:r>
               <w:rPr>
-                <w:rFonts w:ascii="Arial" w:hAnsi="Arial"/>
+                <w:rFonts w:ascii="Verdana" w:hAnsi="Verdana"/>
                 <w:b w:val="0"/>
                 <w:sz w:val="16"/>
               </w:rPr>
@@ -10863,15 +11048,18 @@
         </w:tc>
       </w:tr>
       <w:tr>
-        <w:tc>
-          <w:tcPr>
-            <w:tcW w:type="dxa" w:w="1514"/>
-          </w:tcPr>
-          <w:p>
-            <w:r/>
-            <w:r>
-              <w:rPr>
-                <w:rFonts w:ascii="Arial" w:hAnsi="Arial"/>
+        <w:trPr>
+          <w:cantSplit/>
+        </w:trPr>
+        <w:tc>
+          <w:tcPr>
+            <w:tcW w:type="dxa" w:w="1514"/>
+          </w:tcPr>
+          <w:p>
+            <w:r/>
+            <w:r>
+              <w:rPr>
+                <w:rFonts w:ascii="Verdana" w:hAnsi="Verdana"/>
                 <w:b w:val="0"/>
                 <w:sz w:val="16"/>
               </w:rPr>
@@ -10887,7 +11075,7 @@
             <w:r/>
             <w:r>
               <w:rPr>
-                <w:rFonts w:ascii="Arial" w:hAnsi="Arial"/>
+                <w:rFonts w:ascii="Verdana" w:hAnsi="Verdana"/>
                 <w:b w:val="0"/>
                 <w:sz w:val="16"/>
               </w:rPr>
@@ -10903,7 +11091,7 @@
             <w:r/>
             <w:r>
               <w:rPr>
-                <w:rFonts w:ascii="Arial" w:hAnsi="Arial"/>
+                <w:rFonts w:ascii="Verdana" w:hAnsi="Verdana"/>
                 <w:b w:val="0"/>
                 <w:sz w:val="16"/>
               </w:rPr>
@@ -10919,7 +11107,7 @@
             <w:r/>
             <w:r>
               <w:rPr>
-                <w:rFonts w:ascii="Arial" w:hAnsi="Arial"/>
+                <w:rFonts w:ascii="Verdana" w:hAnsi="Verdana"/>
                 <w:b w:val="0"/>
                 <w:sz w:val="16"/>
               </w:rPr>
@@ -10935,7 +11123,7 @@
             <w:r/>
             <w:r>
               <w:rPr>
-                <w:rFonts w:ascii="Arial" w:hAnsi="Arial"/>
+                <w:rFonts w:ascii="Verdana" w:hAnsi="Verdana"/>
                 <w:b w:val="0"/>
                 <w:sz w:val="16"/>
               </w:rPr>
@@ -10951,7 +11139,7 @@
             <w:r/>
             <w:r>
               <w:rPr>
-                <w:rFonts w:ascii="Arial" w:hAnsi="Arial"/>
+                <w:rFonts w:ascii="Verdana" w:hAnsi="Verdana"/>
                 <w:b w:val="0"/>
                 <w:sz w:val="16"/>
               </w:rPr>
@@ -10967,7 +11155,7 @@
             <w:r/>
             <w:r>
               <w:rPr>
-                <w:rFonts w:ascii="Arial" w:hAnsi="Arial"/>
+                <w:rFonts w:ascii="Verdana" w:hAnsi="Verdana"/>
                 <w:b w:val="0"/>
                 <w:sz w:val="16"/>
               </w:rPr>
@@ -10983,7 +11171,7 @@
             <w:r/>
             <w:r>
               <w:rPr>
-                <w:rFonts w:ascii="Arial" w:hAnsi="Arial"/>
+                <w:rFonts w:ascii="Verdana" w:hAnsi="Verdana"/>
                 <w:b w:val="0"/>
                 <w:sz w:val="16"/>
               </w:rPr>
@@ -10999,7 +11187,7 @@
             <w:r/>
             <w:r>
               <w:rPr>
-                <w:rFonts w:ascii="Arial" w:hAnsi="Arial"/>
+                <w:rFonts w:ascii="Verdana" w:hAnsi="Verdana"/>
                 <w:b w:val="0"/>
                 <w:sz w:val="16"/>
               </w:rPr>
@@ -11015,7 +11203,7 @@
             <w:r/>
             <w:r>
               <w:rPr>
-                <w:rFonts w:ascii="Arial" w:hAnsi="Arial"/>
+                <w:rFonts w:ascii="Verdana" w:hAnsi="Verdana"/>
                 <w:b w:val="0"/>
                 <w:sz w:val="16"/>
               </w:rPr>
@@ -11024,15 +11212,18 @@
         </w:tc>
       </w:tr>
       <w:tr>
-        <w:tc>
-          <w:tcPr>
-            <w:tcW w:type="dxa" w:w="1514"/>
-          </w:tcPr>
-          <w:p>
-            <w:r/>
-            <w:r>
-              <w:rPr>
-                <w:rFonts w:ascii="Arial" w:hAnsi="Arial"/>
+        <w:trPr>
+          <w:cantSplit/>
+        </w:trPr>
+        <w:tc>
+          <w:tcPr>
+            <w:tcW w:type="dxa" w:w="1514"/>
+          </w:tcPr>
+          <w:p>
+            <w:r/>
+            <w:r>
+              <w:rPr>
+                <w:rFonts w:ascii="Verdana" w:hAnsi="Verdana"/>
                 <w:b w:val="0"/>
                 <w:sz w:val="16"/>
               </w:rPr>
@@ -11048,7 +11239,7 @@
             <w:r/>
             <w:r>
               <w:rPr>
-                <w:rFonts w:ascii="Arial" w:hAnsi="Arial"/>
+                <w:rFonts w:ascii="Verdana" w:hAnsi="Verdana"/>
                 <w:b w:val="0"/>
                 <w:sz w:val="16"/>
               </w:rPr>
@@ -11064,7 +11255,7 @@
             <w:r/>
             <w:r>
               <w:rPr>
-                <w:rFonts w:ascii="Arial" w:hAnsi="Arial"/>
+                <w:rFonts w:ascii="Verdana" w:hAnsi="Verdana"/>
                 <w:b w:val="0"/>
                 <w:sz w:val="16"/>
               </w:rPr>
@@ -11080,7 +11271,7 @@
             <w:r/>
             <w:r>
               <w:rPr>
-                <w:rFonts w:ascii="Arial" w:hAnsi="Arial"/>
+                <w:rFonts w:ascii="Verdana" w:hAnsi="Verdana"/>
                 <w:b w:val="0"/>
                 <w:sz w:val="16"/>
               </w:rPr>
@@ -11096,7 +11287,7 @@
             <w:r/>
             <w:r>
               <w:rPr>
-                <w:rFonts w:ascii="Arial" w:hAnsi="Arial"/>
+                <w:rFonts w:ascii="Verdana" w:hAnsi="Verdana"/>
                 <w:b w:val="0"/>
                 <w:sz w:val="16"/>
               </w:rPr>
@@ -11112,7 +11303,7 @@
             <w:r/>
             <w:r>
               <w:rPr>
-                <w:rFonts w:ascii="Arial" w:hAnsi="Arial"/>
+                <w:rFonts w:ascii="Verdana" w:hAnsi="Verdana"/>
                 <w:b w:val="0"/>
                 <w:sz w:val="16"/>
               </w:rPr>
@@ -11128,7 +11319,7 @@
             <w:r/>
             <w:r>
               <w:rPr>
-                <w:rFonts w:ascii="Arial" w:hAnsi="Arial"/>
+                <w:rFonts w:ascii="Verdana" w:hAnsi="Verdana"/>
                 <w:b w:val="0"/>
                 <w:sz w:val="16"/>
               </w:rPr>
@@ -11144,7 +11335,7 @@
             <w:r/>
             <w:r>
               <w:rPr>
-                <w:rFonts w:ascii="Arial" w:hAnsi="Arial"/>
+                <w:rFonts w:ascii="Verdana" w:hAnsi="Verdana"/>
                 <w:b w:val="0"/>
                 <w:sz w:val="16"/>
               </w:rPr>
@@ -11160,7 +11351,7 @@
             <w:r/>
             <w:r>
               <w:rPr>
-                <w:rFonts w:ascii="Arial" w:hAnsi="Arial"/>
+                <w:rFonts w:ascii="Verdana" w:hAnsi="Verdana"/>
                 <w:b w:val="0"/>
                 <w:sz w:val="16"/>
               </w:rPr>
@@ -11176,7 +11367,7 @@
             <w:r/>
             <w:r>
               <w:rPr>
-                <w:rFonts w:ascii="Arial" w:hAnsi="Arial"/>
+                <w:rFonts w:ascii="Verdana" w:hAnsi="Verdana"/>
                 <w:b w:val="0"/>
                 <w:sz w:val="16"/>
               </w:rPr>
@@ -11185,15 +11376,18 @@
         </w:tc>
       </w:tr>
       <w:tr>
-        <w:tc>
-          <w:tcPr>
-            <w:tcW w:type="dxa" w:w="1514"/>
-          </w:tcPr>
-          <w:p>
-            <w:r/>
-            <w:r>
-              <w:rPr>
-                <w:rFonts w:ascii="Arial" w:hAnsi="Arial"/>
+        <w:trPr>
+          <w:cantSplit/>
+        </w:trPr>
+        <w:tc>
+          <w:tcPr>
+            <w:tcW w:type="dxa" w:w="1514"/>
+          </w:tcPr>
+          <w:p>
+            <w:r/>
+            <w:r>
+              <w:rPr>
+                <w:rFonts w:ascii="Verdana" w:hAnsi="Verdana"/>
                 <w:b w:val="0"/>
                 <w:sz w:val="16"/>
               </w:rPr>
@@ -11209,7 +11403,7 @@
             <w:r/>
             <w:r>
               <w:rPr>
-                <w:rFonts w:ascii="Arial" w:hAnsi="Arial"/>
+                <w:rFonts w:ascii="Verdana" w:hAnsi="Verdana"/>
                 <w:b w:val="0"/>
                 <w:sz w:val="16"/>
               </w:rPr>
@@ -11225,7 +11419,7 @@
             <w:r/>
             <w:r>
               <w:rPr>
-                <w:rFonts w:ascii="Arial" w:hAnsi="Arial"/>
+                <w:rFonts w:ascii="Verdana" w:hAnsi="Verdana"/>
                 <w:b w:val="0"/>
                 <w:sz w:val="16"/>
               </w:rPr>
@@ -11241,7 +11435,7 @@
             <w:r/>
             <w:r>
               <w:rPr>
-                <w:rFonts w:ascii="Arial" w:hAnsi="Arial"/>
+                <w:rFonts w:ascii="Verdana" w:hAnsi="Verdana"/>
                 <w:b w:val="0"/>
                 <w:sz w:val="16"/>
               </w:rPr>
@@ -11257,7 +11451,7 @@
             <w:r/>
             <w:r>
               <w:rPr>
-                <w:rFonts w:ascii="Arial" w:hAnsi="Arial"/>
+                <w:rFonts w:ascii="Verdana" w:hAnsi="Verdana"/>
                 <w:b w:val="0"/>
                 <w:sz w:val="16"/>
               </w:rPr>
@@ -11273,7 +11467,7 @@
             <w:r/>
             <w:r>
               <w:rPr>
-                <w:rFonts w:ascii="Arial" w:hAnsi="Arial"/>
+                <w:rFonts w:ascii="Verdana" w:hAnsi="Verdana"/>
                 <w:b w:val="0"/>
                 <w:sz w:val="16"/>
               </w:rPr>
@@ -11289,7 +11483,7 @@
             <w:r/>
             <w:r>
               <w:rPr>
-                <w:rFonts w:ascii="Arial" w:hAnsi="Arial"/>
+                <w:rFonts w:ascii="Verdana" w:hAnsi="Verdana"/>
                 <w:b w:val="0"/>
                 <w:sz w:val="16"/>
               </w:rPr>
@@ -11305,7 +11499,7 @@
             <w:r/>
             <w:r>
               <w:rPr>
-                <w:rFonts w:ascii="Arial" w:hAnsi="Arial"/>
+                <w:rFonts w:ascii="Verdana" w:hAnsi="Verdana"/>
                 <w:b w:val="0"/>
                 <w:sz w:val="16"/>
               </w:rPr>
@@ -11321,7 +11515,7 @@
             <w:r/>
             <w:r>
               <w:rPr>
-                <w:rFonts w:ascii="Arial" w:hAnsi="Arial"/>
+                <w:rFonts w:ascii="Verdana" w:hAnsi="Verdana"/>
                 <w:b w:val="0"/>
                 <w:sz w:val="16"/>
               </w:rPr>
@@ -11337,7 +11531,7 @@
             <w:r/>
             <w:r>
               <w:rPr>
-                <w:rFonts w:ascii="Arial" w:hAnsi="Arial"/>
+                <w:rFonts w:ascii="Verdana" w:hAnsi="Verdana"/>
                 <w:b w:val="0"/>
                 <w:sz w:val="16"/>
               </w:rPr>
@@ -11347,15 +11541,18 @@
         </w:tc>
       </w:tr>
       <w:tr>
-        <w:tc>
-          <w:tcPr>
-            <w:tcW w:type="dxa" w:w="1514"/>
-          </w:tcPr>
-          <w:p>
-            <w:r/>
-            <w:r>
-              <w:rPr>
-                <w:rFonts w:ascii="Arial" w:hAnsi="Arial"/>
+        <w:trPr>
+          <w:cantSplit/>
+        </w:trPr>
+        <w:tc>
+          <w:tcPr>
+            <w:tcW w:type="dxa" w:w="1514"/>
+          </w:tcPr>
+          <w:p>
+            <w:r/>
+            <w:r>
+              <w:rPr>
+                <w:rFonts w:ascii="Verdana" w:hAnsi="Verdana"/>
                 <w:b w:val="0"/>
                 <w:sz w:val="16"/>
               </w:rPr>
@@ -11371,7 +11568,7 @@
             <w:r/>
             <w:r>
               <w:rPr>
-                <w:rFonts w:ascii="Arial" w:hAnsi="Arial"/>
+                <w:rFonts w:ascii="Verdana" w:hAnsi="Verdana"/>
                 <w:b w:val="0"/>
                 <w:sz w:val="16"/>
               </w:rPr>
@@ -11387,7 +11584,7 @@
             <w:r/>
             <w:r>
               <w:rPr>
-                <w:rFonts w:ascii="Arial" w:hAnsi="Arial"/>
+                <w:rFonts w:ascii="Verdana" w:hAnsi="Verdana"/>
                 <w:b w:val="0"/>
                 <w:sz w:val="16"/>
               </w:rPr>
@@ -11403,7 +11600,7 @@
             <w:r/>
             <w:r>
               <w:rPr>
-                <w:rFonts w:ascii="Arial" w:hAnsi="Arial"/>
+                <w:rFonts w:ascii="Verdana" w:hAnsi="Verdana"/>
                 <w:b w:val="0"/>
                 <w:sz w:val="16"/>
               </w:rPr>
@@ -11419,7 +11616,7 @@
             <w:r/>
             <w:r>
               <w:rPr>
-                <w:rFonts w:ascii="Arial" w:hAnsi="Arial"/>
+                <w:rFonts w:ascii="Verdana" w:hAnsi="Verdana"/>
                 <w:b w:val="0"/>
                 <w:sz w:val="16"/>
               </w:rPr>
@@ -11435,7 +11632,7 @@
             <w:r/>
             <w:r>
               <w:rPr>
-                <w:rFonts w:ascii="Arial" w:hAnsi="Arial"/>
+                <w:rFonts w:ascii="Verdana" w:hAnsi="Verdana"/>
                 <w:b w:val="0"/>
                 <w:sz w:val="16"/>
               </w:rPr>
@@ -11451,7 +11648,7 @@
             <w:r/>
             <w:r>
               <w:rPr>
-                <w:rFonts w:ascii="Arial" w:hAnsi="Arial"/>
+                <w:rFonts w:ascii="Verdana" w:hAnsi="Verdana"/>
                 <w:b w:val="0"/>
                 <w:sz w:val="16"/>
               </w:rPr>
@@ -11467,7 +11664,7 @@
             <w:r/>
             <w:r>
               <w:rPr>
-                <w:rFonts w:ascii="Arial" w:hAnsi="Arial"/>
+                <w:rFonts w:ascii="Verdana" w:hAnsi="Verdana"/>
                 <w:b w:val="0"/>
                 <w:sz w:val="16"/>
               </w:rPr>
@@ -11483,7 +11680,7 @@
             <w:r/>
             <w:r>
               <w:rPr>
-                <w:rFonts w:ascii="Arial" w:hAnsi="Arial"/>
+                <w:rFonts w:ascii="Verdana" w:hAnsi="Verdana"/>
                 <w:b w:val="0"/>
                 <w:sz w:val="16"/>
               </w:rPr>
@@ -11499,7 +11696,7 @@
             <w:r/>
             <w:r>
               <w:rPr>
-                <w:rFonts w:ascii="Arial" w:hAnsi="Arial"/>
+                <w:rFonts w:ascii="Verdana" w:hAnsi="Verdana"/>
                 <w:b w:val="0"/>
                 <w:sz w:val="16"/>
               </w:rPr>
@@ -11508,15 +11705,18 @@
         </w:tc>
       </w:tr>
       <w:tr>
-        <w:tc>
-          <w:tcPr>
-            <w:tcW w:type="dxa" w:w="1514"/>
-          </w:tcPr>
-          <w:p>
-            <w:r/>
-            <w:r>
-              <w:rPr>
-                <w:rFonts w:ascii="Arial" w:hAnsi="Arial"/>
+        <w:trPr>
+          <w:cantSplit/>
+        </w:trPr>
+        <w:tc>
+          <w:tcPr>
+            <w:tcW w:type="dxa" w:w="1514"/>
+          </w:tcPr>
+          <w:p>
+            <w:r/>
+            <w:r>
+              <w:rPr>
+                <w:rFonts w:ascii="Verdana" w:hAnsi="Verdana"/>
                 <w:b w:val="0"/>
                 <w:sz w:val="16"/>
               </w:rPr>
@@ -11532,7 +11732,7 @@
             <w:r/>
             <w:r>
               <w:rPr>
-                <w:rFonts w:ascii="Arial" w:hAnsi="Arial"/>
+                <w:rFonts w:ascii="Verdana" w:hAnsi="Verdana"/>
                 <w:b w:val="0"/>
                 <w:sz w:val="16"/>
               </w:rPr>
@@ -11548,7 +11748,7 @@
             <w:r/>
             <w:r>
               <w:rPr>
-                <w:rFonts w:ascii="Arial" w:hAnsi="Arial"/>
+                <w:rFonts w:ascii="Verdana" w:hAnsi="Verdana"/>
                 <w:b w:val="0"/>
                 <w:sz w:val="16"/>
               </w:rPr>
@@ -11564,7 +11764,7 @@
             <w:r/>
             <w:r>
               <w:rPr>
-                <w:rFonts w:ascii="Arial" w:hAnsi="Arial"/>
+                <w:rFonts w:ascii="Verdana" w:hAnsi="Verdana"/>
                 <w:b w:val="0"/>
                 <w:sz w:val="16"/>
               </w:rPr>
@@ -11580,7 +11780,7 @@
             <w:r/>
             <w:r>
               <w:rPr>
-                <w:rFonts w:ascii="Arial" w:hAnsi="Arial"/>
+                <w:rFonts w:ascii="Verdana" w:hAnsi="Verdana"/>
                 <w:b w:val="0"/>
                 <w:sz w:val="16"/>
               </w:rPr>
@@ -11596,7 +11796,7 @@
             <w:r/>
             <w:r>
               <w:rPr>
-                <w:rFonts w:ascii="Arial" w:hAnsi="Arial"/>
+                <w:rFonts w:ascii="Verdana" w:hAnsi="Verdana"/>
                 <w:b w:val="0"/>
                 <w:sz w:val="16"/>
               </w:rPr>
@@ -11612,7 +11812,7 @@
             <w:r/>
             <w:r>
               <w:rPr>
-                <w:rFonts w:ascii="Arial" w:hAnsi="Arial"/>
+                <w:rFonts w:ascii="Verdana" w:hAnsi="Verdana"/>
                 <w:b w:val="0"/>
                 <w:sz w:val="16"/>
               </w:rPr>
@@ -11628,7 +11828,7 @@
             <w:r/>
             <w:r>
               <w:rPr>
-                <w:rFonts w:ascii="Arial" w:hAnsi="Arial"/>
+                <w:rFonts w:ascii="Verdana" w:hAnsi="Verdana"/>
                 <w:b w:val="0"/>
                 <w:sz w:val="16"/>
               </w:rPr>
@@ -11644,7 +11844,7 @@
             <w:r/>
             <w:r>
               <w:rPr>
-                <w:rFonts w:ascii="Arial" w:hAnsi="Arial"/>
+                <w:rFonts w:ascii="Verdana" w:hAnsi="Verdana"/>
                 <w:b w:val="0"/>
                 <w:sz w:val="16"/>
               </w:rPr>
@@ -11660,7 +11860,7 @@
             <w:r/>
             <w:r>
               <w:rPr>
-                <w:rFonts w:ascii="Arial" w:hAnsi="Arial"/>
+                <w:rFonts w:ascii="Verdana" w:hAnsi="Verdana"/>
                 <w:b w:val="0"/>
                 <w:sz w:val="16"/>
               </w:rPr>
@@ -11669,15 +11869,18 @@
         </w:tc>
       </w:tr>
       <w:tr>
-        <w:tc>
-          <w:tcPr>
-            <w:tcW w:type="dxa" w:w="1514"/>
-          </w:tcPr>
-          <w:p>
-            <w:r/>
-            <w:r>
-              <w:rPr>
-                <w:rFonts w:ascii="Arial" w:hAnsi="Arial"/>
+        <w:trPr>
+          <w:cantSplit/>
+        </w:trPr>
+        <w:tc>
+          <w:tcPr>
+            <w:tcW w:type="dxa" w:w="1514"/>
+          </w:tcPr>
+          <w:p>
+            <w:r/>
+            <w:r>
+              <w:rPr>
+                <w:rFonts w:ascii="Verdana" w:hAnsi="Verdana"/>
                 <w:b w:val="0"/>
                 <w:sz w:val="16"/>
               </w:rPr>
@@ -11693,7 +11896,7 @@
             <w:r/>
             <w:r>
               <w:rPr>
-                <w:rFonts w:ascii="Arial" w:hAnsi="Arial"/>
+                <w:rFonts w:ascii="Verdana" w:hAnsi="Verdana"/>
                 <w:b w:val="0"/>
                 <w:sz w:val="16"/>
               </w:rPr>
@@ -11709,7 +11912,7 @@
             <w:r/>
             <w:r>
               <w:rPr>
-                <w:rFonts w:ascii="Arial" w:hAnsi="Arial"/>
+                <w:rFonts w:ascii="Verdana" w:hAnsi="Verdana"/>
                 <w:b w:val="0"/>
                 <w:sz w:val="16"/>
               </w:rPr>
@@ -11725,7 +11928,7 @@
             <w:r/>
             <w:r>
               <w:rPr>
-                <w:rFonts w:ascii="Arial" w:hAnsi="Arial"/>
+                <w:rFonts w:ascii="Verdana" w:hAnsi="Verdana"/>
                 <w:b w:val="0"/>
                 <w:sz w:val="16"/>
               </w:rPr>
@@ -11741,7 +11944,7 @@
             <w:r/>
             <w:r>
               <w:rPr>
-                <w:rFonts w:ascii="Arial" w:hAnsi="Arial"/>
+                <w:rFonts w:ascii="Verdana" w:hAnsi="Verdana"/>
                 <w:b w:val="0"/>
                 <w:sz w:val="16"/>
               </w:rPr>
@@ -11757,7 +11960,7 @@
             <w:r/>
             <w:r>
               <w:rPr>
-                <w:rFonts w:ascii="Arial" w:hAnsi="Arial"/>
+                <w:rFonts w:ascii="Verdana" w:hAnsi="Verdana"/>
                 <w:b w:val="0"/>
                 <w:sz w:val="16"/>
               </w:rPr>
@@ -11773,7 +11976,7 @@
             <w:r/>
             <w:r>
               <w:rPr>
-                <w:rFonts w:ascii="Arial" w:hAnsi="Arial"/>
+                <w:rFonts w:ascii="Verdana" w:hAnsi="Verdana"/>
                 <w:b w:val="0"/>
                 <w:sz w:val="16"/>
               </w:rPr>
@@ -11789,7 +11992,7 @@
             <w:r/>
             <w:r>
               <w:rPr>
-                <w:rFonts w:ascii="Arial" w:hAnsi="Arial"/>
+                <w:rFonts w:ascii="Verdana" w:hAnsi="Verdana"/>
                 <w:b w:val="0"/>
                 <w:sz w:val="16"/>
               </w:rPr>
@@ -11805,7 +12008,7 @@
             <w:r/>
             <w:r>
               <w:rPr>
-                <w:rFonts w:ascii="Arial" w:hAnsi="Arial"/>
+                <w:rFonts w:ascii="Verdana" w:hAnsi="Verdana"/>
                 <w:b w:val="0"/>
                 <w:sz w:val="16"/>
               </w:rPr>
@@ -11821,7 +12024,7 @@
             <w:r/>
             <w:r>
               <w:rPr>
-                <w:rFonts w:ascii="Arial" w:hAnsi="Arial"/>
+                <w:rFonts w:ascii="Verdana" w:hAnsi="Verdana"/>
                 <w:b w:val="0"/>
                 <w:sz w:val="16"/>
               </w:rPr>
@@ -11830,15 +12033,18 @@
         </w:tc>
       </w:tr>
       <w:tr>
-        <w:tc>
-          <w:tcPr>
-            <w:tcW w:type="dxa" w:w="1514"/>
-          </w:tcPr>
-          <w:p>
-            <w:r/>
-            <w:r>
-              <w:rPr>
-                <w:rFonts w:ascii="Arial" w:hAnsi="Arial"/>
+        <w:trPr>
+          <w:cantSplit/>
+        </w:trPr>
+        <w:tc>
+          <w:tcPr>
+            <w:tcW w:type="dxa" w:w="1514"/>
+          </w:tcPr>
+          <w:p>
+            <w:r/>
+            <w:r>
+              <w:rPr>
+                <w:rFonts w:ascii="Verdana" w:hAnsi="Verdana"/>
                 <w:b w:val="0"/>
                 <w:sz w:val="16"/>
               </w:rPr>
@@ -11854,7 +12060,7 @@
             <w:r/>
             <w:r>
               <w:rPr>
-                <w:rFonts w:ascii="Arial" w:hAnsi="Arial"/>
+                <w:rFonts w:ascii="Verdana" w:hAnsi="Verdana"/>
                 <w:b w:val="0"/>
                 <w:sz w:val="16"/>
               </w:rPr>
@@ -11870,7 +12076,7 @@
             <w:r/>
             <w:r>
               <w:rPr>
-                <w:rFonts w:ascii="Arial" w:hAnsi="Arial"/>
+                <w:rFonts w:ascii="Verdana" w:hAnsi="Verdana"/>
                 <w:b w:val="0"/>
                 <w:sz w:val="16"/>
               </w:rPr>
@@ -11886,7 +12092,7 @@
             <w:r/>
             <w:r>
               <w:rPr>
-                <w:rFonts w:ascii="Arial" w:hAnsi="Arial"/>
+                <w:rFonts w:ascii="Verdana" w:hAnsi="Verdana"/>
                 <w:b w:val="0"/>
                 <w:sz w:val="16"/>
               </w:rPr>
@@ -11902,7 +12108,7 @@
             <w:r/>
             <w:r>
               <w:rPr>
-                <w:rFonts w:ascii="Arial" w:hAnsi="Arial"/>
+                <w:rFonts w:ascii="Verdana" w:hAnsi="Verdana"/>
                 <w:b w:val="0"/>
                 <w:sz w:val="16"/>
               </w:rPr>
@@ -11918,7 +12124,7 @@
             <w:r/>
             <w:r>
               <w:rPr>
-                <w:rFonts w:ascii="Arial" w:hAnsi="Arial"/>
+                <w:rFonts w:ascii="Verdana" w:hAnsi="Verdana"/>
                 <w:b w:val="0"/>
                 <w:sz w:val="16"/>
               </w:rPr>
@@ -11934,7 +12140,7 @@
             <w:r/>
             <w:r>
               <w:rPr>
-                <w:rFonts w:ascii="Arial" w:hAnsi="Arial"/>
+                <w:rFonts w:ascii="Verdana" w:hAnsi="Verdana"/>
                 <w:b w:val="0"/>
                 <w:sz w:val="16"/>
               </w:rPr>
@@ -11950,7 +12156,7 @@
             <w:r/>
             <w:r>
               <w:rPr>
-                <w:rFonts w:ascii="Arial" w:hAnsi="Arial"/>
+                <w:rFonts w:ascii="Verdana" w:hAnsi="Verdana"/>
                 <w:b w:val="0"/>
                 <w:sz w:val="16"/>
               </w:rPr>
@@ -11966,7 +12172,7 @@
             <w:r/>
             <w:r>
               <w:rPr>
-                <w:rFonts w:ascii="Arial" w:hAnsi="Arial"/>
+                <w:rFonts w:ascii="Verdana" w:hAnsi="Verdana"/>
                 <w:b w:val="0"/>
                 <w:sz w:val="16"/>
               </w:rPr>
@@ -11982,7 +12188,7 @@
             <w:r/>
             <w:r>
               <w:rPr>
-                <w:rFonts w:ascii="Arial" w:hAnsi="Arial"/>
+                <w:rFonts w:ascii="Verdana" w:hAnsi="Verdana"/>
                 <w:b w:val="0"/>
                 <w:sz w:val="16"/>
               </w:rPr>

--- a/docx/ru/BUFRCREX_TableB_ru_40.docx
+++ b/docx/ru/BUFRCREX_TableB_ru_40.docx
@@ -239,7 +239,7 @@
                 <w:b w:val="0"/>
                 <w:sz w:val="16"/>
               </w:rPr>
-              <w:t>040001</w:t>
+              <w:t>0 40 001</w:t>
             </w:r>
           </w:p>
         </w:tc>
@@ -403,7 +403,7 @@
                 <w:b w:val="0"/>
                 <w:sz w:val="16"/>
               </w:rPr>
-              <w:t>040002</w:t>
+              <w:t>0 40 002</w:t>
             </w:r>
           </w:p>
         </w:tc>
@@ -567,7 +567,7 @@
                 <w:b w:val="0"/>
                 <w:sz w:val="16"/>
               </w:rPr>
-              <w:t>040003</w:t>
+              <w:t>0 40 003</w:t>
             </w:r>
           </w:p>
         </w:tc>
@@ -731,7 +731,7 @@
                 <w:b w:val="0"/>
                 <w:sz w:val="16"/>
               </w:rPr>
-              <w:t>040004</w:t>
+              <w:t>0 40 004</w:t>
             </w:r>
           </w:p>
         </w:tc>
@@ -895,7 +895,7 @@
                 <w:b w:val="0"/>
                 <w:sz w:val="16"/>
               </w:rPr>
-              <w:t>040005</w:t>
+              <w:t>0 40 005</w:t>
             </w:r>
           </w:p>
         </w:tc>
@@ -1059,7 +1059,7 @@
                 <w:b w:val="0"/>
                 <w:sz w:val="16"/>
               </w:rPr>
-              <w:t>040006</w:t>
+              <w:t>0 40 006</w:t>
             </w:r>
           </w:p>
         </w:tc>
@@ -1223,7 +1223,7 @@
                 <w:b w:val="0"/>
                 <w:sz w:val="16"/>
               </w:rPr>
-              <w:t>040007</w:t>
+              <w:t>0 40 007</w:t>
             </w:r>
           </w:p>
         </w:tc>
@@ -1387,7 +1387,7 @@
                 <w:b w:val="0"/>
                 <w:sz w:val="16"/>
               </w:rPr>
-              <w:t>040008</w:t>
+              <w:t>0 40 008</w:t>
             </w:r>
           </w:p>
         </w:tc>
@@ -1551,7 +1551,7 @@
                 <w:b w:val="0"/>
                 <w:sz w:val="16"/>
               </w:rPr>
-              <w:t>040009</w:t>
+              <w:t>0 40 009</w:t>
             </w:r>
           </w:p>
         </w:tc>
@@ -1715,7 +1715,7 @@
                 <w:b w:val="0"/>
                 <w:sz w:val="16"/>
               </w:rPr>
-              <w:t>040010</w:t>
+              <w:t>0 40 010</w:t>
             </w:r>
           </w:p>
         </w:tc>
@@ -1879,7 +1879,7 @@
                 <w:b w:val="0"/>
                 <w:sz w:val="16"/>
               </w:rPr>
-              <w:t>040011</w:t>
+              <w:t>0 40 011</w:t>
             </w:r>
           </w:p>
         </w:tc>
@@ -2043,7 +2043,7 @@
                 <w:b w:val="0"/>
                 <w:sz w:val="16"/>
               </w:rPr>
-              <w:t>040012</w:t>
+              <w:t>0 40 012</w:t>
             </w:r>
           </w:p>
         </w:tc>
@@ -2207,7 +2207,7 @@
                 <w:b w:val="0"/>
                 <w:sz w:val="16"/>
               </w:rPr>
-              <w:t>040013</w:t>
+              <w:t>0 40 013</w:t>
             </w:r>
           </w:p>
         </w:tc>
@@ -2371,7 +2371,7 @@
                 <w:b w:val="0"/>
                 <w:sz w:val="16"/>
               </w:rPr>
-              <w:t>040014</w:t>
+              <w:t>0 40 014</w:t>
             </w:r>
           </w:p>
         </w:tc>
@@ -2535,7 +2535,7 @@
                 <w:b w:val="0"/>
                 <w:sz w:val="16"/>
               </w:rPr>
-              <w:t>040015</w:t>
+              <w:t>0 40 015</w:t>
             </w:r>
           </w:p>
         </w:tc>
@@ -2699,7 +2699,7 @@
                 <w:b w:val="0"/>
                 <w:sz w:val="16"/>
               </w:rPr>
-              <w:t>040016</w:t>
+              <w:t>0 40 016</w:t>
             </w:r>
           </w:p>
         </w:tc>
@@ -2863,7 +2863,7 @@
                 <w:b w:val="0"/>
                 <w:sz w:val="16"/>
               </w:rPr>
-              <w:t>040017</w:t>
+              <w:t>0 40 017</w:t>
             </w:r>
           </w:p>
         </w:tc>
@@ -3027,7 +3027,7 @@
                 <w:b w:val="0"/>
                 <w:sz w:val="16"/>
               </w:rPr>
-              <w:t>040018</w:t>
+              <w:t>0 40 018</w:t>
             </w:r>
           </w:p>
         </w:tc>
@@ -3191,7 +3191,7 @@
                 <w:b w:val="0"/>
                 <w:sz w:val="16"/>
               </w:rPr>
-              <w:t>040019</w:t>
+              <w:t>0 40 019</w:t>
             </w:r>
           </w:p>
         </w:tc>
@@ -3355,7 +3355,7 @@
                 <w:b w:val="0"/>
                 <w:sz w:val="16"/>
               </w:rPr>
-              <w:t>040020</w:t>
+              <w:t>0 40 020</w:t>
             </w:r>
           </w:p>
         </w:tc>
@@ -3519,7 +3519,7 @@
                 <w:b w:val="0"/>
                 <w:sz w:val="16"/>
               </w:rPr>
-              <w:t>040021</w:t>
+              <w:t>0 40 021</w:t>
             </w:r>
           </w:p>
         </w:tc>
@@ -3683,7 +3683,7 @@
                 <w:b w:val="0"/>
                 <w:sz w:val="16"/>
               </w:rPr>
-              <w:t>040022</w:t>
+              <w:t>0 40 022</w:t>
             </w:r>
           </w:p>
         </w:tc>
@@ -3847,7 +3847,7 @@
                 <w:b w:val="0"/>
                 <w:sz w:val="16"/>
               </w:rPr>
-              <w:t>040023</w:t>
+              <w:t>0 40 023</w:t>
             </w:r>
           </w:p>
         </w:tc>
@@ -4011,7 +4011,7 @@
                 <w:b w:val="0"/>
                 <w:sz w:val="16"/>
               </w:rPr>
-              <w:t>040024</w:t>
+              <w:t>0 40 024</w:t>
             </w:r>
           </w:p>
         </w:tc>
@@ -4175,7 +4175,7 @@
                 <w:b w:val="0"/>
                 <w:sz w:val="16"/>
               </w:rPr>
-              <w:t>040025</w:t>
+              <w:t>0 40 025</w:t>
             </w:r>
           </w:p>
         </w:tc>
@@ -4339,7 +4339,7 @@
                 <w:b w:val="0"/>
                 <w:sz w:val="16"/>
               </w:rPr>
-              <w:t>040026</w:t>
+              <w:t>0 40 026</w:t>
             </w:r>
           </w:p>
         </w:tc>
@@ -4503,7 +4503,7 @@
                 <w:b w:val="0"/>
                 <w:sz w:val="16"/>
               </w:rPr>
-              <w:t>040027</w:t>
+              <w:t>0 40 027</w:t>
             </w:r>
           </w:p>
         </w:tc>
@@ -4667,7 +4667,7 @@
                 <w:b w:val="0"/>
                 <w:sz w:val="16"/>
               </w:rPr>
-              <w:t>040028</w:t>
+              <w:t>0 40 028</w:t>
             </w:r>
           </w:p>
         </w:tc>
@@ -4831,7 +4831,7 @@
                 <w:b w:val="0"/>
                 <w:sz w:val="16"/>
               </w:rPr>
-              <w:t>040029</w:t>
+              <w:t>0 40 029</w:t>
             </w:r>
           </w:p>
         </w:tc>
@@ -4995,7 +4995,7 @@
                 <w:b w:val="0"/>
                 <w:sz w:val="16"/>
               </w:rPr>
-              <w:t>040030</w:t>
+              <w:t>0 40 030</w:t>
             </w:r>
           </w:p>
         </w:tc>
@@ -5159,7 +5159,7 @@
                 <w:b w:val="0"/>
                 <w:sz w:val="16"/>
               </w:rPr>
-              <w:t>040031</w:t>
+              <w:t>0 40 031</w:t>
             </w:r>
           </w:p>
         </w:tc>
@@ -5323,7 +5323,7 @@
                 <w:b w:val="0"/>
                 <w:sz w:val="16"/>
               </w:rPr>
-              <w:t>040032</w:t>
+              <w:t>0 40 032</w:t>
             </w:r>
           </w:p>
         </w:tc>
@@ -5487,7 +5487,7 @@
                 <w:b w:val="0"/>
                 <w:sz w:val="16"/>
               </w:rPr>
-              <w:t>040033</w:t>
+              <w:t>0 40 033</w:t>
             </w:r>
           </w:p>
         </w:tc>
@@ -5651,7 +5651,7 @@
                 <w:b w:val="0"/>
                 <w:sz w:val="16"/>
               </w:rPr>
-              <w:t>040034</w:t>
+              <w:t>0 40 034</w:t>
             </w:r>
           </w:p>
         </w:tc>
@@ -5815,7 +5815,7 @@
                 <w:b w:val="0"/>
                 <w:sz w:val="16"/>
               </w:rPr>
-              <w:t>040035</w:t>
+              <w:t>0 40 035</w:t>
             </w:r>
           </w:p>
         </w:tc>
@@ -5979,7 +5979,7 @@
                 <w:b w:val="0"/>
                 <w:sz w:val="16"/>
               </w:rPr>
-              <w:t>040036</w:t>
+              <w:t>0 40 036</w:t>
             </w:r>
           </w:p>
         </w:tc>
@@ -6143,7 +6143,7 @@
                 <w:b w:val="0"/>
                 <w:sz w:val="16"/>
               </w:rPr>
-              <w:t>040037</w:t>
+              <w:t>0 40 037</w:t>
             </w:r>
           </w:p>
         </w:tc>
@@ -6307,7 +6307,7 @@
                 <w:b w:val="0"/>
                 <w:sz w:val="16"/>
               </w:rPr>
-              <w:t>040038</w:t>
+              <w:t>0 40 038</w:t>
             </w:r>
           </w:p>
         </w:tc>
@@ -6471,7 +6471,7 @@
                 <w:b w:val="0"/>
                 <w:sz w:val="16"/>
               </w:rPr>
-              <w:t>040039</w:t>
+              <w:t>0 40 039</w:t>
             </w:r>
           </w:p>
         </w:tc>
@@ -6635,7 +6635,7 @@
                 <w:b w:val="0"/>
                 <w:sz w:val="16"/>
               </w:rPr>
-              <w:t>040040</w:t>
+              <w:t>0 40 040</w:t>
             </w:r>
           </w:p>
         </w:tc>
@@ -6799,7 +6799,7 @@
                 <w:b w:val="0"/>
                 <w:sz w:val="16"/>
               </w:rPr>
-              <w:t>040041</w:t>
+              <w:t>0 40 041</w:t>
             </w:r>
           </w:p>
         </w:tc>
@@ -6963,7 +6963,7 @@
                 <w:b w:val="0"/>
                 <w:sz w:val="16"/>
               </w:rPr>
-              <w:t>040042</w:t>
+              <w:t>0 40 042</w:t>
             </w:r>
           </w:p>
         </w:tc>
@@ -7127,7 +7127,7 @@
                 <w:b w:val="0"/>
                 <w:sz w:val="16"/>
               </w:rPr>
-              <w:t>040043</w:t>
+              <w:t>0 40 043</w:t>
             </w:r>
           </w:p>
         </w:tc>
@@ -7291,7 +7291,7 @@
                 <w:b w:val="0"/>
                 <w:sz w:val="16"/>
               </w:rPr>
-              <w:t>040044</w:t>
+              <w:t>0 40 044</w:t>
             </w:r>
           </w:p>
         </w:tc>
@@ -7455,7 +7455,7 @@
                 <w:b w:val="0"/>
                 <w:sz w:val="16"/>
               </w:rPr>
-              <w:t>040045</w:t>
+              <w:t>0 40 045</w:t>
             </w:r>
           </w:p>
         </w:tc>
@@ -7619,7 +7619,7 @@
                 <w:b w:val="0"/>
                 <w:sz w:val="16"/>
               </w:rPr>
-              <w:t>040046</w:t>
+              <w:t>0 40 046</w:t>
             </w:r>
           </w:p>
         </w:tc>
@@ -7783,7 +7783,7 @@
                 <w:b w:val="0"/>
                 <w:sz w:val="16"/>
               </w:rPr>
-              <w:t>040047</w:t>
+              <w:t>0 40 047</w:t>
             </w:r>
           </w:p>
         </w:tc>
@@ -7947,7 +7947,7 @@
                 <w:b w:val="0"/>
                 <w:sz w:val="16"/>
               </w:rPr>
-              <w:t>040048</w:t>
+              <w:t>0 40 048</w:t>
             </w:r>
           </w:p>
         </w:tc>
@@ -8111,7 +8111,7 @@
                 <w:b w:val="0"/>
                 <w:sz w:val="16"/>
               </w:rPr>
-              <w:t>040049</w:t>
+              <w:t>0 40 049</w:t>
             </w:r>
           </w:p>
         </w:tc>
@@ -8275,7 +8275,7 @@
                 <w:b w:val="0"/>
                 <w:sz w:val="16"/>
               </w:rPr>
-              <w:t>040050</w:t>
+              <w:t>0 40 050</w:t>
             </w:r>
           </w:p>
         </w:tc>
@@ -8439,7 +8439,7 @@
                 <w:b w:val="0"/>
                 <w:sz w:val="16"/>
               </w:rPr>
-              <w:t>040051</w:t>
+              <w:t>0 40 051</w:t>
             </w:r>
           </w:p>
         </w:tc>
@@ -8603,7 +8603,7 @@
                 <w:b w:val="0"/>
                 <w:sz w:val="16"/>
               </w:rPr>
-              <w:t>040052</w:t>
+              <w:t>0 40 052</w:t>
             </w:r>
           </w:p>
         </w:tc>
@@ -8767,7 +8767,7 @@
                 <w:b w:val="0"/>
                 <w:sz w:val="16"/>
               </w:rPr>
-              <w:t>040053</w:t>
+              <w:t>0 40 053</w:t>
             </w:r>
           </w:p>
         </w:tc>
@@ -8931,7 +8931,7 @@
                 <w:b w:val="0"/>
                 <w:sz w:val="16"/>
               </w:rPr>
-              <w:t>040054</w:t>
+              <w:t>0 40 054</w:t>
             </w:r>
           </w:p>
         </w:tc>
@@ -9095,7 +9095,7 @@
                 <w:b w:val="0"/>
                 <w:sz w:val="16"/>
               </w:rPr>
-              <w:t>040055</w:t>
+              <w:t>0 40 055</w:t>
             </w:r>
           </w:p>
         </w:tc>
@@ -9259,7 +9259,7 @@
                 <w:b w:val="0"/>
                 <w:sz w:val="16"/>
               </w:rPr>
-              <w:t>040056</w:t>
+              <w:t>0 40 056</w:t>
             </w:r>
           </w:p>
         </w:tc>
@@ -9423,7 +9423,7 @@
                 <w:b w:val="0"/>
                 <w:sz w:val="16"/>
               </w:rPr>
-              <w:t>040057</w:t>
+              <w:t>0 40 057</w:t>
             </w:r>
           </w:p>
         </w:tc>
@@ -9587,7 +9587,7 @@
                 <w:b w:val="0"/>
                 <w:sz w:val="16"/>
               </w:rPr>
-              <w:t>040058</w:t>
+              <w:t>0 40 058</w:t>
             </w:r>
           </w:p>
         </w:tc>
@@ -9751,7 +9751,7 @@
                 <w:b w:val="0"/>
                 <w:sz w:val="16"/>
               </w:rPr>
-              <w:t>040059</w:t>
+              <w:t>0 40 059</w:t>
             </w:r>
           </w:p>
         </w:tc>
@@ -9915,7 +9915,7 @@
                 <w:b w:val="0"/>
                 <w:sz w:val="16"/>
               </w:rPr>
-              <w:t>040060</w:t>
+              <w:t>0 40 060</w:t>
             </w:r>
           </w:p>
         </w:tc>
@@ -10079,7 +10079,7 @@
                 <w:b w:val="0"/>
                 <w:sz w:val="16"/>
               </w:rPr>
-              <w:t>040061</w:t>
+              <w:t>0 40 061</w:t>
             </w:r>
           </w:p>
         </w:tc>
@@ -10243,7 +10243,7 @@
                 <w:b w:val="0"/>
                 <w:sz w:val="16"/>
               </w:rPr>
-              <w:t>040062</w:t>
+              <w:t>0 40 062</w:t>
             </w:r>
           </w:p>
         </w:tc>
@@ -10407,7 +10407,7 @@
                 <w:b w:val="0"/>
                 <w:sz w:val="16"/>
               </w:rPr>
-              <w:t>040063</w:t>
+              <w:t>0 40 063</w:t>
             </w:r>
           </w:p>
         </w:tc>
@@ -10571,7 +10571,7 @@
                 <w:b w:val="0"/>
                 <w:sz w:val="16"/>
               </w:rPr>
-              <w:t>040064</w:t>
+              <w:t>0 40 064</w:t>
             </w:r>
           </w:p>
         </w:tc>
@@ -10735,7 +10735,7 @@
                 <w:b w:val="0"/>
                 <w:sz w:val="16"/>
               </w:rPr>
-              <w:t>040065</w:t>
+              <w:t>0 40 065</w:t>
             </w:r>
           </w:p>
         </w:tc>
@@ -10899,7 +10899,7 @@
                 <w:b w:val="0"/>
                 <w:sz w:val="16"/>
               </w:rPr>
-              <w:t>040066</w:t>
+              <w:t>0 40 066</w:t>
             </w:r>
           </w:p>
         </w:tc>
@@ -11063,7 +11063,7 @@
                 <w:b w:val="0"/>
                 <w:sz w:val="16"/>
               </w:rPr>
-              <w:t>040067</w:t>
+              <w:t>0 40 067</w:t>
             </w:r>
           </w:p>
         </w:tc>
@@ -11227,7 +11227,7 @@
                 <w:b w:val="0"/>
                 <w:sz w:val="16"/>
               </w:rPr>
-              <w:t>040068</w:t>
+              <w:t>0 40 068</w:t>
             </w:r>
           </w:p>
         </w:tc>
@@ -11391,7 +11391,7 @@
                 <w:b w:val="0"/>
                 <w:sz w:val="16"/>
               </w:rPr>
-              <w:t>040069</w:t>
+              <w:t>0 40 069</w:t>
             </w:r>
           </w:p>
         </w:tc>
@@ -11556,7 +11556,7 @@
                 <w:b w:val="0"/>
                 <w:sz w:val="16"/>
               </w:rPr>
-              <w:t>040070</w:t>
+              <w:t>0 40 070</w:t>
             </w:r>
           </w:p>
         </w:tc>
@@ -11720,7 +11720,7 @@
                 <w:b w:val="0"/>
                 <w:sz w:val="16"/>
               </w:rPr>
-              <w:t>040071</w:t>
+              <w:t>0 40 071</w:t>
             </w:r>
           </w:p>
         </w:tc>
@@ -11884,7 +11884,7 @@
                 <w:b w:val="0"/>
                 <w:sz w:val="16"/>
               </w:rPr>
-              <w:t>040072</w:t>
+              <w:t>0 40 072</w:t>
             </w:r>
           </w:p>
         </w:tc>
@@ -12048,7 +12048,7 @@
                 <w:b w:val="0"/>
                 <w:sz w:val="16"/>
               </w:rPr>
-              <w:t>040073</w:t>
+              <w:t>0 40 073</w:t>
             </w:r>
           </w:p>
         </w:tc>

--- a/docx/ru/BUFRCREX_TableB_ru_40.docx
+++ b/docx/ru/BUFRCREX_TableB_ru_40.docx
@@ -12,7 +12,367 @@
           <w:b/>
           <w:sz w:val="22"/>
         </w:rPr>
-        <w:t>Класс 40: Спутниковые данные в BUFR/CREX</w:t>
+        <w:t>Класс 40: Спутниковые данные</w:t>
+      </w:r>
+    </w:p>
+    <w:p>
+      <w:r>
+        <w:rPr>
+          <w:rFonts w:ascii="Verdana" w:hAnsi="Verdana"/>
+          <w:i/>
+          <w:sz w:val="14"/>
+        </w:rPr>
+        <w:t>Note 23: Значение осадков –0,1 кг·м-2 до масштабирования (–1 после масштабирования или в коде CREX) должно указывать на «следы» осадков (не поддающиеся измерению, менее 0,05 кг·м-2).</w:t>
+      </w:r>
+    </w:p>
+    <w:p>
+      <w:r>
+        <w:rPr>
+          <w:rFonts w:ascii="Verdana" w:hAnsi="Verdana"/>
+          <w:i/>
+          <w:sz w:val="14"/>
+        </w:rPr>
+        <w:t>Note 25: Ранее определенное значение может быть отменено путем передачи «отсутствующего значения» из соответствующей кодовой таблицы или таблицы флагов.</w:t>
+      </w:r>
+    </w:p>
+    <w:p>
+      <w:r>
+        <w:rPr>
+          <w:rFonts w:ascii="Verdana" w:hAnsi="Verdana"/>
+          <w:i/>
+          <w:sz w:val="14"/>
+        </w:rPr>
+        <w:t>Note 27: Все время дается во Всемирном скоординированном времени (ВСВ), если не предусмотрено иного.</w:t>
+      </w:r>
+    </w:p>
+    <w:p>
+      <w:r>
+        <w:rPr>
+          <w:rFonts w:ascii="Verdana" w:hAnsi="Verdana"/>
+          <w:i/>
+          <w:sz w:val="14"/>
+        </w:rPr>
+        <w:t>Note 32: Пеленг или азимут следует использовать только для установленного местоположения и не должен переопределять это местоположение.</w:t>
+      </w:r>
+    </w:p>
+    <w:p>
+      <w:r>
+        <w:rPr>
+          <w:rFonts w:ascii="Verdana" w:hAnsi="Verdana"/>
+          <w:i/>
+          <w:sz w:val="14"/>
+        </w:rPr>
+        <w:t>Note 62: Расстояние следует использовать только для установленного местоположения, а также пеленга, азимута или превышения; оно не должно переопределять это местоположение.</w:t>
+      </w:r>
+    </w:p>
+    <w:p>
+      <w:r>
+        <w:rPr>
+          <w:rFonts w:ascii="Verdana" w:hAnsi="Verdana"/>
+          <w:i/>
+          <w:sz w:val="14"/>
+        </w:rPr>
+        <w:t>Note 63: Приходящей радиации следует присваивать положительные значения.</w:t>
+      </w:r>
+    </w:p>
+    <w:p>
+      <w:r>
+        <w:rPr>
+          <w:rFonts w:ascii="Verdana" w:hAnsi="Verdana"/>
+          <w:i/>
+          <w:sz w:val="14"/>
+        </w:rPr>
+        <w:t>Note 64: Для компонент w, направленных вниз, следует выделять положительные значения с единицами измерения в Па·с-1.</w:t>
+      </w:r>
+    </w:p>
+    <w:p>
+      <w:r>
+        <w:rPr>
+          <w:rFonts w:ascii="Verdana" w:hAnsi="Verdana"/>
+          <w:i/>
+          <w:sz w:val="14"/>
+        </w:rPr>
+        <w:t>Note 66: Увеличение широты с востока на запад следует выражать отрицательным значением.</w:t>
+      </w:r>
+    </w:p>
+    <w:p>
+      <w:r>
+        <w:rPr>
+          <w:rFonts w:ascii="Verdana" w:hAnsi="Verdana"/>
+          <w:i/>
+          <w:sz w:val="14"/>
+        </w:rPr>
+        <w:t>Note 75: Для дескрипторов кода CREX F = B, а не 0.</w:t>
+      </w:r>
+    </w:p>
+    <w:p>
+      <w:r>
+        <w:rPr>
+          <w:rFonts w:ascii="Verdana" w:hAnsi="Verdana"/>
+          <w:i/>
+          <w:sz w:val="14"/>
+        </w:rPr>
+        <w:t>Note 92: Для однозначного различения случаев отсутствия данных и насыщенных пикселей, n-битовые данные об изображении следует кодировать, используя длину данных n+1. Когда такого дескриптора еще нет в классе 30, дескриптор оператора 2 01 YYY следует использовать для изменения длины данных существующей позиции, по мере необходимости.</w:t>
+      </w:r>
+    </w:p>
+    <w:p>
+      <w:r>
+        <w:rPr>
+          <w:rFonts w:ascii="Verdana" w:hAnsi="Verdana"/>
+          <w:i/>
+          <w:sz w:val="14"/>
+        </w:rPr>
+        <w:t>Note 105: Негативные временные периоды или отклонения следует использовать для указания временных периодов или отклонений, предшествующих определенному текущему времени.</w:t>
+      </w:r>
+    </w:p>
+    <w:p>
+      <w:r>
+        <w:rPr>
+          <w:rFonts w:ascii="Verdana" w:hAnsi="Verdana"/>
+          <w:i/>
+          <w:sz w:val="14"/>
+        </w:rPr>
+        <w:t>Note 110: Увеличение широты с севера на юг следует выражать отрицательными значениями.</w:t>
+      </w:r>
+    </w:p>
+    <w:p>
+      <w:r>
+        <w:rPr>
+          <w:rFonts w:ascii="Verdana" w:hAnsi="Verdana"/>
+          <w:i/>
+          <w:sz w:val="14"/>
+        </w:rPr>
+        <w:t>Note 115: Длина данных пикселя может быть изменена с помощью дескриптора 2 01 YYY.</w:t>
+      </w:r>
+    </w:p>
+    <w:p>
+      <w:r>
+        <w:rPr>
+          <w:rFonts w:ascii="Verdana" w:hAnsi="Verdana"/>
+          <w:i/>
+          <w:sz w:val="14"/>
+        </w:rPr>
+        <w:t>Note 121: Некоторые указания ожидаемой точности могут в неявной форме содержаться в ряде элементов данного класса.</w:t>
+      </w:r>
+    </w:p>
+    <w:p>
+      <w:r>
+        <w:rPr>
+          <w:rFonts w:ascii="Verdana" w:hAnsi="Verdana"/>
+          <w:i/>
+          <w:sz w:val="14"/>
+        </w:rPr>
+        <w:t>Note 122: Южную широту следует выражать отрицательными значениями.</w:t>
+      </w:r>
+    </w:p>
+    <w:p>
+      <w:r>
+        <w:rPr>
+          <w:rFonts w:ascii="Verdana" w:hAnsi="Verdana"/>
+          <w:i/>
+          <w:sz w:val="14"/>
+        </w:rPr>
+        <w:t>Note 123: Для компонент v, направленных с юга на север, следует выделять положительные значения.</w:t>
+      </w:r>
+    </w:p>
+    <w:p>
+      <w:r>
+        <w:rPr>
+          <w:rFonts w:ascii="Verdana" w:hAnsi="Verdana"/>
+          <w:i/>
+          <w:sz w:val="14"/>
+        </w:rPr>
+        <w:t>Note 126: Направление приземного ветра, измеренное на станции в пределах 1° от Северного полюса или в пределах 1° от Южного полюса, следует сообщать таким образом, чтобы азимутальный круг был выровнен с нулем прибора, соответствуя 0° по Гринвичскому меридиану.</w:t>
+      </w:r>
+    </w:p>
+    <w:p>
+      <w:r>
+        <w:rPr>
+          <w:rFonts w:ascii="Verdana" w:hAnsi="Verdana"/>
+          <w:i/>
+          <w:sz w:val="14"/>
+        </w:rPr>
+        <w:t>Note 140: Размер элемента изображения на горизонтали — 1 приводится в положении, где масштабный коэффициент карты равен единице.</w:t>
+      </w:r>
+    </w:p>
+    <w:p>
+      <w:r>
+        <w:rPr>
+          <w:rFonts w:ascii="Verdana" w:hAnsi="Verdana"/>
+          <w:i/>
+          <w:sz w:val="14"/>
+        </w:rPr>
+        <w:t>Note 141: Размер элемента изображения на горизонтали — 2 указывается в положении, где масштабный коэффициент карты равен единице.</w:t>
+      </w:r>
+    </w:p>
+    <w:p>
+      <w:r>
+        <w:rPr>
+          <w:rFonts w:ascii="Verdana" w:hAnsi="Verdana"/>
+          <w:i/>
+          <w:sz w:val="14"/>
+        </w:rPr>
+        <w:t>Note 145: Значение временных периодов или отклонений может быть указано с использованием значений времени в коде, соответствующем табличной ссылке 0 08 021.</w:t>
+      </w:r>
+    </w:p>
+    <w:p>
+      <w:r>
+        <w:rPr>
+          <w:rFonts w:ascii="Verdana" w:hAnsi="Verdana"/>
+          <w:i/>
+          <w:sz w:val="14"/>
+        </w:rPr>
+        <w:t>Note 149: При использовании с прогнозируемыми величинами временное местоположение должно указывать время исходного состояния или начала для прогностического периода; при использовании с множеством средних прогностических значений временное местоположение должно указывать исходное состояние или начало первого прогноза, по которому получены множественные средние.</w:t>
+      </w:r>
+    </w:p>
+    <w:p>
+      <w:r>
+        <w:rPr>
+          <w:rFonts w:ascii="Verdana" w:hAnsi="Verdana"/>
+          <w:i/>
+          <w:sz w:val="14"/>
+        </w:rPr>
+        <w:t>Note 155: В данный класс могут также войти элементы, относящиеся к процедурам наблюдений.</w:t>
+      </w:r>
+    </w:p>
+    <w:p>
+      <w:r>
+        <w:rPr>
+          <w:rFonts w:ascii="Verdana" w:hAnsi="Verdana"/>
+          <w:i/>
+          <w:sz w:val="14"/>
+        </w:rPr>
+        <w:t>Note 156: Данный класс должен содержать элементы описания приборов, используемых для получения сообщаемых метеорологических элементов.</w:t>
+      </w:r>
+    </w:p>
+    <w:p>
+      <w:r>
+        <w:rPr>
+          <w:rFonts w:ascii="Verdana" w:hAnsi="Verdana"/>
+          <w:i/>
+          <w:sz w:val="14"/>
+        </w:rPr>
+        <w:t>Note 158: Прежде чем использовать временные периоды или отклонения и временные инкременты, необходимо определить исходное временное местоположение, за которым, по мере необходимости, следует определение значимости времени.</w:t>
+      </w:r>
+    </w:p>
+    <w:p>
+      <w:r>
+        <w:rPr>
+          <w:rFonts w:ascii="Verdana" w:hAnsi="Verdana"/>
+          <w:i/>
+          <w:sz w:val="14"/>
+        </w:rPr>
+        <w:t>Note 160: Уходящей радиации следует присваивать отрицательные значения.</w:t>
+      </w:r>
+    </w:p>
+    <w:p>
+      <w:r>
+        <w:rPr>
+          <w:rFonts w:ascii="Verdana" w:hAnsi="Verdana"/>
+          <w:i/>
+          <w:sz w:val="14"/>
+        </w:rPr>
+        <w:t>Note 161: Для компонент w, направленных вверх, следует выделять положительные значения с единицами измерения в м·с-1.</w:t>
+      </w:r>
+    </w:p>
+    <w:p>
+      <w:r>
+        <w:rPr>
+          <w:rFonts w:ascii="Verdana" w:hAnsi="Verdana"/>
+          <w:i/>
+          <w:sz w:val="14"/>
+        </w:rPr>
+        <w:t>Note 162: Пригодные диапазоны, использованные выше: 1011–1019 Бк для выбросов; 10-2–107 Бк и 10-2–107 мЗв для концентраций и доз.</w:t>
+      </w:r>
+    </w:p>
+    <w:p>
+      <w:r>
+        <w:rPr>
+          <w:rFonts w:ascii="Verdana" w:hAnsi="Verdana"/>
+          <w:i/>
+          <w:sz w:val="14"/>
+        </w:rPr>
+        <w:t>Note 163: Величины широты и приращений широты ограничены диапазоном от –90 до +90 градусов.</w:t>
+      </w:r>
+    </w:p>
+    <w:p>
+      <w:r>
+        <w:rPr>
+          <w:rFonts w:ascii="Verdana" w:hAnsi="Verdana"/>
+          <w:i/>
+          <w:sz w:val="14"/>
+        </w:rPr>
+        <w:t>Note 164: Величины долготы ограничены диапазоном от –180 до +180 градусов.</w:t>
+      </w:r>
+    </w:p>
+    <w:p>
+      <w:r>
+        <w:rPr>
+          <w:rFonts w:ascii="Verdana" w:hAnsi="Verdana"/>
+          <w:i/>
+          <w:sz w:val="14"/>
+        </w:rPr>
+        <w:t>Note 165: Вертикальные элементы и давление следует использовать для определения значений этих элементов независимо от элемента или переменной, означающей вертикальную координату.</w:t>
+      </w:r>
+    </w:p>
+    <w:p>
+      <w:r>
+        <w:rPr>
+          <w:rFonts w:ascii="Verdana" w:hAnsi="Verdana"/>
+          <w:i/>
+          <w:sz w:val="14"/>
+        </w:rPr>
+        <w:t>Note 166: Западная долгота выражается отрицательными величинами.</w:t>
+      </w:r>
+    </w:p>
+    <w:p>
+      <w:r>
+        <w:rPr>
+          <w:rFonts w:ascii="Verdana" w:hAnsi="Verdana"/>
+          <w:i/>
+          <w:sz w:val="14"/>
+        </w:rPr>
+        <w:t>Note 167: Для компонент u, направленных с запада на восток, следует выделять положительные значения.</w:t>
+      </w:r>
+    </w:p>
+    <w:p>
+      <w:r>
+        <w:rPr>
+          <w:rFonts w:ascii="Verdana" w:hAnsi="Verdana"/>
+          <w:i/>
+          <w:sz w:val="14"/>
+        </w:rPr>
+        <w:t>Note 176: Там, где в колонку «НАЗВАНИЕ ЭЛЕМЕНТА» вводится выражение «на указанной высоте и за указанный период», соответствующее вертикальное местоположение должно быть определено с использованием дескрипторов из класса 07 совместно с соответствующим периодом с использованием дескрипторов из класса 04.</w:t>
+      </w:r>
+    </w:p>
+    <w:p>
+      <w:r>
+        <w:rPr>
+          <w:rFonts w:ascii="Verdana" w:hAnsi="Verdana"/>
+          <w:i/>
+          <w:sz w:val="14"/>
+        </w:rPr>
+        <w:t>Note 178: Там, где величины суммируются или усредняются (например, за временной период), общее число значений, из которых получается сумма или среднее значение, может быть представлено с использованием ссылки 0 08 022.</w:t>
+      </w:r>
+    </w:p>
+    <w:p>
+      <w:r>
+        <w:rPr>
+          <w:rFonts w:ascii="Verdana" w:hAnsi="Verdana"/>
+          <w:i/>
+          <w:sz w:val="14"/>
+        </w:rPr>
+        <w:t>Note 179: Стандарты ветровых данных: Скорость Направление; Наблюдение отсутствует Отсутствует Отсутствует; Штиль 0 0; Обычное наблюдение &gt;0 1°–360°; Только скорость &gt;0 Отсутствует; Только направление Отсутствует 1°–360°; «Слабый и переменный» &gt;0 0</w:t>
+      </w:r>
+    </w:p>
+    <w:p>
+      <w:r>
+        <w:rPr>
+          <w:rFonts w:ascii="Verdana" w:hAnsi="Verdana"/>
+          <w:i/>
+          <w:sz w:val="14"/>
+        </w:rPr>
+        <w:t>Note 180: Стандарты сообщения о ветровых волнах и волнении: Наблюдения Скорость Направление; Нет наблюдений Отсутствует Отсутствует; Штиль 0 0; Обычное наблюдение &gt;0 1–360; Только скорость &gt;0 Отсутствует; Только направление Отсутствует 1–360; «Легкий и переменный» &gt;0 0</w:t>
       </w:r>
     </w:p>
     <w:tbl>
@@ -58,6 +418,9 @@
             <w:shd w:val="clear" w:color="auto" w:fill="D9D9D9"/>
           </w:tcPr>
           <w:p>
+            <w:pPr>
+              <w:spacing w:before="20" w:after="20"/>
+            </w:pPr>
             <w:r/>
             <w:r>
               <w:rPr>
@@ -75,6 +438,9 @@
             <w:shd w:val="clear" w:color="auto" w:fill="D9D9D9"/>
           </w:tcPr>
           <w:p>
+            <w:pPr>
+              <w:spacing w:before="20" w:after="20"/>
+            </w:pPr>
             <w:r/>
             <w:r>
               <w:rPr>
@@ -92,6 +458,9 @@
             <w:shd w:val="clear" w:color="auto" w:fill="D9D9D9"/>
           </w:tcPr>
           <w:p>
+            <w:pPr>
+              <w:spacing w:before="20" w:after="20"/>
+            </w:pPr>
             <w:r/>
             <w:r>
               <w:rPr>
@@ -109,6 +478,9 @@
             <w:shd w:val="clear" w:color="auto" w:fill="D9D9D9"/>
           </w:tcPr>
           <w:p>
+            <w:pPr>
+              <w:spacing w:before="20" w:after="20"/>
+            </w:pPr>
             <w:r/>
             <w:r>
               <w:rPr>
@@ -126,6 +498,9 @@
             <w:shd w:val="clear" w:color="auto" w:fill="D9D9D9"/>
           </w:tcPr>
           <w:p>
+            <w:pPr>
+              <w:spacing w:before="20" w:after="20"/>
+            </w:pPr>
             <w:r/>
             <w:r>
               <w:rPr>
@@ -143,6 +518,9 @@
             <w:shd w:val="clear" w:color="auto" w:fill="D9D9D9"/>
           </w:tcPr>
           <w:p>
+            <w:pPr>
+              <w:spacing w:before="20" w:after="20"/>
+            </w:pPr>
             <w:r/>
             <w:r>
               <w:rPr>
@@ -160,6 +538,9 @@
             <w:shd w:val="clear" w:color="auto" w:fill="D9D9D9"/>
           </w:tcPr>
           <w:p>
+            <w:pPr>
+              <w:spacing w:before="20" w:after="20"/>
+            </w:pPr>
             <w:r/>
             <w:r>
               <w:rPr>
@@ -177,6 +558,9 @@
             <w:shd w:val="clear" w:color="auto" w:fill="D9D9D9"/>
           </w:tcPr>
           <w:p>
+            <w:pPr>
+              <w:spacing w:before="20" w:after="20"/>
+            </w:pPr>
             <w:r/>
             <w:r>
               <w:rPr>
@@ -194,6 +578,9 @@
             <w:shd w:val="clear" w:color="auto" w:fill="D9D9D9"/>
           </w:tcPr>
           <w:p>
+            <w:pPr>
+              <w:spacing w:before="20" w:after="20"/>
+            </w:pPr>
             <w:r/>
             <w:r>
               <w:rPr>
@@ -211,6 +598,9 @@
             <w:shd w:val="clear" w:color="auto" w:fill="D9D9D9"/>
           </w:tcPr>
           <w:p>
+            <w:pPr>
+              <w:spacing w:before="20" w:after="20"/>
+            </w:pPr>
             <w:r/>
             <w:r>
               <w:rPr>
@@ -232,6 +622,9 @@
             <w:tcW w:type="dxa" w:w="1514"/>
           </w:tcPr>
           <w:p>
+            <w:pPr>
+              <w:spacing w:before="20" w:after="20"/>
+            </w:pPr>
             <w:r/>
             <w:r>
               <w:rPr>
@@ -248,6 +641,9 @@
             <w:tcW w:type="dxa" w:w="1514"/>
           </w:tcPr>
           <w:p>
+            <w:pPr>
+              <w:spacing w:before="20" w:after="20"/>
+            </w:pPr>
             <w:r/>
             <w:r>
               <w:rPr>
@@ -264,11 +660,13 @@
             <w:tcW w:type="dxa" w:w="1514"/>
           </w:tcPr>
           <w:p>
-            <w:r/>
-            <w:r>
-              <w:rPr>
-                <w:rFonts w:ascii="Verdana" w:hAnsi="Verdana"/>
-                <w:b w:val="0"/>
+            <w:pPr>
+              <w:spacing w:before="20" w:after="20"/>
+            </w:pPr>
+            <w:r/>
+            <w:r>
+              <w:rPr>
+                <w:rFonts w:ascii="Verdana" w:hAnsi="Verdana"/>
                 <w:sz w:val="16"/>
               </w:rPr>
               <w:t>%</w:t>
@@ -280,6 +678,9 @@
             <w:tcW w:type="dxa" w:w="1514"/>
           </w:tcPr>
           <w:p>
+            <w:pPr>
+              <w:spacing w:before="20" w:after="20"/>
+            </w:pPr>
             <w:r/>
             <w:r>
               <w:rPr>
@@ -296,6 +697,9 @@
             <w:tcW w:type="dxa" w:w="1514"/>
           </w:tcPr>
           <w:p>
+            <w:pPr>
+              <w:spacing w:before="20" w:after="20"/>
+            </w:pPr>
             <w:r/>
             <w:r>
               <w:rPr>
@@ -312,6 +716,9 @@
             <w:tcW w:type="dxa" w:w="1514"/>
           </w:tcPr>
           <w:p>
+            <w:pPr>
+              <w:spacing w:before="20" w:after="20"/>
+            </w:pPr>
             <w:r/>
             <w:r>
               <w:rPr>
@@ -328,11 +735,13 @@
             <w:tcW w:type="dxa" w:w="1514"/>
           </w:tcPr>
           <w:p>
-            <w:r/>
-            <w:r>
-              <w:rPr>
-                <w:rFonts w:ascii="Verdana" w:hAnsi="Verdana"/>
-                <w:b w:val="0"/>
+            <w:pPr>
+              <w:spacing w:before="20" w:after="20"/>
+            </w:pPr>
+            <w:r/>
+            <w:r>
+              <w:rPr>
+                <w:rFonts w:ascii="Verdana" w:hAnsi="Verdana"/>
                 <w:sz w:val="16"/>
               </w:rPr>
               <w:t>%</w:t>
@@ -344,6 +753,9 @@
             <w:tcW w:type="dxa" w:w="1514"/>
           </w:tcPr>
           <w:p>
+            <w:pPr>
+              <w:spacing w:before="20" w:after="20"/>
+            </w:pPr>
             <w:r/>
             <w:r>
               <w:rPr>
@@ -360,6 +772,9 @@
             <w:tcW w:type="dxa" w:w="1514"/>
           </w:tcPr>
           <w:p>
+            <w:pPr>
+              <w:spacing w:before="20" w:after="20"/>
+            </w:pPr>
             <w:r/>
             <w:r>
               <w:rPr>
@@ -376,6 +791,9 @@
             <w:tcW w:type="dxa" w:w="1514"/>
           </w:tcPr>
           <w:p>
+            <w:pPr>
+              <w:spacing w:before="20" w:after="20"/>
+            </w:pPr>
             <w:r/>
             <w:r>
               <w:rPr>
@@ -396,6 +814,9 @@
             <w:tcW w:type="dxa" w:w="1514"/>
           </w:tcPr>
           <w:p>
+            <w:pPr>
+              <w:spacing w:before="20" w:after="20"/>
+            </w:pPr>
             <w:r/>
             <w:r>
               <w:rPr>
@@ -412,6 +833,9 @@
             <w:tcW w:type="dxa" w:w="1514"/>
           </w:tcPr>
           <w:p>
+            <w:pPr>
+              <w:spacing w:before="20" w:after="20"/>
+            </w:pPr>
             <w:r/>
             <w:r>
               <w:rPr>
@@ -428,11 +852,13 @@
             <w:tcW w:type="dxa" w:w="1514"/>
           </w:tcPr>
           <w:p>
-            <w:r/>
-            <w:r>
-              <w:rPr>
-                <w:rFonts w:ascii="Verdana" w:hAnsi="Verdana"/>
-                <w:b w:val="0"/>
+            <w:pPr>
+              <w:spacing w:before="20" w:after="20"/>
+            </w:pPr>
+            <w:r/>
+            <w:r>
+              <w:rPr>
+                <w:rFonts w:ascii="Verdana" w:hAnsi="Verdana"/>
                 <w:sz w:val="16"/>
               </w:rPr>
               <w:t>%</w:t>
@@ -444,6 +870,9 @@
             <w:tcW w:type="dxa" w:w="1514"/>
           </w:tcPr>
           <w:p>
+            <w:pPr>
+              <w:spacing w:before="20" w:after="20"/>
+            </w:pPr>
             <w:r/>
             <w:r>
               <w:rPr>
@@ -460,6 +889,9 @@
             <w:tcW w:type="dxa" w:w="1514"/>
           </w:tcPr>
           <w:p>
+            <w:pPr>
+              <w:spacing w:before="20" w:after="20"/>
+            </w:pPr>
             <w:r/>
             <w:r>
               <w:rPr>
@@ -476,6 +908,9 @@
             <w:tcW w:type="dxa" w:w="1514"/>
           </w:tcPr>
           <w:p>
+            <w:pPr>
+              <w:spacing w:before="20" w:after="20"/>
+            </w:pPr>
             <w:r/>
             <w:r>
               <w:rPr>
@@ -492,11 +927,13 @@
             <w:tcW w:type="dxa" w:w="1514"/>
           </w:tcPr>
           <w:p>
-            <w:r/>
-            <w:r>
-              <w:rPr>
-                <w:rFonts w:ascii="Verdana" w:hAnsi="Verdana"/>
-                <w:b w:val="0"/>
+            <w:pPr>
+              <w:spacing w:before="20" w:after="20"/>
+            </w:pPr>
+            <w:r/>
+            <w:r>
+              <w:rPr>
+                <w:rFonts w:ascii="Verdana" w:hAnsi="Verdana"/>
                 <w:sz w:val="16"/>
               </w:rPr>
               <w:t>%</w:t>
@@ -508,6 +945,9 @@
             <w:tcW w:type="dxa" w:w="1514"/>
           </w:tcPr>
           <w:p>
+            <w:pPr>
+              <w:spacing w:before="20" w:after="20"/>
+            </w:pPr>
             <w:r/>
             <w:r>
               <w:rPr>
@@ -524,6 +964,9 @@
             <w:tcW w:type="dxa" w:w="1514"/>
           </w:tcPr>
           <w:p>
+            <w:pPr>
+              <w:spacing w:before="20" w:after="20"/>
+            </w:pPr>
             <w:r/>
             <w:r>
               <w:rPr>
@@ -540,6 +983,9 @@
             <w:tcW w:type="dxa" w:w="1514"/>
           </w:tcPr>
           <w:p>
+            <w:pPr>
+              <w:spacing w:before="20" w:after="20"/>
+            </w:pPr>
             <w:r/>
             <w:r>
               <w:rPr>
@@ -560,6 +1006,9 @@
             <w:tcW w:type="dxa" w:w="1514"/>
           </w:tcPr>
           <w:p>
+            <w:pPr>
+              <w:spacing w:before="20" w:after="20"/>
+            </w:pPr>
             <w:r/>
             <w:r>
               <w:rPr>
@@ -576,6 +1025,9 @@
             <w:tcW w:type="dxa" w:w="1514"/>
           </w:tcPr>
           <w:p>
+            <w:pPr>
+              <w:spacing w:before="20" w:after="20"/>
+            </w:pPr>
             <w:r/>
             <w:r>
               <w:rPr>
@@ -592,11 +1044,13 @@
             <w:tcW w:type="dxa" w:w="1514"/>
           </w:tcPr>
           <w:p>
-            <w:r/>
-            <w:r>
-              <w:rPr>
-                <w:rFonts w:ascii="Verdana" w:hAnsi="Verdana"/>
-                <w:b w:val="0"/>
+            <w:pPr>
+              <w:spacing w:before="20" w:after="20"/>
+            </w:pPr>
+            <w:r/>
+            <w:r>
+              <w:rPr>
+                <w:rFonts w:ascii="Verdana" w:hAnsi="Verdana"/>
                 <w:sz w:val="16"/>
               </w:rPr>
               <w:t>Числовой</w:t>
@@ -608,6 +1062,9 @@
             <w:tcW w:type="dxa" w:w="1514"/>
           </w:tcPr>
           <w:p>
+            <w:pPr>
+              <w:spacing w:before="20" w:after="20"/>
+            </w:pPr>
             <w:r/>
             <w:r>
               <w:rPr>
@@ -624,6 +1081,9 @@
             <w:tcW w:type="dxa" w:w="1514"/>
           </w:tcPr>
           <w:p>
+            <w:pPr>
+              <w:spacing w:before="20" w:after="20"/>
+            </w:pPr>
             <w:r/>
             <w:r>
               <w:rPr>
@@ -640,6 +1100,9 @@
             <w:tcW w:type="dxa" w:w="1514"/>
           </w:tcPr>
           <w:p>
+            <w:pPr>
+              <w:spacing w:before="20" w:after="20"/>
+            </w:pPr>
             <w:r/>
             <w:r>
               <w:rPr>
@@ -656,11 +1119,13 @@
             <w:tcW w:type="dxa" w:w="1514"/>
           </w:tcPr>
           <w:p>
-            <w:r/>
-            <w:r>
-              <w:rPr>
-                <w:rFonts w:ascii="Verdana" w:hAnsi="Verdana"/>
-                <w:b w:val="0"/>
+            <w:pPr>
+              <w:spacing w:before="20" w:after="20"/>
+            </w:pPr>
+            <w:r/>
+            <w:r>
+              <w:rPr>
+                <w:rFonts w:ascii="Verdana" w:hAnsi="Verdana"/>
                 <w:sz w:val="16"/>
               </w:rPr>
               <w:t>Числовой</w:t>
@@ -672,6 +1137,9 @@
             <w:tcW w:type="dxa" w:w="1514"/>
           </w:tcPr>
           <w:p>
+            <w:pPr>
+              <w:spacing w:before="20" w:after="20"/>
+            </w:pPr>
             <w:r/>
             <w:r>
               <w:rPr>
@@ -688,6 +1156,9 @@
             <w:tcW w:type="dxa" w:w="1514"/>
           </w:tcPr>
           <w:p>
+            <w:pPr>
+              <w:spacing w:before="20" w:after="20"/>
+            </w:pPr>
             <w:r/>
             <w:r>
               <w:rPr>
@@ -704,6 +1175,9 @@
             <w:tcW w:type="dxa" w:w="1514"/>
           </w:tcPr>
           <w:p>
+            <w:pPr>
+              <w:spacing w:before="20" w:after="20"/>
+            </w:pPr>
             <w:r/>
             <w:r>
               <w:rPr>
@@ -724,6 +1198,9 @@
             <w:tcW w:type="dxa" w:w="1514"/>
           </w:tcPr>
           <w:p>
+            <w:pPr>
+              <w:spacing w:before="20" w:after="20"/>
+            </w:pPr>
             <w:r/>
             <w:r>
               <w:rPr>
@@ -740,6 +1217,9 @@
             <w:tcW w:type="dxa" w:w="1514"/>
           </w:tcPr>
           <w:p>
+            <w:pPr>
+              <w:spacing w:before="20" w:after="20"/>
+            </w:pPr>
             <w:r/>
             <w:r>
               <w:rPr>
@@ -756,11 +1236,13 @@
             <w:tcW w:type="dxa" w:w="1514"/>
           </w:tcPr>
           <w:p>
-            <w:r/>
-            <w:r>
-              <w:rPr>
-                <w:rFonts w:ascii="Verdana" w:hAnsi="Verdana"/>
-                <w:b w:val="0"/>
+            <w:pPr>
+              <w:spacing w:before="20" w:after="20"/>
+            </w:pPr>
+            <w:r/>
+            <w:r>
+              <w:rPr>
+                <w:rFonts w:ascii="Verdana" w:hAnsi="Verdana"/>
                 <w:sz w:val="16"/>
               </w:rPr>
               <w:t>Числовой</w:t>
@@ -772,6 +1254,9 @@
             <w:tcW w:type="dxa" w:w="1514"/>
           </w:tcPr>
           <w:p>
+            <w:pPr>
+              <w:spacing w:before="20" w:after="20"/>
+            </w:pPr>
             <w:r/>
             <w:r>
               <w:rPr>
@@ -788,6 +1273,9 @@
             <w:tcW w:type="dxa" w:w="1514"/>
           </w:tcPr>
           <w:p>
+            <w:pPr>
+              <w:spacing w:before="20" w:after="20"/>
+            </w:pPr>
             <w:r/>
             <w:r>
               <w:rPr>
@@ -804,6 +1292,9 @@
             <w:tcW w:type="dxa" w:w="1514"/>
           </w:tcPr>
           <w:p>
+            <w:pPr>
+              <w:spacing w:before="20" w:after="20"/>
+            </w:pPr>
             <w:r/>
             <w:r>
               <w:rPr>
@@ -820,11 +1311,13 @@
             <w:tcW w:type="dxa" w:w="1514"/>
           </w:tcPr>
           <w:p>
-            <w:r/>
-            <w:r>
-              <w:rPr>
-                <w:rFonts w:ascii="Verdana" w:hAnsi="Verdana"/>
-                <w:b w:val="0"/>
+            <w:pPr>
+              <w:spacing w:before="20" w:after="20"/>
+            </w:pPr>
+            <w:r/>
+            <w:r>
+              <w:rPr>
+                <w:rFonts w:ascii="Verdana" w:hAnsi="Verdana"/>
                 <w:sz w:val="16"/>
               </w:rPr>
               <w:t>Числовой</w:t>
@@ -836,6 +1329,9 @@
             <w:tcW w:type="dxa" w:w="1514"/>
           </w:tcPr>
           <w:p>
+            <w:pPr>
+              <w:spacing w:before="20" w:after="20"/>
+            </w:pPr>
             <w:r/>
             <w:r>
               <w:rPr>
@@ -852,6 +1348,9 @@
             <w:tcW w:type="dxa" w:w="1514"/>
           </w:tcPr>
           <w:p>
+            <w:pPr>
+              <w:spacing w:before="20" w:after="20"/>
+            </w:pPr>
             <w:r/>
             <w:r>
               <w:rPr>
@@ -868,6 +1367,9 @@
             <w:tcW w:type="dxa" w:w="1514"/>
           </w:tcPr>
           <w:p>
+            <w:pPr>
+              <w:spacing w:before="20" w:after="20"/>
+            </w:pPr>
             <w:r/>
             <w:r>
               <w:rPr>
@@ -888,6 +1390,9 @@
             <w:tcW w:type="dxa" w:w="1514"/>
           </w:tcPr>
           <w:p>
+            <w:pPr>
+              <w:spacing w:before="20" w:after="20"/>
+            </w:pPr>
             <w:r/>
             <w:r>
               <w:rPr>
@@ -904,6 +1409,9 @@
             <w:tcW w:type="dxa" w:w="1514"/>
           </w:tcPr>
           <w:p>
+            <w:pPr>
+              <w:spacing w:before="20" w:after="20"/>
+            </w:pPr>
             <w:r/>
             <w:r>
               <w:rPr>
@@ -920,11 +1428,13 @@
             <w:tcW w:type="dxa" w:w="1514"/>
           </w:tcPr>
           <w:p>
-            <w:r/>
-            <w:r>
-              <w:rPr>
-                <w:rFonts w:ascii="Verdana" w:hAnsi="Verdana"/>
-                <w:b w:val="0"/>
+            <w:pPr>
+              <w:spacing w:before="20" w:after="20"/>
+            </w:pPr>
+            <w:r/>
+            <w:r>
+              <w:rPr>
+                <w:rFonts w:ascii="Verdana" w:hAnsi="Verdana"/>
                 <w:sz w:val="16"/>
               </w:rPr>
               <w:t>Таблица флагов</w:t>
@@ -936,6 +1446,9 @@
             <w:tcW w:type="dxa" w:w="1514"/>
           </w:tcPr>
           <w:p>
+            <w:pPr>
+              <w:spacing w:before="20" w:after="20"/>
+            </w:pPr>
             <w:r/>
             <w:r>
               <w:rPr>
@@ -952,6 +1465,9 @@
             <w:tcW w:type="dxa" w:w="1514"/>
           </w:tcPr>
           <w:p>
+            <w:pPr>
+              <w:spacing w:before="20" w:after="20"/>
+            </w:pPr>
             <w:r/>
             <w:r>
               <w:rPr>
@@ -968,6 +1484,9 @@
             <w:tcW w:type="dxa" w:w="1514"/>
           </w:tcPr>
           <w:p>
+            <w:pPr>
+              <w:spacing w:before="20" w:after="20"/>
+            </w:pPr>
             <w:r/>
             <w:r>
               <w:rPr>
@@ -984,11 +1503,13 @@
             <w:tcW w:type="dxa" w:w="1514"/>
           </w:tcPr>
           <w:p>
-            <w:r/>
-            <w:r>
-              <w:rPr>
-                <w:rFonts w:ascii="Verdana" w:hAnsi="Verdana"/>
-                <w:b w:val="0"/>
+            <w:pPr>
+              <w:spacing w:before="20" w:after="20"/>
+            </w:pPr>
+            <w:r/>
+            <w:r>
+              <w:rPr>
+                <w:rFonts w:ascii="Verdana" w:hAnsi="Verdana"/>
                 <w:sz w:val="16"/>
               </w:rPr>
               <w:t>Таблица флагов</w:t>
@@ -1000,6 +1521,9 @@
             <w:tcW w:type="dxa" w:w="1514"/>
           </w:tcPr>
           <w:p>
+            <w:pPr>
+              <w:spacing w:before="20" w:after="20"/>
+            </w:pPr>
             <w:r/>
             <w:r>
               <w:rPr>
@@ -1016,6 +1540,9 @@
             <w:tcW w:type="dxa" w:w="1514"/>
           </w:tcPr>
           <w:p>
+            <w:pPr>
+              <w:spacing w:before="20" w:after="20"/>
+            </w:pPr>
             <w:r/>
             <w:r>
               <w:rPr>
@@ -1032,6 +1559,9 @@
             <w:tcW w:type="dxa" w:w="1514"/>
           </w:tcPr>
           <w:p>
+            <w:pPr>
+              <w:spacing w:before="20" w:after="20"/>
+            </w:pPr>
             <w:r/>
             <w:r>
               <w:rPr>
@@ -1052,6 +1582,9 @@
             <w:tcW w:type="dxa" w:w="1514"/>
           </w:tcPr>
           <w:p>
+            <w:pPr>
+              <w:spacing w:before="20" w:after="20"/>
+            </w:pPr>
             <w:r/>
             <w:r>
               <w:rPr>
@@ -1068,6 +1601,9 @@
             <w:tcW w:type="dxa" w:w="1514"/>
           </w:tcPr>
           <w:p>
+            <w:pPr>
+              <w:spacing w:before="20" w:after="20"/>
+            </w:pPr>
             <w:r/>
             <w:r>
               <w:rPr>
@@ -1084,11 +1620,13 @@
             <w:tcW w:type="dxa" w:w="1514"/>
           </w:tcPr>
           <w:p>
-            <w:r/>
-            <w:r>
-              <w:rPr>
-                <w:rFonts w:ascii="Verdana" w:hAnsi="Verdana"/>
-                <w:b w:val="0"/>
+            <w:pPr>
+              <w:spacing w:before="20" w:after="20"/>
+            </w:pPr>
+            <w:r/>
+            <w:r>
+              <w:rPr>
+                <w:rFonts w:ascii="Verdana" w:hAnsi="Verdana"/>
                 <w:sz w:val="16"/>
               </w:rPr>
               <w:t>Таблица флагов</w:t>
@@ -1100,6 +1638,9 @@
             <w:tcW w:type="dxa" w:w="1514"/>
           </w:tcPr>
           <w:p>
+            <w:pPr>
+              <w:spacing w:before="20" w:after="20"/>
+            </w:pPr>
             <w:r/>
             <w:r>
               <w:rPr>
@@ -1116,6 +1657,9 @@
             <w:tcW w:type="dxa" w:w="1514"/>
           </w:tcPr>
           <w:p>
+            <w:pPr>
+              <w:spacing w:before="20" w:after="20"/>
+            </w:pPr>
             <w:r/>
             <w:r>
               <w:rPr>
@@ -1132,6 +1676,9 @@
             <w:tcW w:type="dxa" w:w="1514"/>
           </w:tcPr>
           <w:p>
+            <w:pPr>
+              <w:spacing w:before="20" w:after="20"/>
+            </w:pPr>
             <w:r/>
             <w:r>
               <w:rPr>
@@ -1148,11 +1695,13 @@
             <w:tcW w:type="dxa" w:w="1514"/>
           </w:tcPr>
           <w:p>
-            <w:r/>
-            <w:r>
-              <w:rPr>
-                <w:rFonts w:ascii="Verdana" w:hAnsi="Verdana"/>
-                <w:b w:val="0"/>
+            <w:pPr>
+              <w:spacing w:before="20" w:after="20"/>
+            </w:pPr>
+            <w:r/>
+            <w:r>
+              <w:rPr>
+                <w:rFonts w:ascii="Verdana" w:hAnsi="Verdana"/>
                 <w:sz w:val="16"/>
               </w:rPr>
               <w:t>Таблица флагов</w:t>
@@ -1164,6 +1713,9 @@
             <w:tcW w:type="dxa" w:w="1514"/>
           </w:tcPr>
           <w:p>
+            <w:pPr>
+              <w:spacing w:before="20" w:after="20"/>
+            </w:pPr>
             <w:r/>
             <w:r>
               <w:rPr>
@@ -1180,6 +1732,9 @@
             <w:tcW w:type="dxa" w:w="1514"/>
           </w:tcPr>
           <w:p>
+            <w:pPr>
+              <w:spacing w:before="20" w:after="20"/>
+            </w:pPr>
             <w:r/>
             <w:r>
               <w:rPr>
@@ -1196,6 +1751,9 @@
             <w:tcW w:type="dxa" w:w="1514"/>
           </w:tcPr>
           <w:p>
+            <w:pPr>
+              <w:spacing w:before="20" w:after="20"/>
+            </w:pPr>
             <w:r/>
             <w:r>
               <w:rPr>
@@ -1216,6 +1774,9 @@
             <w:tcW w:type="dxa" w:w="1514"/>
           </w:tcPr>
           <w:p>
+            <w:pPr>
+              <w:spacing w:before="20" w:after="20"/>
+            </w:pPr>
             <w:r/>
             <w:r>
               <w:rPr>
@@ -1232,6 +1793,9 @@
             <w:tcW w:type="dxa" w:w="1514"/>
           </w:tcPr>
           <w:p>
+            <w:pPr>
+              <w:spacing w:before="20" w:after="20"/>
+            </w:pPr>
             <w:r/>
             <w:r>
               <w:rPr>
@@ -1248,11 +1812,13 @@
             <w:tcW w:type="dxa" w:w="1514"/>
           </w:tcPr>
           <w:p>
-            <w:r/>
-            <w:r>
-              <w:rPr>
-                <w:rFonts w:ascii="Verdana" w:hAnsi="Verdana"/>
-                <w:b w:val="0"/>
+            <w:pPr>
+              <w:spacing w:before="20" w:after="20"/>
+            </w:pPr>
+            <w:r/>
+            <w:r>
+              <w:rPr>
+                <w:rFonts w:ascii="Verdana" w:hAnsi="Verdana"/>
                 <w:sz w:val="16"/>
               </w:rPr>
               <w:t>%</w:t>
@@ -1264,6 +1830,9 @@
             <w:tcW w:type="dxa" w:w="1514"/>
           </w:tcPr>
           <w:p>
+            <w:pPr>
+              <w:spacing w:before="20" w:after="20"/>
+            </w:pPr>
             <w:r/>
             <w:r>
               <w:rPr>
@@ -1280,6 +1849,9 @@
             <w:tcW w:type="dxa" w:w="1514"/>
           </w:tcPr>
           <w:p>
+            <w:pPr>
+              <w:spacing w:before="20" w:after="20"/>
+            </w:pPr>
             <w:r/>
             <w:r>
               <w:rPr>
@@ -1296,6 +1868,9 @@
             <w:tcW w:type="dxa" w:w="1514"/>
           </w:tcPr>
           <w:p>
+            <w:pPr>
+              <w:spacing w:before="20" w:after="20"/>
+            </w:pPr>
             <w:r/>
             <w:r>
               <w:rPr>
@@ -1312,11 +1887,13 @@
             <w:tcW w:type="dxa" w:w="1514"/>
           </w:tcPr>
           <w:p>
-            <w:r/>
-            <w:r>
-              <w:rPr>
-                <w:rFonts w:ascii="Verdana" w:hAnsi="Verdana"/>
-                <w:b w:val="0"/>
+            <w:pPr>
+              <w:spacing w:before="20" w:after="20"/>
+            </w:pPr>
+            <w:r/>
+            <w:r>
+              <w:rPr>
+                <w:rFonts w:ascii="Verdana" w:hAnsi="Verdana"/>
                 <w:sz w:val="16"/>
               </w:rPr>
               <w:t>%</w:t>
@@ -1328,6 +1905,9 @@
             <w:tcW w:type="dxa" w:w="1514"/>
           </w:tcPr>
           <w:p>
+            <w:pPr>
+              <w:spacing w:before="20" w:after="20"/>
+            </w:pPr>
             <w:r/>
             <w:r>
               <w:rPr>
@@ -1344,6 +1924,9 @@
             <w:tcW w:type="dxa" w:w="1514"/>
           </w:tcPr>
           <w:p>
+            <w:pPr>
+              <w:spacing w:before="20" w:after="20"/>
+            </w:pPr>
             <w:r/>
             <w:r>
               <w:rPr>
@@ -1360,6 +1943,9 @@
             <w:tcW w:type="dxa" w:w="1514"/>
           </w:tcPr>
           <w:p>
+            <w:pPr>
+              <w:spacing w:before="20" w:after="20"/>
+            </w:pPr>
             <w:r/>
             <w:r>
               <w:rPr>
@@ -1380,6 +1966,9 @@
             <w:tcW w:type="dxa" w:w="1514"/>
           </w:tcPr>
           <w:p>
+            <w:pPr>
+              <w:spacing w:before="20" w:after="20"/>
+            </w:pPr>
             <w:r/>
             <w:r>
               <w:rPr>
@@ -1396,6 +1985,9 @@
             <w:tcW w:type="dxa" w:w="1514"/>
           </w:tcPr>
           <w:p>
+            <w:pPr>
+              <w:spacing w:before="20" w:after="20"/>
+            </w:pPr>
             <w:r/>
             <w:r>
               <w:rPr>
@@ -1412,11 +2004,13 @@
             <w:tcW w:type="dxa" w:w="1514"/>
           </w:tcPr>
           <w:p>
-            <w:r/>
-            <w:r>
-              <w:rPr>
-                <w:rFonts w:ascii="Verdana" w:hAnsi="Verdana"/>
-                <w:b w:val="0"/>
+            <w:pPr>
+              <w:spacing w:before="20" w:after="20"/>
+            </w:pPr>
+            <w:r/>
+            <w:r>
+              <w:rPr>
+                <w:rFonts w:ascii="Verdana" w:hAnsi="Verdana"/>
                 <w:sz w:val="16"/>
               </w:rPr>
               <w:t>%</w:t>
@@ -1428,6 +2022,9 @@
             <w:tcW w:type="dxa" w:w="1514"/>
           </w:tcPr>
           <w:p>
+            <w:pPr>
+              <w:spacing w:before="20" w:after="20"/>
+            </w:pPr>
             <w:r/>
             <w:r>
               <w:rPr>
@@ -1444,6 +2041,9 @@
             <w:tcW w:type="dxa" w:w="1514"/>
           </w:tcPr>
           <w:p>
+            <w:pPr>
+              <w:spacing w:before="20" w:after="20"/>
+            </w:pPr>
             <w:r/>
             <w:r>
               <w:rPr>
@@ -1460,6 +2060,9 @@
             <w:tcW w:type="dxa" w:w="1514"/>
           </w:tcPr>
           <w:p>
+            <w:pPr>
+              <w:spacing w:before="20" w:after="20"/>
+            </w:pPr>
             <w:r/>
             <w:r>
               <w:rPr>
@@ -1476,11 +2079,13 @@
             <w:tcW w:type="dxa" w:w="1514"/>
           </w:tcPr>
           <w:p>
-            <w:r/>
-            <w:r>
-              <w:rPr>
-                <w:rFonts w:ascii="Verdana" w:hAnsi="Verdana"/>
-                <w:b w:val="0"/>
+            <w:pPr>
+              <w:spacing w:before="20" w:after="20"/>
+            </w:pPr>
+            <w:r/>
+            <w:r>
+              <w:rPr>
+                <w:rFonts w:ascii="Verdana" w:hAnsi="Verdana"/>
                 <w:sz w:val="16"/>
               </w:rPr>
               <w:t>%</w:t>
@@ -1492,6 +2097,9 @@
             <w:tcW w:type="dxa" w:w="1514"/>
           </w:tcPr>
           <w:p>
+            <w:pPr>
+              <w:spacing w:before="20" w:after="20"/>
+            </w:pPr>
             <w:r/>
             <w:r>
               <w:rPr>
@@ -1508,6 +2116,9 @@
             <w:tcW w:type="dxa" w:w="1514"/>
           </w:tcPr>
           <w:p>
+            <w:pPr>
+              <w:spacing w:before="20" w:after="20"/>
+            </w:pPr>
             <w:r/>
             <w:r>
               <w:rPr>
@@ -1524,6 +2135,9 @@
             <w:tcW w:type="dxa" w:w="1514"/>
           </w:tcPr>
           <w:p>
+            <w:pPr>
+              <w:spacing w:before="20" w:after="20"/>
+            </w:pPr>
             <w:r/>
             <w:r>
               <w:rPr>
@@ -1544,6 +2158,9 @@
             <w:tcW w:type="dxa" w:w="1514"/>
           </w:tcPr>
           <w:p>
+            <w:pPr>
+              <w:spacing w:before="20" w:after="20"/>
+            </w:pPr>
             <w:r/>
             <w:r>
               <w:rPr>
@@ -1560,6 +2177,9 @@
             <w:tcW w:type="dxa" w:w="1514"/>
           </w:tcPr>
           <w:p>
+            <w:pPr>
+              <w:spacing w:before="20" w:after="20"/>
+            </w:pPr>
             <w:r/>
             <w:r>
               <w:rPr>
@@ -1576,11 +2196,13 @@
             <w:tcW w:type="dxa" w:w="1514"/>
           </w:tcPr>
           <w:p>
-            <w:r/>
-            <w:r>
-              <w:rPr>
-                <w:rFonts w:ascii="Verdana" w:hAnsi="Verdana"/>
-                <w:b w:val="0"/>
+            <w:pPr>
+              <w:spacing w:before="20" w:after="20"/>
+            </w:pPr>
+            <w:r/>
+            <w:r>
+              <w:rPr>
+                <w:rFonts w:ascii="Verdana" w:hAnsi="Verdana"/>
                 <w:sz w:val="16"/>
               </w:rPr>
               <w:t>%</w:t>
@@ -1592,6 +2214,9 @@
             <w:tcW w:type="dxa" w:w="1514"/>
           </w:tcPr>
           <w:p>
+            <w:pPr>
+              <w:spacing w:before="20" w:after="20"/>
+            </w:pPr>
             <w:r/>
             <w:r>
               <w:rPr>
@@ -1608,6 +2233,9 @@
             <w:tcW w:type="dxa" w:w="1514"/>
           </w:tcPr>
           <w:p>
+            <w:pPr>
+              <w:spacing w:before="20" w:after="20"/>
+            </w:pPr>
             <w:r/>
             <w:r>
               <w:rPr>
@@ -1624,6 +2252,9 @@
             <w:tcW w:type="dxa" w:w="1514"/>
           </w:tcPr>
           <w:p>
+            <w:pPr>
+              <w:spacing w:before="20" w:after="20"/>
+            </w:pPr>
             <w:r/>
             <w:r>
               <w:rPr>
@@ -1640,11 +2271,13 @@
             <w:tcW w:type="dxa" w:w="1514"/>
           </w:tcPr>
           <w:p>
-            <w:r/>
-            <w:r>
-              <w:rPr>
-                <w:rFonts w:ascii="Verdana" w:hAnsi="Verdana"/>
-                <w:b w:val="0"/>
+            <w:pPr>
+              <w:spacing w:before="20" w:after="20"/>
+            </w:pPr>
+            <w:r/>
+            <w:r>
+              <w:rPr>
+                <w:rFonts w:ascii="Verdana" w:hAnsi="Verdana"/>
                 <w:sz w:val="16"/>
               </w:rPr>
               <w:t>%</w:t>
@@ -1656,6 +2289,9 @@
             <w:tcW w:type="dxa" w:w="1514"/>
           </w:tcPr>
           <w:p>
+            <w:pPr>
+              <w:spacing w:before="20" w:after="20"/>
+            </w:pPr>
             <w:r/>
             <w:r>
               <w:rPr>
@@ -1672,6 +2308,9 @@
             <w:tcW w:type="dxa" w:w="1514"/>
           </w:tcPr>
           <w:p>
+            <w:pPr>
+              <w:spacing w:before="20" w:after="20"/>
+            </w:pPr>
             <w:r/>
             <w:r>
               <w:rPr>
@@ -1688,6 +2327,9 @@
             <w:tcW w:type="dxa" w:w="1514"/>
           </w:tcPr>
           <w:p>
+            <w:pPr>
+              <w:spacing w:before="20" w:after="20"/>
+            </w:pPr>
             <w:r/>
             <w:r>
               <w:rPr>
@@ -1708,6 +2350,9 @@
             <w:tcW w:type="dxa" w:w="1514"/>
           </w:tcPr>
           <w:p>
+            <w:pPr>
+              <w:spacing w:before="20" w:after="20"/>
+            </w:pPr>
             <w:r/>
             <w:r>
               <w:rPr>
@@ -1724,6 +2369,9 @@
             <w:tcW w:type="dxa" w:w="1514"/>
           </w:tcPr>
           <w:p>
+            <w:pPr>
+              <w:spacing w:before="20" w:after="20"/>
+            </w:pPr>
             <w:r/>
             <w:r>
               <w:rPr>
@@ -1740,11 +2388,13 @@
             <w:tcW w:type="dxa" w:w="1514"/>
           </w:tcPr>
           <w:p>
-            <w:r/>
-            <w:r>
-              <w:rPr>
-                <w:rFonts w:ascii="Verdana" w:hAnsi="Verdana"/>
-                <w:b w:val="0"/>
+            <w:pPr>
+              <w:spacing w:before="20" w:after="20"/>
+            </w:pPr>
+            <w:r/>
+            <w:r>
+              <w:rPr>
+                <w:rFonts w:ascii="Verdana" w:hAnsi="Verdana"/>
                 <w:sz w:val="16"/>
               </w:rPr>
               <w:t>%</w:t>
@@ -1756,6 +2406,9 @@
             <w:tcW w:type="dxa" w:w="1514"/>
           </w:tcPr>
           <w:p>
+            <w:pPr>
+              <w:spacing w:before="20" w:after="20"/>
+            </w:pPr>
             <w:r/>
             <w:r>
               <w:rPr>
@@ -1772,6 +2425,9 @@
             <w:tcW w:type="dxa" w:w="1514"/>
           </w:tcPr>
           <w:p>
+            <w:pPr>
+              <w:spacing w:before="20" w:after="20"/>
+            </w:pPr>
             <w:r/>
             <w:r>
               <w:rPr>
@@ -1788,6 +2444,9 @@
             <w:tcW w:type="dxa" w:w="1514"/>
           </w:tcPr>
           <w:p>
+            <w:pPr>
+              <w:spacing w:before="20" w:after="20"/>
+            </w:pPr>
             <w:r/>
             <w:r>
               <w:rPr>
@@ -1804,11 +2463,13 @@
             <w:tcW w:type="dxa" w:w="1514"/>
           </w:tcPr>
           <w:p>
-            <w:r/>
-            <w:r>
-              <w:rPr>
-                <w:rFonts w:ascii="Verdana" w:hAnsi="Verdana"/>
-                <w:b w:val="0"/>
+            <w:pPr>
+              <w:spacing w:before="20" w:after="20"/>
+            </w:pPr>
+            <w:r/>
+            <w:r>
+              <w:rPr>
+                <w:rFonts w:ascii="Verdana" w:hAnsi="Verdana"/>
                 <w:sz w:val="16"/>
               </w:rPr>
               <w:t>%</w:t>
@@ -1820,6 +2481,9 @@
             <w:tcW w:type="dxa" w:w="1514"/>
           </w:tcPr>
           <w:p>
+            <w:pPr>
+              <w:spacing w:before="20" w:after="20"/>
+            </w:pPr>
             <w:r/>
             <w:r>
               <w:rPr>
@@ -1836,6 +2500,9 @@
             <w:tcW w:type="dxa" w:w="1514"/>
           </w:tcPr>
           <w:p>
+            <w:pPr>
+              <w:spacing w:before="20" w:after="20"/>
+            </w:pPr>
             <w:r/>
             <w:r>
               <w:rPr>
@@ -1852,6 +2519,9 @@
             <w:tcW w:type="dxa" w:w="1514"/>
           </w:tcPr>
           <w:p>
+            <w:pPr>
+              <w:spacing w:before="20" w:after="20"/>
+            </w:pPr>
             <w:r/>
             <w:r>
               <w:rPr>
@@ -1872,6 +2542,9 @@
             <w:tcW w:type="dxa" w:w="1514"/>
           </w:tcPr>
           <w:p>
+            <w:pPr>
+              <w:spacing w:before="20" w:after="20"/>
+            </w:pPr>
             <w:r/>
             <w:r>
               <w:rPr>
@@ -1888,6 +2561,9 @@
             <w:tcW w:type="dxa" w:w="1514"/>
           </w:tcPr>
           <w:p>
+            <w:pPr>
+              <w:spacing w:before="20" w:after="20"/>
+            </w:pPr>
             <w:r/>
             <w:r>
               <w:rPr>
@@ -1904,11 +2580,13 @@
             <w:tcW w:type="dxa" w:w="1514"/>
           </w:tcPr>
           <w:p>
-            <w:r/>
-            <w:r>
-              <w:rPr>
-                <w:rFonts w:ascii="Verdana" w:hAnsi="Verdana"/>
-                <w:b w:val="0"/>
+            <w:pPr>
+              <w:spacing w:before="20" w:after="20"/>
+            </w:pPr>
+            <w:r/>
+            <w:r>
+              <w:rPr>
+                <w:rFonts w:ascii="Verdana" w:hAnsi="Verdana"/>
                 <w:sz w:val="16"/>
               </w:rPr>
               <w:t>Таблица флагов</w:t>
@@ -1920,6 +2598,9 @@
             <w:tcW w:type="dxa" w:w="1514"/>
           </w:tcPr>
           <w:p>
+            <w:pPr>
+              <w:spacing w:before="20" w:after="20"/>
+            </w:pPr>
             <w:r/>
             <w:r>
               <w:rPr>
@@ -1936,6 +2617,9 @@
             <w:tcW w:type="dxa" w:w="1514"/>
           </w:tcPr>
           <w:p>
+            <w:pPr>
+              <w:spacing w:before="20" w:after="20"/>
+            </w:pPr>
             <w:r/>
             <w:r>
               <w:rPr>
@@ -1952,6 +2636,9 @@
             <w:tcW w:type="dxa" w:w="1514"/>
           </w:tcPr>
           <w:p>
+            <w:pPr>
+              <w:spacing w:before="20" w:after="20"/>
+            </w:pPr>
             <w:r/>
             <w:r>
               <w:rPr>
@@ -1968,11 +2655,13 @@
             <w:tcW w:type="dxa" w:w="1514"/>
           </w:tcPr>
           <w:p>
-            <w:r/>
-            <w:r>
-              <w:rPr>
-                <w:rFonts w:ascii="Verdana" w:hAnsi="Verdana"/>
-                <w:b w:val="0"/>
+            <w:pPr>
+              <w:spacing w:before="20" w:after="20"/>
+            </w:pPr>
+            <w:r/>
+            <w:r>
+              <w:rPr>
+                <w:rFonts w:ascii="Verdana" w:hAnsi="Verdana"/>
                 <w:sz w:val="16"/>
               </w:rPr>
               <w:t>Таблица флагов</w:t>
@@ -1984,6 +2673,9 @@
             <w:tcW w:type="dxa" w:w="1514"/>
           </w:tcPr>
           <w:p>
+            <w:pPr>
+              <w:spacing w:before="20" w:after="20"/>
+            </w:pPr>
             <w:r/>
             <w:r>
               <w:rPr>
@@ -2000,6 +2692,9 @@
             <w:tcW w:type="dxa" w:w="1514"/>
           </w:tcPr>
           <w:p>
+            <w:pPr>
+              <w:spacing w:before="20" w:after="20"/>
+            </w:pPr>
             <w:r/>
             <w:r>
               <w:rPr>
@@ -2016,6 +2711,9 @@
             <w:tcW w:type="dxa" w:w="1514"/>
           </w:tcPr>
           <w:p>
+            <w:pPr>
+              <w:spacing w:before="20" w:after="20"/>
+            </w:pPr>
             <w:r/>
             <w:r>
               <w:rPr>
@@ -2036,6 +2734,9 @@
             <w:tcW w:type="dxa" w:w="1514"/>
           </w:tcPr>
           <w:p>
+            <w:pPr>
+              <w:spacing w:before="20" w:after="20"/>
+            </w:pPr>
             <w:r/>
             <w:r>
               <w:rPr>
@@ -2052,6 +2753,9 @@
             <w:tcW w:type="dxa" w:w="1514"/>
           </w:tcPr>
           <w:p>
+            <w:pPr>
+              <w:spacing w:before="20" w:after="20"/>
+            </w:pPr>
             <w:r/>
             <w:r>
               <w:rPr>
@@ -2068,11 +2772,13 @@
             <w:tcW w:type="dxa" w:w="1514"/>
           </w:tcPr>
           <w:p>
-            <w:r/>
-            <w:r>
-              <w:rPr>
-                <w:rFonts w:ascii="Verdana" w:hAnsi="Verdana"/>
-                <w:b w:val="0"/>
+            <w:pPr>
+              <w:spacing w:before="20" w:after="20"/>
+            </w:pPr>
+            <w:r/>
+            <w:r>
+              <w:rPr>
+                <w:rFonts w:ascii="Verdana" w:hAnsi="Verdana"/>
                 <w:sz w:val="16"/>
               </w:rPr>
               <w:t>Таблица флагов</w:t>
@@ -2084,6 +2790,9 @@
             <w:tcW w:type="dxa" w:w="1514"/>
           </w:tcPr>
           <w:p>
+            <w:pPr>
+              <w:spacing w:before="20" w:after="20"/>
+            </w:pPr>
             <w:r/>
             <w:r>
               <w:rPr>
@@ -2100,6 +2809,9 @@
             <w:tcW w:type="dxa" w:w="1514"/>
           </w:tcPr>
           <w:p>
+            <w:pPr>
+              <w:spacing w:before="20" w:after="20"/>
+            </w:pPr>
             <w:r/>
             <w:r>
               <w:rPr>
@@ -2116,6 +2828,9 @@
             <w:tcW w:type="dxa" w:w="1514"/>
           </w:tcPr>
           <w:p>
+            <w:pPr>
+              <w:spacing w:before="20" w:after="20"/>
+            </w:pPr>
             <w:r/>
             <w:r>
               <w:rPr>
@@ -2132,11 +2847,13 @@
             <w:tcW w:type="dxa" w:w="1514"/>
           </w:tcPr>
           <w:p>
-            <w:r/>
-            <w:r>
-              <w:rPr>
-                <w:rFonts w:ascii="Verdana" w:hAnsi="Verdana"/>
-                <w:b w:val="0"/>
+            <w:pPr>
+              <w:spacing w:before="20" w:after="20"/>
+            </w:pPr>
+            <w:r/>
+            <w:r>
+              <w:rPr>
+                <w:rFonts w:ascii="Verdana" w:hAnsi="Verdana"/>
                 <w:sz w:val="16"/>
               </w:rPr>
               <w:t>Таблица флагов</w:t>
@@ -2148,6 +2865,9 @@
             <w:tcW w:type="dxa" w:w="1514"/>
           </w:tcPr>
           <w:p>
+            <w:pPr>
+              <w:spacing w:before="20" w:after="20"/>
+            </w:pPr>
             <w:r/>
             <w:r>
               <w:rPr>
@@ -2164,6 +2884,9 @@
             <w:tcW w:type="dxa" w:w="1514"/>
           </w:tcPr>
           <w:p>
+            <w:pPr>
+              <w:spacing w:before="20" w:after="20"/>
+            </w:pPr>
             <w:r/>
             <w:r>
               <w:rPr>
@@ -2180,6 +2903,9 @@
             <w:tcW w:type="dxa" w:w="1514"/>
           </w:tcPr>
           <w:p>
+            <w:pPr>
+              <w:spacing w:before="20" w:after="20"/>
+            </w:pPr>
             <w:r/>
             <w:r>
               <w:rPr>
@@ -2200,6 +2926,9 @@
             <w:tcW w:type="dxa" w:w="1514"/>
           </w:tcPr>
           <w:p>
+            <w:pPr>
+              <w:spacing w:before="20" w:after="20"/>
+            </w:pPr>
             <w:r/>
             <w:r>
               <w:rPr>
@@ -2216,6 +2945,9 @@
             <w:tcW w:type="dxa" w:w="1514"/>
           </w:tcPr>
           <w:p>
+            <w:pPr>
+              <w:spacing w:before="20" w:after="20"/>
+            </w:pPr>
             <w:r/>
             <w:r>
               <w:rPr>
@@ -2232,11 +2964,13 @@
             <w:tcW w:type="dxa" w:w="1514"/>
           </w:tcPr>
           <w:p>
-            <w:r/>
-            <w:r>
-              <w:rPr>
-                <w:rFonts w:ascii="Verdana" w:hAnsi="Verdana"/>
-                <w:b w:val="0"/>
+            <w:pPr>
+              <w:spacing w:before="20" w:after="20"/>
+            </w:pPr>
+            <w:r/>
+            <w:r>
+              <w:rPr>
+                <w:rFonts w:ascii="Verdana" w:hAnsi="Verdana"/>
                 <w:sz w:val="16"/>
               </w:rPr>
               <w:t>Кодовая таблица</w:t>
@@ -2248,6 +2982,9 @@
             <w:tcW w:type="dxa" w:w="1514"/>
           </w:tcPr>
           <w:p>
+            <w:pPr>
+              <w:spacing w:before="20" w:after="20"/>
+            </w:pPr>
             <w:r/>
             <w:r>
               <w:rPr>
@@ -2264,6 +3001,9 @@
             <w:tcW w:type="dxa" w:w="1514"/>
           </w:tcPr>
           <w:p>
+            <w:pPr>
+              <w:spacing w:before="20" w:after="20"/>
+            </w:pPr>
             <w:r/>
             <w:r>
               <w:rPr>
@@ -2280,6 +3020,9 @@
             <w:tcW w:type="dxa" w:w="1514"/>
           </w:tcPr>
           <w:p>
+            <w:pPr>
+              <w:spacing w:before="20" w:after="20"/>
+            </w:pPr>
             <w:r/>
             <w:r>
               <w:rPr>
@@ -2296,11 +3039,13 @@
             <w:tcW w:type="dxa" w:w="1514"/>
           </w:tcPr>
           <w:p>
-            <w:r/>
-            <w:r>
-              <w:rPr>
-                <w:rFonts w:ascii="Verdana" w:hAnsi="Verdana"/>
-                <w:b w:val="0"/>
+            <w:pPr>
+              <w:spacing w:before="20" w:after="20"/>
+            </w:pPr>
+            <w:r/>
+            <w:r>
+              <w:rPr>
+                <w:rFonts w:ascii="Verdana" w:hAnsi="Verdana"/>
                 <w:sz w:val="16"/>
               </w:rPr>
               <w:t>Кодовая таблица</w:t>
@@ -2312,6 +3057,9 @@
             <w:tcW w:type="dxa" w:w="1514"/>
           </w:tcPr>
           <w:p>
+            <w:pPr>
+              <w:spacing w:before="20" w:after="20"/>
+            </w:pPr>
             <w:r/>
             <w:r>
               <w:rPr>
@@ -2328,6 +3076,9 @@
             <w:tcW w:type="dxa" w:w="1514"/>
           </w:tcPr>
           <w:p>
+            <w:pPr>
+              <w:spacing w:before="20" w:after="20"/>
+            </w:pPr>
             <w:r/>
             <w:r>
               <w:rPr>
@@ -2344,6 +3095,9 @@
             <w:tcW w:type="dxa" w:w="1514"/>
           </w:tcPr>
           <w:p>
+            <w:pPr>
+              <w:spacing w:before="20" w:after="20"/>
+            </w:pPr>
             <w:r/>
             <w:r>
               <w:rPr>
@@ -2364,6 +3118,9 @@
             <w:tcW w:type="dxa" w:w="1514"/>
           </w:tcPr>
           <w:p>
+            <w:pPr>
+              <w:spacing w:before="20" w:after="20"/>
+            </w:pPr>
             <w:r/>
             <w:r>
               <w:rPr>
@@ -2380,6 +3137,9 @@
             <w:tcW w:type="dxa" w:w="1514"/>
           </w:tcPr>
           <w:p>
+            <w:pPr>
+              <w:spacing w:before="20" w:after="20"/>
+            </w:pPr>
             <w:r/>
             <w:r>
               <w:rPr>
@@ -2396,11 +3156,13 @@
             <w:tcW w:type="dxa" w:w="1514"/>
           </w:tcPr>
           <w:p>
-            <w:r/>
-            <w:r>
-              <w:rPr>
-                <w:rFonts w:ascii="Verdana" w:hAnsi="Verdana"/>
-                <w:b w:val="0"/>
+            <w:pPr>
+              <w:spacing w:before="20" w:after="20"/>
+            </w:pPr>
+            <w:r/>
+            <w:r>
+              <w:rPr>
+                <w:rFonts w:ascii="Verdana" w:hAnsi="Verdana"/>
                 <w:sz w:val="16"/>
               </w:rPr>
               <w:t>m</w:t>
@@ -2412,6 +3174,9 @@
             <w:tcW w:type="dxa" w:w="1514"/>
           </w:tcPr>
           <w:p>
+            <w:pPr>
+              <w:spacing w:before="20" w:after="20"/>
+            </w:pPr>
             <w:r/>
             <w:r>
               <w:rPr>
@@ -2428,6 +3193,9 @@
             <w:tcW w:type="dxa" w:w="1514"/>
           </w:tcPr>
           <w:p>
+            <w:pPr>
+              <w:spacing w:before="20" w:after="20"/>
+            </w:pPr>
             <w:r/>
             <w:r>
               <w:rPr>
@@ -2444,6 +3212,9 @@
             <w:tcW w:type="dxa" w:w="1514"/>
           </w:tcPr>
           <w:p>
+            <w:pPr>
+              <w:spacing w:before="20" w:after="20"/>
+            </w:pPr>
             <w:r/>
             <w:r>
               <w:rPr>
@@ -2460,11 +3231,13 @@
             <w:tcW w:type="dxa" w:w="1514"/>
           </w:tcPr>
           <w:p>
-            <w:r/>
-            <w:r>
-              <w:rPr>
-                <w:rFonts w:ascii="Verdana" w:hAnsi="Verdana"/>
-                <w:b w:val="0"/>
+            <w:pPr>
+              <w:spacing w:before="20" w:after="20"/>
+            </w:pPr>
+            <w:r/>
+            <w:r>
+              <w:rPr>
+                <w:rFonts w:ascii="Verdana" w:hAnsi="Verdana"/>
                 <w:sz w:val="16"/>
               </w:rPr>
               <w:t>m</w:t>
@@ -2476,6 +3249,9 @@
             <w:tcW w:type="dxa" w:w="1514"/>
           </w:tcPr>
           <w:p>
+            <w:pPr>
+              <w:spacing w:before="20" w:after="20"/>
+            </w:pPr>
             <w:r/>
             <w:r>
               <w:rPr>
@@ -2492,6 +3268,9 @@
             <w:tcW w:type="dxa" w:w="1514"/>
           </w:tcPr>
           <w:p>
+            <w:pPr>
+              <w:spacing w:before="20" w:after="20"/>
+            </w:pPr>
             <w:r/>
             <w:r>
               <w:rPr>
@@ -2508,6 +3287,9 @@
             <w:tcW w:type="dxa" w:w="1514"/>
           </w:tcPr>
           <w:p>
+            <w:pPr>
+              <w:spacing w:before="20" w:after="20"/>
+            </w:pPr>
             <w:r/>
             <w:r>
               <w:rPr>
@@ -2528,6 +3310,9 @@
             <w:tcW w:type="dxa" w:w="1514"/>
           </w:tcPr>
           <w:p>
+            <w:pPr>
+              <w:spacing w:before="20" w:after="20"/>
+            </w:pPr>
             <w:r/>
             <w:r>
               <w:rPr>
@@ -2544,6 +3329,9 @@
             <w:tcW w:type="dxa" w:w="1514"/>
           </w:tcPr>
           <w:p>
+            <w:pPr>
+              <w:spacing w:before="20" w:after="20"/>
+            </w:pPr>
             <w:r/>
             <w:r>
               <w:rPr>
@@ -2560,11 +3348,13 @@
             <w:tcW w:type="dxa" w:w="1514"/>
           </w:tcPr>
           <w:p>
-            <w:r/>
-            <w:r>
-              <w:rPr>
-                <w:rFonts w:ascii="Verdana" w:hAnsi="Verdana"/>
-                <w:b w:val="0"/>
+            <w:pPr>
+              <w:spacing w:before="20" w:after="20"/>
+            </w:pPr>
+            <w:r/>
+            <w:r>
+              <w:rPr>
+                <w:rFonts w:ascii="Verdana" w:hAnsi="Verdana"/>
                 <w:sz w:val="16"/>
               </w:rPr>
               <w:t>Числовой</w:t>
@@ -2576,6 +3366,9 @@
             <w:tcW w:type="dxa" w:w="1514"/>
           </w:tcPr>
           <w:p>
+            <w:pPr>
+              <w:spacing w:before="20" w:after="20"/>
+            </w:pPr>
             <w:r/>
             <w:r>
               <w:rPr>
@@ -2592,6 +3385,9 @@
             <w:tcW w:type="dxa" w:w="1514"/>
           </w:tcPr>
           <w:p>
+            <w:pPr>
+              <w:spacing w:before="20" w:after="20"/>
+            </w:pPr>
             <w:r/>
             <w:r>
               <w:rPr>
@@ -2608,6 +3404,9 @@
             <w:tcW w:type="dxa" w:w="1514"/>
           </w:tcPr>
           <w:p>
+            <w:pPr>
+              <w:spacing w:before="20" w:after="20"/>
+            </w:pPr>
             <w:r/>
             <w:r>
               <w:rPr>
@@ -2624,11 +3423,13 @@
             <w:tcW w:type="dxa" w:w="1514"/>
           </w:tcPr>
           <w:p>
-            <w:r/>
-            <w:r>
-              <w:rPr>
-                <w:rFonts w:ascii="Verdana" w:hAnsi="Verdana"/>
-                <w:b w:val="0"/>
+            <w:pPr>
+              <w:spacing w:before="20" w:after="20"/>
+            </w:pPr>
+            <w:r/>
+            <w:r>
+              <w:rPr>
+                <w:rFonts w:ascii="Verdana" w:hAnsi="Verdana"/>
                 <w:sz w:val="16"/>
               </w:rPr>
               <w:t>Числовой</w:t>
@@ -2640,6 +3441,9 @@
             <w:tcW w:type="dxa" w:w="1514"/>
           </w:tcPr>
           <w:p>
+            <w:pPr>
+              <w:spacing w:before="20" w:after="20"/>
+            </w:pPr>
             <w:r/>
             <w:r>
               <w:rPr>
@@ -2656,6 +3460,9 @@
             <w:tcW w:type="dxa" w:w="1514"/>
           </w:tcPr>
           <w:p>
+            <w:pPr>
+              <w:spacing w:before="20" w:after="20"/>
+            </w:pPr>
             <w:r/>
             <w:r>
               <w:rPr>
@@ -2672,6 +3479,9 @@
             <w:tcW w:type="dxa" w:w="1514"/>
           </w:tcPr>
           <w:p>
+            <w:pPr>
+              <w:spacing w:before="20" w:after="20"/>
+            </w:pPr>
             <w:r/>
             <w:r>
               <w:rPr>
@@ -2692,6 +3502,9 @@
             <w:tcW w:type="dxa" w:w="1514"/>
           </w:tcPr>
           <w:p>
+            <w:pPr>
+              <w:spacing w:before="20" w:after="20"/>
+            </w:pPr>
             <w:r/>
             <w:r>
               <w:rPr>
@@ -2708,6 +3521,9 @@
             <w:tcW w:type="dxa" w:w="1514"/>
           </w:tcPr>
           <w:p>
+            <w:pPr>
+              <w:spacing w:before="20" w:after="20"/>
+            </w:pPr>
             <w:r/>
             <w:r>
               <w:rPr>
@@ -2724,11 +3540,13 @@
             <w:tcW w:type="dxa" w:w="1514"/>
           </w:tcPr>
           <w:p>
-            <w:r/>
-            <w:r>
-              <w:rPr>
-                <w:rFonts w:ascii="Verdana" w:hAnsi="Verdana"/>
-                <w:b w:val="0"/>
+            <w:pPr>
+              <w:spacing w:before="20" w:after="20"/>
+            </w:pPr>
+            <w:r/>
+            <w:r>
+              <w:rPr>
+                <w:rFonts w:ascii="Verdana" w:hAnsi="Verdana"/>
                 <w:sz w:val="16"/>
               </w:rPr>
               <w:t>Числовой</w:t>
@@ -2740,6 +3558,9 @@
             <w:tcW w:type="dxa" w:w="1514"/>
           </w:tcPr>
           <w:p>
+            <w:pPr>
+              <w:spacing w:before="20" w:after="20"/>
+            </w:pPr>
             <w:r/>
             <w:r>
               <w:rPr>
@@ -2756,6 +3577,9 @@
             <w:tcW w:type="dxa" w:w="1514"/>
           </w:tcPr>
           <w:p>
+            <w:pPr>
+              <w:spacing w:before="20" w:after="20"/>
+            </w:pPr>
             <w:r/>
             <w:r>
               <w:rPr>
@@ -2772,6 +3596,9 @@
             <w:tcW w:type="dxa" w:w="1514"/>
           </w:tcPr>
           <w:p>
+            <w:pPr>
+              <w:spacing w:before="20" w:after="20"/>
+            </w:pPr>
             <w:r/>
             <w:r>
               <w:rPr>
@@ -2788,11 +3615,13 @@
             <w:tcW w:type="dxa" w:w="1514"/>
           </w:tcPr>
           <w:p>
-            <w:r/>
-            <w:r>
-              <w:rPr>
-                <w:rFonts w:ascii="Verdana" w:hAnsi="Verdana"/>
-                <w:b w:val="0"/>
+            <w:pPr>
+              <w:spacing w:before="20" w:after="20"/>
+            </w:pPr>
+            <w:r/>
+            <w:r>
+              <w:rPr>
+                <w:rFonts w:ascii="Verdana" w:hAnsi="Verdana"/>
                 <w:sz w:val="16"/>
               </w:rPr>
               <w:t>Числовой</w:t>
@@ -2804,6 +3633,9 @@
             <w:tcW w:type="dxa" w:w="1514"/>
           </w:tcPr>
           <w:p>
+            <w:pPr>
+              <w:spacing w:before="20" w:after="20"/>
+            </w:pPr>
             <w:r/>
             <w:r>
               <w:rPr>
@@ -2820,6 +3652,9 @@
             <w:tcW w:type="dxa" w:w="1514"/>
           </w:tcPr>
           <w:p>
+            <w:pPr>
+              <w:spacing w:before="20" w:after="20"/>
+            </w:pPr>
             <w:r/>
             <w:r>
               <w:rPr>
@@ -2836,6 +3671,9 @@
             <w:tcW w:type="dxa" w:w="1514"/>
           </w:tcPr>
           <w:p>
+            <w:pPr>
+              <w:spacing w:before="20" w:after="20"/>
+            </w:pPr>
             <w:r/>
             <w:r>
               <w:rPr>
@@ -2856,6 +3694,9 @@
             <w:tcW w:type="dxa" w:w="1514"/>
           </w:tcPr>
           <w:p>
+            <w:pPr>
+              <w:spacing w:before="20" w:after="20"/>
+            </w:pPr>
             <w:r/>
             <w:r>
               <w:rPr>
@@ -2872,6 +3713,9 @@
             <w:tcW w:type="dxa" w:w="1514"/>
           </w:tcPr>
           <w:p>
+            <w:pPr>
+              <w:spacing w:before="20" w:after="20"/>
+            </w:pPr>
             <w:r/>
             <w:r>
               <w:rPr>
@@ -2888,11 +3732,13 @@
             <w:tcW w:type="dxa" w:w="1514"/>
           </w:tcPr>
           <w:p>
-            <w:r/>
-            <w:r>
-              <w:rPr>
-                <w:rFonts w:ascii="Verdana" w:hAnsi="Verdana"/>
-                <w:b w:val="0"/>
+            <w:pPr>
+              <w:spacing w:before="20" w:after="20"/>
+            </w:pPr>
+            <w:r/>
+            <w:r>
+              <w:rPr>
+                <w:rFonts w:ascii="Verdana" w:hAnsi="Verdana"/>
                 <w:sz w:val="16"/>
               </w:rPr>
               <w:t>Числовой</w:t>
@@ -2904,6 +3750,9 @@
             <w:tcW w:type="dxa" w:w="1514"/>
           </w:tcPr>
           <w:p>
+            <w:pPr>
+              <w:spacing w:before="20" w:after="20"/>
+            </w:pPr>
             <w:r/>
             <w:r>
               <w:rPr>
@@ -2920,6 +3769,9 @@
             <w:tcW w:type="dxa" w:w="1514"/>
           </w:tcPr>
           <w:p>
+            <w:pPr>
+              <w:spacing w:before="20" w:after="20"/>
+            </w:pPr>
             <w:r/>
             <w:r>
               <w:rPr>
@@ -2936,6 +3788,9 @@
             <w:tcW w:type="dxa" w:w="1514"/>
           </w:tcPr>
           <w:p>
+            <w:pPr>
+              <w:spacing w:before="20" w:after="20"/>
+            </w:pPr>
             <w:r/>
             <w:r>
               <w:rPr>
@@ -2952,11 +3807,13 @@
             <w:tcW w:type="dxa" w:w="1514"/>
           </w:tcPr>
           <w:p>
-            <w:r/>
-            <w:r>
-              <w:rPr>
-                <w:rFonts w:ascii="Verdana" w:hAnsi="Verdana"/>
-                <w:b w:val="0"/>
+            <w:pPr>
+              <w:spacing w:before="20" w:after="20"/>
+            </w:pPr>
+            <w:r/>
+            <w:r>
+              <w:rPr>
+                <w:rFonts w:ascii="Verdana" w:hAnsi="Verdana"/>
                 <w:sz w:val="16"/>
               </w:rPr>
               <w:t>Числовой</w:t>
@@ -2968,6 +3825,9 @@
             <w:tcW w:type="dxa" w:w="1514"/>
           </w:tcPr>
           <w:p>
+            <w:pPr>
+              <w:spacing w:before="20" w:after="20"/>
+            </w:pPr>
             <w:r/>
             <w:r>
               <w:rPr>
@@ -2984,6 +3844,9 @@
             <w:tcW w:type="dxa" w:w="1514"/>
           </w:tcPr>
           <w:p>
+            <w:pPr>
+              <w:spacing w:before="20" w:after="20"/>
+            </w:pPr>
             <w:r/>
             <w:r>
               <w:rPr>
@@ -3000,6 +3863,9 @@
             <w:tcW w:type="dxa" w:w="1514"/>
           </w:tcPr>
           <w:p>
+            <w:pPr>
+              <w:spacing w:before="20" w:after="20"/>
+            </w:pPr>
             <w:r/>
             <w:r>
               <w:rPr>
@@ -3020,6 +3886,9 @@
             <w:tcW w:type="dxa" w:w="1514"/>
           </w:tcPr>
           <w:p>
+            <w:pPr>
+              <w:spacing w:before="20" w:after="20"/>
+            </w:pPr>
             <w:r/>
             <w:r>
               <w:rPr>
@@ -3036,6 +3905,9 @@
             <w:tcW w:type="dxa" w:w="1514"/>
           </w:tcPr>
           <w:p>
+            <w:pPr>
+              <w:spacing w:before="20" w:after="20"/>
+            </w:pPr>
             <w:r/>
             <w:r>
               <w:rPr>
@@ -3052,22 +3924,57 @@
             <w:tcW w:type="dxa" w:w="1514"/>
           </w:tcPr>
           <w:p>
-            <w:r/>
-            <w:r>
-              <w:rPr>
-                <w:rFonts w:ascii="Verdana" w:hAnsi="Verdana"/>
-                <w:b w:val="0"/>
-                <w:sz w:val="16"/>
-              </w:rPr>
-              <w:t>W m-2 sr-1 m</w:t>
-            </w:r>
-          </w:p>
-        </w:tc>
-        <w:tc>
-          <w:tcPr>
-            <w:tcW w:type="dxa" w:w="1514"/>
-          </w:tcPr>
-          <w:p>
+            <w:pPr>
+              <w:spacing w:before="20" w:after="20"/>
+            </w:pPr>
+            <w:r/>
+            <w:r>
+              <w:rPr>
+                <w:rFonts w:ascii="Verdana" w:hAnsi="Verdana"/>
+                <w:sz w:val="16"/>
+              </w:rPr>
+              <w:t>W m</w:t>
+            </w:r>
+            <w:r>
+              <w:rPr>
+                <w:rFonts w:ascii="Verdana" w:hAnsi="Verdana"/>
+                <w:sz w:val="16"/>
+                <w:vertAlign w:val="superscript"/>
+              </w:rPr>
+              <w:t>-2</w:t>
+            </w:r>
+            <w:r>
+              <w:rPr>
+                <w:rFonts w:ascii="Verdana" w:hAnsi="Verdana"/>
+                <w:sz w:val="16"/>
+              </w:rPr>
+              <w:t xml:space="preserve"> sr</w:t>
+            </w:r>
+            <w:r>
+              <w:rPr>
+                <w:rFonts w:ascii="Verdana" w:hAnsi="Verdana"/>
+                <w:sz w:val="16"/>
+                <w:vertAlign w:val="superscript"/>
+              </w:rPr>
+              <w:t>-1</w:t>
+            </w:r>
+            <w:r>
+              <w:rPr>
+                <w:rFonts w:ascii="Verdana" w:hAnsi="Verdana"/>
+                <w:sz w:val="16"/>
+              </w:rPr>
+              <w:t xml:space="preserve"> m</w:t>
+            </w:r>
+          </w:p>
+        </w:tc>
+        <w:tc>
+          <w:tcPr>
+            <w:tcW w:type="dxa" w:w="1514"/>
+          </w:tcPr>
+          <w:p>
+            <w:pPr>
+              <w:spacing w:before="20" w:after="20"/>
+            </w:pPr>
             <w:r/>
             <w:r>
               <w:rPr>
@@ -3084,6 +3991,9 @@
             <w:tcW w:type="dxa" w:w="1514"/>
           </w:tcPr>
           <w:p>
+            <w:pPr>
+              <w:spacing w:before="20" w:after="20"/>
+            </w:pPr>
             <w:r/>
             <w:r>
               <w:rPr>
@@ -3100,6 +4010,9 @@
             <w:tcW w:type="dxa" w:w="1514"/>
           </w:tcPr>
           <w:p>
+            <w:pPr>
+              <w:spacing w:before="20" w:after="20"/>
+            </w:pPr>
             <w:r/>
             <w:r>
               <w:rPr>
@@ -3116,22 +4029,57 @@
             <w:tcW w:type="dxa" w:w="1514"/>
           </w:tcPr>
           <w:p>
-            <w:r/>
-            <w:r>
-              <w:rPr>
-                <w:rFonts w:ascii="Verdana" w:hAnsi="Verdana"/>
-                <w:b w:val="0"/>
-                <w:sz w:val="16"/>
-              </w:rPr>
-              <w:t>W m-2 sr-1 m</w:t>
-            </w:r>
-          </w:p>
-        </w:tc>
-        <w:tc>
-          <w:tcPr>
-            <w:tcW w:type="dxa" w:w="1514"/>
-          </w:tcPr>
-          <w:p>
+            <w:pPr>
+              <w:spacing w:before="20" w:after="20"/>
+            </w:pPr>
+            <w:r/>
+            <w:r>
+              <w:rPr>
+                <w:rFonts w:ascii="Verdana" w:hAnsi="Verdana"/>
+                <w:sz w:val="16"/>
+              </w:rPr>
+              <w:t>W m</w:t>
+            </w:r>
+            <w:r>
+              <w:rPr>
+                <w:rFonts w:ascii="Verdana" w:hAnsi="Verdana"/>
+                <w:sz w:val="16"/>
+                <w:vertAlign w:val="superscript"/>
+              </w:rPr>
+              <w:t>-2</w:t>
+            </w:r>
+            <w:r>
+              <w:rPr>
+                <w:rFonts w:ascii="Verdana" w:hAnsi="Verdana"/>
+                <w:sz w:val="16"/>
+              </w:rPr>
+              <w:t xml:space="preserve"> sr</w:t>
+            </w:r>
+            <w:r>
+              <w:rPr>
+                <w:rFonts w:ascii="Verdana" w:hAnsi="Verdana"/>
+                <w:sz w:val="16"/>
+                <w:vertAlign w:val="superscript"/>
+              </w:rPr>
+              <w:t>-1</w:t>
+            </w:r>
+            <w:r>
+              <w:rPr>
+                <w:rFonts w:ascii="Verdana" w:hAnsi="Verdana"/>
+                <w:sz w:val="16"/>
+              </w:rPr>
+              <w:t xml:space="preserve"> m</w:t>
+            </w:r>
+          </w:p>
+        </w:tc>
+        <w:tc>
+          <w:tcPr>
+            <w:tcW w:type="dxa" w:w="1514"/>
+          </w:tcPr>
+          <w:p>
+            <w:pPr>
+              <w:spacing w:before="20" w:after="20"/>
+            </w:pPr>
             <w:r/>
             <w:r>
               <w:rPr>
@@ -3148,6 +4096,9 @@
             <w:tcW w:type="dxa" w:w="1514"/>
           </w:tcPr>
           <w:p>
+            <w:pPr>
+              <w:spacing w:before="20" w:after="20"/>
+            </w:pPr>
             <w:r/>
             <w:r>
               <w:rPr>
@@ -3164,6 +4115,9 @@
             <w:tcW w:type="dxa" w:w="1514"/>
           </w:tcPr>
           <w:p>
+            <w:pPr>
+              <w:spacing w:before="20" w:after="20"/>
+            </w:pPr>
             <w:r/>
             <w:r>
               <w:rPr>
@@ -3184,6 +4138,9 @@
             <w:tcW w:type="dxa" w:w="1514"/>
           </w:tcPr>
           <w:p>
+            <w:pPr>
+              <w:spacing w:before="20" w:after="20"/>
+            </w:pPr>
             <w:r/>
             <w:r>
               <w:rPr>
@@ -3200,6 +4157,9 @@
             <w:tcW w:type="dxa" w:w="1514"/>
           </w:tcPr>
           <w:p>
+            <w:pPr>
+              <w:spacing w:before="20" w:after="20"/>
+            </w:pPr>
             <w:r/>
             <w:r>
               <w:rPr>
@@ -3216,22 +4176,57 @@
             <w:tcW w:type="dxa" w:w="1514"/>
           </w:tcPr>
           <w:p>
-            <w:r/>
-            <w:r>
-              <w:rPr>
-                <w:rFonts w:ascii="Verdana" w:hAnsi="Verdana"/>
-                <w:b w:val="0"/>
-                <w:sz w:val="16"/>
-              </w:rPr>
-              <w:t>W m-2 sr-1 m</w:t>
-            </w:r>
-          </w:p>
-        </w:tc>
-        <w:tc>
-          <w:tcPr>
-            <w:tcW w:type="dxa" w:w="1514"/>
-          </w:tcPr>
-          <w:p>
+            <w:pPr>
+              <w:spacing w:before="20" w:after="20"/>
+            </w:pPr>
+            <w:r/>
+            <w:r>
+              <w:rPr>
+                <w:rFonts w:ascii="Verdana" w:hAnsi="Verdana"/>
+                <w:sz w:val="16"/>
+              </w:rPr>
+              <w:t>W m</w:t>
+            </w:r>
+            <w:r>
+              <w:rPr>
+                <w:rFonts w:ascii="Verdana" w:hAnsi="Verdana"/>
+                <w:sz w:val="16"/>
+                <w:vertAlign w:val="superscript"/>
+              </w:rPr>
+              <w:t>-2</w:t>
+            </w:r>
+            <w:r>
+              <w:rPr>
+                <w:rFonts w:ascii="Verdana" w:hAnsi="Verdana"/>
+                <w:sz w:val="16"/>
+              </w:rPr>
+              <w:t xml:space="preserve"> sr</w:t>
+            </w:r>
+            <w:r>
+              <w:rPr>
+                <w:rFonts w:ascii="Verdana" w:hAnsi="Verdana"/>
+                <w:sz w:val="16"/>
+                <w:vertAlign w:val="superscript"/>
+              </w:rPr>
+              <w:t>-1</w:t>
+            </w:r>
+            <w:r>
+              <w:rPr>
+                <w:rFonts w:ascii="Verdana" w:hAnsi="Verdana"/>
+                <w:sz w:val="16"/>
+              </w:rPr>
+              <w:t xml:space="preserve"> m</w:t>
+            </w:r>
+          </w:p>
+        </w:tc>
+        <w:tc>
+          <w:tcPr>
+            <w:tcW w:type="dxa" w:w="1514"/>
+          </w:tcPr>
+          <w:p>
+            <w:pPr>
+              <w:spacing w:before="20" w:after="20"/>
+            </w:pPr>
             <w:r/>
             <w:r>
               <w:rPr>
@@ -3248,6 +4243,9 @@
             <w:tcW w:type="dxa" w:w="1514"/>
           </w:tcPr>
           <w:p>
+            <w:pPr>
+              <w:spacing w:before="20" w:after="20"/>
+            </w:pPr>
             <w:r/>
             <w:r>
               <w:rPr>
@@ -3264,6 +4262,9 @@
             <w:tcW w:type="dxa" w:w="1514"/>
           </w:tcPr>
           <w:p>
+            <w:pPr>
+              <w:spacing w:before="20" w:after="20"/>
+            </w:pPr>
             <w:r/>
             <w:r>
               <w:rPr>
@@ -3280,22 +4281,57 @@
             <w:tcW w:type="dxa" w:w="1514"/>
           </w:tcPr>
           <w:p>
-            <w:r/>
-            <w:r>
-              <w:rPr>
-                <w:rFonts w:ascii="Verdana" w:hAnsi="Verdana"/>
-                <w:b w:val="0"/>
-                <w:sz w:val="16"/>
-              </w:rPr>
-              <w:t>W m-2 sr-1 m</w:t>
-            </w:r>
-          </w:p>
-        </w:tc>
-        <w:tc>
-          <w:tcPr>
-            <w:tcW w:type="dxa" w:w="1514"/>
-          </w:tcPr>
-          <w:p>
+            <w:pPr>
+              <w:spacing w:before="20" w:after="20"/>
+            </w:pPr>
+            <w:r/>
+            <w:r>
+              <w:rPr>
+                <w:rFonts w:ascii="Verdana" w:hAnsi="Verdana"/>
+                <w:sz w:val="16"/>
+              </w:rPr>
+              <w:t>W m</w:t>
+            </w:r>
+            <w:r>
+              <w:rPr>
+                <w:rFonts w:ascii="Verdana" w:hAnsi="Verdana"/>
+                <w:sz w:val="16"/>
+                <w:vertAlign w:val="superscript"/>
+              </w:rPr>
+              <w:t>-2</w:t>
+            </w:r>
+            <w:r>
+              <w:rPr>
+                <w:rFonts w:ascii="Verdana" w:hAnsi="Verdana"/>
+                <w:sz w:val="16"/>
+              </w:rPr>
+              <w:t xml:space="preserve"> sr</w:t>
+            </w:r>
+            <w:r>
+              <w:rPr>
+                <w:rFonts w:ascii="Verdana" w:hAnsi="Verdana"/>
+                <w:sz w:val="16"/>
+                <w:vertAlign w:val="superscript"/>
+              </w:rPr>
+              <w:t>-1</w:t>
+            </w:r>
+            <w:r>
+              <w:rPr>
+                <w:rFonts w:ascii="Verdana" w:hAnsi="Verdana"/>
+                <w:sz w:val="16"/>
+              </w:rPr>
+              <w:t xml:space="preserve"> m</w:t>
+            </w:r>
+          </w:p>
+        </w:tc>
+        <w:tc>
+          <w:tcPr>
+            <w:tcW w:type="dxa" w:w="1514"/>
+          </w:tcPr>
+          <w:p>
+            <w:pPr>
+              <w:spacing w:before="20" w:after="20"/>
+            </w:pPr>
             <w:r/>
             <w:r>
               <w:rPr>
@@ -3312,6 +4348,9 @@
             <w:tcW w:type="dxa" w:w="1514"/>
           </w:tcPr>
           <w:p>
+            <w:pPr>
+              <w:spacing w:before="20" w:after="20"/>
+            </w:pPr>
             <w:r/>
             <w:r>
               <w:rPr>
@@ -3328,6 +4367,9 @@
             <w:tcW w:type="dxa" w:w="1514"/>
           </w:tcPr>
           <w:p>
+            <w:pPr>
+              <w:spacing w:before="20" w:after="20"/>
+            </w:pPr>
             <w:r/>
             <w:r>
               <w:rPr>
@@ -3348,6 +4390,9 @@
             <w:tcW w:type="dxa" w:w="1514"/>
           </w:tcPr>
           <w:p>
+            <w:pPr>
+              <w:spacing w:before="20" w:after="20"/>
+            </w:pPr>
             <w:r/>
             <w:r>
               <w:rPr>
@@ -3364,6 +4409,9 @@
             <w:tcW w:type="dxa" w:w="1514"/>
           </w:tcPr>
           <w:p>
+            <w:pPr>
+              <w:spacing w:before="20" w:after="20"/>
+            </w:pPr>
             <w:r/>
             <w:r>
               <w:rPr>
@@ -3380,11 +4428,13 @@
             <w:tcW w:type="dxa" w:w="1514"/>
           </w:tcPr>
           <w:p>
-            <w:r/>
-            <w:r>
-              <w:rPr>
-                <w:rFonts w:ascii="Verdana" w:hAnsi="Verdana"/>
-                <w:b w:val="0"/>
+            <w:pPr>
+              <w:spacing w:before="20" w:after="20"/>
+            </w:pPr>
+            <w:r/>
+            <w:r>
+              <w:rPr>
+                <w:rFonts w:ascii="Verdana" w:hAnsi="Verdana"/>
                 <w:sz w:val="16"/>
               </w:rPr>
               <w:t>Таблица флагов</w:t>
@@ -3396,6 +4446,9 @@
             <w:tcW w:type="dxa" w:w="1514"/>
           </w:tcPr>
           <w:p>
+            <w:pPr>
+              <w:spacing w:before="20" w:after="20"/>
+            </w:pPr>
             <w:r/>
             <w:r>
               <w:rPr>
@@ -3412,6 +4465,9 @@
             <w:tcW w:type="dxa" w:w="1514"/>
           </w:tcPr>
           <w:p>
+            <w:pPr>
+              <w:spacing w:before="20" w:after="20"/>
+            </w:pPr>
             <w:r/>
             <w:r>
               <w:rPr>
@@ -3428,6 +4484,9 @@
             <w:tcW w:type="dxa" w:w="1514"/>
           </w:tcPr>
           <w:p>
+            <w:pPr>
+              <w:spacing w:before="20" w:after="20"/>
+            </w:pPr>
             <w:r/>
             <w:r>
               <w:rPr>
@@ -3444,11 +4503,13 @@
             <w:tcW w:type="dxa" w:w="1514"/>
           </w:tcPr>
           <w:p>
-            <w:r/>
-            <w:r>
-              <w:rPr>
-                <w:rFonts w:ascii="Verdana" w:hAnsi="Verdana"/>
-                <w:b w:val="0"/>
+            <w:pPr>
+              <w:spacing w:before="20" w:after="20"/>
+            </w:pPr>
+            <w:r/>
+            <w:r>
+              <w:rPr>
+                <w:rFonts w:ascii="Verdana" w:hAnsi="Verdana"/>
                 <w:sz w:val="16"/>
               </w:rPr>
               <w:t>Таблица флагов</w:t>
@@ -3460,6 +4521,9 @@
             <w:tcW w:type="dxa" w:w="1514"/>
           </w:tcPr>
           <w:p>
+            <w:pPr>
+              <w:spacing w:before="20" w:after="20"/>
+            </w:pPr>
             <w:r/>
             <w:r>
               <w:rPr>
@@ -3476,6 +4540,9 @@
             <w:tcW w:type="dxa" w:w="1514"/>
           </w:tcPr>
           <w:p>
+            <w:pPr>
+              <w:spacing w:before="20" w:after="20"/>
+            </w:pPr>
             <w:r/>
             <w:r>
               <w:rPr>
@@ -3492,6 +4559,9 @@
             <w:tcW w:type="dxa" w:w="1514"/>
           </w:tcPr>
           <w:p>
+            <w:pPr>
+              <w:spacing w:before="20" w:after="20"/>
+            </w:pPr>
             <w:r/>
             <w:r>
               <w:rPr>
@@ -3512,6 +4582,9 @@
             <w:tcW w:type="dxa" w:w="1514"/>
           </w:tcPr>
           <w:p>
+            <w:pPr>
+              <w:spacing w:before="20" w:after="20"/>
+            </w:pPr>
             <w:r/>
             <w:r>
               <w:rPr>
@@ -3528,6 +4601,9 @@
             <w:tcW w:type="dxa" w:w="1514"/>
           </w:tcPr>
           <w:p>
+            <w:pPr>
+              <w:spacing w:before="20" w:after="20"/>
+            </w:pPr>
             <w:r/>
             <w:r>
               <w:rPr>
@@ -3544,11 +4620,13 @@
             <w:tcW w:type="dxa" w:w="1514"/>
           </w:tcPr>
           <w:p>
-            <w:r/>
-            <w:r>
-              <w:rPr>
-                <w:rFonts w:ascii="Verdana" w:hAnsi="Verdana"/>
-                <w:b w:val="0"/>
+            <w:pPr>
+              <w:spacing w:before="20" w:after="20"/>
+            </w:pPr>
+            <w:r/>
+            <w:r>
+              <w:rPr>
+                <w:rFonts w:ascii="Verdana" w:hAnsi="Verdana"/>
                 <w:sz w:val="16"/>
               </w:rPr>
               <w:t>%</w:t>
@@ -3560,6 +4638,9 @@
             <w:tcW w:type="dxa" w:w="1514"/>
           </w:tcPr>
           <w:p>
+            <w:pPr>
+              <w:spacing w:before="20" w:after="20"/>
+            </w:pPr>
             <w:r/>
             <w:r>
               <w:rPr>
@@ -3576,6 +4657,9 @@
             <w:tcW w:type="dxa" w:w="1514"/>
           </w:tcPr>
           <w:p>
+            <w:pPr>
+              <w:spacing w:before="20" w:after="20"/>
+            </w:pPr>
             <w:r/>
             <w:r>
               <w:rPr>
@@ -3592,6 +4676,9 @@
             <w:tcW w:type="dxa" w:w="1514"/>
           </w:tcPr>
           <w:p>
+            <w:pPr>
+              <w:spacing w:before="20" w:after="20"/>
+            </w:pPr>
             <w:r/>
             <w:r>
               <w:rPr>
@@ -3608,11 +4695,13 @@
             <w:tcW w:type="dxa" w:w="1514"/>
           </w:tcPr>
           <w:p>
-            <w:r/>
-            <w:r>
-              <w:rPr>
-                <w:rFonts w:ascii="Verdana" w:hAnsi="Verdana"/>
-                <w:b w:val="0"/>
+            <w:pPr>
+              <w:spacing w:before="20" w:after="20"/>
+            </w:pPr>
+            <w:r/>
+            <w:r>
+              <w:rPr>
+                <w:rFonts w:ascii="Verdana" w:hAnsi="Verdana"/>
                 <w:sz w:val="16"/>
               </w:rPr>
               <w:t>%</w:t>
@@ -3624,6 +4713,9 @@
             <w:tcW w:type="dxa" w:w="1514"/>
           </w:tcPr>
           <w:p>
+            <w:pPr>
+              <w:spacing w:before="20" w:after="20"/>
+            </w:pPr>
             <w:r/>
             <w:r>
               <w:rPr>
@@ -3640,6 +4732,9 @@
             <w:tcW w:type="dxa" w:w="1514"/>
           </w:tcPr>
           <w:p>
+            <w:pPr>
+              <w:spacing w:before="20" w:after="20"/>
+            </w:pPr>
             <w:r/>
             <w:r>
               <w:rPr>
@@ -3656,6 +4751,9 @@
             <w:tcW w:type="dxa" w:w="1514"/>
           </w:tcPr>
           <w:p>
+            <w:pPr>
+              <w:spacing w:before="20" w:after="20"/>
+            </w:pPr>
             <w:r/>
             <w:r>
               <w:rPr>
@@ -3676,6 +4774,9 @@
             <w:tcW w:type="dxa" w:w="1514"/>
           </w:tcPr>
           <w:p>
+            <w:pPr>
+              <w:spacing w:before="20" w:after="20"/>
+            </w:pPr>
             <w:r/>
             <w:r>
               <w:rPr>
@@ -3692,6 +4793,9 @@
             <w:tcW w:type="dxa" w:w="1514"/>
           </w:tcPr>
           <w:p>
+            <w:pPr>
+              <w:spacing w:before="20" w:after="20"/>
+            </w:pPr>
             <w:r/>
             <w:r>
               <w:rPr>
@@ -3708,11 +4812,13 @@
             <w:tcW w:type="dxa" w:w="1514"/>
           </w:tcPr>
           <w:p>
-            <w:r/>
-            <w:r>
-              <w:rPr>
-                <w:rFonts w:ascii="Verdana" w:hAnsi="Verdana"/>
-                <w:b w:val="0"/>
+            <w:pPr>
+              <w:spacing w:before="20" w:after="20"/>
+            </w:pPr>
+            <w:r/>
+            <w:r>
+              <w:rPr>
+                <w:rFonts w:ascii="Verdana" w:hAnsi="Verdana"/>
                 <w:sz w:val="16"/>
               </w:rPr>
               <w:t>Числовой</w:t>
@@ -3724,6 +4830,9 @@
             <w:tcW w:type="dxa" w:w="1514"/>
           </w:tcPr>
           <w:p>
+            <w:pPr>
+              <w:spacing w:before="20" w:after="20"/>
+            </w:pPr>
             <w:r/>
             <w:r>
               <w:rPr>
@@ -3740,6 +4849,9 @@
             <w:tcW w:type="dxa" w:w="1514"/>
           </w:tcPr>
           <w:p>
+            <w:pPr>
+              <w:spacing w:before="20" w:after="20"/>
+            </w:pPr>
             <w:r/>
             <w:r>
               <w:rPr>
@@ -3756,6 +4868,9 @@
             <w:tcW w:type="dxa" w:w="1514"/>
           </w:tcPr>
           <w:p>
+            <w:pPr>
+              <w:spacing w:before="20" w:after="20"/>
+            </w:pPr>
             <w:r/>
             <w:r>
               <w:rPr>
@@ -3772,11 +4887,13 @@
             <w:tcW w:type="dxa" w:w="1514"/>
           </w:tcPr>
           <w:p>
-            <w:r/>
-            <w:r>
-              <w:rPr>
-                <w:rFonts w:ascii="Verdana" w:hAnsi="Verdana"/>
-                <w:b w:val="0"/>
+            <w:pPr>
+              <w:spacing w:before="20" w:after="20"/>
+            </w:pPr>
+            <w:r/>
+            <w:r>
+              <w:rPr>
+                <w:rFonts w:ascii="Verdana" w:hAnsi="Verdana"/>
                 <w:sz w:val="16"/>
               </w:rPr>
               <w:t>Числовой</w:t>
@@ -3788,6 +4905,9 @@
             <w:tcW w:type="dxa" w:w="1514"/>
           </w:tcPr>
           <w:p>
+            <w:pPr>
+              <w:spacing w:before="20" w:after="20"/>
+            </w:pPr>
             <w:r/>
             <w:r>
               <w:rPr>
@@ -3804,6 +4924,9 @@
             <w:tcW w:type="dxa" w:w="1514"/>
           </w:tcPr>
           <w:p>
+            <w:pPr>
+              <w:spacing w:before="20" w:after="20"/>
+            </w:pPr>
             <w:r/>
             <w:r>
               <w:rPr>
@@ -3820,6 +4943,9 @@
             <w:tcW w:type="dxa" w:w="1514"/>
           </w:tcPr>
           <w:p>
+            <w:pPr>
+              <w:spacing w:before="20" w:after="20"/>
+            </w:pPr>
             <w:r/>
             <w:r>
               <w:rPr>
@@ -3840,6 +4966,9 @@
             <w:tcW w:type="dxa" w:w="1514"/>
           </w:tcPr>
           <w:p>
+            <w:pPr>
+              <w:spacing w:before="20" w:after="20"/>
+            </w:pPr>
             <w:r/>
             <w:r>
               <w:rPr>
@@ -3856,6 +4985,9 @@
             <w:tcW w:type="dxa" w:w="1514"/>
           </w:tcPr>
           <w:p>
+            <w:pPr>
+              <w:spacing w:before="20" w:after="20"/>
+            </w:pPr>
             <w:r/>
             <w:r>
               <w:rPr>
@@ -3872,11 +5004,13 @@
             <w:tcW w:type="dxa" w:w="1514"/>
           </w:tcPr>
           <w:p>
-            <w:r/>
-            <w:r>
-              <w:rPr>
-                <w:rFonts w:ascii="Verdana" w:hAnsi="Verdana"/>
-                <w:b w:val="0"/>
+            <w:pPr>
+              <w:spacing w:before="20" w:after="20"/>
+            </w:pPr>
+            <w:r/>
+            <w:r>
+              <w:rPr>
+                <w:rFonts w:ascii="Verdana" w:hAnsi="Verdana"/>
                 <w:sz w:val="16"/>
               </w:rPr>
               <w:t>Таблица флагов</w:t>
@@ -3888,6 +5022,9 @@
             <w:tcW w:type="dxa" w:w="1514"/>
           </w:tcPr>
           <w:p>
+            <w:pPr>
+              <w:spacing w:before="20" w:after="20"/>
+            </w:pPr>
             <w:r/>
             <w:r>
               <w:rPr>
@@ -3904,6 +5041,9 @@
             <w:tcW w:type="dxa" w:w="1514"/>
           </w:tcPr>
           <w:p>
+            <w:pPr>
+              <w:spacing w:before="20" w:after="20"/>
+            </w:pPr>
             <w:r/>
             <w:r>
               <w:rPr>
@@ -3920,6 +5060,9 @@
             <w:tcW w:type="dxa" w:w="1514"/>
           </w:tcPr>
           <w:p>
+            <w:pPr>
+              <w:spacing w:before="20" w:after="20"/>
+            </w:pPr>
             <w:r/>
             <w:r>
               <w:rPr>
@@ -3936,11 +5079,13 @@
             <w:tcW w:type="dxa" w:w="1514"/>
           </w:tcPr>
           <w:p>
-            <w:r/>
-            <w:r>
-              <w:rPr>
-                <w:rFonts w:ascii="Verdana" w:hAnsi="Verdana"/>
-                <w:b w:val="0"/>
+            <w:pPr>
+              <w:spacing w:before="20" w:after="20"/>
+            </w:pPr>
+            <w:r/>
+            <w:r>
+              <w:rPr>
+                <w:rFonts w:ascii="Verdana" w:hAnsi="Verdana"/>
                 <w:sz w:val="16"/>
               </w:rPr>
               <w:t>Таблица флагов</w:t>
@@ -3952,6 +5097,9 @@
             <w:tcW w:type="dxa" w:w="1514"/>
           </w:tcPr>
           <w:p>
+            <w:pPr>
+              <w:spacing w:before="20" w:after="20"/>
+            </w:pPr>
             <w:r/>
             <w:r>
               <w:rPr>
@@ -3968,6 +5116,9 @@
             <w:tcW w:type="dxa" w:w="1514"/>
           </w:tcPr>
           <w:p>
+            <w:pPr>
+              <w:spacing w:before="20" w:after="20"/>
+            </w:pPr>
             <w:r/>
             <w:r>
               <w:rPr>
@@ -3984,6 +5135,9 @@
             <w:tcW w:type="dxa" w:w="1514"/>
           </w:tcPr>
           <w:p>
+            <w:pPr>
+              <w:spacing w:before="20" w:after="20"/>
+            </w:pPr>
             <w:r/>
             <w:r>
               <w:rPr>
@@ -4004,6 +5158,9 @@
             <w:tcW w:type="dxa" w:w="1514"/>
           </w:tcPr>
           <w:p>
+            <w:pPr>
+              <w:spacing w:before="20" w:after="20"/>
+            </w:pPr>
             <w:r/>
             <w:r>
               <w:rPr>
@@ -4020,6 +5177,9 @@
             <w:tcW w:type="dxa" w:w="1514"/>
           </w:tcPr>
           <w:p>
+            <w:pPr>
+              <w:spacing w:before="20" w:after="20"/>
+            </w:pPr>
             <w:r/>
             <w:r>
               <w:rPr>
@@ -4036,11 +5196,13 @@
             <w:tcW w:type="dxa" w:w="1514"/>
           </w:tcPr>
           <w:p>
-            <w:r/>
-            <w:r>
-              <w:rPr>
-                <w:rFonts w:ascii="Verdana" w:hAnsi="Verdana"/>
-                <w:b w:val="0"/>
+            <w:pPr>
+              <w:spacing w:before="20" w:after="20"/>
+            </w:pPr>
+            <w:r/>
+            <w:r>
+              <w:rPr>
+                <w:rFonts w:ascii="Verdana" w:hAnsi="Verdana"/>
                 <w:sz w:val="16"/>
               </w:rPr>
               <w:t>Кодовая таблица</w:t>
@@ -4052,6 +5214,9 @@
             <w:tcW w:type="dxa" w:w="1514"/>
           </w:tcPr>
           <w:p>
+            <w:pPr>
+              <w:spacing w:before="20" w:after="20"/>
+            </w:pPr>
             <w:r/>
             <w:r>
               <w:rPr>
@@ -4068,6 +5233,9 @@
             <w:tcW w:type="dxa" w:w="1514"/>
           </w:tcPr>
           <w:p>
+            <w:pPr>
+              <w:spacing w:before="20" w:after="20"/>
+            </w:pPr>
             <w:r/>
             <w:r>
               <w:rPr>
@@ -4084,6 +5252,9 @@
             <w:tcW w:type="dxa" w:w="1514"/>
           </w:tcPr>
           <w:p>
+            <w:pPr>
+              <w:spacing w:before="20" w:after="20"/>
+            </w:pPr>
             <w:r/>
             <w:r>
               <w:rPr>
@@ -4100,11 +5271,13 @@
             <w:tcW w:type="dxa" w:w="1514"/>
           </w:tcPr>
           <w:p>
-            <w:r/>
-            <w:r>
-              <w:rPr>
-                <w:rFonts w:ascii="Verdana" w:hAnsi="Verdana"/>
-                <w:b w:val="0"/>
+            <w:pPr>
+              <w:spacing w:before="20" w:after="20"/>
+            </w:pPr>
+            <w:r/>
+            <w:r>
+              <w:rPr>
+                <w:rFonts w:ascii="Verdana" w:hAnsi="Verdana"/>
                 <w:sz w:val="16"/>
               </w:rPr>
               <w:t>Кодовая таблица</w:t>
@@ -4116,6 +5289,9 @@
             <w:tcW w:type="dxa" w:w="1514"/>
           </w:tcPr>
           <w:p>
+            <w:pPr>
+              <w:spacing w:before="20" w:after="20"/>
+            </w:pPr>
             <w:r/>
             <w:r>
               <w:rPr>
@@ -4132,6 +5308,9 @@
             <w:tcW w:type="dxa" w:w="1514"/>
           </w:tcPr>
           <w:p>
+            <w:pPr>
+              <w:spacing w:before="20" w:after="20"/>
+            </w:pPr>
             <w:r/>
             <w:r>
               <w:rPr>
@@ -4148,6 +5327,9 @@
             <w:tcW w:type="dxa" w:w="1514"/>
           </w:tcPr>
           <w:p>
+            <w:pPr>
+              <w:spacing w:before="20" w:after="20"/>
+            </w:pPr>
             <w:r/>
             <w:r>
               <w:rPr>
@@ -4168,6 +5350,9 @@
             <w:tcW w:type="dxa" w:w="1514"/>
           </w:tcPr>
           <w:p>
+            <w:pPr>
+              <w:spacing w:before="20" w:after="20"/>
+            </w:pPr>
             <w:r/>
             <w:r>
               <w:rPr>
@@ -4184,6 +5369,9 @@
             <w:tcW w:type="dxa" w:w="1514"/>
           </w:tcPr>
           <w:p>
+            <w:pPr>
+              <w:spacing w:before="20" w:after="20"/>
+            </w:pPr>
             <w:r/>
             <w:r>
               <w:rPr>
@@ -4200,11 +5388,13 @@
             <w:tcW w:type="dxa" w:w="1514"/>
           </w:tcPr>
           <w:p>
-            <w:r/>
-            <w:r>
-              <w:rPr>
-                <w:rFonts w:ascii="Verdana" w:hAnsi="Verdana"/>
-                <w:b w:val="0"/>
+            <w:pPr>
+              <w:spacing w:before="20" w:after="20"/>
+            </w:pPr>
+            <w:r/>
+            <w:r>
+              <w:rPr>
+                <w:rFonts w:ascii="Verdana" w:hAnsi="Verdana"/>
                 <w:sz w:val="16"/>
               </w:rPr>
               <w:t>Кодовая таблица</w:t>
@@ -4216,6 +5406,9 @@
             <w:tcW w:type="dxa" w:w="1514"/>
           </w:tcPr>
           <w:p>
+            <w:pPr>
+              <w:spacing w:before="20" w:after="20"/>
+            </w:pPr>
             <w:r/>
             <w:r>
               <w:rPr>
@@ -4232,6 +5425,9 @@
             <w:tcW w:type="dxa" w:w="1514"/>
           </w:tcPr>
           <w:p>
+            <w:pPr>
+              <w:spacing w:before="20" w:after="20"/>
+            </w:pPr>
             <w:r/>
             <w:r>
               <w:rPr>
@@ -4248,6 +5444,9 @@
             <w:tcW w:type="dxa" w:w="1514"/>
           </w:tcPr>
           <w:p>
+            <w:pPr>
+              <w:spacing w:before="20" w:after="20"/>
+            </w:pPr>
             <w:r/>
             <w:r>
               <w:rPr>
@@ -4264,11 +5463,13 @@
             <w:tcW w:type="dxa" w:w="1514"/>
           </w:tcPr>
           <w:p>
-            <w:r/>
-            <w:r>
-              <w:rPr>
-                <w:rFonts w:ascii="Verdana" w:hAnsi="Verdana"/>
-                <w:b w:val="0"/>
+            <w:pPr>
+              <w:spacing w:before="20" w:after="20"/>
+            </w:pPr>
+            <w:r/>
+            <w:r>
+              <w:rPr>
+                <w:rFonts w:ascii="Verdana" w:hAnsi="Verdana"/>
                 <w:sz w:val="16"/>
               </w:rPr>
               <w:t>Кодовая таблица</w:t>
@@ -4280,6 +5481,9 @@
             <w:tcW w:type="dxa" w:w="1514"/>
           </w:tcPr>
           <w:p>
+            <w:pPr>
+              <w:spacing w:before="20" w:after="20"/>
+            </w:pPr>
             <w:r/>
             <w:r>
               <w:rPr>
@@ -4296,6 +5500,9 @@
             <w:tcW w:type="dxa" w:w="1514"/>
           </w:tcPr>
           <w:p>
+            <w:pPr>
+              <w:spacing w:before="20" w:after="20"/>
+            </w:pPr>
             <w:r/>
             <w:r>
               <w:rPr>
@@ -4312,6 +5519,9 @@
             <w:tcW w:type="dxa" w:w="1514"/>
           </w:tcPr>
           <w:p>
+            <w:pPr>
+              <w:spacing w:before="20" w:after="20"/>
+            </w:pPr>
             <w:r/>
             <w:r>
               <w:rPr>
@@ -4332,6 +5542,9 @@
             <w:tcW w:type="dxa" w:w="1514"/>
           </w:tcPr>
           <w:p>
+            <w:pPr>
+              <w:spacing w:before="20" w:after="20"/>
+            </w:pPr>
             <w:r/>
             <w:r>
               <w:rPr>
@@ -4348,6 +5561,9 @@
             <w:tcW w:type="dxa" w:w="1514"/>
           </w:tcPr>
           <w:p>
+            <w:pPr>
+              <w:spacing w:before="20" w:after="20"/>
+            </w:pPr>
             <w:r/>
             <w:r>
               <w:rPr>
@@ -4364,11 +5580,13 @@
             <w:tcW w:type="dxa" w:w="1514"/>
           </w:tcPr>
           <w:p>
-            <w:r/>
-            <w:r>
-              <w:rPr>
-                <w:rFonts w:ascii="Verdana" w:hAnsi="Verdana"/>
-                <w:b w:val="0"/>
+            <w:pPr>
+              <w:spacing w:before="20" w:after="20"/>
+            </w:pPr>
+            <w:r/>
+            <w:r>
+              <w:rPr>
+                <w:rFonts w:ascii="Verdana" w:hAnsi="Verdana"/>
                 <w:sz w:val="16"/>
               </w:rPr>
               <w:t>Числовой</w:t>
@@ -4380,6 +5598,9 @@
             <w:tcW w:type="dxa" w:w="1514"/>
           </w:tcPr>
           <w:p>
+            <w:pPr>
+              <w:spacing w:before="20" w:after="20"/>
+            </w:pPr>
             <w:r/>
             <w:r>
               <w:rPr>
@@ -4396,6 +5617,9 @@
             <w:tcW w:type="dxa" w:w="1514"/>
           </w:tcPr>
           <w:p>
+            <w:pPr>
+              <w:spacing w:before="20" w:after="20"/>
+            </w:pPr>
             <w:r/>
             <w:r>
               <w:rPr>
@@ -4412,6 +5636,9 @@
             <w:tcW w:type="dxa" w:w="1514"/>
           </w:tcPr>
           <w:p>
+            <w:pPr>
+              <w:spacing w:before="20" w:after="20"/>
+            </w:pPr>
             <w:r/>
             <w:r>
               <w:rPr>
@@ -4428,11 +5655,13 @@
             <w:tcW w:type="dxa" w:w="1514"/>
           </w:tcPr>
           <w:p>
-            <w:r/>
-            <w:r>
-              <w:rPr>
-                <w:rFonts w:ascii="Verdana" w:hAnsi="Verdana"/>
-                <w:b w:val="0"/>
+            <w:pPr>
+              <w:spacing w:before="20" w:after="20"/>
+            </w:pPr>
+            <w:r/>
+            <w:r>
+              <w:rPr>
+                <w:rFonts w:ascii="Verdana" w:hAnsi="Verdana"/>
                 <w:sz w:val="16"/>
               </w:rPr>
               <w:t>Числовой</w:t>
@@ -4444,6 +5673,9 @@
             <w:tcW w:type="dxa" w:w="1514"/>
           </w:tcPr>
           <w:p>
+            <w:pPr>
+              <w:spacing w:before="20" w:after="20"/>
+            </w:pPr>
             <w:r/>
             <w:r>
               <w:rPr>
@@ -4460,6 +5692,9 @@
             <w:tcW w:type="dxa" w:w="1514"/>
           </w:tcPr>
           <w:p>
+            <w:pPr>
+              <w:spacing w:before="20" w:after="20"/>
+            </w:pPr>
             <w:r/>
             <w:r>
               <w:rPr>
@@ -4476,6 +5711,9 @@
             <w:tcW w:type="dxa" w:w="1514"/>
           </w:tcPr>
           <w:p>
+            <w:pPr>
+              <w:spacing w:before="20" w:after="20"/>
+            </w:pPr>
             <w:r/>
             <w:r>
               <w:rPr>
@@ -4496,6 +5734,9 @@
             <w:tcW w:type="dxa" w:w="1514"/>
           </w:tcPr>
           <w:p>
+            <w:pPr>
+              <w:spacing w:before="20" w:after="20"/>
+            </w:pPr>
             <w:r/>
             <w:r>
               <w:rPr>
@@ -4512,6 +5753,9 @@
             <w:tcW w:type="dxa" w:w="1514"/>
           </w:tcPr>
           <w:p>
+            <w:pPr>
+              <w:spacing w:before="20" w:after="20"/>
+            </w:pPr>
             <w:r/>
             <w:r>
               <w:rPr>
@@ -4528,11 +5772,13 @@
             <w:tcW w:type="dxa" w:w="1514"/>
           </w:tcPr>
           <w:p>
-            <w:r/>
-            <w:r>
-              <w:rPr>
-                <w:rFonts w:ascii="Verdana" w:hAnsi="Verdana"/>
-                <w:b w:val="0"/>
+            <w:pPr>
+              <w:spacing w:before="20" w:after="20"/>
+            </w:pPr>
+            <w:r/>
+            <w:r>
+              <w:rPr>
+                <w:rFonts w:ascii="Verdana" w:hAnsi="Verdana"/>
                 <w:sz w:val="16"/>
               </w:rPr>
               <w:t>deg</w:t>
@@ -4544,6 +5790,9 @@
             <w:tcW w:type="dxa" w:w="1514"/>
           </w:tcPr>
           <w:p>
+            <w:pPr>
+              <w:spacing w:before="20" w:after="20"/>
+            </w:pPr>
             <w:r/>
             <w:r>
               <w:rPr>
@@ -4560,6 +5809,9 @@
             <w:tcW w:type="dxa" w:w="1514"/>
           </w:tcPr>
           <w:p>
+            <w:pPr>
+              <w:spacing w:before="20" w:after="20"/>
+            </w:pPr>
             <w:r/>
             <w:r>
               <w:rPr>
@@ -4576,6 +5828,9 @@
             <w:tcW w:type="dxa" w:w="1514"/>
           </w:tcPr>
           <w:p>
+            <w:pPr>
+              <w:spacing w:before="20" w:after="20"/>
+            </w:pPr>
             <w:r/>
             <w:r>
               <w:rPr>
@@ -4592,11 +5847,13 @@
             <w:tcW w:type="dxa" w:w="1514"/>
           </w:tcPr>
           <w:p>
-            <w:r/>
-            <w:r>
-              <w:rPr>
-                <w:rFonts w:ascii="Verdana" w:hAnsi="Verdana"/>
-                <w:b w:val="0"/>
+            <w:pPr>
+              <w:spacing w:before="20" w:after="20"/>
+            </w:pPr>
+            <w:r/>
+            <w:r>
+              <w:rPr>
+                <w:rFonts w:ascii="Verdana" w:hAnsi="Verdana"/>
                 <w:sz w:val="16"/>
               </w:rPr>
               <w:t>deg</w:t>
@@ -4608,6 +5865,9 @@
             <w:tcW w:type="dxa" w:w="1514"/>
           </w:tcPr>
           <w:p>
+            <w:pPr>
+              <w:spacing w:before="20" w:after="20"/>
+            </w:pPr>
             <w:r/>
             <w:r>
               <w:rPr>
@@ -4624,6 +5884,9 @@
             <w:tcW w:type="dxa" w:w="1514"/>
           </w:tcPr>
           <w:p>
+            <w:pPr>
+              <w:spacing w:before="20" w:after="20"/>
+            </w:pPr>
             <w:r/>
             <w:r>
               <w:rPr>
@@ -4640,6 +5903,9 @@
             <w:tcW w:type="dxa" w:w="1514"/>
           </w:tcPr>
           <w:p>
+            <w:pPr>
+              <w:spacing w:before="20" w:after="20"/>
+            </w:pPr>
             <w:r/>
             <w:r>
               <w:rPr>
@@ -4660,6 +5926,9 @@
             <w:tcW w:type="dxa" w:w="1514"/>
           </w:tcPr>
           <w:p>
+            <w:pPr>
+              <w:spacing w:before="20" w:after="20"/>
+            </w:pPr>
             <w:r/>
             <w:r>
               <w:rPr>
@@ -4676,6 +5945,9 @@
             <w:tcW w:type="dxa" w:w="1514"/>
           </w:tcPr>
           <w:p>
+            <w:pPr>
+              <w:spacing w:before="20" w:after="20"/>
+            </w:pPr>
             <w:r/>
             <w:r>
               <w:rPr>
@@ -4692,11 +5964,13 @@
             <w:tcW w:type="dxa" w:w="1514"/>
           </w:tcPr>
           <w:p>
-            <w:r/>
-            <w:r>
-              <w:rPr>
-                <w:rFonts w:ascii="Verdana" w:hAnsi="Verdana"/>
-                <w:b w:val="0"/>
+            <w:pPr>
+              <w:spacing w:before="20" w:after="20"/>
+            </w:pPr>
+            <w:r/>
+            <w:r>
+              <w:rPr>
+                <w:rFonts w:ascii="Verdana" w:hAnsi="Verdana"/>
                 <w:sz w:val="16"/>
               </w:rPr>
               <w:t>Кодовая таблица</w:t>
@@ -4708,6 +5982,9 @@
             <w:tcW w:type="dxa" w:w="1514"/>
           </w:tcPr>
           <w:p>
+            <w:pPr>
+              <w:spacing w:before="20" w:after="20"/>
+            </w:pPr>
             <w:r/>
             <w:r>
               <w:rPr>
@@ -4724,6 +6001,9 @@
             <w:tcW w:type="dxa" w:w="1514"/>
           </w:tcPr>
           <w:p>
+            <w:pPr>
+              <w:spacing w:before="20" w:after="20"/>
+            </w:pPr>
             <w:r/>
             <w:r>
               <w:rPr>
@@ -4740,6 +6020,9 @@
             <w:tcW w:type="dxa" w:w="1514"/>
           </w:tcPr>
           <w:p>
+            <w:pPr>
+              <w:spacing w:before="20" w:after="20"/>
+            </w:pPr>
             <w:r/>
             <w:r>
               <w:rPr>
@@ -4756,11 +6039,13 @@
             <w:tcW w:type="dxa" w:w="1514"/>
           </w:tcPr>
           <w:p>
-            <w:r/>
-            <w:r>
-              <w:rPr>
-                <w:rFonts w:ascii="Verdana" w:hAnsi="Verdana"/>
-                <w:b w:val="0"/>
+            <w:pPr>
+              <w:spacing w:before="20" w:after="20"/>
+            </w:pPr>
+            <w:r/>
+            <w:r>
+              <w:rPr>
+                <w:rFonts w:ascii="Verdana" w:hAnsi="Verdana"/>
                 <w:sz w:val="16"/>
               </w:rPr>
               <w:t>Кодовая таблица</w:t>
@@ -4772,6 +6057,9 @@
             <w:tcW w:type="dxa" w:w="1514"/>
           </w:tcPr>
           <w:p>
+            <w:pPr>
+              <w:spacing w:before="20" w:after="20"/>
+            </w:pPr>
             <w:r/>
             <w:r>
               <w:rPr>
@@ -4788,6 +6076,9 @@
             <w:tcW w:type="dxa" w:w="1514"/>
           </w:tcPr>
           <w:p>
+            <w:pPr>
+              <w:spacing w:before="20" w:after="20"/>
+            </w:pPr>
             <w:r/>
             <w:r>
               <w:rPr>
@@ -4804,6 +6095,9 @@
             <w:tcW w:type="dxa" w:w="1514"/>
           </w:tcPr>
           <w:p>
+            <w:pPr>
+              <w:spacing w:before="20" w:after="20"/>
+            </w:pPr>
             <w:r/>
             <w:r>
               <w:rPr>
@@ -4824,6 +6118,9 @@
             <w:tcW w:type="dxa" w:w="1514"/>
           </w:tcPr>
           <w:p>
+            <w:pPr>
+              <w:spacing w:before="20" w:after="20"/>
+            </w:pPr>
             <w:r/>
             <w:r>
               <w:rPr>
@@ -4840,6 +6137,9 @@
             <w:tcW w:type="dxa" w:w="1514"/>
           </w:tcPr>
           <w:p>
+            <w:pPr>
+              <w:spacing w:before="20" w:after="20"/>
+            </w:pPr>
             <w:r/>
             <w:r>
               <w:rPr>
@@ -4856,11 +6156,13 @@
             <w:tcW w:type="dxa" w:w="1514"/>
           </w:tcPr>
           <w:p>
-            <w:r/>
-            <w:r>
-              <w:rPr>
-                <w:rFonts w:ascii="Verdana" w:hAnsi="Verdana"/>
-                <w:b w:val="0"/>
+            <w:pPr>
+              <w:spacing w:before="20" w:after="20"/>
+            </w:pPr>
+            <w:r/>
+            <w:r>
+              <w:rPr>
+                <w:rFonts w:ascii="Verdana" w:hAnsi="Verdana"/>
                 <w:sz w:val="16"/>
               </w:rPr>
               <w:t>m</w:t>
@@ -4872,6 +6174,9 @@
             <w:tcW w:type="dxa" w:w="1514"/>
           </w:tcPr>
           <w:p>
+            <w:pPr>
+              <w:spacing w:before="20" w:after="20"/>
+            </w:pPr>
             <w:r/>
             <w:r>
               <w:rPr>
@@ -4888,6 +6193,9 @@
             <w:tcW w:type="dxa" w:w="1514"/>
           </w:tcPr>
           <w:p>
+            <w:pPr>
+              <w:spacing w:before="20" w:after="20"/>
+            </w:pPr>
             <w:r/>
             <w:r>
               <w:rPr>
@@ -4904,6 +6212,9 @@
             <w:tcW w:type="dxa" w:w="1514"/>
           </w:tcPr>
           <w:p>
+            <w:pPr>
+              <w:spacing w:before="20" w:after="20"/>
+            </w:pPr>
             <w:r/>
             <w:r>
               <w:rPr>
@@ -4920,11 +6231,13 @@
             <w:tcW w:type="dxa" w:w="1514"/>
           </w:tcPr>
           <w:p>
-            <w:r/>
-            <w:r>
-              <w:rPr>
-                <w:rFonts w:ascii="Verdana" w:hAnsi="Verdana"/>
-                <w:b w:val="0"/>
+            <w:pPr>
+              <w:spacing w:before="20" w:after="20"/>
+            </w:pPr>
+            <w:r/>
+            <w:r>
+              <w:rPr>
+                <w:rFonts w:ascii="Verdana" w:hAnsi="Verdana"/>
                 <w:sz w:val="16"/>
               </w:rPr>
               <w:t>m</w:t>
@@ -4936,6 +6249,9 @@
             <w:tcW w:type="dxa" w:w="1514"/>
           </w:tcPr>
           <w:p>
+            <w:pPr>
+              <w:spacing w:before="20" w:after="20"/>
+            </w:pPr>
             <w:r/>
             <w:r>
               <w:rPr>
@@ -4952,6 +6268,9 @@
             <w:tcW w:type="dxa" w:w="1514"/>
           </w:tcPr>
           <w:p>
+            <w:pPr>
+              <w:spacing w:before="20" w:after="20"/>
+            </w:pPr>
             <w:r/>
             <w:r>
               <w:rPr>
@@ -4968,6 +6287,9 @@
             <w:tcW w:type="dxa" w:w="1514"/>
           </w:tcPr>
           <w:p>
+            <w:pPr>
+              <w:spacing w:before="20" w:after="20"/>
+            </w:pPr>
             <w:r/>
             <w:r>
               <w:rPr>
@@ -4988,6 +6310,9 @@
             <w:tcW w:type="dxa" w:w="1514"/>
           </w:tcPr>
           <w:p>
+            <w:pPr>
+              <w:spacing w:before="20" w:after="20"/>
+            </w:pPr>
             <w:r/>
             <w:r>
               <w:rPr>
@@ -5004,6 +6329,9 @@
             <w:tcW w:type="dxa" w:w="1514"/>
           </w:tcPr>
           <w:p>
+            <w:pPr>
+              <w:spacing w:before="20" w:after="20"/>
+            </w:pPr>
             <w:r/>
             <w:r>
               <w:rPr>
@@ -5020,11 +6348,13 @@
             <w:tcW w:type="dxa" w:w="1514"/>
           </w:tcPr>
           <w:p>
-            <w:r/>
-            <w:r>
-              <w:rPr>
-                <w:rFonts w:ascii="Verdana" w:hAnsi="Verdana"/>
-                <w:b w:val="0"/>
+            <w:pPr>
+              <w:spacing w:before="20" w:after="20"/>
+            </w:pPr>
+            <w:r/>
+            <w:r>
+              <w:rPr>
+                <w:rFonts w:ascii="Verdana" w:hAnsi="Verdana"/>
                 <w:sz w:val="16"/>
               </w:rPr>
               <w:t>m/s</w:t>
@@ -5036,6 +6366,9 @@
             <w:tcW w:type="dxa" w:w="1514"/>
           </w:tcPr>
           <w:p>
+            <w:pPr>
+              <w:spacing w:before="20" w:after="20"/>
+            </w:pPr>
             <w:r/>
             <w:r>
               <w:rPr>
@@ -5052,6 +6385,9 @@
             <w:tcW w:type="dxa" w:w="1514"/>
           </w:tcPr>
           <w:p>
+            <w:pPr>
+              <w:spacing w:before="20" w:after="20"/>
+            </w:pPr>
             <w:r/>
             <w:r>
               <w:rPr>
@@ -5068,6 +6404,9 @@
             <w:tcW w:type="dxa" w:w="1514"/>
           </w:tcPr>
           <w:p>
+            <w:pPr>
+              <w:spacing w:before="20" w:after="20"/>
+            </w:pPr>
             <w:r/>
             <w:r>
               <w:rPr>
@@ -5084,11 +6423,13 @@
             <w:tcW w:type="dxa" w:w="1514"/>
           </w:tcPr>
           <w:p>
-            <w:r/>
-            <w:r>
-              <w:rPr>
-                <w:rFonts w:ascii="Verdana" w:hAnsi="Verdana"/>
-                <w:b w:val="0"/>
+            <w:pPr>
+              <w:spacing w:before="20" w:after="20"/>
+            </w:pPr>
+            <w:r/>
+            <w:r>
+              <w:rPr>
+                <w:rFonts w:ascii="Verdana" w:hAnsi="Verdana"/>
                 <w:sz w:val="16"/>
               </w:rPr>
               <w:t>m/s</w:t>
@@ -5100,6 +6441,9 @@
             <w:tcW w:type="dxa" w:w="1514"/>
           </w:tcPr>
           <w:p>
+            <w:pPr>
+              <w:spacing w:before="20" w:after="20"/>
+            </w:pPr>
             <w:r/>
             <w:r>
               <w:rPr>
@@ -5116,6 +6460,9 @@
             <w:tcW w:type="dxa" w:w="1514"/>
           </w:tcPr>
           <w:p>
+            <w:pPr>
+              <w:spacing w:before="20" w:after="20"/>
+            </w:pPr>
             <w:r/>
             <w:r>
               <w:rPr>
@@ -5132,6 +6479,9 @@
             <w:tcW w:type="dxa" w:w="1514"/>
           </w:tcPr>
           <w:p>
+            <w:pPr>
+              <w:spacing w:before="20" w:after="20"/>
+            </w:pPr>
             <w:r/>
             <w:r>
               <w:rPr>
@@ -5152,6 +6502,9 @@
             <w:tcW w:type="dxa" w:w="1514"/>
           </w:tcPr>
           <w:p>
+            <w:pPr>
+              <w:spacing w:before="20" w:after="20"/>
+            </w:pPr>
             <w:r/>
             <w:r>
               <w:rPr>
@@ -5168,6 +6521,9 @@
             <w:tcW w:type="dxa" w:w="1514"/>
           </w:tcPr>
           <w:p>
+            <w:pPr>
+              <w:spacing w:before="20" w:after="20"/>
+            </w:pPr>
             <w:r/>
             <w:r>
               <w:rPr>
@@ -5184,11 +6540,13 @@
             <w:tcW w:type="dxa" w:w="1514"/>
           </w:tcPr>
           <w:p>
-            <w:r/>
-            <w:r>
-              <w:rPr>
-                <w:rFonts w:ascii="Verdana" w:hAnsi="Verdana"/>
-                <w:b w:val="0"/>
+            <w:pPr>
+              <w:spacing w:before="20" w:after="20"/>
+            </w:pPr>
+            <w:r/>
+            <w:r>
+              <w:rPr>
+                <w:rFonts w:ascii="Verdana" w:hAnsi="Verdana"/>
                 <w:sz w:val="16"/>
               </w:rPr>
               <w:t>m/s</w:t>
@@ -5200,6 +6558,9 @@
             <w:tcW w:type="dxa" w:w="1514"/>
           </w:tcPr>
           <w:p>
+            <w:pPr>
+              <w:spacing w:before="20" w:after="20"/>
+            </w:pPr>
             <w:r/>
             <w:r>
               <w:rPr>
@@ -5216,6 +6577,9 @@
             <w:tcW w:type="dxa" w:w="1514"/>
           </w:tcPr>
           <w:p>
+            <w:pPr>
+              <w:spacing w:before="20" w:after="20"/>
+            </w:pPr>
             <w:r/>
             <w:r>
               <w:rPr>
@@ -5232,6 +6596,9 @@
             <w:tcW w:type="dxa" w:w="1514"/>
           </w:tcPr>
           <w:p>
+            <w:pPr>
+              <w:spacing w:before="20" w:after="20"/>
+            </w:pPr>
             <w:r/>
             <w:r>
               <w:rPr>
@@ -5248,11 +6615,13 @@
             <w:tcW w:type="dxa" w:w="1514"/>
           </w:tcPr>
           <w:p>
-            <w:r/>
-            <w:r>
-              <w:rPr>
-                <w:rFonts w:ascii="Verdana" w:hAnsi="Verdana"/>
-                <w:b w:val="0"/>
+            <w:pPr>
+              <w:spacing w:before="20" w:after="20"/>
+            </w:pPr>
+            <w:r/>
+            <w:r>
+              <w:rPr>
+                <w:rFonts w:ascii="Verdana" w:hAnsi="Verdana"/>
                 <w:sz w:val="16"/>
               </w:rPr>
               <w:t>m/s</w:t>
@@ -5264,6 +6633,9 @@
             <w:tcW w:type="dxa" w:w="1514"/>
           </w:tcPr>
           <w:p>
+            <w:pPr>
+              <w:spacing w:before="20" w:after="20"/>
+            </w:pPr>
             <w:r/>
             <w:r>
               <w:rPr>
@@ -5280,6 +6652,9 @@
             <w:tcW w:type="dxa" w:w="1514"/>
           </w:tcPr>
           <w:p>
+            <w:pPr>
+              <w:spacing w:before="20" w:after="20"/>
+            </w:pPr>
             <w:r/>
             <w:r>
               <w:rPr>
@@ -5296,6 +6671,9 @@
             <w:tcW w:type="dxa" w:w="1514"/>
           </w:tcPr>
           <w:p>
+            <w:pPr>
+              <w:spacing w:before="20" w:after="20"/>
+            </w:pPr>
             <w:r/>
             <w:r>
               <w:rPr>
@@ -5316,6 +6694,9 @@
             <w:tcW w:type="dxa" w:w="1514"/>
           </w:tcPr>
           <w:p>
+            <w:pPr>
+              <w:spacing w:before="20" w:after="20"/>
+            </w:pPr>
             <w:r/>
             <w:r>
               <w:rPr>
@@ -5332,6 +6713,9 @@
             <w:tcW w:type="dxa" w:w="1514"/>
           </w:tcPr>
           <w:p>
+            <w:pPr>
+              <w:spacing w:before="20" w:after="20"/>
+            </w:pPr>
             <w:r/>
             <w:r>
               <w:rPr>
@@ -5348,22 +6732,42 @@
             <w:tcW w:type="dxa" w:w="1514"/>
           </w:tcPr>
           <w:p>
-            <w:r/>
-            <w:r>
-              <w:rPr>
-                <w:rFonts w:ascii="Verdana" w:hAnsi="Verdana"/>
-                <w:b w:val="0"/>
-                <w:sz w:val="16"/>
-              </w:rPr>
-              <w:t>m s-1 Pa-1</w:t>
-            </w:r>
-          </w:p>
-        </w:tc>
-        <w:tc>
-          <w:tcPr>
-            <w:tcW w:type="dxa" w:w="1514"/>
-          </w:tcPr>
-          <w:p>
+            <w:pPr>
+              <w:spacing w:before="20" w:after="20"/>
+            </w:pPr>
+            <w:r/>
+            <w:r>
+              <w:rPr>
+                <w:rFonts w:ascii="Verdana" w:hAnsi="Verdana"/>
+                <w:sz w:val="16"/>
+              </w:rPr>
+              <w:t>m s</w:t>
+            </w:r>
+            <w:r>
+              <w:rPr>
+                <w:rFonts w:ascii="Verdana" w:hAnsi="Verdana"/>
+                <w:sz w:val="16"/>
+                <w:vertAlign w:val="superscript"/>
+              </w:rPr>
+              <w:t>-1</w:t>
+            </w:r>
+            <w:r>
+              <w:rPr>
+                <w:rFonts w:ascii="Verdana" w:hAnsi="Verdana"/>
+                <w:sz w:val="16"/>
+              </w:rPr>
+              <w:t xml:space="preserve"> Pa-1</w:t>
+            </w:r>
+          </w:p>
+        </w:tc>
+        <w:tc>
+          <w:tcPr>
+            <w:tcW w:type="dxa" w:w="1514"/>
+          </w:tcPr>
+          <w:p>
+            <w:pPr>
+              <w:spacing w:before="20" w:after="20"/>
+            </w:pPr>
             <w:r/>
             <w:r>
               <w:rPr>
@@ -5380,6 +6784,9 @@
             <w:tcW w:type="dxa" w:w="1514"/>
           </w:tcPr>
           <w:p>
+            <w:pPr>
+              <w:spacing w:before="20" w:after="20"/>
+            </w:pPr>
             <w:r/>
             <w:r>
               <w:rPr>
@@ -5396,6 +6803,9 @@
             <w:tcW w:type="dxa" w:w="1514"/>
           </w:tcPr>
           <w:p>
+            <w:pPr>
+              <w:spacing w:before="20" w:after="20"/>
+            </w:pPr>
             <w:r/>
             <w:r>
               <w:rPr>
@@ -5412,22 +6822,42 @@
             <w:tcW w:type="dxa" w:w="1514"/>
           </w:tcPr>
           <w:p>
-            <w:r/>
-            <w:r>
-              <w:rPr>
-                <w:rFonts w:ascii="Verdana" w:hAnsi="Verdana"/>
-                <w:b w:val="0"/>
-                <w:sz w:val="16"/>
-              </w:rPr>
-              <w:t>m s-1 Pa-1</w:t>
-            </w:r>
-          </w:p>
-        </w:tc>
-        <w:tc>
-          <w:tcPr>
-            <w:tcW w:type="dxa" w:w="1514"/>
-          </w:tcPr>
-          <w:p>
+            <w:pPr>
+              <w:spacing w:before="20" w:after="20"/>
+            </w:pPr>
+            <w:r/>
+            <w:r>
+              <w:rPr>
+                <w:rFonts w:ascii="Verdana" w:hAnsi="Verdana"/>
+                <w:sz w:val="16"/>
+              </w:rPr>
+              <w:t>m s</w:t>
+            </w:r>
+            <w:r>
+              <w:rPr>
+                <w:rFonts w:ascii="Verdana" w:hAnsi="Verdana"/>
+                <w:sz w:val="16"/>
+                <w:vertAlign w:val="superscript"/>
+              </w:rPr>
+              <w:t>-1</w:t>
+            </w:r>
+            <w:r>
+              <w:rPr>
+                <w:rFonts w:ascii="Verdana" w:hAnsi="Verdana"/>
+                <w:sz w:val="16"/>
+              </w:rPr>
+              <w:t xml:space="preserve"> Pa-1</w:t>
+            </w:r>
+          </w:p>
+        </w:tc>
+        <w:tc>
+          <w:tcPr>
+            <w:tcW w:type="dxa" w:w="1514"/>
+          </w:tcPr>
+          <w:p>
+            <w:pPr>
+              <w:spacing w:before="20" w:after="20"/>
+            </w:pPr>
             <w:r/>
             <w:r>
               <w:rPr>
@@ -5444,6 +6874,9 @@
             <w:tcW w:type="dxa" w:w="1514"/>
           </w:tcPr>
           <w:p>
+            <w:pPr>
+              <w:spacing w:before="20" w:after="20"/>
+            </w:pPr>
             <w:r/>
             <w:r>
               <w:rPr>
@@ -5460,6 +6893,9 @@
             <w:tcW w:type="dxa" w:w="1514"/>
           </w:tcPr>
           <w:p>
+            <w:pPr>
+              <w:spacing w:before="20" w:after="20"/>
+            </w:pPr>
             <w:r/>
             <w:r>
               <w:rPr>
@@ -5480,6 +6916,9 @@
             <w:tcW w:type="dxa" w:w="1514"/>
           </w:tcPr>
           <w:p>
+            <w:pPr>
+              <w:spacing w:before="20" w:after="20"/>
+            </w:pPr>
             <w:r/>
             <w:r>
               <w:rPr>
@@ -5496,6 +6935,9 @@
             <w:tcW w:type="dxa" w:w="1514"/>
           </w:tcPr>
           <w:p>
+            <w:pPr>
+              <w:spacing w:before="20" w:after="20"/>
+            </w:pPr>
             <w:r/>
             <w:r>
               <w:rPr>
@@ -5512,22 +6954,42 @@
             <w:tcW w:type="dxa" w:w="1514"/>
           </w:tcPr>
           <w:p>
-            <w:r/>
-            <w:r>
-              <w:rPr>
-                <w:rFonts w:ascii="Verdana" w:hAnsi="Verdana"/>
-                <w:b w:val="0"/>
-                <w:sz w:val="16"/>
-              </w:rPr>
-              <w:t>m s-1 K-1</w:t>
-            </w:r>
-          </w:p>
-        </w:tc>
-        <w:tc>
-          <w:tcPr>
-            <w:tcW w:type="dxa" w:w="1514"/>
-          </w:tcPr>
-          <w:p>
+            <w:pPr>
+              <w:spacing w:before="20" w:after="20"/>
+            </w:pPr>
+            <w:r/>
+            <w:r>
+              <w:rPr>
+                <w:rFonts w:ascii="Verdana" w:hAnsi="Verdana"/>
+                <w:sz w:val="16"/>
+              </w:rPr>
+              <w:t>m s</w:t>
+            </w:r>
+            <w:r>
+              <w:rPr>
+                <w:rFonts w:ascii="Verdana" w:hAnsi="Verdana"/>
+                <w:sz w:val="16"/>
+                <w:vertAlign w:val="superscript"/>
+              </w:rPr>
+              <w:t>-1</w:t>
+            </w:r>
+            <w:r>
+              <w:rPr>
+                <w:rFonts w:ascii="Verdana" w:hAnsi="Verdana"/>
+                <w:sz w:val="16"/>
+              </w:rPr>
+              <w:t xml:space="preserve"> K-1</w:t>
+            </w:r>
+          </w:p>
+        </w:tc>
+        <w:tc>
+          <w:tcPr>
+            <w:tcW w:type="dxa" w:w="1514"/>
+          </w:tcPr>
+          <w:p>
+            <w:pPr>
+              <w:spacing w:before="20" w:after="20"/>
+            </w:pPr>
             <w:r/>
             <w:r>
               <w:rPr>
@@ -5544,6 +7006,9 @@
             <w:tcW w:type="dxa" w:w="1514"/>
           </w:tcPr>
           <w:p>
+            <w:pPr>
+              <w:spacing w:before="20" w:after="20"/>
+            </w:pPr>
             <w:r/>
             <w:r>
               <w:rPr>
@@ -5560,6 +7025,9 @@
             <w:tcW w:type="dxa" w:w="1514"/>
           </w:tcPr>
           <w:p>
+            <w:pPr>
+              <w:spacing w:before="20" w:after="20"/>
+            </w:pPr>
             <w:r/>
             <w:r>
               <w:rPr>
@@ -5576,22 +7044,42 @@
             <w:tcW w:type="dxa" w:w="1514"/>
           </w:tcPr>
           <w:p>
-            <w:r/>
-            <w:r>
-              <w:rPr>
-                <w:rFonts w:ascii="Verdana" w:hAnsi="Verdana"/>
-                <w:b w:val="0"/>
-                <w:sz w:val="16"/>
-              </w:rPr>
-              <w:t>m s-1 K-1</w:t>
-            </w:r>
-          </w:p>
-        </w:tc>
-        <w:tc>
-          <w:tcPr>
-            <w:tcW w:type="dxa" w:w="1514"/>
-          </w:tcPr>
-          <w:p>
+            <w:pPr>
+              <w:spacing w:before="20" w:after="20"/>
+            </w:pPr>
+            <w:r/>
+            <w:r>
+              <w:rPr>
+                <w:rFonts w:ascii="Verdana" w:hAnsi="Verdana"/>
+                <w:sz w:val="16"/>
+              </w:rPr>
+              <w:t>m s</w:t>
+            </w:r>
+            <w:r>
+              <w:rPr>
+                <w:rFonts w:ascii="Verdana" w:hAnsi="Verdana"/>
+                <w:sz w:val="16"/>
+                <w:vertAlign w:val="superscript"/>
+              </w:rPr>
+              <w:t>-1</w:t>
+            </w:r>
+            <w:r>
+              <w:rPr>
+                <w:rFonts w:ascii="Verdana" w:hAnsi="Verdana"/>
+                <w:sz w:val="16"/>
+              </w:rPr>
+              <w:t xml:space="preserve"> K-1</w:t>
+            </w:r>
+          </w:p>
+        </w:tc>
+        <w:tc>
+          <w:tcPr>
+            <w:tcW w:type="dxa" w:w="1514"/>
+          </w:tcPr>
+          <w:p>
+            <w:pPr>
+              <w:spacing w:before="20" w:after="20"/>
+            </w:pPr>
             <w:r/>
             <w:r>
               <w:rPr>
@@ -5608,6 +7096,9 @@
             <w:tcW w:type="dxa" w:w="1514"/>
           </w:tcPr>
           <w:p>
+            <w:pPr>
+              <w:spacing w:before="20" w:after="20"/>
+            </w:pPr>
             <w:r/>
             <w:r>
               <w:rPr>
@@ -5624,6 +7115,9 @@
             <w:tcW w:type="dxa" w:w="1514"/>
           </w:tcPr>
           <w:p>
+            <w:pPr>
+              <w:spacing w:before="20" w:after="20"/>
+            </w:pPr>
             <w:r/>
             <w:r>
               <w:rPr>
@@ -5644,6 +7138,9 @@
             <w:tcW w:type="dxa" w:w="1514"/>
           </w:tcPr>
           <w:p>
+            <w:pPr>
+              <w:spacing w:before="20" w:after="20"/>
+            </w:pPr>
             <w:r/>
             <w:r>
               <w:rPr>
@@ -5660,6 +7157,9 @@
             <w:tcW w:type="dxa" w:w="1514"/>
           </w:tcPr>
           <w:p>
+            <w:pPr>
+              <w:spacing w:before="20" w:after="20"/>
+            </w:pPr>
             <w:r/>
             <w:r>
               <w:rPr>
@@ -5676,11 +7176,13 @@
             <w:tcW w:type="dxa" w:w="1514"/>
           </w:tcPr>
           <w:p>
-            <w:r/>
-            <w:r>
-              <w:rPr>
-                <w:rFonts w:ascii="Verdana" w:hAnsi="Verdana"/>
-                <w:b w:val="0"/>
+            <w:pPr>
+              <w:spacing w:before="20" w:after="20"/>
+            </w:pPr>
+            <w:r/>
+            <w:r>
+              <w:rPr>
+                <w:rFonts w:ascii="Verdana" w:hAnsi="Verdana"/>
                 <w:sz w:val="16"/>
               </w:rPr>
               <w:t>m/s</w:t>
@@ -5692,6 +7194,9 @@
             <w:tcW w:type="dxa" w:w="1514"/>
           </w:tcPr>
           <w:p>
+            <w:pPr>
+              <w:spacing w:before="20" w:after="20"/>
+            </w:pPr>
             <w:r/>
             <w:r>
               <w:rPr>
@@ -5708,6 +7213,9 @@
             <w:tcW w:type="dxa" w:w="1514"/>
           </w:tcPr>
           <w:p>
+            <w:pPr>
+              <w:spacing w:before="20" w:after="20"/>
+            </w:pPr>
             <w:r/>
             <w:r>
               <w:rPr>
@@ -5724,6 +7232,9 @@
             <w:tcW w:type="dxa" w:w="1514"/>
           </w:tcPr>
           <w:p>
+            <w:pPr>
+              <w:spacing w:before="20" w:after="20"/>
+            </w:pPr>
             <w:r/>
             <w:r>
               <w:rPr>
@@ -5740,11 +7251,13 @@
             <w:tcW w:type="dxa" w:w="1514"/>
           </w:tcPr>
           <w:p>
-            <w:r/>
-            <w:r>
-              <w:rPr>
-                <w:rFonts w:ascii="Verdana" w:hAnsi="Verdana"/>
-                <w:b w:val="0"/>
+            <w:pPr>
+              <w:spacing w:before="20" w:after="20"/>
+            </w:pPr>
+            <w:r/>
+            <w:r>
+              <w:rPr>
+                <w:rFonts w:ascii="Verdana" w:hAnsi="Verdana"/>
                 <w:sz w:val="16"/>
               </w:rPr>
               <w:t>m/s</w:t>
@@ -5756,6 +7269,9 @@
             <w:tcW w:type="dxa" w:w="1514"/>
           </w:tcPr>
           <w:p>
+            <w:pPr>
+              <w:spacing w:before="20" w:after="20"/>
+            </w:pPr>
             <w:r/>
             <w:r>
               <w:rPr>
@@ -5772,6 +7288,9 @@
             <w:tcW w:type="dxa" w:w="1514"/>
           </w:tcPr>
           <w:p>
+            <w:pPr>
+              <w:spacing w:before="20" w:after="20"/>
+            </w:pPr>
             <w:r/>
             <w:r>
               <w:rPr>
@@ -5788,6 +7307,9 @@
             <w:tcW w:type="dxa" w:w="1514"/>
           </w:tcPr>
           <w:p>
+            <w:pPr>
+              <w:spacing w:before="20" w:after="20"/>
+            </w:pPr>
             <w:r/>
             <w:r>
               <w:rPr>
@@ -5808,6 +7330,9 @@
             <w:tcW w:type="dxa" w:w="1514"/>
           </w:tcPr>
           <w:p>
+            <w:pPr>
+              <w:spacing w:before="20" w:after="20"/>
+            </w:pPr>
             <w:r/>
             <w:r>
               <w:rPr>
@@ -5824,6 +7349,9 @@
             <w:tcW w:type="dxa" w:w="1514"/>
           </w:tcPr>
           <w:p>
+            <w:pPr>
+              <w:spacing w:before="20" w:after="20"/>
+            </w:pPr>
             <w:r/>
             <w:r>
               <w:rPr>
@@ -5840,11 +7368,13 @@
             <w:tcW w:type="dxa" w:w="1514"/>
           </w:tcPr>
           <w:p>
-            <w:r/>
-            <w:r>
-              <w:rPr>
-                <w:rFonts w:ascii="Verdana" w:hAnsi="Verdana"/>
-                <w:b w:val="0"/>
+            <w:pPr>
+              <w:spacing w:before="20" w:after="20"/>
+            </w:pPr>
+            <w:r/>
+            <w:r>
+              <w:rPr>
+                <w:rFonts w:ascii="Verdana" w:hAnsi="Verdana"/>
                 <w:sz w:val="16"/>
               </w:rPr>
               <w:t>m</w:t>
@@ -5856,6 +7386,9 @@
             <w:tcW w:type="dxa" w:w="1514"/>
           </w:tcPr>
           <w:p>
+            <w:pPr>
+              <w:spacing w:before="20" w:after="20"/>
+            </w:pPr>
             <w:r/>
             <w:r>
               <w:rPr>
@@ -5872,6 +7405,9 @@
             <w:tcW w:type="dxa" w:w="1514"/>
           </w:tcPr>
           <w:p>
+            <w:pPr>
+              <w:spacing w:before="20" w:after="20"/>
+            </w:pPr>
             <w:r/>
             <w:r>
               <w:rPr>
@@ -5888,6 +7424,9 @@
             <w:tcW w:type="dxa" w:w="1514"/>
           </w:tcPr>
           <w:p>
+            <w:pPr>
+              <w:spacing w:before="20" w:after="20"/>
+            </w:pPr>
             <w:r/>
             <w:r>
               <w:rPr>
@@ -5904,11 +7443,13 @@
             <w:tcW w:type="dxa" w:w="1514"/>
           </w:tcPr>
           <w:p>
-            <w:r/>
-            <w:r>
-              <w:rPr>
-                <w:rFonts w:ascii="Verdana" w:hAnsi="Verdana"/>
-                <w:b w:val="0"/>
+            <w:pPr>
+              <w:spacing w:before="20" w:after="20"/>
+            </w:pPr>
+            <w:r/>
+            <w:r>
+              <w:rPr>
+                <w:rFonts w:ascii="Verdana" w:hAnsi="Verdana"/>
                 <w:sz w:val="16"/>
               </w:rPr>
               <w:t>m</w:t>
@@ -5920,6 +7461,9 @@
             <w:tcW w:type="dxa" w:w="1514"/>
           </w:tcPr>
           <w:p>
+            <w:pPr>
+              <w:spacing w:before="20" w:after="20"/>
+            </w:pPr>
             <w:r/>
             <w:r>
               <w:rPr>
@@ -5936,6 +7480,9 @@
             <w:tcW w:type="dxa" w:w="1514"/>
           </w:tcPr>
           <w:p>
+            <w:pPr>
+              <w:spacing w:before="20" w:after="20"/>
+            </w:pPr>
             <w:r/>
             <w:r>
               <w:rPr>
@@ -5952,6 +7499,9 @@
             <w:tcW w:type="dxa" w:w="1514"/>
           </w:tcPr>
           <w:p>
+            <w:pPr>
+              <w:spacing w:before="20" w:after="20"/>
+            </w:pPr>
             <w:r/>
             <w:r>
               <w:rPr>
@@ -5972,6 +7522,9 @@
             <w:tcW w:type="dxa" w:w="1514"/>
           </w:tcPr>
           <w:p>
+            <w:pPr>
+              <w:spacing w:before="20" w:after="20"/>
+            </w:pPr>
             <w:r/>
             <w:r>
               <w:rPr>
@@ -5988,6 +7541,9 @@
             <w:tcW w:type="dxa" w:w="1514"/>
           </w:tcPr>
           <w:p>
+            <w:pPr>
+              <w:spacing w:before="20" w:after="20"/>
+            </w:pPr>
             <w:r/>
             <w:r>
               <w:rPr>
@@ -6004,11 +7560,13 @@
             <w:tcW w:type="dxa" w:w="1514"/>
           </w:tcPr>
           <w:p>
-            <w:r/>
-            <w:r>
-              <w:rPr>
-                <w:rFonts w:ascii="Verdana" w:hAnsi="Verdana"/>
-                <w:b w:val="0"/>
+            <w:pPr>
+              <w:spacing w:before="20" w:after="20"/>
+            </w:pPr>
+            <w:r/>
+            <w:r>
+              <w:rPr>
+                <w:rFonts w:ascii="Verdana" w:hAnsi="Verdana"/>
                 <w:sz w:val="16"/>
               </w:rPr>
               <w:t>Кодовая таблица</w:t>
@@ -6020,6 +7578,9 @@
             <w:tcW w:type="dxa" w:w="1514"/>
           </w:tcPr>
           <w:p>
+            <w:pPr>
+              <w:spacing w:before="20" w:after="20"/>
+            </w:pPr>
             <w:r/>
             <w:r>
               <w:rPr>
@@ -6036,6 +7597,9 @@
             <w:tcW w:type="dxa" w:w="1514"/>
           </w:tcPr>
           <w:p>
+            <w:pPr>
+              <w:spacing w:before="20" w:after="20"/>
+            </w:pPr>
             <w:r/>
             <w:r>
               <w:rPr>
@@ -6052,6 +7616,9 @@
             <w:tcW w:type="dxa" w:w="1514"/>
           </w:tcPr>
           <w:p>
+            <w:pPr>
+              <w:spacing w:before="20" w:after="20"/>
+            </w:pPr>
             <w:r/>
             <w:r>
               <w:rPr>
@@ -6068,11 +7635,13 @@
             <w:tcW w:type="dxa" w:w="1514"/>
           </w:tcPr>
           <w:p>
-            <w:r/>
-            <w:r>
-              <w:rPr>
-                <w:rFonts w:ascii="Verdana" w:hAnsi="Verdana"/>
-                <w:b w:val="0"/>
+            <w:pPr>
+              <w:spacing w:before="20" w:after="20"/>
+            </w:pPr>
+            <w:r/>
+            <w:r>
+              <w:rPr>
+                <w:rFonts w:ascii="Verdana" w:hAnsi="Verdana"/>
                 <w:sz w:val="16"/>
               </w:rPr>
               <w:t>Кодовая таблица</w:t>
@@ -6084,6 +7653,9 @@
             <w:tcW w:type="dxa" w:w="1514"/>
           </w:tcPr>
           <w:p>
+            <w:pPr>
+              <w:spacing w:before="20" w:after="20"/>
+            </w:pPr>
             <w:r/>
             <w:r>
               <w:rPr>
@@ -6100,6 +7672,9 @@
             <w:tcW w:type="dxa" w:w="1514"/>
           </w:tcPr>
           <w:p>
+            <w:pPr>
+              <w:spacing w:before="20" w:after="20"/>
+            </w:pPr>
             <w:r/>
             <w:r>
               <w:rPr>
@@ -6116,6 +7691,9 @@
             <w:tcW w:type="dxa" w:w="1514"/>
           </w:tcPr>
           <w:p>
+            <w:pPr>
+              <w:spacing w:before="20" w:after="20"/>
+            </w:pPr>
             <w:r/>
             <w:r>
               <w:rPr>
@@ -6136,6 +7714,9 @@
             <w:tcW w:type="dxa" w:w="1514"/>
           </w:tcPr>
           <w:p>
+            <w:pPr>
+              <w:spacing w:before="20" w:after="20"/>
+            </w:pPr>
             <w:r/>
             <w:r>
               <w:rPr>
@@ -6152,6 +7733,9 @@
             <w:tcW w:type="dxa" w:w="1514"/>
           </w:tcPr>
           <w:p>
+            <w:pPr>
+              <w:spacing w:before="20" w:after="20"/>
+            </w:pPr>
             <w:r/>
             <w:r>
               <w:rPr>
@@ -6168,11 +7752,13 @@
             <w:tcW w:type="dxa" w:w="1514"/>
           </w:tcPr>
           <w:p>
-            <w:r/>
-            <w:r>
-              <w:rPr>
-                <w:rFonts w:ascii="Verdana" w:hAnsi="Verdana"/>
-                <w:b w:val="0"/>
+            <w:pPr>
+              <w:spacing w:before="20" w:after="20"/>
+            </w:pPr>
+            <w:r/>
+            <w:r>
+              <w:rPr>
+                <w:rFonts w:ascii="Verdana" w:hAnsi="Verdana"/>
                 <w:sz w:val="16"/>
               </w:rPr>
               <w:t>Числовой</w:t>
@@ -6184,6 +7770,9 @@
             <w:tcW w:type="dxa" w:w="1514"/>
           </w:tcPr>
           <w:p>
+            <w:pPr>
+              <w:spacing w:before="20" w:after="20"/>
+            </w:pPr>
             <w:r/>
             <w:r>
               <w:rPr>
@@ -6200,6 +7789,9 @@
             <w:tcW w:type="dxa" w:w="1514"/>
           </w:tcPr>
           <w:p>
+            <w:pPr>
+              <w:spacing w:before="20" w:after="20"/>
+            </w:pPr>
             <w:r/>
             <w:r>
               <w:rPr>
@@ -6216,6 +7808,9 @@
             <w:tcW w:type="dxa" w:w="1514"/>
           </w:tcPr>
           <w:p>
+            <w:pPr>
+              <w:spacing w:before="20" w:after="20"/>
+            </w:pPr>
             <w:r/>
             <w:r>
               <w:rPr>
@@ -6232,11 +7827,13 @@
             <w:tcW w:type="dxa" w:w="1514"/>
           </w:tcPr>
           <w:p>
-            <w:r/>
-            <w:r>
-              <w:rPr>
-                <w:rFonts w:ascii="Verdana" w:hAnsi="Verdana"/>
-                <w:b w:val="0"/>
+            <w:pPr>
+              <w:spacing w:before="20" w:after="20"/>
+            </w:pPr>
+            <w:r/>
+            <w:r>
+              <w:rPr>
+                <w:rFonts w:ascii="Verdana" w:hAnsi="Verdana"/>
                 <w:sz w:val="16"/>
               </w:rPr>
               <w:t>Числовой</w:t>
@@ -6248,6 +7845,9 @@
             <w:tcW w:type="dxa" w:w="1514"/>
           </w:tcPr>
           <w:p>
+            <w:pPr>
+              <w:spacing w:before="20" w:after="20"/>
+            </w:pPr>
             <w:r/>
             <w:r>
               <w:rPr>
@@ -6264,6 +7864,9 @@
             <w:tcW w:type="dxa" w:w="1514"/>
           </w:tcPr>
           <w:p>
+            <w:pPr>
+              <w:spacing w:before="20" w:after="20"/>
+            </w:pPr>
             <w:r/>
             <w:r>
               <w:rPr>
@@ -6280,6 +7883,9 @@
             <w:tcW w:type="dxa" w:w="1514"/>
           </w:tcPr>
           <w:p>
+            <w:pPr>
+              <w:spacing w:before="20" w:after="20"/>
+            </w:pPr>
             <w:r/>
             <w:r>
               <w:rPr>
@@ -6300,6 +7906,9 @@
             <w:tcW w:type="dxa" w:w="1514"/>
           </w:tcPr>
           <w:p>
+            <w:pPr>
+              <w:spacing w:before="20" w:after="20"/>
+            </w:pPr>
             <w:r/>
             <w:r>
               <w:rPr>
@@ -6316,6 +7925,9 @@
             <w:tcW w:type="dxa" w:w="1514"/>
           </w:tcPr>
           <w:p>
+            <w:pPr>
+              <w:spacing w:before="20" w:after="20"/>
+            </w:pPr>
             <w:r/>
             <w:r>
               <w:rPr>
@@ -6332,11 +7944,13 @@
             <w:tcW w:type="dxa" w:w="1514"/>
           </w:tcPr>
           <w:p>
-            <w:r/>
-            <w:r>
-              <w:rPr>
-                <w:rFonts w:ascii="Verdana" w:hAnsi="Verdana"/>
-                <w:b w:val="0"/>
+            <w:pPr>
+              <w:spacing w:before="20" w:after="20"/>
+            </w:pPr>
+            <w:r/>
+            <w:r>
+              <w:rPr>
+                <w:rFonts w:ascii="Verdana" w:hAnsi="Verdana"/>
                 <w:sz w:val="16"/>
               </w:rPr>
               <w:t>m</w:t>
@@ -6348,6 +7962,9 @@
             <w:tcW w:type="dxa" w:w="1514"/>
           </w:tcPr>
           <w:p>
+            <w:pPr>
+              <w:spacing w:before="20" w:after="20"/>
+            </w:pPr>
             <w:r/>
             <w:r>
               <w:rPr>
@@ -6364,6 +7981,9 @@
             <w:tcW w:type="dxa" w:w="1514"/>
           </w:tcPr>
           <w:p>
+            <w:pPr>
+              <w:spacing w:before="20" w:after="20"/>
+            </w:pPr>
             <w:r/>
             <w:r>
               <w:rPr>
@@ -6380,6 +8000,9 @@
             <w:tcW w:type="dxa" w:w="1514"/>
           </w:tcPr>
           <w:p>
+            <w:pPr>
+              <w:spacing w:before="20" w:after="20"/>
+            </w:pPr>
             <w:r/>
             <w:r>
               <w:rPr>
@@ -6396,11 +8019,13 @@
             <w:tcW w:type="dxa" w:w="1514"/>
           </w:tcPr>
           <w:p>
-            <w:r/>
-            <w:r>
-              <w:rPr>
-                <w:rFonts w:ascii="Verdana" w:hAnsi="Verdana"/>
-                <w:b w:val="0"/>
+            <w:pPr>
+              <w:spacing w:before="20" w:after="20"/>
+            </w:pPr>
+            <w:r/>
+            <w:r>
+              <w:rPr>
+                <w:rFonts w:ascii="Verdana" w:hAnsi="Verdana"/>
                 <w:sz w:val="16"/>
               </w:rPr>
               <w:t>m</w:t>
@@ -6412,6 +8037,9 @@
             <w:tcW w:type="dxa" w:w="1514"/>
           </w:tcPr>
           <w:p>
+            <w:pPr>
+              <w:spacing w:before="20" w:after="20"/>
+            </w:pPr>
             <w:r/>
             <w:r>
               <w:rPr>
@@ -6428,6 +8056,9 @@
             <w:tcW w:type="dxa" w:w="1514"/>
           </w:tcPr>
           <w:p>
+            <w:pPr>
+              <w:spacing w:before="20" w:after="20"/>
+            </w:pPr>
             <w:r/>
             <w:r>
               <w:rPr>
@@ -6444,6 +8075,9 @@
             <w:tcW w:type="dxa" w:w="1514"/>
           </w:tcPr>
           <w:p>
+            <w:pPr>
+              <w:spacing w:before="20" w:after="20"/>
+            </w:pPr>
             <w:r/>
             <w:r>
               <w:rPr>
@@ -6464,6 +8098,9 @@
             <w:tcW w:type="dxa" w:w="1514"/>
           </w:tcPr>
           <w:p>
+            <w:pPr>
+              <w:spacing w:before="20" w:after="20"/>
+            </w:pPr>
             <w:r/>
             <w:r>
               <w:rPr>
@@ -6480,6 +8117,9 @@
             <w:tcW w:type="dxa" w:w="1514"/>
           </w:tcPr>
           <w:p>
+            <w:pPr>
+              <w:spacing w:before="20" w:after="20"/>
+            </w:pPr>
             <w:r/>
             <w:r>
               <w:rPr>
@@ -6496,11 +8136,13 @@
             <w:tcW w:type="dxa" w:w="1514"/>
           </w:tcPr>
           <w:p>
-            <w:r/>
-            <w:r>
-              <w:rPr>
-                <w:rFonts w:ascii="Verdana" w:hAnsi="Verdana"/>
-                <w:b w:val="0"/>
+            <w:pPr>
+              <w:spacing w:before="20" w:after="20"/>
+            </w:pPr>
+            <w:r/>
+            <w:r>
+              <w:rPr>
+                <w:rFonts w:ascii="Verdana" w:hAnsi="Verdana"/>
                 <w:sz w:val="16"/>
               </w:rPr>
               <w:t>Числовой</w:t>
@@ -6512,6 +8154,9 @@
             <w:tcW w:type="dxa" w:w="1514"/>
           </w:tcPr>
           <w:p>
+            <w:pPr>
+              <w:spacing w:before="20" w:after="20"/>
+            </w:pPr>
             <w:r/>
             <w:r>
               <w:rPr>
@@ -6528,6 +8173,9 @@
             <w:tcW w:type="dxa" w:w="1514"/>
           </w:tcPr>
           <w:p>
+            <w:pPr>
+              <w:spacing w:before="20" w:after="20"/>
+            </w:pPr>
             <w:r/>
             <w:r>
               <w:rPr>
@@ -6544,6 +8192,9 @@
             <w:tcW w:type="dxa" w:w="1514"/>
           </w:tcPr>
           <w:p>
+            <w:pPr>
+              <w:spacing w:before="20" w:after="20"/>
+            </w:pPr>
             <w:r/>
             <w:r>
               <w:rPr>
@@ -6560,11 +8211,13 @@
             <w:tcW w:type="dxa" w:w="1514"/>
           </w:tcPr>
           <w:p>
-            <w:r/>
-            <w:r>
-              <w:rPr>
-                <w:rFonts w:ascii="Verdana" w:hAnsi="Verdana"/>
-                <w:b w:val="0"/>
+            <w:pPr>
+              <w:spacing w:before="20" w:after="20"/>
+            </w:pPr>
+            <w:r/>
+            <w:r>
+              <w:rPr>
+                <w:rFonts w:ascii="Verdana" w:hAnsi="Verdana"/>
                 <w:sz w:val="16"/>
               </w:rPr>
               <w:t>Числовой</w:t>
@@ -6576,6 +8229,9 @@
             <w:tcW w:type="dxa" w:w="1514"/>
           </w:tcPr>
           <w:p>
+            <w:pPr>
+              <w:spacing w:before="20" w:after="20"/>
+            </w:pPr>
             <w:r/>
             <w:r>
               <w:rPr>
@@ -6592,6 +8248,9 @@
             <w:tcW w:type="dxa" w:w="1514"/>
           </w:tcPr>
           <w:p>
+            <w:pPr>
+              <w:spacing w:before="20" w:after="20"/>
+            </w:pPr>
             <w:r/>
             <w:r>
               <w:rPr>
@@ -6608,6 +8267,9 @@
             <w:tcW w:type="dxa" w:w="1514"/>
           </w:tcPr>
           <w:p>
+            <w:pPr>
+              <w:spacing w:before="20" w:after="20"/>
+            </w:pPr>
             <w:r/>
             <w:r>
               <w:rPr>
@@ -6628,6 +8290,9 @@
             <w:tcW w:type="dxa" w:w="1514"/>
           </w:tcPr>
           <w:p>
+            <w:pPr>
+              <w:spacing w:before="20" w:after="20"/>
+            </w:pPr>
             <w:r/>
             <w:r>
               <w:rPr>
@@ -6644,6 +8309,9 @@
             <w:tcW w:type="dxa" w:w="1514"/>
           </w:tcPr>
           <w:p>
+            <w:pPr>
+              <w:spacing w:before="20" w:after="20"/>
+            </w:pPr>
             <w:r/>
             <w:r>
               <w:rPr>
@@ -6660,11 +8328,13 @@
             <w:tcW w:type="dxa" w:w="1514"/>
           </w:tcPr>
           <w:p>
-            <w:r/>
-            <w:r>
-              <w:rPr>
-                <w:rFonts w:ascii="Verdana" w:hAnsi="Verdana"/>
-                <w:b w:val="0"/>
+            <w:pPr>
+              <w:spacing w:before="20" w:after="20"/>
+            </w:pPr>
+            <w:r/>
+            <w:r>
+              <w:rPr>
+                <w:rFonts w:ascii="Verdana" w:hAnsi="Verdana"/>
                 <w:sz w:val="16"/>
               </w:rPr>
               <w:t>Числовой</w:t>
@@ -6676,6 +8346,9 @@
             <w:tcW w:type="dxa" w:w="1514"/>
           </w:tcPr>
           <w:p>
+            <w:pPr>
+              <w:spacing w:before="20" w:after="20"/>
+            </w:pPr>
             <w:r/>
             <w:r>
               <w:rPr>
@@ -6692,6 +8365,9 @@
             <w:tcW w:type="dxa" w:w="1514"/>
           </w:tcPr>
           <w:p>
+            <w:pPr>
+              <w:spacing w:before="20" w:after="20"/>
+            </w:pPr>
             <w:r/>
             <w:r>
               <w:rPr>
@@ -6708,6 +8384,9 @@
             <w:tcW w:type="dxa" w:w="1514"/>
           </w:tcPr>
           <w:p>
+            <w:pPr>
+              <w:spacing w:before="20" w:after="20"/>
+            </w:pPr>
             <w:r/>
             <w:r>
               <w:rPr>
@@ -6724,11 +8403,13 @@
             <w:tcW w:type="dxa" w:w="1514"/>
           </w:tcPr>
           <w:p>
-            <w:r/>
-            <w:r>
-              <w:rPr>
-                <w:rFonts w:ascii="Verdana" w:hAnsi="Verdana"/>
-                <w:b w:val="0"/>
+            <w:pPr>
+              <w:spacing w:before="20" w:after="20"/>
+            </w:pPr>
+            <w:r/>
+            <w:r>
+              <w:rPr>
+                <w:rFonts w:ascii="Verdana" w:hAnsi="Verdana"/>
                 <w:sz w:val="16"/>
               </w:rPr>
               <w:t>Числовой</w:t>
@@ -6740,6 +8421,9 @@
             <w:tcW w:type="dxa" w:w="1514"/>
           </w:tcPr>
           <w:p>
+            <w:pPr>
+              <w:spacing w:before="20" w:after="20"/>
+            </w:pPr>
             <w:r/>
             <w:r>
               <w:rPr>
@@ -6756,6 +8440,9 @@
             <w:tcW w:type="dxa" w:w="1514"/>
           </w:tcPr>
           <w:p>
+            <w:pPr>
+              <w:spacing w:before="20" w:after="20"/>
+            </w:pPr>
             <w:r/>
             <w:r>
               <w:rPr>
@@ -6772,6 +8459,9 @@
             <w:tcW w:type="dxa" w:w="1514"/>
           </w:tcPr>
           <w:p>
+            <w:pPr>
+              <w:spacing w:before="20" w:after="20"/>
+            </w:pPr>
             <w:r/>
             <w:r>
               <w:rPr>
@@ -6792,6 +8482,9 @@
             <w:tcW w:type="dxa" w:w="1514"/>
           </w:tcPr>
           <w:p>
+            <w:pPr>
+              <w:spacing w:before="20" w:after="20"/>
+            </w:pPr>
             <w:r/>
             <w:r>
               <w:rPr>
@@ -6808,6 +8501,9 @@
             <w:tcW w:type="dxa" w:w="1514"/>
           </w:tcPr>
           <w:p>
+            <w:pPr>
+              <w:spacing w:before="20" w:after="20"/>
+            </w:pPr>
             <w:r/>
             <w:r>
               <w:rPr>
@@ -6824,11 +8520,13 @@
             <w:tcW w:type="dxa" w:w="1514"/>
           </w:tcPr>
           <w:p>
-            <w:r/>
-            <w:r>
-              <w:rPr>
-                <w:rFonts w:ascii="Verdana" w:hAnsi="Verdana"/>
-                <w:b w:val="0"/>
+            <w:pPr>
+              <w:spacing w:before="20" w:after="20"/>
+            </w:pPr>
+            <w:r/>
+            <w:r>
+              <w:rPr>
+                <w:rFonts w:ascii="Verdana" w:hAnsi="Verdana"/>
                 <w:sz w:val="16"/>
               </w:rPr>
               <w:t>Числовой</w:t>
@@ -6840,6 +8538,9 @@
             <w:tcW w:type="dxa" w:w="1514"/>
           </w:tcPr>
           <w:p>
+            <w:pPr>
+              <w:spacing w:before="20" w:after="20"/>
+            </w:pPr>
             <w:r/>
             <w:r>
               <w:rPr>
@@ -6856,6 +8557,9 @@
             <w:tcW w:type="dxa" w:w="1514"/>
           </w:tcPr>
           <w:p>
+            <w:pPr>
+              <w:spacing w:before="20" w:after="20"/>
+            </w:pPr>
             <w:r/>
             <w:r>
               <w:rPr>
@@ -6872,6 +8576,9 @@
             <w:tcW w:type="dxa" w:w="1514"/>
           </w:tcPr>
           <w:p>
+            <w:pPr>
+              <w:spacing w:before="20" w:after="20"/>
+            </w:pPr>
             <w:r/>
             <w:r>
               <w:rPr>
@@ -6888,11 +8595,13 @@
             <w:tcW w:type="dxa" w:w="1514"/>
           </w:tcPr>
           <w:p>
-            <w:r/>
-            <w:r>
-              <w:rPr>
-                <w:rFonts w:ascii="Verdana" w:hAnsi="Verdana"/>
-                <w:b w:val="0"/>
+            <w:pPr>
+              <w:spacing w:before="20" w:after="20"/>
+            </w:pPr>
+            <w:r/>
+            <w:r>
+              <w:rPr>
+                <w:rFonts w:ascii="Verdana" w:hAnsi="Verdana"/>
                 <w:sz w:val="16"/>
               </w:rPr>
               <w:t>Числовой</w:t>
@@ -6904,6 +8613,9 @@
             <w:tcW w:type="dxa" w:w="1514"/>
           </w:tcPr>
           <w:p>
+            <w:pPr>
+              <w:spacing w:before="20" w:after="20"/>
+            </w:pPr>
             <w:r/>
             <w:r>
               <w:rPr>
@@ -6920,6 +8632,9 @@
             <w:tcW w:type="dxa" w:w="1514"/>
           </w:tcPr>
           <w:p>
+            <w:pPr>
+              <w:spacing w:before="20" w:after="20"/>
+            </w:pPr>
             <w:r/>
             <w:r>
               <w:rPr>
@@ -6936,6 +8651,9 @@
             <w:tcW w:type="dxa" w:w="1514"/>
           </w:tcPr>
           <w:p>
+            <w:pPr>
+              <w:spacing w:before="20" w:after="20"/>
+            </w:pPr>
             <w:r/>
             <w:r>
               <w:rPr>
@@ -6956,6 +8674,9 @@
             <w:tcW w:type="dxa" w:w="1514"/>
           </w:tcPr>
           <w:p>
+            <w:pPr>
+              <w:spacing w:before="20" w:after="20"/>
+            </w:pPr>
             <w:r/>
             <w:r>
               <w:rPr>
@@ -6972,6 +8693,9 @@
             <w:tcW w:type="dxa" w:w="1514"/>
           </w:tcPr>
           <w:p>
+            <w:pPr>
+              <w:spacing w:before="20" w:after="20"/>
+            </w:pPr>
             <w:r/>
             <w:r>
               <w:rPr>
@@ -6988,11 +8712,13 @@
             <w:tcW w:type="dxa" w:w="1514"/>
           </w:tcPr>
           <w:p>
-            <w:r/>
-            <w:r>
-              <w:rPr>
-                <w:rFonts w:ascii="Verdana" w:hAnsi="Verdana"/>
-                <w:b w:val="0"/>
+            <w:pPr>
+              <w:spacing w:before="20" w:after="20"/>
+            </w:pPr>
+            <w:r/>
+            <w:r>
+              <w:rPr>
+                <w:rFonts w:ascii="Verdana" w:hAnsi="Verdana"/>
                 <w:sz w:val="16"/>
               </w:rPr>
               <w:t>Числовой</w:t>
@@ -7004,6 +8730,9 @@
             <w:tcW w:type="dxa" w:w="1514"/>
           </w:tcPr>
           <w:p>
+            <w:pPr>
+              <w:spacing w:before="20" w:after="20"/>
+            </w:pPr>
             <w:r/>
             <w:r>
               <w:rPr>
@@ -7020,6 +8749,9 @@
             <w:tcW w:type="dxa" w:w="1514"/>
           </w:tcPr>
           <w:p>
+            <w:pPr>
+              <w:spacing w:before="20" w:after="20"/>
+            </w:pPr>
             <w:r/>
             <w:r>
               <w:rPr>
@@ -7036,6 +8768,9 @@
             <w:tcW w:type="dxa" w:w="1514"/>
           </w:tcPr>
           <w:p>
+            <w:pPr>
+              <w:spacing w:before="20" w:after="20"/>
+            </w:pPr>
             <w:r/>
             <w:r>
               <w:rPr>
@@ -7052,11 +8787,13 @@
             <w:tcW w:type="dxa" w:w="1514"/>
           </w:tcPr>
           <w:p>
-            <w:r/>
-            <w:r>
-              <w:rPr>
-                <w:rFonts w:ascii="Verdana" w:hAnsi="Verdana"/>
-                <w:b w:val="0"/>
+            <w:pPr>
+              <w:spacing w:before="20" w:after="20"/>
+            </w:pPr>
+            <w:r/>
+            <w:r>
+              <w:rPr>
+                <w:rFonts w:ascii="Verdana" w:hAnsi="Verdana"/>
                 <w:sz w:val="16"/>
               </w:rPr>
               <w:t>Числовой</w:t>
@@ -7068,6 +8805,9 @@
             <w:tcW w:type="dxa" w:w="1514"/>
           </w:tcPr>
           <w:p>
+            <w:pPr>
+              <w:spacing w:before="20" w:after="20"/>
+            </w:pPr>
             <w:r/>
             <w:r>
               <w:rPr>
@@ -7084,6 +8824,9 @@
             <w:tcW w:type="dxa" w:w="1514"/>
           </w:tcPr>
           <w:p>
+            <w:pPr>
+              <w:spacing w:before="20" w:after="20"/>
+            </w:pPr>
             <w:r/>
             <w:r>
               <w:rPr>
@@ -7100,6 +8843,9 @@
             <w:tcW w:type="dxa" w:w="1514"/>
           </w:tcPr>
           <w:p>
+            <w:pPr>
+              <w:spacing w:before="20" w:after="20"/>
+            </w:pPr>
             <w:r/>
             <w:r>
               <w:rPr>
@@ -7120,6 +8866,9 @@
             <w:tcW w:type="dxa" w:w="1514"/>
           </w:tcPr>
           <w:p>
+            <w:pPr>
+              <w:spacing w:before="20" w:after="20"/>
+            </w:pPr>
             <w:r/>
             <w:r>
               <w:rPr>
@@ -7136,6 +8885,9 @@
             <w:tcW w:type="dxa" w:w="1514"/>
           </w:tcPr>
           <w:p>
+            <w:pPr>
+              <w:spacing w:before="20" w:after="20"/>
+            </w:pPr>
             <w:r/>
             <w:r>
               <w:rPr>
@@ -7152,11 +8904,13 @@
             <w:tcW w:type="dxa" w:w="1514"/>
           </w:tcPr>
           <w:p>
-            <w:r/>
-            <w:r>
-              <w:rPr>
-                <w:rFonts w:ascii="Verdana" w:hAnsi="Verdana"/>
-                <w:b w:val="0"/>
+            <w:pPr>
+              <w:spacing w:before="20" w:after="20"/>
+            </w:pPr>
+            <w:r/>
+            <w:r>
+              <w:rPr>
+                <w:rFonts w:ascii="Verdana" w:hAnsi="Verdana"/>
                 <w:sz w:val="16"/>
               </w:rPr>
               <w:t>Кодовая таблица</w:t>
@@ -7168,6 +8922,9 @@
             <w:tcW w:type="dxa" w:w="1514"/>
           </w:tcPr>
           <w:p>
+            <w:pPr>
+              <w:spacing w:before="20" w:after="20"/>
+            </w:pPr>
             <w:r/>
             <w:r>
               <w:rPr>
@@ -7184,6 +8941,9 @@
             <w:tcW w:type="dxa" w:w="1514"/>
           </w:tcPr>
           <w:p>
+            <w:pPr>
+              <w:spacing w:before="20" w:after="20"/>
+            </w:pPr>
             <w:r/>
             <w:r>
               <w:rPr>
@@ -7200,6 +8960,9 @@
             <w:tcW w:type="dxa" w:w="1514"/>
           </w:tcPr>
           <w:p>
+            <w:pPr>
+              <w:spacing w:before="20" w:after="20"/>
+            </w:pPr>
             <w:r/>
             <w:r>
               <w:rPr>
@@ -7216,11 +8979,13 @@
             <w:tcW w:type="dxa" w:w="1514"/>
           </w:tcPr>
           <w:p>
-            <w:r/>
-            <w:r>
-              <w:rPr>
-                <w:rFonts w:ascii="Verdana" w:hAnsi="Verdana"/>
-                <w:b w:val="0"/>
+            <w:pPr>
+              <w:spacing w:before="20" w:after="20"/>
+            </w:pPr>
+            <w:r/>
+            <w:r>
+              <w:rPr>
+                <w:rFonts w:ascii="Verdana" w:hAnsi="Verdana"/>
                 <w:sz w:val="16"/>
               </w:rPr>
               <w:t>Кодовая таблица</w:t>
@@ -7232,6 +8997,9 @@
             <w:tcW w:type="dxa" w:w="1514"/>
           </w:tcPr>
           <w:p>
+            <w:pPr>
+              <w:spacing w:before="20" w:after="20"/>
+            </w:pPr>
             <w:r/>
             <w:r>
               <w:rPr>
@@ -7248,6 +9016,9 @@
             <w:tcW w:type="dxa" w:w="1514"/>
           </w:tcPr>
           <w:p>
+            <w:pPr>
+              <w:spacing w:before="20" w:after="20"/>
+            </w:pPr>
             <w:r/>
             <w:r>
               <w:rPr>
@@ -7264,6 +9035,9 @@
             <w:tcW w:type="dxa" w:w="1514"/>
           </w:tcPr>
           <w:p>
+            <w:pPr>
+              <w:spacing w:before="20" w:after="20"/>
+            </w:pPr>
             <w:r/>
             <w:r>
               <w:rPr>
@@ -7284,6 +9058,9 @@
             <w:tcW w:type="dxa" w:w="1514"/>
           </w:tcPr>
           <w:p>
+            <w:pPr>
+              <w:spacing w:before="20" w:after="20"/>
+            </w:pPr>
             <w:r/>
             <w:r>
               <w:rPr>
@@ -7300,6 +9077,9 @@
             <w:tcW w:type="dxa" w:w="1514"/>
           </w:tcPr>
           <w:p>
+            <w:pPr>
+              <w:spacing w:before="20" w:after="20"/>
+            </w:pPr>
             <w:r/>
             <w:r>
               <w:rPr>
@@ -7316,11 +9096,13 @@
             <w:tcW w:type="dxa" w:w="1514"/>
           </w:tcPr>
           <w:p>
-            <w:r/>
-            <w:r>
-              <w:rPr>
-                <w:rFonts w:ascii="Verdana" w:hAnsi="Verdana"/>
-                <w:b w:val="0"/>
+            <w:pPr>
+              <w:spacing w:before="20" w:after="20"/>
+            </w:pPr>
+            <w:r/>
+            <w:r>
+              <w:rPr>
+                <w:rFonts w:ascii="Verdana" w:hAnsi="Verdana"/>
                 <w:sz w:val="16"/>
               </w:rPr>
               <w:t>Числовой</w:t>
@@ -7332,6 +9114,9 @@
             <w:tcW w:type="dxa" w:w="1514"/>
           </w:tcPr>
           <w:p>
+            <w:pPr>
+              <w:spacing w:before="20" w:after="20"/>
+            </w:pPr>
             <w:r/>
             <w:r>
               <w:rPr>
@@ -7348,6 +9133,9 @@
             <w:tcW w:type="dxa" w:w="1514"/>
           </w:tcPr>
           <w:p>
+            <w:pPr>
+              <w:spacing w:before="20" w:after="20"/>
+            </w:pPr>
             <w:r/>
             <w:r>
               <w:rPr>
@@ -7364,6 +9152,9 @@
             <w:tcW w:type="dxa" w:w="1514"/>
           </w:tcPr>
           <w:p>
+            <w:pPr>
+              <w:spacing w:before="20" w:after="20"/>
+            </w:pPr>
             <w:r/>
             <w:r>
               <w:rPr>
@@ -7380,11 +9171,13 @@
             <w:tcW w:type="dxa" w:w="1514"/>
           </w:tcPr>
           <w:p>
-            <w:r/>
-            <w:r>
-              <w:rPr>
-                <w:rFonts w:ascii="Verdana" w:hAnsi="Verdana"/>
-                <w:b w:val="0"/>
+            <w:pPr>
+              <w:spacing w:before="20" w:after="20"/>
+            </w:pPr>
+            <w:r/>
+            <w:r>
+              <w:rPr>
+                <w:rFonts w:ascii="Verdana" w:hAnsi="Verdana"/>
                 <w:sz w:val="16"/>
               </w:rPr>
               <w:t>Числовой</w:t>
@@ -7396,6 +9189,9 @@
             <w:tcW w:type="dxa" w:w="1514"/>
           </w:tcPr>
           <w:p>
+            <w:pPr>
+              <w:spacing w:before="20" w:after="20"/>
+            </w:pPr>
             <w:r/>
             <w:r>
               <w:rPr>
@@ -7412,6 +9208,9 @@
             <w:tcW w:type="dxa" w:w="1514"/>
           </w:tcPr>
           <w:p>
+            <w:pPr>
+              <w:spacing w:before="20" w:after="20"/>
+            </w:pPr>
             <w:r/>
             <w:r>
               <w:rPr>
@@ -7428,6 +9227,9 @@
             <w:tcW w:type="dxa" w:w="1514"/>
           </w:tcPr>
           <w:p>
+            <w:pPr>
+              <w:spacing w:before="20" w:after="20"/>
+            </w:pPr>
             <w:r/>
             <w:r>
               <w:rPr>
@@ -7448,6 +9250,9 @@
             <w:tcW w:type="dxa" w:w="1514"/>
           </w:tcPr>
           <w:p>
+            <w:pPr>
+              <w:spacing w:before="20" w:after="20"/>
+            </w:pPr>
             <w:r/>
             <w:r>
               <w:rPr>
@@ -7464,6 +9269,9 @@
             <w:tcW w:type="dxa" w:w="1514"/>
           </w:tcPr>
           <w:p>
+            <w:pPr>
+              <w:spacing w:before="20" w:after="20"/>
+            </w:pPr>
             <w:r/>
             <w:r>
               <w:rPr>
@@ -7480,11 +9288,13 @@
             <w:tcW w:type="dxa" w:w="1514"/>
           </w:tcPr>
           <w:p>
-            <w:r/>
-            <w:r>
-              <w:rPr>
-                <w:rFonts w:ascii="Verdana" w:hAnsi="Verdana"/>
-                <w:b w:val="0"/>
+            <w:pPr>
+              <w:spacing w:before="20" w:after="20"/>
+            </w:pPr>
+            <w:r/>
+            <w:r>
+              <w:rPr>
+                <w:rFonts w:ascii="Verdana" w:hAnsi="Verdana"/>
                 <w:sz w:val="16"/>
               </w:rPr>
               <w:t>Таблица флагов</w:t>
@@ -7496,6 +9306,9 @@
             <w:tcW w:type="dxa" w:w="1514"/>
           </w:tcPr>
           <w:p>
+            <w:pPr>
+              <w:spacing w:before="20" w:after="20"/>
+            </w:pPr>
             <w:r/>
             <w:r>
               <w:rPr>
@@ -7512,6 +9325,9 @@
             <w:tcW w:type="dxa" w:w="1514"/>
           </w:tcPr>
           <w:p>
+            <w:pPr>
+              <w:spacing w:before="20" w:after="20"/>
+            </w:pPr>
             <w:r/>
             <w:r>
               <w:rPr>
@@ -7528,6 +9344,9 @@
             <w:tcW w:type="dxa" w:w="1514"/>
           </w:tcPr>
           <w:p>
+            <w:pPr>
+              <w:spacing w:before="20" w:after="20"/>
+            </w:pPr>
             <w:r/>
             <w:r>
               <w:rPr>
@@ -7544,11 +9363,13 @@
             <w:tcW w:type="dxa" w:w="1514"/>
           </w:tcPr>
           <w:p>
-            <w:r/>
-            <w:r>
-              <w:rPr>
-                <w:rFonts w:ascii="Verdana" w:hAnsi="Verdana"/>
-                <w:b w:val="0"/>
+            <w:pPr>
+              <w:spacing w:before="20" w:after="20"/>
+            </w:pPr>
+            <w:r/>
+            <w:r>
+              <w:rPr>
+                <w:rFonts w:ascii="Verdana" w:hAnsi="Verdana"/>
                 <w:sz w:val="16"/>
               </w:rPr>
               <w:t>Таблица флагов</w:t>
@@ -7560,6 +9381,9 @@
             <w:tcW w:type="dxa" w:w="1514"/>
           </w:tcPr>
           <w:p>
+            <w:pPr>
+              <w:spacing w:before="20" w:after="20"/>
+            </w:pPr>
             <w:r/>
             <w:r>
               <w:rPr>
@@ -7576,6 +9400,9 @@
             <w:tcW w:type="dxa" w:w="1514"/>
           </w:tcPr>
           <w:p>
+            <w:pPr>
+              <w:spacing w:before="20" w:after="20"/>
+            </w:pPr>
             <w:r/>
             <w:r>
               <w:rPr>
@@ -7592,6 +9419,9 @@
             <w:tcW w:type="dxa" w:w="1514"/>
           </w:tcPr>
           <w:p>
+            <w:pPr>
+              <w:spacing w:before="20" w:after="20"/>
+            </w:pPr>
             <w:r/>
             <w:r>
               <w:rPr>
@@ -7612,6 +9442,9 @@
             <w:tcW w:type="dxa" w:w="1514"/>
           </w:tcPr>
           <w:p>
+            <w:pPr>
+              <w:spacing w:before="20" w:after="20"/>
+            </w:pPr>
             <w:r/>
             <w:r>
               <w:rPr>
@@ -7628,6 +9461,9 @@
             <w:tcW w:type="dxa" w:w="1514"/>
           </w:tcPr>
           <w:p>
+            <w:pPr>
+              <w:spacing w:before="20" w:after="20"/>
+            </w:pPr>
             <w:r/>
             <w:r>
               <w:rPr>
@@ -7644,11 +9480,13 @@
             <w:tcW w:type="dxa" w:w="1514"/>
           </w:tcPr>
           <w:p>
-            <w:r/>
-            <w:r>
-              <w:rPr>
-                <w:rFonts w:ascii="Verdana" w:hAnsi="Verdana"/>
-                <w:b w:val="0"/>
+            <w:pPr>
+              <w:spacing w:before="20" w:after="20"/>
+            </w:pPr>
+            <w:r/>
+            <w:r>
+              <w:rPr>
+                <w:rFonts w:ascii="Verdana" w:hAnsi="Verdana"/>
                 <w:sz w:val="16"/>
               </w:rPr>
               <w:t>Кодовая таблица</w:t>
@@ -7660,6 +9498,9 @@
             <w:tcW w:type="dxa" w:w="1514"/>
           </w:tcPr>
           <w:p>
+            <w:pPr>
+              <w:spacing w:before="20" w:after="20"/>
+            </w:pPr>
             <w:r/>
             <w:r>
               <w:rPr>
@@ -7676,6 +9517,9 @@
             <w:tcW w:type="dxa" w:w="1514"/>
           </w:tcPr>
           <w:p>
+            <w:pPr>
+              <w:spacing w:before="20" w:after="20"/>
+            </w:pPr>
             <w:r/>
             <w:r>
               <w:rPr>
@@ -7692,6 +9536,9 @@
             <w:tcW w:type="dxa" w:w="1514"/>
           </w:tcPr>
           <w:p>
+            <w:pPr>
+              <w:spacing w:before="20" w:after="20"/>
+            </w:pPr>
             <w:r/>
             <w:r>
               <w:rPr>
@@ -7708,11 +9555,13 @@
             <w:tcW w:type="dxa" w:w="1514"/>
           </w:tcPr>
           <w:p>
-            <w:r/>
-            <w:r>
-              <w:rPr>
-                <w:rFonts w:ascii="Verdana" w:hAnsi="Verdana"/>
-                <w:b w:val="0"/>
+            <w:pPr>
+              <w:spacing w:before="20" w:after="20"/>
+            </w:pPr>
+            <w:r/>
+            <w:r>
+              <w:rPr>
+                <w:rFonts w:ascii="Verdana" w:hAnsi="Verdana"/>
                 <w:sz w:val="16"/>
               </w:rPr>
               <w:t>Кодовая таблица</w:t>
@@ -7724,6 +9573,9 @@
             <w:tcW w:type="dxa" w:w="1514"/>
           </w:tcPr>
           <w:p>
+            <w:pPr>
+              <w:spacing w:before="20" w:after="20"/>
+            </w:pPr>
             <w:r/>
             <w:r>
               <w:rPr>
@@ -7740,6 +9592,9 @@
             <w:tcW w:type="dxa" w:w="1514"/>
           </w:tcPr>
           <w:p>
+            <w:pPr>
+              <w:spacing w:before="20" w:after="20"/>
+            </w:pPr>
             <w:r/>
             <w:r>
               <w:rPr>
@@ -7756,6 +9611,9 @@
             <w:tcW w:type="dxa" w:w="1514"/>
           </w:tcPr>
           <w:p>
+            <w:pPr>
+              <w:spacing w:before="20" w:after="20"/>
+            </w:pPr>
             <w:r/>
             <w:r>
               <w:rPr>
@@ -7776,6 +9634,9 @@
             <w:tcW w:type="dxa" w:w="1514"/>
           </w:tcPr>
           <w:p>
+            <w:pPr>
+              <w:spacing w:before="20" w:after="20"/>
+            </w:pPr>
             <w:r/>
             <w:r>
               <w:rPr>
@@ -7792,6 +9653,9 @@
             <w:tcW w:type="dxa" w:w="1514"/>
           </w:tcPr>
           <w:p>
+            <w:pPr>
+              <w:spacing w:before="20" w:after="20"/>
+            </w:pPr>
             <w:r/>
             <w:r>
               <w:rPr>
@@ -7808,11 +9672,13 @@
             <w:tcW w:type="dxa" w:w="1514"/>
           </w:tcPr>
           <w:p>
-            <w:r/>
-            <w:r>
-              <w:rPr>
-                <w:rFonts w:ascii="Verdana" w:hAnsi="Verdana"/>
-                <w:b w:val="0"/>
+            <w:pPr>
+              <w:spacing w:before="20" w:after="20"/>
+            </w:pPr>
+            <w:r/>
+            <w:r>
+              <w:rPr>
+                <w:rFonts w:ascii="Verdana" w:hAnsi="Verdana"/>
                 <w:sz w:val="16"/>
               </w:rPr>
               <w:t>Кодовая таблица</w:t>
@@ -7824,6 +9690,9 @@
             <w:tcW w:type="dxa" w:w="1514"/>
           </w:tcPr>
           <w:p>
+            <w:pPr>
+              <w:spacing w:before="20" w:after="20"/>
+            </w:pPr>
             <w:r/>
             <w:r>
               <w:rPr>
@@ -7840,6 +9709,9 @@
             <w:tcW w:type="dxa" w:w="1514"/>
           </w:tcPr>
           <w:p>
+            <w:pPr>
+              <w:spacing w:before="20" w:after="20"/>
+            </w:pPr>
             <w:r/>
             <w:r>
               <w:rPr>
@@ -7856,6 +9728,9 @@
             <w:tcW w:type="dxa" w:w="1514"/>
           </w:tcPr>
           <w:p>
+            <w:pPr>
+              <w:spacing w:before="20" w:after="20"/>
+            </w:pPr>
             <w:r/>
             <w:r>
               <w:rPr>
@@ -7872,11 +9747,13 @@
             <w:tcW w:type="dxa" w:w="1514"/>
           </w:tcPr>
           <w:p>
-            <w:r/>
-            <w:r>
-              <w:rPr>
-                <w:rFonts w:ascii="Verdana" w:hAnsi="Verdana"/>
-                <w:b w:val="0"/>
+            <w:pPr>
+              <w:spacing w:before="20" w:after="20"/>
+            </w:pPr>
+            <w:r/>
+            <w:r>
+              <w:rPr>
+                <w:rFonts w:ascii="Verdana" w:hAnsi="Verdana"/>
                 <w:sz w:val="16"/>
               </w:rPr>
               <w:t>Кодовая таблица</w:t>
@@ -7888,6 +9765,9 @@
             <w:tcW w:type="dxa" w:w="1514"/>
           </w:tcPr>
           <w:p>
+            <w:pPr>
+              <w:spacing w:before="20" w:after="20"/>
+            </w:pPr>
             <w:r/>
             <w:r>
               <w:rPr>
@@ -7904,6 +9784,9 @@
             <w:tcW w:type="dxa" w:w="1514"/>
           </w:tcPr>
           <w:p>
+            <w:pPr>
+              <w:spacing w:before="20" w:after="20"/>
+            </w:pPr>
             <w:r/>
             <w:r>
               <w:rPr>
@@ -7920,6 +9803,9 @@
             <w:tcW w:type="dxa" w:w="1514"/>
           </w:tcPr>
           <w:p>
+            <w:pPr>
+              <w:spacing w:before="20" w:after="20"/>
+            </w:pPr>
             <w:r/>
             <w:r>
               <w:rPr>
@@ -7940,6 +9826,9 @@
             <w:tcW w:type="dxa" w:w="1514"/>
           </w:tcPr>
           <w:p>
+            <w:pPr>
+              <w:spacing w:before="20" w:after="20"/>
+            </w:pPr>
             <w:r/>
             <w:r>
               <w:rPr>
@@ -7956,6 +9845,9 @@
             <w:tcW w:type="dxa" w:w="1514"/>
           </w:tcPr>
           <w:p>
+            <w:pPr>
+              <w:spacing w:before="20" w:after="20"/>
+            </w:pPr>
             <w:r/>
             <w:r>
               <w:rPr>
@@ -7972,11 +9864,13 @@
             <w:tcW w:type="dxa" w:w="1514"/>
           </w:tcPr>
           <w:p>
-            <w:r/>
-            <w:r>
-              <w:rPr>
-                <w:rFonts w:ascii="Verdana" w:hAnsi="Verdana"/>
-                <w:b w:val="0"/>
+            <w:pPr>
+              <w:spacing w:before="20" w:after="20"/>
+            </w:pPr>
+            <w:r/>
+            <w:r>
+              <w:rPr>
+                <w:rFonts w:ascii="Verdana" w:hAnsi="Verdana"/>
                 <w:sz w:val="16"/>
               </w:rPr>
               <w:t>Кодовая таблица</w:t>
@@ -7988,6 +9882,9 @@
             <w:tcW w:type="dxa" w:w="1514"/>
           </w:tcPr>
           <w:p>
+            <w:pPr>
+              <w:spacing w:before="20" w:after="20"/>
+            </w:pPr>
             <w:r/>
             <w:r>
               <w:rPr>
@@ -8004,6 +9901,9 @@
             <w:tcW w:type="dxa" w:w="1514"/>
           </w:tcPr>
           <w:p>
+            <w:pPr>
+              <w:spacing w:before="20" w:after="20"/>
+            </w:pPr>
             <w:r/>
             <w:r>
               <w:rPr>
@@ -8020,6 +9920,9 @@
             <w:tcW w:type="dxa" w:w="1514"/>
           </w:tcPr>
           <w:p>
+            <w:pPr>
+              <w:spacing w:before="20" w:after="20"/>
+            </w:pPr>
             <w:r/>
             <w:r>
               <w:rPr>
@@ -8036,11 +9939,13 @@
             <w:tcW w:type="dxa" w:w="1514"/>
           </w:tcPr>
           <w:p>
-            <w:r/>
-            <w:r>
-              <w:rPr>
-                <w:rFonts w:ascii="Verdana" w:hAnsi="Verdana"/>
-                <w:b w:val="0"/>
+            <w:pPr>
+              <w:spacing w:before="20" w:after="20"/>
+            </w:pPr>
+            <w:r/>
+            <w:r>
+              <w:rPr>
+                <w:rFonts w:ascii="Verdana" w:hAnsi="Verdana"/>
                 <w:sz w:val="16"/>
               </w:rPr>
               <w:t>Кодовая таблица</w:t>
@@ -8052,6 +9957,9 @@
             <w:tcW w:type="dxa" w:w="1514"/>
           </w:tcPr>
           <w:p>
+            <w:pPr>
+              <w:spacing w:before="20" w:after="20"/>
+            </w:pPr>
             <w:r/>
             <w:r>
               <w:rPr>
@@ -8068,6 +9976,9 @@
             <w:tcW w:type="dxa" w:w="1514"/>
           </w:tcPr>
           <w:p>
+            <w:pPr>
+              <w:spacing w:before="20" w:after="20"/>
+            </w:pPr>
             <w:r/>
             <w:r>
               <w:rPr>
@@ -8084,6 +9995,9 @@
             <w:tcW w:type="dxa" w:w="1514"/>
           </w:tcPr>
           <w:p>
+            <w:pPr>
+              <w:spacing w:before="20" w:after="20"/>
+            </w:pPr>
             <w:r/>
             <w:r>
               <w:rPr>
@@ -8104,6 +10018,9 @@
             <w:tcW w:type="dxa" w:w="1514"/>
           </w:tcPr>
           <w:p>
+            <w:pPr>
+              <w:spacing w:before="20" w:after="20"/>
+            </w:pPr>
             <w:r/>
             <w:r>
               <w:rPr>
@@ -8120,6 +10037,9 @@
             <w:tcW w:type="dxa" w:w="1514"/>
           </w:tcPr>
           <w:p>
+            <w:pPr>
+              <w:spacing w:before="20" w:after="20"/>
+            </w:pPr>
             <w:r/>
             <w:r>
               <w:rPr>
@@ -8136,11 +10056,13 @@
             <w:tcW w:type="dxa" w:w="1514"/>
           </w:tcPr>
           <w:p>
-            <w:r/>
-            <w:r>
-              <w:rPr>
-                <w:rFonts w:ascii="Verdana" w:hAnsi="Verdana"/>
-                <w:b w:val="0"/>
+            <w:pPr>
+              <w:spacing w:before="20" w:after="20"/>
+            </w:pPr>
+            <w:r/>
+            <w:r>
+              <w:rPr>
+                <w:rFonts w:ascii="Verdana" w:hAnsi="Verdana"/>
                 <w:sz w:val="16"/>
               </w:rPr>
               <w:t>Таблица флагов</w:t>
@@ -8152,6 +10074,9 @@
             <w:tcW w:type="dxa" w:w="1514"/>
           </w:tcPr>
           <w:p>
+            <w:pPr>
+              <w:spacing w:before="20" w:after="20"/>
+            </w:pPr>
             <w:r/>
             <w:r>
               <w:rPr>
@@ -8168,6 +10093,9 @@
             <w:tcW w:type="dxa" w:w="1514"/>
           </w:tcPr>
           <w:p>
+            <w:pPr>
+              <w:spacing w:before="20" w:after="20"/>
+            </w:pPr>
             <w:r/>
             <w:r>
               <w:rPr>
@@ -8184,6 +10112,9 @@
             <w:tcW w:type="dxa" w:w="1514"/>
           </w:tcPr>
           <w:p>
+            <w:pPr>
+              <w:spacing w:before="20" w:after="20"/>
+            </w:pPr>
             <w:r/>
             <w:r>
               <w:rPr>
@@ -8200,11 +10131,13 @@
             <w:tcW w:type="dxa" w:w="1514"/>
           </w:tcPr>
           <w:p>
-            <w:r/>
-            <w:r>
-              <w:rPr>
-                <w:rFonts w:ascii="Verdana" w:hAnsi="Verdana"/>
-                <w:b w:val="0"/>
+            <w:pPr>
+              <w:spacing w:before="20" w:after="20"/>
+            </w:pPr>
+            <w:r/>
+            <w:r>
+              <w:rPr>
+                <w:rFonts w:ascii="Verdana" w:hAnsi="Verdana"/>
                 <w:sz w:val="16"/>
               </w:rPr>
               <w:t>Таблица флагов</w:t>
@@ -8216,6 +10149,9 @@
             <w:tcW w:type="dxa" w:w="1514"/>
           </w:tcPr>
           <w:p>
+            <w:pPr>
+              <w:spacing w:before="20" w:after="20"/>
+            </w:pPr>
             <w:r/>
             <w:r>
               <w:rPr>
@@ -8232,6 +10168,9 @@
             <w:tcW w:type="dxa" w:w="1514"/>
           </w:tcPr>
           <w:p>
+            <w:pPr>
+              <w:spacing w:before="20" w:after="20"/>
+            </w:pPr>
             <w:r/>
             <w:r>
               <w:rPr>
@@ -8248,6 +10187,9 @@
             <w:tcW w:type="dxa" w:w="1514"/>
           </w:tcPr>
           <w:p>
+            <w:pPr>
+              <w:spacing w:before="20" w:after="20"/>
+            </w:pPr>
             <w:r/>
             <w:r>
               <w:rPr>
@@ -8268,6 +10210,9 @@
             <w:tcW w:type="dxa" w:w="1514"/>
           </w:tcPr>
           <w:p>
+            <w:pPr>
+              <w:spacing w:before="20" w:after="20"/>
+            </w:pPr>
             <w:r/>
             <w:r>
               <w:rPr>
@@ -8284,6 +10229,9 @@
             <w:tcW w:type="dxa" w:w="1514"/>
           </w:tcPr>
           <w:p>
+            <w:pPr>
+              <w:spacing w:before="20" w:after="20"/>
+            </w:pPr>
             <w:r/>
             <w:r>
               <w:rPr>
@@ -8300,11 +10248,13 @@
             <w:tcW w:type="dxa" w:w="1514"/>
           </w:tcPr>
           <w:p>
-            <w:r/>
-            <w:r>
-              <w:rPr>
-                <w:rFonts w:ascii="Verdana" w:hAnsi="Verdana"/>
-                <w:b w:val="0"/>
+            <w:pPr>
+              <w:spacing w:before="20" w:after="20"/>
+            </w:pPr>
+            <w:r/>
+            <w:r>
+              <w:rPr>
+                <w:rFonts w:ascii="Verdana" w:hAnsi="Verdana"/>
                 <w:sz w:val="16"/>
               </w:rPr>
               <w:t>Таблица флагов</w:t>
@@ -8316,6 +10266,9 @@
             <w:tcW w:type="dxa" w:w="1514"/>
           </w:tcPr>
           <w:p>
+            <w:pPr>
+              <w:spacing w:before="20" w:after="20"/>
+            </w:pPr>
             <w:r/>
             <w:r>
               <w:rPr>
@@ -8332,6 +10285,9 @@
             <w:tcW w:type="dxa" w:w="1514"/>
           </w:tcPr>
           <w:p>
+            <w:pPr>
+              <w:spacing w:before="20" w:after="20"/>
+            </w:pPr>
             <w:r/>
             <w:r>
               <w:rPr>
@@ -8348,6 +10304,9 @@
             <w:tcW w:type="dxa" w:w="1514"/>
           </w:tcPr>
           <w:p>
+            <w:pPr>
+              <w:spacing w:before="20" w:after="20"/>
+            </w:pPr>
             <w:r/>
             <w:r>
               <w:rPr>
@@ -8364,11 +10323,13 @@
             <w:tcW w:type="dxa" w:w="1514"/>
           </w:tcPr>
           <w:p>
-            <w:r/>
-            <w:r>
-              <w:rPr>
-                <w:rFonts w:ascii="Verdana" w:hAnsi="Verdana"/>
-                <w:b w:val="0"/>
+            <w:pPr>
+              <w:spacing w:before="20" w:after="20"/>
+            </w:pPr>
+            <w:r/>
+            <w:r>
+              <w:rPr>
+                <w:rFonts w:ascii="Verdana" w:hAnsi="Verdana"/>
                 <w:sz w:val="16"/>
               </w:rPr>
               <w:t>Таблица флагов</w:t>
@@ -8380,6 +10341,9 @@
             <w:tcW w:type="dxa" w:w="1514"/>
           </w:tcPr>
           <w:p>
+            <w:pPr>
+              <w:spacing w:before="20" w:after="20"/>
+            </w:pPr>
             <w:r/>
             <w:r>
               <w:rPr>
@@ -8396,6 +10360,9 @@
             <w:tcW w:type="dxa" w:w="1514"/>
           </w:tcPr>
           <w:p>
+            <w:pPr>
+              <w:spacing w:before="20" w:after="20"/>
+            </w:pPr>
             <w:r/>
             <w:r>
               <w:rPr>
@@ -8412,6 +10379,9 @@
             <w:tcW w:type="dxa" w:w="1514"/>
           </w:tcPr>
           <w:p>
+            <w:pPr>
+              <w:spacing w:before="20" w:after="20"/>
+            </w:pPr>
             <w:r/>
             <w:r>
               <w:rPr>
@@ -8432,6 +10402,9 @@
             <w:tcW w:type="dxa" w:w="1514"/>
           </w:tcPr>
           <w:p>
+            <w:pPr>
+              <w:spacing w:before="20" w:after="20"/>
+            </w:pPr>
             <w:r/>
             <w:r>
               <w:rPr>
@@ -8448,6 +10421,9 @@
             <w:tcW w:type="dxa" w:w="1514"/>
           </w:tcPr>
           <w:p>
+            <w:pPr>
+              <w:spacing w:before="20" w:after="20"/>
+            </w:pPr>
             <w:r/>
             <w:r>
               <w:rPr>
@@ -8464,11 +10440,13 @@
             <w:tcW w:type="dxa" w:w="1514"/>
           </w:tcPr>
           <w:p>
-            <w:r/>
-            <w:r>
-              <w:rPr>
-                <w:rFonts w:ascii="Verdana" w:hAnsi="Verdana"/>
-                <w:b w:val="0"/>
+            <w:pPr>
+              <w:spacing w:before="20" w:after="20"/>
+            </w:pPr>
+            <w:r/>
+            <w:r>
+              <w:rPr>
+                <w:rFonts w:ascii="Verdana" w:hAnsi="Verdana"/>
                 <w:sz w:val="16"/>
               </w:rPr>
               <w:t>Кодовая таблица</w:t>
@@ -8480,6 +10458,9 @@
             <w:tcW w:type="dxa" w:w="1514"/>
           </w:tcPr>
           <w:p>
+            <w:pPr>
+              <w:spacing w:before="20" w:after="20"/>
+            </w:pPr>
             <w:r/>
             <w:r>
               <w:rPr>
@@ -8496,6 +10477,9 @@
             <w:tcW w:type="dxa" w:w="1514"/>
           </w:tcPr>
           <w:p>
+            <w:pPr>
+              <w:spacing w:before="20" w:after="20"/>
+            </w:pPr>
             <w:r/>
             <w:r>
               <w:rPr>
@@ -8512,6 +10496,9 @@
             <w:tcW w:type="dxa" w:w="1514"/>
           </w:tcPr>
           <w:p>
+            <w:pPr>
+              <w:spacing w:before="20" w:after="20"/>
+            </w:pPr>
             <w:r/>
             <w:r>
               <w:rPr>
@@ -8528,11 +10515,13 @@
             <w:tcW w:type="dxa" w:w="1514"/>
           </w:tcPr>
           <w:p>
-            <w:r/>
-            <w:r>
-              <w:rPr>
-                <w:rFonts w:ascii="Verdana" w:hAnsi="Verdana"/>
-                <w:b w:val="0"/>
+            <w:pPr>
+              <w:spacing w:before="20" w:after="20"/>
+            </w:pPr>
+            <w:r/>
+            <w:r>
+              <w:rPr>
+                <w:rFonts w:ascii="Verdana" w:hAnsi="Verdana"/>
                 <w:sz w:val="16"/>
               </w:rPr>
               <w:t>Кодовая таблица</w:t>
@@ -8544,6 +10533,9 @@
             <w:tcW w:type="dxa" w:w="1514"/>
           </w:tcPr>
           <w:p>
+            <w:pPr>
+              <w:spacing w:before="20" w:after="20"/>
+            </w:pPr>
             <w:r/>
             <w:r>
               <w:rPr>
@@ -8560,6 +10552,9 @@
             <w:tcW w:type="dxa" w:w="1514"/>
           </w:tcPr>
           <w:p>
+            <w:pPr>
+              <w:spacing w:before="20" w:after="20"/>
+            </w:pPr>
             <w:r/>
             <w:r>
               <w:rPr>
@@ -8576,6 +10571,9 @@
             <w:tcW w:type="dxa" w:w="1514"/>
           </w:tcPr>
           <w:p>
+            <w:pPr>
+              <w:spacing w:before="20" w:after="20"/>
+            </w:pPr>
             <w:r/>
             <w:r>
               <w:rPr>
@@ -8596,6 +10594,9 @@
             <w:tcW w:type="dxa" w:w="1514"/>
           </w:tcPr>
           <w:p>
+            <w:pPr>
+              <w:spacing w:before="20" w:after="20"/>
+            </w:pPr>
             <w:r/>
             <w:r>
               <w:rPr>
@@ -8612,6 +10613,9 @@
             <w:tcW w:type="dxa" w:w="1514"/>
           </w:tcPr>
           <w:p>
+            <w:pPr>
+              <w:spacing w:before="20" w:after="20"/>
+            </w:pPr>
             <w:r/>
             <w:r>
               <w:rPr>
@@ -8628,11 +10632,13 @@
             <w:tcW w:type="dxa" w:w="1514"/>
           </w:tcPr>
           <w:p>
-            <w:r/>
-            <w:r>
-              <w:rPr>
-                <w:rFonts w:ascii="Verdana" w:hAnsi="Verdana"/>
-                <w:b w:val="0"/>
+            <w:pPr>
+              <w:spacing w:before="20" w:after="20"/>
+            </w:pPr>
+            <w:r/>
+            <w:r>
+              <w:rPr>
+                <w:rFonts w:ascii="Verdana" w:hAnsi="Verdana"/>
                 <w:sz w:val="16"/>
               </w:rPr>
               <w:t>Таблица флагов</w:t>
@@ -8644,6 +10650,9 @@
             <w:tcW w:type="dxa" w:w="1514"/>
           </w:tcPr>
           <w:p>
+            <w:pPr>
+              <w:spacing w:before="20" w:after="20"/>
+            </w:pPr>
             <w:r/>
             <w:r>
               <w:rPr>
@@ -8660,6 +10669,9 @@
             <w:tcW w:type="dxa" w:w="1514"/>
           </w:tcPr>
           <w:p>
+            <w:pPr>
+              <w:spacing w:before="20" w:after="20"/>
+            </w:pPr>
             <w:r/>
             <w:r>
               <w:rPr>
@@ -8676,6 +10688,9 @@
             <w:tcW w:type="dxa" w:w="1514"/>
           </w:tcPr>
           <w:p>
+            <w:pPr>
+              <w:spacing w:before="20" w:after="20"/>
+            </w:pPr>
             <w:r/>
             <w:r>
               <w:rPr>
@@ -8692,11 +10707,13 @@
             <w:tcW w:type="dxa" w:w="1514"/>
           </w:tcPr>
           <w:p>
-            <w:r/>
-            <w:r>
-              <w:rPr>
-                <w:rFonts w:ascii="Verdana" w:hAnsi="Verdana"/>
-                <w:b w:val="0"/>
+            <w:pPr>
+              <w:spacing w:before="20" w:after="20"/>
+            </w:pPr>
+            <w:r/>
+            <w:r>
+              <w:rPr>
+                <w:rFonts w:ascii="Verdana" w:hAnsi="Verdana"/>
                 <w:sz w:val="16"/>
               </w:rPr>
               <w:t>Таблица флагов</w:t>
@@ -8708,6 +10725,9 @@
             <w:tcW w:type="dxa" w:w="1514"/>
           </w:tcPr>
           <w:p>
+            <w:pPr>
+              <w:spacing w:before="20" w:after="20"/>
+            </w:pPr>
             <w:r/>
             <w:r>
               <w:rPr>
@@ -8724,6 +10744,9 @@
             <w:tcW w:type="dxa" w:w="1514"/>
           </w:tcPr>
           <w:p>
+            <w:pPr>
+              <w:spacing w:before="20" w:after="20"/>
+            </w:pPr>
             <w:r/>
             <w:r>
               <w:rPr>
@@ -8740,6 +10763,9 @@
             <w:tcW w:type="dxa" w:w="1514"/>
           </w:tcPr>
           <w:p>
+            <w:pPr>
+              <w:spacing w:before="20" w:after="20"/>
+            </w:pPr>
             <w:r/>
             <w:r>
               <w:rPr>
@@ -8760,6 +10786,9 @@
             <w:tcW w:type="dxa" w:w="1514"/>
           </w:tcPr>
           <w:p>
+            <w:pPr>
+              <w:spacing w:before="20" w:after="20"/>
+            </w:pPr>
             <w:r/>
             <w:r>
               <w:rPr>
@@ -8776,6 +10805,9 @@
             <w:tcW w:type="dxa" w:w="1514"/>
           </w:tcPr>
           <w:p>
+            <w:pPr>
+              <w:spacing w:before="20" w:after="20"/>
+            </w:pPr>
             <w:r/>
             <w:r>
               <w:rPr>
@@ -8792,11 +10824,13 @@
             <w:tcW w:type="dxa" w:w="1514"/>
           </w:tcPr>
           <w:p>
-            <w:r/>
-            <w:r>
-              <w:rPr>
-                <w:rFonts w:ascii="Verdana" w:hAnsi="Verdana"/>
-                <w:b w:val="0"/>
+            <w:pPr>
+              <w:spacing w:before="20" w:after="20"/>
+            </w:pPr>
+            <w:r/>
+            <w:r>
+              <w:rPr>
+                <w:rFonts w:ascii="Verdana" w:hAnsi="Verdana"/>
                 <w:sz w:val="16"/>
               </w:rPr>
               <w:t>Числовой</w:t>
@@ -8808,6 +10842,9 @@
             <w:tcW w:type="dxa" w:w="1514"/>
           </w:tcPr>
           <w:p>
+            <w:pPr>
+              <w:spacing w:before="20" w:after="20"/>
+            </w:pPr>
             <w:r/>
             <w:r>
               <w:rPr>
@@ -8824,6 +10861,9 @@
             <w:tcW w:type="dxa" w:w="1514"/>
           </w:tcPr>
           <w:p>
+            <w:pPr>
+              <w:spacing w:before="20" w:after="20"/>
+            </w:pPr>
             <w:r/>
             <w:r>
               <w:rPr>
@@ -8840,6 +10880,9 @@
             <w:tcW w:type="dxa" w:w="1514"/>
           </w:tcPr>
           <w:p>
+            <w:pPr>
+              <w:spacing w:before="20" w:after="20"/>
+            </w:pPr>
             <w:r/>
             <w:r>
               <w:rPr>
@@ -8856,11 +10899,13 @@
             <w:tcW w:type="dxa" w:w="1514"/>
           </w:tcPr>
           <w:p>
-            <w:r/>
-            <w:r>
-              <w:rPr>
-                <w:rFonts w:ascii="Verdana" w:hAnsi="Verdana"/>
-                <w:b w:val="0"/>
+            <w:pPr>
+              <w:spacing w:before="20" w:after="20"/>
+            </w:pPr>
+            <w:r/>
+            <w:r>
+              <w:rPr>
+                <w:rFonts w:ascii="Verdana" w:hAnsi="Verdana"/>
                 <w:sz w:val="16"/>
               </w:rPr>
               <w:t>Числовой</w:t>
@@ -8872,6 +10917,9 @@
             <w:tcW w:type="dxa" w:w="1514"/>
           </w:tcPr>
           <w:p>
+            <w:pPr>
+              <w:spacing w:before="20" w:after="20"/>
+            </w:pPr>
             <w:r/>
             <w:r>
               <w:rPr>
@@ -8888,6 +10936,9 @@
             <w:tcW w:type="dxa" w:w="1514"/>
           </w:tcPr>
           <w:p>
+            <w:pPr>
+              <w:spacing w:before="20" w:after="20"/>
+            </w:pPr>
             <w:r/>
             <w:r>
               <w:rPr>
@@ -8904,6 +10955,9 @@
             <w:tcW w:type="dxa" w:w="1514"/>
           </w:tcPr>
           <w:p>
+            <w:pPr>
+              <w:spacing w:before="20" w:after="20"/>
+            </w:pPr>
             <w:r/>
             <w:r>
               <w:rPr>
@@ -8924,6 +10978,9 @@
             <w:tcW w:type="dxa" w:w="1514"/>
           </w:tcPr>
           <w:p>
+            <w:pPr>
+              <w:spacing w:before="20" w:after="20"/>
+            </w:pPr>
             <w:r/>
             <w:r>
               <w:rPr>
@@ -8940,6 +10997,9 @@
             <w:tcW w:type="dxa" w:w="1514"/>
           </w:tcPr>
           <w:p>
+            <w:pPr>
+              <w:spacing w:before="20" w:after="20"/>
+            </w:pPr>
             <w:r/>
             <w:r>
               <w:rPr>
@@ -8956,11 +11016,13 @@
             <w:tcW w:type="dxa" w:w="1514"/>
           </w:tcPr>
           <w:p>
-            <w:r/>
-            <w:r>
-              <w:rPr>
-                <w:rFonts w:ascii="Verdana" w:hAnsi="Verdana"/>
-                <w:b w:val="0"/>
+            <w:pPr>
+              <w:spacing w:before="20" w:after="20"/>
+            </w:pPr>
+            <w:r/>
+            <w:r>
+              <w:rPr>
+                <w:rFonts w:ascii="Verdana" w:hAnsi="Verdana"/>
                 <w:sz w:val="16"/>
               </w:rPr>
               <w:t>Таблица флагов</w:t>
@@ -8972,6 +11034,9 @@
             <w:tcW w:type="dxa" w:w="1514"/>
           </w:tcPr>
           <w:p>
+            <w:pPr>
+              <w:spacing w:before="20" w:after="20"/>
+            </w:pPr>
             <w:r/>
             <w:r>
               <w:rPr>
@@ -8988,6 +11053,9 @@
             <w:tcW w:type="dxa" w:w="1514"/>
           </w:tcPr>
           <w:p>
+            <w:pPr>
+              <w:spacing w:before="20" w:after="20"/>
+            </w:pPr>
             <w:r/>
             <w:r>
               <w:rPr>
@@ -9004,6 +11072,9 @@
             <w:tcW w:type="dxa" w:w="1514"/>
           </w:tcPr>
           <w:p>
+            <w:pPr>
+              <w:spacing w:before="20" w:after="20"/>
+            </w:pPr>
             <w:r/>
             <w:r>
               <w:rPr>
@@ -9020,11 +11091,13 @@
             <w:tcW w:type="dxa" w:w="1514"/>
           </w:tcPr>
           <w:p>
-            <w:r/>
-            <w:r>
-              <w:rPr>
-                <w:rFonts w:ascii="Verdana" w:hAnsi="Verdana"/>
-                <w:b w:val="0"/>
+            <w:pPr>
+              <w:spacing w:before="20" w:after="20"/>
+            </w:pPr>
+            <w:r/>
+            <w:r>
+              <w:rPr>
+                <w:rFonts w:ascii="Verdana" w:hAnsi="Verdana"/>
                 <w:sz w:val="16"/>
               </w:rPr>
               <w:t>Таблица флагов</w:t>
@@ -9036,6 +11109,9 @@
             <w:tcW w:type="dxa" w:w="1514"/>
           </w:tcPr>
           <w:p>
+            <w:pPr>
+              <w:spacing w:before="20" w:after="20"/>
+            </w:pPr>
             <w:r/>
             <w:r>
               <w:rPr>
@@ -9052,6 +11128,9 @@
             <w:tcW w:type="dxa" w:w="1514"/>
           </w:tcPr>
           <w:p>
+            <w:pPr>
+              <w:spacing w:before="20" w:after="20"/>
+            </w:pPr>
             <w:r/>
             <w:r>
               <w:rPr>
@@ -9068,6 +11147,9 @@
             <w:tcW w:type="dxa" w:w="1514"/>
           </w:tcPr>
           <w:p>
+            <w:pPr>
+              <w:spacing w:before="20" w:after="20"/>
+            </w:pPr>
             <w:r/>
             <w:r>
               <w:rPr>
@@ -9088,6 +11170,9 @@
             <w:tcW w:type="dxa" w:w="1514"/>
           </w:tcPr>
           <w:p>
+            <w:pPr>
+              <w:spacing w:before="20" w:after="20"/>
+            </w:pPr>
             <w:r/>
             <w:r>
               <w:rPr>
@@ -9104,6 +11189,9 @@
             <w:tcW w:type="dxa" w:w="1514"/>
           </w:tcPr>
           <w:p>
+            <w:pPr>
+              <w:spacing w:before="20" w:after="20"/>
+            </w:pPr>
             <w:r/>
             <w:r>
               <w:rPr>
@@ -9120,11 +11208,13 @@
             <w:tcW w:type="dxa" w:w="1514"/>
           </w:tcPr>
           <w:p>
-            <w:r/>
-            <w:r>
-              <w:rPr>
-                <w:rFonts w:ascii="Verdana" w:hAnsi="Verdana"/>
-                <w:b w:val="0"/>
+            <w:pPr>
+              <w:spacing w:before="20" w:after="20"/>
+            </w:pPr>
+            <w:r/>
+            <w:r>
+              <w:rPr>
+                <w:rFonts w:ascii="Verdana" w:hAnsi="Verdana"/>
                 <w:sz w:val="16"/>
               </w:rPr>
               <w:t>Таблица флагов</w:t>
@@ -9136,6 +11226,9 @@
             <w:tcW w:type="dxa" w:w="1514"/>
           </w:tcPr>
           <w:p>
+            <w:pPr>
+              <w:spacing w:before="20" w:after="20"/>
+            </w:pPr>
             <w:r/>
             <w:r>
               <w:rPr>
@@ -9152,6 +11245,9 @@
             <w:tcW w:type="dxa" w:w="1514"/>
           </w:tcPr>
           <w:p>
+            <w:pPr>
+              <w:spacing w:before="20" w:after="20"/>
+            </w:pPr>
             <w:r/>
             <w:r>
               <w:rPr>
@@ -9168,6 +11264,9 @@
             <w:tcW w:type="dxa" w:w="1514"/>
           </w:tcPr>
           <w:p>
+            <w:pPr>
+              <w:spacing w:before="20" w:after="20"/>
+            </w:pPr>
             <w:r/>
             <w:r>
               <w:rPr>
@@ -9184,11 +11283,13 @@
             <w:tcW w:type="dxa" w:w="1514"/>
           </w:tcPr>
           <w:p>
-            <w:r/>
-            <w:r>
-              <w:rPr>
-                <w:rFonts w:ascii="Verdana" w:hAnsi="Verdana"/>
-                <w:b w:val="0"/>
+            <w:pPr>
+              <w:spacing w:before="20" w:after="20"/>
+            </w:pPr>
+            <w:r/>
+            <w:r>
+              <w:rPr>
+                <w:rFonts w:ascii="Verdana" w:hAnsi="Verdana"/>
                 <w:sz w:val="16"/>
               </w:rPr>
               <w:t>Таблица флагов</w:t>
@@ -9200,6 +11301,9 @@
             <w:tcW w:type="dxa" w:w="1514"/>
           </w:tcPr>
           <w:p>
+            <w:pPr>
+              <w:spacing w:before="20" w:after="20"/>
+            </w:pPr>
             <w:r/>
             <w:r>
               <w:rPr>
@@ -9216,6 +11320,9 @@
             <w:tcW w:type="dxa" w:w="1514"/>
           </w:tcPr>
           <w:p>
+            <w:pPr>
+              <w:spacing w:before="20" w:after="20"/>
+            </w:pPr>
             <w:r/>
             <w:r>
               <w:rPr>
@@ -9232,6 +11339,9 @@
             <w:tcW w:type="dxa" w:w="1514"/>
           </w:tcPr>
           <w:p>
+            <w:pPr>
+              <w:spacing w:before="20" w:after="20"/>
+            </w:pPr>
             <w:r/>
             <w:r>
               <w:rPr>
@@ -9252,6 +11362,9 @@
             <w:tcW w:type="dxa" w:w="1514"/>
           </w:tcPr>
           <w:p>
+            <w:pPr>
+              <w:spacing w:before="20" w:after="20"/>
+            </w:pPr>
             <w:r/>
             <w:r>
               <w:rPr>
@@ -9268,6 +11381,9 @@
             <w:tcW w:type="dxa" w:w="1514"/>
           </w:tcPr>
           <w:p>
+            <w:pPr>
+              <w:spacing w:before="20" w:after="20"/>
+            </w:pPr>
             <w:r/>
             <w:r>
               <w:rPr>
@@ -9284,11 +11400,13 @@
             <w:tcW w:type="dxa" w:w="1514"/>
           </w:tcPr>
           <w:p>
-            <w:r/>
-            <w:r>
-              <w:rPr>
-                <w:rFonts w:ascii="Verdana" w:hAnsi="Verdana"/>
-                <w:b w:val="0"/>
+            <w:pPr>
+              <w:spacing w:before="20" w:after="20"/>
+            </w:pPr>
+            <w:r/>
+            <w:r>
+              <w:rPr>
+                <w:rFonts w:ascii="Verdana" w:hAnsi="Verdana"/>
                 <w:sz w:val="16"/>
               </w:rPr>
               <w:t>Кодовая таблица</w:t>
@@ -9300,6 +11418,9 @@
             <w:tcW w:type="dxa" w:w="1514"/>
           </w:tcPr>
           <w:p>
+            <w:pPr>
+              <w:spacing w:before="20" w:after="20"/>
+            </w:pPr>
             <w:r/>
             <w:r>
               <w:rPr>
@@ -9316,6 +11437,9 @@
             <w:tcW w:type="dxa" w:w="1514"/>
           </w:tcPr>
           <w:p>
+            <w:pPr>
+              <w:spacing w:before="20" w:after="20"/>
+            </w:pPr>
             <w:r/>
             <w:r>
               <w:rPr>
@@ -9332,6 +11456,9 @@
             <w:tcW w:type="dxa" w:w="1514"/>
           </w:tcPr>
           <w:p>
+            <w:pPr>
+              <w:spacing w:before="20" w:after="20"/>
+            </w:pPr>
             <w:r/>
             <w:r>
               <w:rPr>
@@ -9348,11 +11475,13 @@
             <w:tcW w:type="dxa" w:w="1514"/>
           </w:tcPr>
           <w:p>
-            <w:r/>
-            <w:r>
-              <w:rPr>
-                <w:rFonts w:ascii="Verdana" w:hAnsi="Verdana"/>
-                <w:b w:val="0"/>
+            <w:pPr>
+              <w:spacing w:before="20" w:after="20"/>
+            </w:pPr>
+            <w:r/>
+            <w:r>
+              <w:rPr>
+                <w:rFonts w:ascii="Verdana" w:hAnsi="Verdana"/>
                 <w:sz w:val="16"/>
               </w:rPr>
               <w:t>Кодовая таблица</w:t>
@@ -9364,6 +11493,9 @@
             <w:tcW w:type="dxa" w:w="1514"/>
           </w:tcPr>
           <w:p>
+            <w:pPr>
+              <w:spacing w:before="20" w:after="20"/>
+            </w:pPr>
             <w:r/>
             <w:r>
               <w:rPr>
@@ -9380,6 +11512,9 @@
             <w:tcW w:type="dxa" w:w="1514"/>
           </w:tcPr>
           <w:p>
+            <w:pPr>
+              <w:spacing w:before="20" w:after="20"/>
+            </w:pPr>
             <w:r/>
             <w:r>
               <w:rPr>
@@ -9396,6 +11531,9 @@
             <w:tcW w:type="dxa" w:w="1514"/>
           </w:tcPr>
           <w:p>
+            <w:pPr>
+              <w:spacing w:before="20" w:after="20"/>
+            </w:pPr>
             <w:r/>
             <w:r>
               <w:rPr>
@@ -9416,6 +11554,9 @@
             <w:tcW w:type="dxa" w:w="1514"/>
           </w:tcPr>
           <w:p>
+            <w:pPr>
+              <w:spacing w:before="20" w:after="20"/>
+            </w:pPr>
             <w:r/>
             <w:r>
               <w:rPr>
@@ -9432,6 +11573,9 @@
             <w:tcW w:type="dxa" w:w="1514"/>
           </w:tcPr>
           <w:p>
+            <w:pPr>
+              <w:spacing w:before="20" w:after="20"/>
+            </w:pPr>
             <w:r/>
             <w:r>
               <w:rPr>
@@ -9448,11 +11592,13 @@
             <w:tcW w:type="dxa" w:w="1514"/>
           </w:tcPr>
           <w:p>
-            <w:r/>
-            <w:r>
-              <w:rPr>
-                <w:rFonts w:ascii="Verdana" w:hAnsi="Verdana"/>
-                <w:b w:val="0"/>
+            <w:pPr>
+              <w:spacing w:before="20" w:after="20"/>
+            </w:pPr>
+            <w:r/>
+            <w:r>
+              <w:rPr>
+                <w:rFonts w:ascii="Verdana" w:hAnsi="Verdana"/>
                 <w:sz w:val="16"/>
               </w:rPr>
               <w:t>Таблица флагов</w:t>
@@ -9464,6 +11610,9 @@
             <w:tcW w:type="dxa" w:w="1514"/>
           </w:tcPr>
           <w:p>
+            <w:pPr>
+              <w:spacing w:before="20" w:after="20"/>
+            </w:pPr>
             <w:r/>
             <w:r>
               <w:rPr>
@@ -9480,6 +11629,9 @@
             <w:tcW w:type="dxa" w:w="1514"/>
           </w:tcPr>
           <w:p>
+            <w:pPr>
+              <w:spacing w:before="20" w:after="20"/>
+            </w:pPr>
             <w:r/>
             <w:r>
               <w:rPr>
@@ -9496,6 +11648,9 @@
             <w:tcW w:type="dxa" w:w="1514"/>
           </w:tcPr>
           <w:p>
+            <w:pPr>
+              <w:spacing w:before="20" w:after="20"/>
+            </w:pPr>
             <w:r/>
             <w:r>
               <w:rPr>
@@ -9512,11 +11667,13 @@
             <w:tcW w:type="dxa" w:w="1514"/>
           </w:tcPr>
           <w:p>
-            <w:r/>
-            <w:r>
-              <w:rPr>
-                <w:rFonts w:ascii="Verdana" w:hAnsi="Verdana"/>
-                <w:b w:val="0"/>
+            <w:pPr>
+              <w:spacing w:before="20" w:after="20"/>
+            </w:pPr>
+            <w:r/>
+            <w:r>
+              <w:rPr>
+                <w:rFonts w:ascii="Verdana" w:hAnsi="Verdana"/>
                 <w:sz w:val="16"/>
               </w:rPr>
               <w:t>Таблица флагов</w:t>
@@ -9528,6 +11685,9 @@
             <w:tcW w:type="dxa" w:w="1514"/>
           </w:tcPr>
           <w:p>
+            <w:pPr>
+              <w:spacing w:before="20" w:after="20"/>
+            </w:pPr>
             <w:r/>
             <w:r>
               <w:rPr>
@@ -9544,6 +11704,9 @@
             <w:tcW w:type="dxa" w:w="1514"/>
           </w:tcPr>
           <w:p>
+            <w:pPr>
+              <w:spacing w:before="20" w:after="20"/>
+            </w:pPr>
             <w:r/>
             <w:r>
               <w:rPr>
@@ -9560,6 +11723,9 @@
             <w:tcW w:type="dxa" w:w="1514"/>
           </w:tcPr>
           <w:p>
+            <w:pPr>
+              <w:spacing w:before="20" w:after="20"/>
+            </w:pPr>
             <w:r/>
             <w:r>
               <w:rPr>
@@ -9580,6 +11746,9 @@
             <w:tcW w:type="dxa" w:w="1514"/>
           </w:tcPr>
           <w:p>
+            <w:pPr>
+              <w:spacing w:before="20" w:after="20"/>
+            </w:pPr>
             <w:r/>
             <w:r>
               <w:rPr>
@@ -9596,6 +11765,9 @@
             <w:tcW w:type="dxa" w:w="1514"/>
           </w:tcPr>
           <w:p>
+            <w:pPr>
+              <w:spacing w:before="20" w:after="20"/>
+            </w:pPr>
             <w:r/>
             <w:r>
               <w:rPr>
@@ -9612,11 +11784,13 @@
             <w:tcW w:type="dxa" w:w="1514"/>
           </w:tcPr>
           <w:p>
-            <w:r/>
-            <w:r>
-              <w:rPr>
-                <w:rFonts w:ascii="Verdana" w:hAnsi="Verdana"/>
-                <w:b w:val="0"/>
+            <w:pPr>
+              <w:spacing w:before="20" w:after="20"/>
+            </w:pPr>
+            <w:r/>
+            <w:r>
+              <w:rPr>
+                <w:rFonts w:ascii="Verdana" w:hAnsi="Verdana"/>
                 <w:sz w:val="16"/>
               </w:rPr>
               <w:t>Числовой</w:t>
@@ -9628,6 +11802,9 @@
             <w:tcW w:type="dxa" w:w="1514"/>
           </w:tcPr>
           <w:p>
+            <w:pPr>
+              <w:spacing w:before="20" w:after="20"/>
+            </w:pPr>
             <w:r/>
             <w:r>
               <w:rPr>
@@ -9644,6 +11821,9 @@
             <w:tcW w:type="dxa" w:w="1514"/>
           </w:tcPr>
           <w:p>
+            <w:pPr>
+              <w:spacing w:before="20" w:after="20"/>
+            </w:pPr>
             <w:r/>
             <w:r>
               <w:rPr>
@@ -9660,6 +11840,9 @@
             <w:tcW w:type="dxa" w:w="1514"/>
           </w:tcPr>
           <w:p>
+            <w:pPr>
+              <w:spacing w:before="20" w:after="20"/>
+            </w:pPr>
             <w:r/>
             <w:r>
               <w:rPr>
@@ -9676,11 +11859,13 @@
             <w:tcW w:type="dxa" w:w="1514"/>
           </w:tcPr>
           <w:p>
-            <w:r/>
-            <w:r>
-              <w:rPr>
-                <w:rFonts w:ascii="Verdana" w:hAnsi="Verdana"/>
-                <w:b w:val="0"/>
+            <w:pPr>
+              <w:spacing w:before="20" w:after="20"/>
+            </w:pPr>
+            <w:r/>
+            <w:r>
+              <w:rPr>
+                <w:rFonts w:ascii="Verdana" w:hAnsi="Verdana"/>
                 <w:sz w:val="16"/>
               </w:rPr>
               <w:t>Числовой</w:t>
@@ -9692,6 +11877,9 @@
             <w:tcW w:type="dxa" w:w="1514"/>
           </w:tcPr>
           <w:p>
+            <w:pPr>
+              <w:spacing w:before="20" w:after="20"/>
+            </w:pPr>
             <w:r/>
             <w:r>
               <w:rPr>
@@ -9708,6 +11896,9 @@
             <w:tcW w:type="dxa" w:w="1514"/>
           </w:tcPr>
           <w:p>
+            <w:pPr>
+              <w:spacing w:before="20" w:after="20"/>
+            </w:pPr>
             <w:r/>
             <w:r>
               <w:rPr>
@@ -9724,6 +11915,9 @@
             <w:tcW w:type="dxa" w:w="1514"/>
           </w:tcPr>
           <w:p>
+            <w:pPr>
+              <w:spacing w:before="20" w:after="20"/>
+            </w:pPr>
             <w:r/>
             <w:r>
               <w:rPr>
@@ -9744,6 +11938,9 @@
             <w:tcW w:type="dxa" w:w="1514"/>
           </w:tcPr>
           <w:p>
+            <w:pPr>
+              <w:spacing w:before="20" w:after="20"/>
+            </w:pPr>
             <w:r/>
             <w:r>
               <w:rPr>
@@ -9760,6 +11957,9 @@
             <w:tcW w:type="dxa" w:w="1514"/>
           </w:tcPr>
           <w:p>
+            <w:pPr>
+              <w:spacing w:before="20" w:after="20"/>
+            </w:pPr>
             <w:r/>
             <w:r>
               <w:rPr>
@@ -9776,11 +11976,13 @@
             <w:tcW w:type="dxa" w:w="1514"/>
           </w:tcPr>
           <w:p>
-            <w:r/>
-            <w:r>
-              <w:rPr>
-                <w:rFonts w:ascii="Verdana" w:hAnsi="Verdana"/>
-                <w:b w:val="0"/>
+            <w:pPr>
+              <w:spacing w:before="20" w:after="20"/>
+            </w:pPr>
+            <w:r/>
+            <w:r>
+              <w:rPr>
+                <w:rFonts w:ascii="Verdana" w:hAnsi="Verdana"/>
                 <w:sz w:val="16"/>
               </w:rPr>
               <w:t>Числовой</w:t>
@@ -9792,6 +11994,9 @@
             <w:tcW w:type="dxa" w:w="1514"/>
           </w:tcPr>
           <w:p>
+            <w:pPr>
+              <w:spacing w:before="20" w:after="20"/>
+            </w:pPr>
             <w:r/>
             <w:r>
               <w:rPr>
@@ -9808,6 +12013,9 @@
             <w:tcW w:type="dxa" w:w="1514"/>
           </w:tcPr>
           <w:p>
+            <w:pPr>
+              <w:spacing w:before="20" w:after="20"/>
+            </w:pPr>
             <w:r/>
             <w:r>
               <w:rPr>
@@ -9824,6 +12032,9 @@
             <w:tcW w:type="dxa" w:w="1514"/>
           </w:tcPr>
           <w:p>
+            <w:pPr>
+              <w:spacing w:before="20" w:after="20"/>
+            </w:pPr>
             <w:r/>
             <w:r>
               <w:rPr>
@@ -9840,11 +12051,13 @@
             <w:tcW w:type="dxa" w:w="1514"/>
           </w:tcPr>
           <w:p>
-            <w:r/>
-            <w:r>
-              <w:rPr>
-                <w:rFonts w:ascii="Verdana" w:hAnsi="Verdana"/>
-                <w:b w:val="0"/>
+            <w:pPr>
+              <w:spacing w:before="20" w:after="20"/>
+            </w:pPr>
+            <w:r/>
+            <w:r>
+              <w:rPr>
+                <w:rFonts w:ascii="Verdana" w:hAnsi="Verdana"/>
                 <w:sz w:val="16"/>
               </w:rPr>
               <w:t>Числовой</w:t>
@@ -9856,6 +12069,9 @@
             <w:tcW w:type="dxa" w:w="1514"/>
           </w:tcPr>
           <w:p>
+            <w:pPr>
+              <w:spacing w:before="20" w:after="20"/>
+            </w:pPr>
             <w:r/>
             <w:r>
               <w:rPr>
@@ -9872,6 +12088,9 @@
             <w:tcW w:type="dxa" w:w="1514"/>
           </w:tcPr>
           <w:p>
+            <w:pPr>
+              <w:spacing w:before="20" w:after="20"/>
+            </w:pPr>
             <w:r/>
             <w:r>
               <w:rPr>
@@ -9888,6 +12107,9 @@
             <w:tcW w:type="dxa" w:w="1514"/>
           </w:tcPr>
           <w:p>
+            <w:pPr>
+              <w:spacing w:before="20" w:after="20"/>
+            </w:pPr>
             <w:r/>
             <w:r>
               <w:rPr>
@@ -9908,6 +12130,9 @@
             <w:tcW w:type="dxa" w:w="1514"/>
           </w:tcPr>
           <w:p>
+            <w:pPr>
+              <w:spacing w:before="20" w:after="20"/>
+            </w:pPr>
             <w:r/>
             <w:r>
               <w:rPr>
@@ -9924,6 +12149,9 @@
             <w:tcW w:type="dxa" w:w="1514"/>
           </w:tcPr>
           <w:p>
+            <w:pPr>
+              <w:spacing w:before="20" w:after="20"/>
+            </w:pPr>
             <w:r/>
             <w:r>
               <w:rPr>
@@ -9940,11 +12168,13 @@
             <w:tcW w:type="dxa" w:w="1514"/>
           </w:tcPr>
           <w:p>
-            <w:r/>
-            <w:r>
-              <w:rPr>
-                <w:rFonts w:ascii="Verdana" w:hAnsi="Verdana"/>
-                <w:b w:val="0"/>
+            <w:pPr>
+              <w:spacing w:before="20" w:after="20"/>
+            </w:pPr>
+            <w:r/>
+            <w:r>
+              <w:rPr>
+                <w:rFonts w:ascii="Verdana" w:hAnsi="Verdana"/>
                 <w:sz w:val="16"/>
               </w:rPr>
               <w:t>Числовой</w:t>
@@ -9956,6 +12186,9 @@
             <w:tcW w:type="dxa" w:w="1514"/>
           </w:tcPr>
           <w:p>
+            <w:pPr>
+              <w:spacing w:before="20" w:after="20"/>
+            </w:pPr>
             <w:r/>
             <w:r>
               <w:rPr>
@@ -9972,6 +12205,9 @@
             <w:tcW w:type="dxa" w:w="1514"/>
           </w:tcPr>
           <w:p>
+            <w:pPr>
+              <w:spacing w:before="20" w:after="20"/>
+            </w:pPr>
             <w:r/>
             <w:r>
               <w:rPr>
@@ -9988,6 +12224,9 @@
             <w:tcW w:type="dxa" w:w="1514"/>
           </w:tcPr>
           <w:p>
+            <w:pPr>
+              <w:spacing w:before="20" w:after="20"/>
+            </w:pPr>
             <w:r/>
             <w:r>
               <w:rPr>
@@ -10004,11 +12243,13 @@
             <w:tcW w:type="dxa" w:w="1514"/>
           </w:tcPr>
           <w:p>
-            <w:r/>
-            <w:r>
-              <w:rPr>
-                <w:rFonts w:ascii="Verdana" w:hAnsi="Verdana"/>
-                <w:b w:val="0"/>
+            <w:pPr>
+              <w:spacing w:before="20" w:after="20"/>
+            </w:pPr>
+            <w:r/>
+            <w:r>
+              <w:rPr>
+                <w:rFonts w:ascii="Verdana" w:hAnsi="Verdana"/>
                 <w:sz w:val="16"/>
               </w:rPr>
               <w:t>Числовой</w:t>
@@ -10020,6 +12261,9 @@
             <w:tcW w:type="dxa" w:w="1514"/>
           </w:tcPr>
           <w:p>
+            <w:pPr>
+              <w:spacing w:before="20" w:after="20"/>
+            </w:pPr>
             <w:r/>
             <w:r>
               <w:rPr>
@@ -10036,6 +12280,9 @@
             <w:tcW w:type="dxa" w:w="1514"/>
           </w:tcPr>
           <w:p>
+            <w:pPr>
+              <w:spacing w:before="20" w:after="20"/>
+            </w:pPr>
             <w:r/>
             <w:r>
               <w:rPr>
@@ -10052,6 +12299,9 @@
             <w:tcW w:type="dxa" w:w="1514"/>
           </w:tcPr>
           <w:p>
+            <w:pPr>
+              <w:spacing w:before="20" w:after="20"/>
+            </w:pPr>
             <w:r/>
             <w:r>
               <w:rPr>
@@ -10072,6 +12322,9 @@
             <w:tcW w:type="dxa" w:w="1514"/>
           </w:tcPr>
           <w:p>
+            <w:pPr>
+              <w:spacing w:before="20" w:after="20"/>
+            </w:pPr>
             <w:r/>
             <w:r>
               <w:rPr>
@@ -10088,6 +12341,9 @@
             <w:tcW w:type="dxa" w:w="1514"/>
           </w:tcPr>
           <w:p>
+            <w:pPr>
+              <w:spacing w:before="20" w:after="20"/>
+            </w:pPr>
             <w:r/>
             <w:r>
               <w:rPr>
@@ -10104,22 +12360,35 @@
             <w:tcW w:type="dxa" w:w="1514"/>
           </w:tcPr>
           <w:p>
-            <w:r/>
-            <w:r>
-              <w:rPr>
-                <w:rFonts w:ascii="Verdana" w:hAnsi="Verdana"/>
-                <w:b w:val="0"/>
-                <w:sz w:val="16"/>
-              </w:rPr>
-              <w:t>mol cm-2</w:t>
-            </w:r>
-          </w:p>
-        </w:tc>
-        <w:tc>
-          <w:tcPr>
-            <w:tcW w:type="dxa" w:w="1514"/>
-          </w:tcPr>
-          <w:p>
+            <w:pPr>
+              <w:spacing w:before="20" w:after="20"/>
+            </w:pPr>
+            <w:r/>
+            <w:r>
+              <w:rPr>
+                <w:rFonts w:ascii="Verdana" w:hAnsi="Verdana"/>
+                <w:sz w:val="16"/>
+              </w:rPr>
+              <w:t>mol cm</w:t>
+            </w:r>
+            <w:r>
+              <w:rPr>
+                <w:rFonts w:ascii="Verdana" w:hAnsi="Verdana"/>
+                <w:sz w:val="16"/>
+                <w:vertAlign w:val="superscript"/>
+              </w:rPr>
+              <w:t>-2</w:t>
+            </w:r>
+          </w:p>
+        </w:tc>
+        <w:tc>
+          <w:tcPr>
+            <w:tcW w:type="dxa" w:w="1514"/>
+          </w:tcPr>
+          <w:p>
+            <w:pPr>
+              <w:spacing w:before="20" w:after="20"/>
+            </w:pPr>
             <w:r/>
             <w:r>
               <w:rPr>
@@ -10136,6 +12405,9 @@
             <w:tcW w:type="dxa" w:w="1514"/>
           </w:tcPr>
           <w:p>
+            <w:pPr>
+              <w:spacing w:before="20" w:after="20"/>
+            </w:pPr>
             <w:r/>
             <w:r>
               <w:rPr>
@@ -10152,6 +12424,9 @@
             <w:tcW w:type="dxa" w:w="1514"/>
           </w:tcPr>
           <w:p>
+            <w:pPr>
+              <w:spacing w:before="20" w:after="20"/>
+            </w:pPr>
             <w:r/>
             <w:r>
               <w:rPr>
@@ -10168,22 +12443,35 @@
             <w:tcW w:type="dxa" w:w="1514"/>
           </w:tcPr>
           <w:p>
-            <w:r/>
-            <w:r>
-              <w:rPr>
-                <w:rFonts w:ascii="Verdana" w:hAnsi="Verdana"/>
-                <w:b w:val="0"/>
-                <w:sz w:val="16"/>
-              </w:rPr>
-              <w:t>mol cm-2</w:t>
-            </w:r>
-          </w:p>
-        </w:tc>
-        <w:tc>
-          <w:tcPr>
-            <w:tcW w:type="dxa" w:w="1514"/>
-          </w:tcPr>
-          <w:p>
+            <w:pPr>
+              <w:spacing w:before="20" w:after="20"/>
+            </w:pPr>
+            <w:r/>
+            <w:r>
+              <w:rPr>
+                <w:rFonts w:ascii="Verdana" w:hAnsi="Verdana"/>
+                <w:sz w:val="16"/>
+              </w:rPr>
+              <w:t>mol cm</w:t>
+            </w:r>
+            <w:r>
+              <w:rPr>
+                <w:rFonts w:ascii="Verdana" w:hAnsi="Verdana"/>
+                <w:sz w:val="16"/>
+                <w:vertAlign w:val="superscript"/>
+              </w:rPr>
+              <w:t>-2</w:t>
+            </w:r>
+          </w:p>
+        </w:tc>
+        <w:tc>
+          <w:tcPr>
+            <w:tcW w:type="dxa" w:w="1514"/>
+          </w:tcPr>
+          <w:p>
+            <w:pPr>
+              <w:spacing w:before="20" w:after="20"/>
+            </w:pPr>
             <w:r/>
             <w:r>
               <w:rPr>
@@ -10200,6 +12488,9 @@
             <w:tcW w:type="dxa" w:w="1514"/>
           </w:tcPr>
           <w:p>
+            <w:pPr>
+              <w:spacing w:before="20" w:after="20"/>
+            </w:pPr>
             <w:r/>
             <w:r>
               <w:rPr>
@@ -10216,6 +12507,9 @@
             <w:tcW w:type="dxa" w:w="1514"/>
           </w:tcPr>
           <w:p>
+            <w:pPr>
+              <w:spacing w:before="20" w:after="20"/>
+            </w:pPr>
             <w:r/>
             <w:r>
               <w:rPr>
@@ -10236,6 +12530,9 @@
             <w:tcW w:type="dxa" w:w="1514"/>
           </w:tcPr>
           <w:p>
+            <w:pPr>
+              <w:spacing w:before="20" w:after="20"/>
+            </w:pPr>
             <w:r/>
             <w:r>
               <w:rPr>
@@ -10252,6 +12549,9 @@
             <w:tcW w:type="dxa" w:w="1514"/>
           </w:tcPr>
           <w:p>
+            <w:pPr>
+              <w:spacing w:before="20" w:after="20"/>
+            </w:pPr>
             <w:r/>
             <w:r>
               <w:rPr>
@@ -10268,22 +12568,35 @@
             <w:tcW w:type="dxa" w:w="1514"/>
           </w:tcPr>
           <w:p>
-            <w:r/>
-            <w:r>
-              <w:rPr>
-                <w:rFonts w:ascii="Verdana" w:hAnsi="Verdana"/>
-                <w:b w:val="0"/>
-                <w:sz w:val="16"/>
-              </w:rPr>
-              <w:t>mol cm-2</w:t>
-            </w:r>
-          </w:p>
-        </w:tc>
-        <w:tc>
-          <w:tcPr>
-            <w:tcW w:type="dxa" w:w="1514"/>
-          </w:tcPr>
-          <w:p>
+            <w:pPr>
+              <w:spacing w:before="20" w:after="20"/>
+            </w:pPr>
+            <w:r/>
+            <w:r>
+              <w:rPr>
+                <w:rFonts w:ascii="Verdana" w:hAnsi="Verdana"/>
+                <w:sz w:val="16"/>
+              </w:rPr>
+              <w:t>mol cm</w:t>
+            </w:r>
+            <w:r>
+              <w:rPr>
+                <w:rFonts w:ascii="Verdana" w:hAnsi="Verdana"/>
+                <w:sz w:val="16"/>
+                <w:vertAlign w:val="superscript"/>
+              </w:rPr>
+              <w:t>-2</w:t>
+            </w:r>
+          </w:p>
+        </w:tc>
+        <w:tc>
+          <w:tcPr>
+            <w:tcW w:type="dxa" w:w="1514"/>
+          </w:tcPr>
+          <w:p>
+            <w:pPr>
+              <w:spacing w:before="20" w:after="20"/>
+            </w:pPr>
             <w:r/>
             <w:r>
               <w:rPr>
@@ -10300,6 +12613,9 @@
             <w:tcW w:type="dxa" w:w="1514"/>
           </w:tcPr>
           <w:p>
+            <w:pPr>
+              <w:spacing w:before="20" w:after="20"/>
+            </w:pPr>
             <w:r/>
             <w:r>
               <w:rPr>
@@ -10316,6 +12632,9 @@
             <w:tcW w:type="dxa" w:w="1514"/>
           </w:tcPr>
           <w:p>
+            <w:pPr>
+              <w:spacing w:before="20" w:after="20"/>
+            </w:pPr>
             <w:r/>
             <w:r>
               <w:rPr>
@@ -10332,22 +12651,35 @@
             <w:tcW w:type="dxa" w:w="1514"/>
           </w:tcPr>
           <w:p>
-            <w:r/>
-            <w:r>
-              <w:rPr>
-                <w:rFonts w:ascii="Verdana" w:hAnsi="Verdana"/>
-                <w:b w:val="0"/>
-                <w:sz w:val="16"/>
-              </w:rPr>
-              <w:t>mol cm-2</w:t>
-            </w:r>
-          </w:p>
-        </w:tc>
-        <w:tc>
-          <w:tcPr>
-            <w:tcW w:type="dxa" w:w="1514"/>
-          </w:tcPr>
-          <w:p>
+            <w:pPr>
+              <w:spacing w:before="20" w:after="20"/>
+            </w:pPr>
+            <w:r/>
+            <w:r>
+              <w:rPr>
+                <w:rFonts w:ascii="Verdana" w:hAnsi="Verdana"/>
+                <w:sz w:val="16"/>
+              </w:rPr>
+              <w:t>mol cm</w:t>
+            </w:r>
+            <w:r>
+              <w:rPr>
+                <w:rFonts w:ascii="Verdana" w:hAnsi="Verdana"/>
+                <w:sz w:val="16"/>
+                <w:vertAlign w:val="superscript"/>
+              </w:rPr>
+              <w:t>-2</w:t>
+            </w:r>
+          </w:p>
+        </w:tc>
+        <w:tc>
+          <w:tcPr>
+            <w:tcW w:type="dxa" w:w="1514"/>
+          </w:tcPr>
+          <w:p>
+            <w:pPr>
+              <w:spacing w:before="20" w:after="20"/>
+            </w:pPr>
             <w:r/>
             <w:r>
               <w:rPr>
@@ -10364,6 +12696,9 @@
             <w:tcW w:type="dxa" w:w="1514"/>
           </w:tcPr>
           <w:p>
+            <w:pPr>
+              <w:spacing w:before="20" w:after="20"/>
+            </w:pPr>
             <w:r/>
             <w:r>
               <w:rPr>
@@ -10380,6 +12715,9 @@
             <w:tcW w:type="dxa" w:w="1514"/>
           </w:tcPr>
           <w:p>
+            <w:pPr>
+              <w:spacing w:before="20" w:after="20"/>
+            </w:pPr>
             <w:r/>
             <w:r>
               <w:rPr>
@@ -10400,6 +12738,9 @@
             <w:tcW w:type="dxa" w:w="1514"/>
           </w:tcPr>
           <w:p>
+            <w:pPr>
+              <w:spacing w:before="20" w:after="20"/>
+            </w:pPr>
             <w:r/>
             <w:r>
               <w:rPr>
@@ -10416,6 +12757,9 @@
             <w:tcW w:type="dxa" w:w="1514"/>
           </w:tcPr>
           <w:p>
+            <w:pPr>
+              <w:spacing w:before="20" w:after="20"/>
+            </w:pPr>
             <w:r/>
             <w:r>
               <w:rPr>
@@ -10432,11 +12776,13 @@
             <w:tcW w:type="dxa" w:w="1514"/>
           </w:tcPr>
           <w:p>
-            <w:r/>
-            <w:r>
-              <w:rPr>
-                <w:rFonts w:ascii="Verdana" w:hAnsi="Verdana"/>
-                <w:b w:val="0"/>
+            <w:pPr>
+              <w:spacing w:before="20" w:after="20"/>
+            </w:pPr>
+            <w:r/>
+            <w:r>
+              <w:rPr>
+                <w:rFonts w:ascii="Verdana" w:hAnsi="Verdana"/>
                 <w:sz w:val="16"/>
               </w:rPr>
               <w:t>Числовой</w:t>
@@ -10448,6 +12794,9 @@
             <w:tcW w:type="dxa" w:w="1514"/>
           </w:tcPr>
           <w:p>
+            <w:pPr>
+              <w:spacing w:before="20" w:after="20"/>
+            </w:pPr>
             <w:r/>
             <w:r>
               <w:rPr>
@@ -10464,6 +12813,9 @@
             <w:tcW w:type="dxa" w:w="1514"/>
           </w:tcPr>
           <w:p>
+            <w:pPr>
+              <w:spacing w:before="20" w:after="20"/>
+            </w:pPr>
             <w:r/>
             <w:r>
               <w:rPr>
@@ -10480,6 +12832,9 @@
             <w:tcW w:type="dxa" w:w="1514"/>
           </w:tcPr>
           <w:p>
+            <w:pPr>
+              <w:spacing w:before="20" w:after="20"/>
+            </w:pPr>
             <w:r/>
             <w:r>
               <w:rPr>
@@ -10496,11 +12851,13 @@
             <w:tcW w:type="dxa" w:w="1514"/>
           </w:tcPr>
           <w:p>
-            <w:r/>
-            <w:r>
-              <w:rPr>
-                <w:rFonts w:ascii="Verdana" w:hAnsi="Verdana"/>
-                <w:b w:val="0"/>
+            <w:pPr>
+              <w:spacing w:before="20" w:after="20"/>
+            </w:pPr>
+            <w:r/>
+            <w:r>
+              <w:rPr>
+                <w:rFonts w:ascii="Verdana" w:hAnsi="Verdana"/>
                 <w:sz w:val="16"/>
               </w:rPr>
               <w:t>Числовой</w:t>
@@ -10512,6 +12869,9 @@
             <w:tcW w:type="dxa" w:w="1514"/>
           </w:tcPr>
           <w:p>
+            <w:pPr>
+              <w:spacing w:before="20" w:after="20"/>
+            </w:pPr>
             <w:r/>
             <w:r>
               <w:rPr>
@@ -10528,6 +12888,9 @@
             <w:tcW w:type="dxa" w:w="1514"/>
           </w:tcPr>
           <w:p>
+            <w:pPr>
+              <w:spacing w:before="20" w:after="20"/>
+            </w:pPr>
             <w:r/>
             <w:r>
               <w:rPr>
@@ -10544,6 +12907,9 @@
             <w:tcW w:type="dxa" w:w="1514"/>
           </w:tcPr>
           <w:p>
+            <w:pPr>
+              <w:spacing w:before="20" w:after="20"/>
+            </w:pPr>
             <w:r/>
             <w:r>
               <w:rPr>
@@ -10564,6 +12930,9 @@
             <w:tcW w:type="dxa" w:w="1514"/>
           </w:tcPr>
           <w:p>
+            <w:pPr>
+              <w:spacing w:before="20" w:after="20"/>
+            </w:pPr>
             <w:r/>
             <w:r>
               <w:rPr>
@@ -10580,6 +12949,9 @@
             <w:tcW w:type="dxa" w:w="1514"/>
           </w:tcPr>
           <w:p>
+            <w:pPr>
+              <w:spacing w:before="20" w:after="20"/>
+            </w:pPr>
             <w:r/>
             <w:r>
               <w:rPr>
@@ -10596,11 +12968,13 @@
             <w:tcW w:type="dxa" w:w="1514"/>
           </w:tcPr>
           <w:p>
-            <w:r/>
-            <w:r>
-              <w:rPr>
-                <w:rFonts w:ascii="Verdana" w:hAnsi="Verdana"/>
-                <w:b w:val="0"/>
+            <w:pPr>
+              <w:spacing w:before="20" w:after="20"/>
+            </w:pPr>
+            <w:r/>
+            <w:r>
+              <w:rPr>
+                <w:rFonts w:ascii="Verdana" w:hAnsi="Verdana"/>
                 <w:sz w:val="16"/>
               </w:rPr>
               <w:t>Числовой</w:t>
@@ -10612,6 +12986,9 @@
             <w:tcW w:type="dxa" w:w="1514"/>
           </w:tcPr>
           <w:p>
+            <w:pPr>
+              <w:spacing w:before="20" w:after="20"/>
+            </w:pPr>
             <w:r/>
             <w:r>
               <w:rPr>
@@ -10628,6 +13005,9 @@
             <w:tcW w:type="dxa" w:w="1514"/>
           </w:tcPr>
           <w:p>
+            <w:pPr>
+              <w:spacing w:before="20" w:after="20"/>
+            </w:pPr>
             <w:r/>
             <w:r>
               <w:rPr>
@@ -10644,6 +13024,9 @@
             <w:tcW w:type="dxa" w:w="1514"/>
           </w:tcPr>
           <w:p>
+            <w:pPr>
+              <w:spacing w:before="20" w:after="20"/>
+            </w:pPr>
             <w:r/>
             <w:r>
               <w:rPr>
@@ -10660,11 +13043,13 @@
             <w:tcW w:type="dxa" w:w="1514"/>
           </w:tcPr>
           <w:p>
-            <w:r/>
-            <w:r>
-              <w:rPr>
-                <w:rFonts w:ascii="Verdana" w:hAnsi="Verdana"/>
-                <w:b w:val="0"/>
+            <w:pPr>
+              <w:spacing w:before="20" w:after="20"/>
+            </w:pPr>
+            <w:r/>
+            <w:r>
+              <w:rPr>
+                <w:rFonts w:ascii="Verdana" w:hAnsi="Verdana"/>
                 <w:sz w:val="16"/>
               </w:rPr>
               <w:t>Числовой</w:t>
@@ -10676,6 +13061,9 @@
             <w:tcW w:type="dxa" w:w="1514"/>
           </w:tcPr>
           <w:p>
+            <w:pPr>
+              <w:spacing w:before="20" w:after="20"/>
+            </w:pPr>
             <w:r/>
             <w:r>
               <w:rPr>
@@ -10692,6 +13080,9 @@
             <w:tcW w:type="dxa" w:w="1514"/>
           </w:tcPr>
           <w:p>
+            <w:pPr>
+              <w:spacing w:before="20" w:after="20"/>
+            </w:pPr>
             <w:r/>
             <w:r>
               <w:rPr>
@@ -10708,6 +13099,9 @@
             <w:tcW w:type="dxa" w:w="1514"/>
           </w:tcPr>
           <w:p>
+            <w:pPr>
+              <w:spacing w:before="20" w:after="20"/>
+            </w:pPr>
             <w:r/>
             <w:r>
               <w:rPr>
@@ -10728,6 +13122,9 @@
             <w:tcW w:type="dxa" w:w="1514"/>
           </w:tcPr>
           <w:p>
+            <w:pPr>
+              <w:spacing w:before="20" w:after="20"/>
+            </w:pPr>
             <w:r/>
             <w:r>
               <w:rPr>
@@ -10744,6 +13141,9 @@
             <w:tcW w:type="dxa" w:w="1514"/>
           </w:tcPr>
           <w:p>
+            <w:pPr>
+              <w:spacing w:before="20" w:after="20"/>
+            </w:pPr>
             <w:r/>
             <w:r>
               <w:rPr>
@@ -10760,11 +13160,13 @@
             <w:tcW w:type="dxa" w:w="1514"/>
           </w:tcPr>
           <w:p>
-            <w:r/>
-            <w:r>
-              <w:rPr>
-                <w:rFonts w:ascii="Verdana" w:hAnsi="Verdana"/>
-                <w:b w:val="0"/>
+            <w:pPr>
+              <w:spacing w:before="20" w:after="20"/>
+            </w:pPr>
+            <w:r/>
+            <w:r>
+              <w:rPr>
+                <w:rFonts w:ascii="Verdana" w:hAnsi="Verdana"/>
                 <w:sz w:val="16"/>
               </w:rPr>
               <w:t>Числовой</w:t>
@@ -10776,6 +13178,9 @@
             <w:tcW w:type="dxa" w:w="1514"/>
           </w:tcPr>
           <w:p>
+            <w:pPr>
+              <w:spacing w:before="20" w:after="20"/>
+            </w:pPr>
             <w:r/>
             <w:r>
               <w:rPr>
@@ -10792,6 +13197,9 @@
             <w:tcW w:type="dxa" w:w="1514"/>
           </w:tcPr>
           <w:p>
+            <w:pPr>
+              <w:spacing w:before="20" w:after="20"/>
+            </w:pPr>
             <w:r/>
             <w:r>
               <w:rPr>
@@ -10808,6 +13216,9 @@
             <w:tcW w:type="dxa" w:w="1514"/>
           </w:tcPr>
           <w:p>
+            <w:pPr>
+              <w:spacing w:before="20" w:after="20"/>
+            </w:pPr>
             <w:r/>
             <w:r>
               <w:rPr>
@@ -10824,11 +13235,13 @@
             <w:tcW w:type="dxa" w:w="1514"/>
           </w:tcPr>
           <w:p>
-            <w:r/>
-            <w:r>
-              <w:rPr>
-                <w:rFonts w:ascii="Verdana" w:hAnsi="Verdana"/>
-                <w:b w:val="0"/>
+            <w:pPr>
+              <w:spacing w:before="20" w:after="20"/>
+            </w:pPr>
+            <w:r/>
+            <w:r>
+              <w:rPr>
+                <w:rFonts w:ascii="Verdana" w:hAnsi="Verdana"/>
                 <w:sz w:val="16"/>
               </w:rPr>
               <w:t>Числовой</w:t>
@@ -10840,6 +13253,9 @@
             <w:tcW w:type="dxa" w:w="1514"/>
           </w:tcPr>
           <w:p>
+            <w:pPr>
+              <w:spacing w:before="20" w:after="20"/>
+            </w:pPr>
             <w:r/>
             <w:r>
               <w:rPr>
@@ -10856,6 +13272,9 @@
             <w:tcW w:type="dxa" w:w="1514"/>
           </w:tcPr>
           <w:p>
+            <w:pPr>
+              <w:spacing w:before="20" w:after="20"/>
+            </w:pPr>
             <w:r/>
             <w:r>
               <w:rPr>
@@ -10872,6 +13291,9 @@
             <w:tcW w:type="dxa" w:w="1514"/>
           </w:tcPr>
           <w:p>
+            <w:pPr>
+              <w:spacing w:before="20" w:after="20"/>
+            </w:pPr>
             <w:r/>
             <w:r>
               <w:rPr>
@@ -10892,6 +13314,9 @@
             <w:tcW w:type="dxa" w:w="1514"/>
           </w:tcPr>
           <w:p>
+            <w:pPr>
+              <w:spacing w:before="20" w:after="20"/>
+            </w:pPr>
             <w:r/>
             <w:r>
               <w:rPr>
@@ -10908,6 +13333,9 @@
             <w:tcW w:type="dxa" w:w="1514"/>
           </w:tcPr>
           <w:p>
+            <w:pPr>
+              <w:spacing w:before="20" w:after="20"/>
+            </w:pPr>
             <w:r/>
             <w:r>
               <w:rPr>
@@ -10924,11 +13352,13 @@
             <w:tcW w:type="dxa" w:w="1514"/>
           </w:tcPr>
           <w:p>
-            <w:r/>
-            <w:r>
-              <w:rPr>
-                <w:rFonts w:ascii="Verdana" w:hAnsi="Verdana"/>
-                <w:b w:val="0"/>
+            <w:pPr>
+              <w:spacing w:before="20" w:after="20"/>
+            </w:pPr>
+            <w:r/>
+            <w:r>
+              <w:rPr>
+                <w:rFonts w:ascii="Verdana" w:hAnsi="Verdana"/>
                 <w:sz w:val="16"/>
               </w:rPr>
               <w:t>Числовой</w:t>
@@ -10940,6 +13370,9 @@
             <w:tcW w:type="dxa" w:w="1514"/>
           </w:tcPr>
           <w:p>
+            <w:pPr>
+              <w:spacing w:before="20" w:after="20"/>
+            </w:pPr>
             <w:r/>
             <w:r>
               <w:rPr>
@@ -10956,6 +13389,9 @@
             <w:tcW w:type="dxa" w:w="1514"/>
           </w:tcPr>
           <w:p>
+            <w:pPr>
+              <w:spacing w:before="20" w:after="20"/>
+            </w:pPr>
             <w:r/>
             <w:r>
               <w:rPr>
@@ -10972,6 +13408,9 @@
             <w:tcW w:type="dxa" w:w="1514"/>
           </w:tcPr>
           <w:p>
+            <w:pPr>
+              <w:spacing w:before="20" w:after="20"/>
+            </w:pPr>
             <w:r/>
             <w:r>
               <w:rPr>
@@ -10988,11 +13427,13 @@
             <w:tcW w:type="dxa" w:w="1514"/>
           </w:tcPr>
           <w:p>
-            <w:r/>
-            <w:r>
-              <w:rPr>
-                <w:rFonts w:ascii="Verdana" w:hAnsi="Verdana"/>
-                <w:b w:val="0"/>
+            <w:pPr>
+              <w:spacing w:before="20" w:after="20"/>
+            </w:pPr>
+            <w:r/>
+            <w:r>
+              <w:rPr>
+                <w:rFonts w:ascii="Verdana" w:hAnsi="Verdana"/>
                 <w:sz w:val="16"/>
               </w:rPr>
               <w:t>Числовой</w:t>
@@ -11004,6 +13445,9 @@
             <w:tcW w:type="dxa" w:w="1514"/>
           </w:tcPr>
           <w:p>
+            <w:pPr>
+              <w:spacing w:before="20" w:after="20"/>
+            </w:pPr>
             <w:r/>
             <w:r>
               <w:rPr>
@@ -11020,6 +13464,9 @@
             <w:tcW w:type="dxa" w:w="1514"/>
           </w:tcPr>
           <w:p>
+            <w:pPr>
+              <w:spacing w:before="20" w:after="20"/>
+            </w:pPr>
             <w:r/>
             <w:r>
               <w:rPr>
@@ -11036,6 +13483,9 @@
             <w:tcW w:type="dxa" w:w="1514"/>
           </w:tcPr>
           <w:p>
+            <w:pPr>
+              <w:spacing w:before="20" w:after="20"/>
+            </w:pPr>
             <w:r/>
             <w:r>
               <w:rPr>
@@ -11056,6 +13506,9 @@
             <w:tcW w:type="dxa" w:w="1514"/>
           </w:tcPr>
           <w:p>
+            <w:pPr>
+              <w:spacing w:before="20" w:after="20"/>
+            </w:pPr>
             <w:r/>
             <w:r>
               <w:rPr>
@@ -11072,6 +13525,9 @@
             <w:tcW w:type="dxa" w:w="1514"/>
           </w:tcPr>
           <w:p>
+            <w:pPr>
+              <w:spacing w:before="20" w:after="20"/>
+            </w:pPr>
             <w:r/>
             <w:r>
               <w:rPr>
@@ -11088,11 +13544,13 @@
             <w:tcW w:type="dxa" w:w="1514"/>
           </w:tcPr>
           <w:p>
-            <w:r/>
-            <w:r>
-              <w:rPr>
-                <w:rFonts w:ascii="Verdana" w:hAnsi="Verdana"/>
-                <w:b w:val="0"/>
+            <w:pPr>
+              <w:spacing w:before="20" w:after="20"/>
+            </w:pPr>
+            <w:r/>
+            <w:r>
+              <w:rPr>
+                <w:rFonts w:ascii="Verdana" w:hAnsi="Verdana"/>
                 <w:sz w:val="16"/>
               </w:rPr>
               <w:t>Числовой</w:t>
@@ -11104,6 +13562,9 @@
             <w:tcW w:type="dxa" w:w="1514"/>
           </w:tcPr>
           <w:p>
+            <w:pPr>
+              <w:spacing w:before="20" w:after="20"/>
+            </w:pPr>
             <w:r/>
             <w:r>
               <w:rPr>
@@ -11120,6 +13581,9 @@
             <w:tcW w:type="dxa" w:w="1514"/>
           </w:tcPr>
           <w:p>
+            <w:pPr>
+              <w:spacing w:before="20" w:after="20"/>
+            </w:pPr>
             <w:r/>
             <w:r>
               <w:rPr>
@@ -11136,6 +13600,9 @@
             <w:tcW w:type="dxa" w:w="1514"/>
           </w:tcPr>
           <w:p>
+            <w:pPr>
+              <w:spacing w:before="20" w:after="20"/>
+            </w:pPr>
             <w:r/>
             <w:r>
               <w:rPr>
@@ -11152,11 +13619,13 @@
             <w:tcW w:type="dxa" w:w="1514"/>
           </w:tcPr>
           <w:p>
-            <w:r/>
-            <w:r>
-              <w:rPr>
-                <w:rFonts w:ascii="Verdana" w:hAnsi="Verdana"/>
-                <w:b w:val="0"/>
+            <w:pPr>
+              <w:spacing w:before="20" w:after="20"/>
+            </w:pPr>
+            <w:r/>
+            <w:r>
+              <w:rPr>
+                <w:rFonts w:ascii="Verdana" w:hAnsi="Verdana"/>
                 <w:sz w:val="16"/>
               </w:rPr>
               <w:t>Числовой</w:t>
@@ -11168,6 +13637,9 @@
             <w:tcW w:type="dxa" w:w="1514"/>
           </w:tcPr>
           <w:p>
+            <w:pPr>
+              <w:spacing w:before="20" w:after="20"/>
+            </w:pPr>
             <w:r/>
             <w:r>
               <w:rPr>
@@ -11184,6 +13656,9 @@
             <w:tcW w:type="dxa" w:w="1514"/>
           </w:tcPr>
           <w:p>
+            <w:pPr>
+              <w:spacing w:before="20" w:after="20"/>
+            </w:pPr>
             <w:r/>
             <w:r>
               <w:rPr>
@@ -11200,6 +13675,9 @@
             <w:tcW w:type="dxa" w:w="1514"/>
           </w:tcPr>
           <w:p>
+            <w:pPr>
+              <w:spacing w:before="20" w:after="20"/>
+            </w:pPr>
             <w:r/>
             <w:r>
               <w:rPr>
@@ -11220,6 +13698,9 @@
             <w:tcW w:type="dxa" w:w="1514"/>
           </w:tcPr>
           <w:p>
+            <w:pPr>
+              <w:spacing w:before="20" w:after="20"/>
+            </w:pPr>
             <w:r/>
             <w:r>
               <w:rPr>
@@ -11236,6 +13717,9 @@
             <w:tcW w:type="dxa" w:w="1514"/>
           </w:tcPr>
           <w:p>
+            <w:pPr>
+              <w:spacing w:before="20" w:after="20"/>
+            </w:pPr>
             <w:r/>
             <w:r>
               <w:rPr>
@@ -11252,11 +13736,13 @@
             <w:tcW w:type="dxa" w:w="1514"/>
           </w:tcPr>
           <w:p>
-            <w:r/>
-            <w:r>
-              <w:rPr>
-                <w:rFonts w:ascii="Verdana" w:hAnsi="Verdana"/>
-                <w:b w:val="0"/>
+            <w:pPr>
+              <w:spacing w:before="20" w:after="20"/>
+            </w:pPr>
+            <w:r/>
+            <w:r>
+              <w:rPr>
+                <w:rFonts w:ascii="Verdana" w:hAnsi="Verdana"/>
                 <w:sz w:val="16"/>
               </w:rPr>
               <w:t>Кодовая таблица</w:t>
@@ -11268,6 +13754,9 @@
             <w:tcW w:type="dxa" w:w="1514"/>
           </w:tcPr>
           <w:p>
+            <w:pPr>
+              <w:spacing w:before="20" w:after="20"/>
+            </w:pPr>
             <w:r/>
             <w:r>
               <w:rPr>
@@ -11284,6 +13773,9 @@
             <w:tcW w:type="dxa" w:w="1514"/>
           </w:tcPr>
           <w:p>
+            <w:pPr>
+              <w:spacing w:before="20" w:after="20"/>
+            </w:pPr>
             <w:r/>
             <w:r>
               <w:rPr>
@@ -11300,6 +13792,9 @@
             <w:tcW w:type="dxa" w:w="1514"/>
           </w:tcPr>
           <w:p>
+            <w:pPr>
+              <w:spacing w:before="20" w:after="20"/>
+            </w:pPr>
             <w:r/>
             <w:r>
               <w:rPr>
@@ -11316,11 +13811,13 @@
             <w:tcW w:type="dxa" w:w="1514"/>
           </w:tcPr>
           <w:p>
-            <w:r/>
-            <w:r>
-              <w:rPr>
-                <w:rFonts w:ascii="Verdana" w:hAnsi="Verdana"/>
-                <w:b w:val="0"/>
+            <w:pPr>
+              <w:spacing w:before="20" w:after="20"/>
+            </w:pPr>
+            <w:r/>
+            <w:r>
+              <w:rPr>
+                <w:rFonts w:ascii="Verdana" w:hAnsi="Verdana"/>
                 <w:sz w:val="16"/>
               </w:rPr>
               <w:t>Кодовая таблица</w:t>
@@ -11332,6 +13829,9 @@
             <w:tcW w:type="dxa" w:w="1514"/>
           </w:tcPr>
           <w:p>
+            <w:pPr>
+              <w:spacing w:before="20" w:after="20"/>
+            </w:pPr>
             <w:r/>
             <w:r>
               <w:rPr>
@@ -11348,6 +13848,9 @@
             <w:tcW w:type="dxa" w:w="1514"/>
           </w:tcPr>
           <w:p>
+            <w:pPr>
+              <w:spacing w:before="20" w:after="20"/>
+            </w:pPr>
             <w:r/>
             <w:r>
               <w:rPr>
@@ -11364,6 +13867,9 @@
             <w:tcW w:type="dxa" w:w="1514"/>
           </w:tcPr>
           <w:p>
+            <w:pPr>
+              <w:spacing w:before="20" w:after="20"/>
+            </w:pPr>
             <w:r/>
             <w:r>
               <w:rPr>
@@ -11384,6 +13890,9 @@
             <w:tcW w:type="dxa" w:w="1514"/>
           </w:tcPr>
           <w:p>
+            <w:pPr>
+              <w:spacing w:before="20" w:after="20"/>
+            </w:pPr>
             <w:r/>
             <w:r>
               <w:rPr>
@@ -11400,6 +13909,9 @@
             <w:tcW w:type="dxa" w:w="1514"/>
           </w:tcPr>
           <w:p>
+            <w:pPr>
+              <w:spacing w:before="20" w:after="20"/>
+            </w:pPr>
             <w:r/>
             <w:r>
               <w:rPr>
@@ -11416,11 +13928,13 @@
             <w:tcW w:type="dxa" w:w="1514"/>
           </w:tcPr>
           <w:p>
-            <w:r/>
-            <w:r>
-              <w:rPr>
-                <w:rFonts w:ascii="Verdana" w:hAnsi="Verdana"/>
-                <w:b w:val="0"/>
+            <w:pPr>
+              <w:spacing w:before="20" w:after="20"/>
+            </w:pPr>
+            <w:r/>
+            <w:r>
+              <w:rPr>
+                <w:rFonts w:ascii="Verdana" w:hAnsi="Verdana"/>
                 <w:sz w:val="16"/>
               </w:rPr>
               <w:t>K</w:t>
@@ -11432,6 +13946,9 @@
             <w:tcW w:type="dxa" w:w="1514"/>
           </w:tcPr>
           <w:p>
+            <w:pPr>
+              <w:spacing w:before="20" w:after="20"/>
+            </w:pPr>
             <w:r/>
             <w:r>
               <w:rPr>
@@ -11448,6 +13965,9 @@
             <w:tcW w:type="dxa" w:w="1514"/>
           </w:tcPr>
           <w:p>
+            <w:pPr>
+              <w:spacing w:before="20" w:after="20"/>
+            </w:pPr>
             <w:r/>
             <w:r>
               <w:rPr>
@@ -11464,6 +13984,9 @@
             <w:tcW w:type="dxa" w:w="1514"/>
           </w:tcPr>
           <w:p>
+            <w:pPr>
+              <w:spacing w:before="20" w:after="20"/>
+            </w:pPr>
             <w:r/>
             <w:r>
               <w:rPr>
@@ -11480,11 +14003,13 @@
             <w:tcW w:type="dxa" w:w="1514"/>
           </w:tcPr>
           <w:p>
-            <w:r/>
-            <w:r>
-              <w:rPr>
-                <w:rFonts w:ascii="Verdana" w:hAnsi="Verdana"/>
-                <w:b w:val="0"/>
+            <w:pPr>
+              <w:spacing w:before="20" w:after="20"/>
+            </w:pPr>
+            <w:r/>
+            <w:r>
+              <w:rPr>
+                <w:rFonts w:ascii="Verdana" w:hAnsi="Verdana"/>
                 <w:sz w:val="16"/>
               </w:rPr>
               <w:t>K</w:t>
@@ -11496,6 +14021,9 @@
             <w:tcW w:type="dxa" w:w="1514"/>
           </w:tcPr>
           <w:p>
+            <w:pPr>
+              <w:spacing w:before="20" w:after="20"/>
+            </w:pPr>
             <w:r/>
             <w:r>
               <w:rPr>
@@ -11512,6 +14040,9 @@
             <w:tcW w:type="dxa" w:w="1514"/>
           </w:tcPr>
           <w:p>
+            <w:pPr>
+              <w:spacing w:before="20" w:after="20"/>
+            </w:pPr>
             <w:r/>
             <w:r>
               <w:rPr>
@@ -11528,6 +14059,9 @@
             <w:tcW w:type="dxa" w:w="1514"/>
           </w:tcPr>
           <w:p>
+            <w:pPr>
+              <w:spacing w:before="20" w:after="20"/>
+            </w:pPr>
             <w:r/>
             <w:r>
               <w:rPr>
@@ -11549,6 +14083,9 @@
             <w:tcW w:type="dxa" w:w="1514"/>
           </w:tcPr>
           <w:p>
+            <w:pPr>
+              <w:spacing w:before="20" w:after="20"/>
+            </w:pPr>
             <w:r/>
             <w:r>
               <w:rPr>
@@ -11565,6 +14102,9 @@
             <w:tcW w:type="dxa" w:w="1514"/>
           </w:tcPr>
           <w:p>
+            <w:pPr>
+              <w:spacing w:before="20" w:after="20"/>
+            </w:pPr>
             <w:r/>
             <w:r>
               <w:rPr>
@@ -11581,11 +14121,13 @@
             <w:tcW w:type="dxa" w:w="1514"/>
           </w:tcPr>
           <w:p>
-            <w:r/>
-            <w:r>
-              <w:rPr>
-                <w:rFonts w:ascii="Verdana" w:hAnsi="Verdana"/>
-                <w:b w:val="0"/>
+            <w:pPr>
+              <w:spacing w:before="20" w:after="20"/>
+            </w:pPr>
+            <w:r/>
+            <w:r>
+              <w:rPr>
+                <w:rFonts w:ascii="Verdana" w:hAnsi="Verdana"/>
                 <w:sz w:val="16"/>
               </w:rPr>
               <w:t>K</w:t>
@@ -11597,6 +14139,9 @@
             <w:tcW w:type="dxa" w:w="1514"/>
           </w:tcPr>
           <w:p>
+            <w:pPr>
+              <w:spacing w:before="20" w:after="20"/>
+            </w:pPr>
             <w:r/>
             <w:r>
               <w:rPr>
@@ -11613,6 +14158,9 @@
             <w:tcW w:type="dxa" w:w="1514"/>
           </w:tcPr>
           <w:p>
+            <w:pPr>
+              <w:spacing w:before="20" w:after="20"/>
+            </w:pPr>
             <w:r/>
             <w:r>
               <w:rPr>
@@ -11629,6 +14177,9 @@
             <w:tcW w:type="dxa" w:w="1514"/>
           </w:tcPr>
           <w:p>
+            <w:pPr>
+              <w:spacing w:before="20" w:after="20"/>
+            </w:pPr>
             <w:r/>
             <w:r>
               <w:rPr>
@@ -11645,11 +14196,13 @@
             <w:tcW w:type="dxa" w:w="1514"/>
           </w:tcPr>
           <w:p>
-            <w:r/>
-            <w:r>
-              <w:rPr>
-                <w:rFonts w:ascii="Verdana" w:hAnsi="Verdana"/>
-                <w:b w:val="0"/>
+            <w:pPr>
+              <w:spacing w:before="20" w:after="20"/>
+            </w:pPr>
+            <w:r/>
+            <w:r>
+              <w:rPr>
+                <w:rFonts w:ascii="Verdana" w:hAnsi="Verdana"/>
                 <w:sz w:val="16"/>
               </w:rPr>
               <w:t>K</w:t>
@@ -11661,6 +14214,9 @@
             <w:tcW w:type="dxa" w:w="1514"/>
           </w:tcPr>
           <w:p>
+            <w:pPr>
+              <w:spacing w:before="20" w:after="20"/>
+            </w:pPr>
             <w:r/>
             <w:r>
               <w:rPr>
@@ -11677,6 +14233,9 @@
             <w:tcW w:type="dxa" w:w="1514"/>
           </w:tcPr>
           <w:p>
+            <w:pPr>
+              <w:spacing w:before="20" w:after="20"/>
+            </w:pPr>
             <w:r/>
             <w:r>
               <w:rPr>
@@ -11693,6 +14252,9 @@
             <w:tcW w:type="dxa" w:w="1514"/>
           </w:tcPr>
           <w:p>
+            <w:pPr>
+              <w:spacing w:before="20" w:after="20"/>
+            </w:pPr>
             <w:r/>
             <w:r>
               <w:rPr>
@@ -11713,6 +14275,9 @@
             <w:tcW w:type="dxa" w:w="1514"/>
           </w:tcPr>
           <w:p>
+            <w:pPr>
+              <w:spacing w:before="20" w:after="20"/>
+            </w:pPr>
             <w:r/>
             <w:r>
               <w:rPr>
@@ -11729,6 +14294,9 @@
             <w:tcW w:type="dxa" w:w="1514"/>
           </w:tcPr>
           <w:p>
+            <w:pPr>
+              <w:spacing w:before="20" w:after="20"/>
+            </w:pPr>
             <w:r/>
             <w:r>
               <w:rPr>
@@ -11745,11 +14313,13 @@
             <w:tcW w:type="dxa" w:w="1514"/>
           </w:tcPr>
           <w:p>
-            <w:r/>
-            <w:r>
-              <w:rPr>
-                <w:rFonts w:ascii="Verdana" w:hAnsi="Verdana"/>
-                <w:b w:val="0"/>
+            <w:pPr>
+              <w:spacing w:before="20" w:after="20"/>
+            </w:pPr>
+            <w:r/>
+            <w:r>
+              <w:rPr>
+                <w:rFonts w:ascii="Verdana" w:hAnsi="Verdana"/>
                 <w:sz w:val="16"/>
               </w:rPr>
               <w:t>Числовой</w:t>
@@ -11761,6 +14331,9 @@
             <w:tcW w:type="dxa" w:w="1514"/>
           </w:tcPr>
           <w:p>
+            <w:pPr>
+              <w:spacing w:before="20" w:after="20"/>
+            </w:pPr>
             <w:r/>
             <w:r>
               <w:rPr>
@@ -11777,6 +14350,9 @@
             <w:tcW w:type="dxa" w:w="1514"/>
           </w:tcPr>
           <w:p>
+            <w:pPr>
+              <w:spacing w:before="20" w:after="20"/>
+            </w:pPr>
             <w:r/>
             <w:r>
               <w:rPr>
@@ -11793,6 +14369,9 @@
             <w:tcW w:type="dxa" w:w="1514"/>
           </w:tcPr>
           <w:p>
+            <w:pPr>
+              <w:spacing w:before="20" w:after="20"/>
+            </w:pPr>
             <w:r/>
             <w:r>
               <w:rPr>
@@ -11809,11 +14388,13 @@
             <w:tcW w:type="dxa" w:w="1514"/>
           </w:tcPr>
           <w:p>
-            <w:r/>
-            <w:r>
-              <w:rPr>
-                <w:rFonts w:ascii="Verdana" w:hAnsi="Verdana"/>
-                <w:b w:val="0"/>
+            <w:pPr>
+              <w:spacing w:before="20" w:after="20"/>
+            </w:pPr>
+            <w:r/>
+            <w:r>
+              <w:rPr>
+                <w:rFonts w:ascii="Verdana" w:hAnsi="Verdana"/>
                 <w:sz w:val="16"/>
               </w:rPr>
               <w:t>Числовой</w:t>
@@ -11825,6 +14406,9 @@
             <w:tcW w:type="dxa" w:w="1514"/>
           </w:tcPr>
           <w:p>
+            <w:pPr>
+              <w:spacing w:before="20" w:after="20"/>
+            </w:pPr>
             <w:r/>
             <w:r>
               <w:rPr>
@@ -11841,6 +14425,9 @@
             <w:tcW w:type="dxa" w:w="1514"/>
           </w:tcPr>
           <w:p>
+            <w:pPr>
+              <w:spacing w:before="20" w:after="20"/>
+            </w:pPr>
             <w:r/>
             <w:r>
               <w:rPr>
@@ -11857,6 +14444,9 @@
             <w:tcW w:type="dxa" w:w="1514"/>
           </w:tcPr>
           <w:p>
+            <w:pPr>
+              <w:spacing w:before="20" w:after="20"/>
+            </w:pPr>
             <w:r/>
             <w:r>
               <w:rPr>
@@ -11877,6 +14467,9 @@
             <w:tcW w:type="dxa" w:w="1514"/>
           </w:tcPr>
           <w:p>
+            <w:pPr>
+              <w:spacing w:before="20" w:after="20"/>
+            </w:pPr>
             <w:r/>
             <w:r>
               <w:rPr>
@@ -11893,6 +14486,9 @@
             <w:tcW w:type="dxa" w:w="1514"/>
           </w:tcPr>
           <w:p>
+            <w:pPr>
+              <w:spacing w:before="20" w:after="20"/>
+            </w:pPr>
             <w:r/>
             <w:r>
               <w:rPr>
@@ -11909,11 +14505,13 @@
             <w:tcW w:type="dxa" w:w="1514"/>
           </w:tcPr>
           <w:p>
-            <w:r/>
-            <w:r>
-              <w:rPr>
-                <w:rFonts w:ascii="Verdana" w:hAnsi="Verdana"/>
-                <w:b w:val="0"/>
+            <w:pPr>
+              <w:spacing w:before="20" w:after="20"/>
+            </w:pPr>
+            <w:r/>
+            <w:r>
+              <w:rPr>
+                <w:rFonts w:ascii="Verdana" w:hAnsi="Verdana"/>
                 <w:sz w:val="16"/>
               </w:rPr>
               <w:t>Числовой</w:t>
@@ -11925,6 +14523,9 @@
             <w:tcW w:type="dxa" w:w="1514"/>
           </w:tcPr>
           <w:p>
+            <w:pPr>
+              <w:spacing w:before="20" w:after="20"/>
+            </w:pPr>
             <w:r/>
             <w:r>
               <w:rPr>
@@ -11941,6 +14542,9 @@
             <w:tcW w:type="dxa" w:w="1514"/>
           </w:tcPr>
           <w:p>
+            <w:pPr>
+              <w:spacing w:before="20" w:after="20"/>
+            </w:pPr>
             <w:r/>
             <w:r>
               <w:rPr>
@@ -11957,6 +14561,9 @@
             <w:tcW w:type="dxa" w:w="1514"/>
           </w:tcPr>
           <w:p>
+            <w:pPr>
+              <w:spacing w:before="20" w:after="20"/>
+            </w:pPr>
             <w:r/>
             <w:r>
               <w:rPr>
@@ -11973,11 +14580,13 @@
             <w:tcW w:type="dxa" w:w="1514"/>
           </w:tcPr>
           <w:p>
-            <w:r/>
-            <w:r>
-              <w:rPr>
-                <w:rFonts w:ascii="Verdana" w:hAnsi="Verdana"/>
-                <w:b w:val="0"/>
+            <w:pPr>
+              <w:spacing w:before="20" w:after="20"/>
+            </w:pPr>
+            <w:r/>
+            <w:r>
+              <w:rPr>
+                <w:rFonts w:ascii="Verdana" w:hAnsi="Verdana"/>
                 <w:sz w:val="16"/>
               </w:rPr>
               <w:t>Числовой</w:t>
@@ -11989,6 +14598,9 @@
             <w:tcW w:type="dxa" w:w="1514"/>
           </w:tcPr>
           <w:p>
+            <w:pPr>
+              <w:spacing w:before="20" w:after="20"/>
+            </w:pPr>
             <w:r/>
             <w:r>
               <w:rPr>
@@ -12005,6 +14617,9 @@
             <w:tcW w:type="dxa" w:w="1514"/>
           </w:tcPr>
           <w:p>
+            <w:pPr>
+              <w:spacing w:before="20" w:after="20"/>
+            </w:pPr>
             <w:r/>
             <w:r>
               <w:rPr>
@@ -12021,6 +14636,9 @@
             <w:tcW w:type="dxa" w:w="1514"/>
           </w:tcPr>
           <w:p>
+            <w:pPr>
+              <w:spacing w:before="20" w:after="20"/>
+            </w:pPr>
             <w:r/>
             <w:r>
               <w:rPr>
@@ -12041,6 +14659,9 @@
             <w:tcW w:type="dxa" w:w="1514"/>
           </w:tcPr>
           <w:p>
+            <w:pPr>
+              <w:spacing w:before="20" w:after="20"/>
+            </w:pPr>
             <w:r/>
             <w:r>
               <w:rPr>
@@ -12057,6 +14678,9 @@
             <w:tcW w:type="dxa" w:w="1514"/>
           </w:tcPr>
           <w:p>
+            <w:pPr>
+              <w:spacing w:before="20" w:after="20"/>
+            </w:pPr>
             <w:r/>
             <w:r>
               <w:rPr>
@@ -12073,11 +14697,13 @@
             <w:tcW w:type="dxa" w:w="1514"/>
           </w:tcPr>
           <w:p>
-            <w:r/>
-            <w:r>
-              <w:rPr>
-                <w:rFonts w:ascii="Verdana" w:hAnsi="Verdana"/>
-                <w:b w:val="0"/>
+            <w:pPr>
+              <w:spacing w:before="20" w:after="20"/>
+            </w:pPr>
+            <w:r/>
+            <w:r>
+              <w:rPr>
+                <w:rFonts w:ascii="Verdana" w:hAnsi="Verdana"/>
                 <w:sz w:val="16"/>
               </w:rPr>
               <w:t>K</w:t>
@@ -12089,6 +14715,9 @@
             <w:tcW w:type="dxa" w:w="1514"/>
           </w:tcPr>
           <w:p>
+            <w:pPr>
+              <w:spacing w:before="20" w:after="20"/>
+            </w:pPr>
             <w:r/>
             <w:r>
               <w:rPr>
@@ -12105,6 +14734,9 @@
             <w:tcW w:type="dxa" w:w="1514"/>
           </w:tcPr>
           <w:p>
+            <w:pPr>
+              <w:spacing w:before="20" w:after="20"/>
+            </w:pPr>
             <w:r/>
             <w:r>
               <w:rPr>
@@ -12121,6 +14753,9 @@
             <w:tcW w:type="dxa" w:w="1514"/>
           </w:tcPr>
           <w:p>
+            <w:pPr>
+              <w:spacing w:before="20" w:after="20"/>
+            </w:pPr>
             <w:r/>
             <w:r>
               <w:rPr>
@@ -12137,11 +14772,13 @@
             <w:tcW w:type="dxa" w:w="1514"/>
           </w:tcPr>
           <w:p>
-            <w:r/>
-            <w:r>
-              <w:rPr>
-                <w:rFonts w:ascii="Verdana" w:hAnsi="Verdana"/>
-                <w:b w:val="0"/>
+            <w:pPr>
+              <w:spacing w:before="20" w:after="20"/>
+            </w:pPr>
+            <w:r/>
+            <w:r>
+              <w:rPr>
+                <w:rFonts w:ascii="Verdana" w:hAnsi="Verdana"/>
                 <w:sz w:val="16"/>
               </w:rPr>
               <w:t>K</w:t>
@@ -12153,6 +14790,9 @@
             <w:tcW w:type="dxa" w:w="1514"/>
           </w:tcPr>
           <w:p>
+            <w:pPr>
+              <w:spacing w:before="20" w:after="20"/>
+            </w:pPr>
             <w:r/>
             <w:r>
               <w:rPr>
@@ -12169,6 +14809,9 @@
             <w:tcW w:type="dxa" w:w="1514"/>
           </w:tcPr>
           <w:p>
+            <w:pPr>
+              <w:spacing w:before="20" w:after="20"/>
+            </w:pPr>
             <w:r/>
             <w:r>
               <w:rPr>
@@ -12185,6 +14828,9 @@
             <w:tcW w:type="dxa" w:w="1514"/>
           </w:tcPr>
           <w:p>
+            <w:pPr>
+              <w:spacing w:before="20" w:after="20"/>
+            </w:pPr>
             <w:r/>
             <w:r>
               <w:rPr>

--- a/docx/ru/BUFRCREX_TableB_ru_40.docx
+++ b/docx/ru/BUFRCREX_TableB_ru_40.docx
@@ -14483,367 +14483,6 @@
         </w:tc>
       </w:tr>
     </w:tbl>
-    <w:p/>
-    <w:p>
-      <w:r>
-        <w:rPr>
-          <w:rFonts w:ascii="Verdana" w:hAnsi="Verdana"/>
-          <w:i/>
-          <w:sz w:val="14"/>
-        </w:rPr>
-        <w:t>Note 23: Значение осадков –0,1 кг·м-2 до масштабирования (–1 после масштабирования или в коде CREX) должно указывать на «следы» осадков (не поддающиеся измерению, менее 0,05 кг·м-2).</w:t>
-      </w:r>
-    </w:p>
-    <w:p>
-      <w:r>
-        <w:rPr>
-          <w:rFonts w:ascii="Verdana" w:hAnsi="Verdana"/>
-          <w:i/>
-          <w:sz w:val="14"/>
-        </w:rPr>
-        <w:t>Note 25: Ранее определенное значение может быть отменено путем передачи «отсутствующего значения» из соответствующей кодовой таблицы или таблицы флагов.</w:t>
-      </w:r>
-    </w:p>
-    <w:p>
-      <w:r>
-        <w:rPr>
-          <w:rFonts w:ascii="Verdana" w:hAnsi="Verdana"/>
-          <w:i/>
-          <w:sz w:val="14"/>
-        </w:rPr>
-        <w:t>Note 27: Все время дается во Всемирном скоординированном времени (ВСВ), если не предусмотрено иного.</w:t>
-      </w:r>
-    </w:p>
-    <w:p>
-      <w:r>
-        <w:rPr>
-          <w:rFonts w:ascii="Verdana" w:hAnsi="Verdana"/>
-          <w:i/>
-          <w:sz w:val="14"/>
-        </w:rPr>
-        <w:t>Note 32: Пеленг или азимут следует использовать только для установленного местоположения и не должен переопределять это местоположение.</w:t>
-      </w:r>
-    </w:p>
-    <w:p>
-      <w:r>
-        <w:rPr>
-          <w:rFonts w:ascii="Verdana" w:hAnsi="Verdana"/>
-          <w:i/>
-          <w:sz w:val="14"/>
-        </w:rPr>
-        <w:t>Note 62: Расстояние следует использовать только для установленного местоположения, а также пеленга, азимута или превышения; оно не должно переопределять это местоположение.</w:t>
-      </w:r>
-    </w:p>
-    <w:p>
-      <w:r>
-        <w:rPr>
-          <w:rFonts w:ascii="Verdana" w:hAnsi="Verdana"/>
-          <w:i/>
-          <w:sz w:val="14"/>
-        </w:rPr>
-        <w:t>Note 63: Приходящей радиации следует присваивать положительные значения.</w:t>
-      </w:r>
-    </w:p>
-    <w:p>
-      <w:r>
-        <w:rPr>
-          <w:rFonts w:ascii="Verdana" w:hAnsi="Verdana"/>
-          <w:i/>
-          <w:sz w:val="14"/>
-        </w:rPr>
-        <w:t>Note 64: Для компонент w, направленных вниз, следует выделять положительные значения с единицами измерения в Па·с-1.</w:t>
-      </w:r>
-    </w:p>
-    <w:p>
-      <w:r>
-        <w:rPr>
-          <w:rFonts w:ascii="Verdana" w:hAnsi="Verdana"/>
-          <w:i/>
-          <w:sz w:val="14"/>
-        </w:rPr>
-        <w:t>Note 66: Увеличение широты с востока на запад следует выражать отрицательным значением.</w:t>
-      </w:r>
-    </w:p>
-    <w:p>
-      <w:r>
-        <w:rPr>
-          <w:rFonts w:ascii="Verdana" w:hAnsi="Verdana"/>
-          <w:i/>
-          <w:sz w:val="14"/>
-        </w:rPr>
-        <w:t>Note 75: Для дескрипторов кода CREX F = B, а не 0.</w:t>
-      </w:r>
-    </w:p>
-    <w:p>
-      <w:r>
-        <w:rPr>
-          <w:rFonts w:ascii="Verdana" w:hAnsi="Verdana"/>
-          <w:i/>
-          <w:sz w:val="14"/>
-        </w:rPr>
-        <w:t>Note 92: Для однозначного различения случаев отсутствия данных и насыщенных пикселей, n-битовые данные об изображении следует кодировать, используя длину данных n+1. Когда такого дескриптора еще нет в классе 30, дескриптор оператора 2 01 YYY следует использовать для изменения длины данных существующей позиции, по мере необходимости.</w:t>
-      </w:r>
-    </w:p>
-    <w:p>
-      <w:r>
-        <w:rPr>
-          <w:rFonts w:ascii="Verdana" w:hAnsi="Verdana"/>
-          <w:i/>
-          <w:sz w:val="14"/>
-        </w:rPr>
-        <w:t>Note 105: Негативные временные периоды или отклонения следует использовать для указания временных периодов или отклонений, предшествующих определенному текущему времени.</w:t>
-      </w:r>
-    </w:p>
-    <w:p>
-      <w:r>
-        <w:rPr>
-          <w:rFonts w:ascii="Verdana" w:hAnsi="Verdana"/>
-          <w:i/>
-          <w:sz w:val="14"/>
-        </w:rPr>
-        <w:t>Note 110: Увеличение широты с севера на юг следует выражать отрицательными значениями.</w:t>
-      </w:r>
-    </w:p>
-    <w:p>
-      <w:r>
-        <w:rPr>
-          <w:rFonts w:ascii="Verdana" w:hAnsi="Verdana"/>
-          <w:i/>
-          <w:sz w:val="14"/>
-        </w:rPr>
-        <w:t>Note 115: Длина данных пикселя может быть изменена с помощью дескриптора 2 01 YYY.</w:t>
-      </w:r>
-    </w:p>
-    <w:p>
-      <w:r>
-        <w:rPr>
-          <w:rFonts w:ascii="Verdana" w:hAnsi="Verdana"/>
-          <w:i/>
-          <w:sz w:val="14"/>
-        </w:rPr>
-        <w:t>Note 121: Некоторые указания ожидаемой точности могут в неявной форме содержаться в ряде элементов данного класса.</w:t>
-      </w:r>
-    </w:p>
-    <w:p>
-      <w:r>
-        <w:rPr>
-          <w:rFonts w:ascii="Verdana" w:hAnsi="Verdana"/>
-          <w:i/>
-          <w:sz w:val="14"/>
-        </w:rPr>
-        <w:t>Note 122: Южную широту следует выражать отрицательными значениями.</w:t>
-      </w:r>
-    </w:p>
-    <w:p>
-      <w:r>
-        <w:rPr>
-          <w:rFonts w:ascii="Verdana" w:hAnsi="Verdana"/>
-          <w:i/>
-          <w:sz w:val="14"/>
-        </w:rPr>
-        <w:t>Note 123: Для компонент v, направленных с юга на север, следует выделять положительные значения.</w:t>
-      </w:r>
-    </w:p>
-    <w:p>
-      <w:r>
-        <w:rPr>
-          <w:rFonts w:ascii="Verdana" w:hAnsi="Verdana"/>
-          <w:i/>
-          <w:sz w:val="14"/>
-        </w:rPr>
-        <w:t>Note 126: Направление приземного ветра, измеренное на станции в пределах 1° от Северного полюса или в пределах 1° от Южного полюса, следует сообщать таким образом, чтобы азимутальный круг был выровнен с нулем прибора, соответствуя 0° по Гринвичскому меридиану.</w:t>
-      </w:r>
-    </w:p>
-    <w:p>
-      <w:r>
-        <w:rPr>
-          <w:rFonts w:ascii="Verdana" w:hAnsi="Verdana"/>
-          <w:i/>
-          <w:sz w:val="14"/>
-        </w:rPr>
-        <w:t>Note 140: Размер элемента изображения на горизонтали — 1 приводится в положении, где масштабный коэффициент карты равен единице.</w:t>
-      </w:r>
-    </w:p>
-    <w:p>
-      <w:r>
-        <w:rPr>
-          <w:rFonts w:ascii="Verdana" w:hAnsi="Verdana"/>
-          <w:i/>
-          <w:sz w:val="14"/>
-        </w:rPr>
-        <w:t>Note 141: Размер элемента изображения на горизонтали — 2 указывается в положении, где масштабный коэффициент карты равен единице.</w:t>
-      </w:r>
-    </w:p>
-    <w:p>
-      <w:r>
-        <w:rPr>
-          <w:rFonts w:ascii="Verdana" w:hAnsi="Verdana"/>
-          <w:i/>
-          <w:sz w:val="14"/>
-        </w:rPr>
-        <w:t>Note 145: Значение временных периодов или отклонений может быть указано с использованием значений времени в коде, соответствующем табличной ссылке 0 08 021.</w:t>
-      </w:r>
-    </w:p>
-    <w:p>
-      <w:r>
-        <w:rPr>
-          <w:rFonts w:ascii="Verdana" w:hAnsi="Verdana"/>
-          <w:i/>
-          <w:sz w:val="14"/>
-        </w:rPr>
-        <w:t>Note 149: При использовании с прогнозируемыми величинами временное местоположение должно указывать время исходного состояния или начала для прогностического периода; при использовании с множеством средних прогностических значений временное местоположение должно указывать исходное состояние или начало первого прогноза, по которому получены множественные средние.</w:t>
-      </w:r>
-    </w:p>
-    <w:p>
-      <w:r>
-        <w:rPr>
-          <w:rFonts w:ascii="Verdana" w:hAnsi="Verdana"/>
-          <w:i/>
-          <w:sz w:val="14"/>
-        </w:rPr>
-        <w:t>Note 155: В данный класс могут также войти элементы, относящиеся к процедурам наблюдений.</w:t>
-      </w:r>
-    </w:p>
-    <w:p>
-      <w:r>
-        <w:rPr>
-          <w:rFonts w:ascii="Verdana" w:hAnsi="Verdana"/>
-          <w:i/>
-          <w:sz w:val="14"/>
-        </w:rPr>
-        <w:t>Note 156: Данный класс должен содержать элементы описания приборов, используемых для получения сообщаемых метеорологических элементов.</w:t>
-      </w:r>
-    </w:p>
-    <w:p>
-      <w:r>
-        <w:rPr>
-          <w:rFonts w:ascii="Verdana" w:hAnsi="Verdana"/>
-          <w:i/>
-          <w:sz w:val="14"/>
-        </w:rPr>
-        <w:t>Note 158: Прежде чем использовать временные периоды или отклонения и временные инкременты, необходимо определить исходное временное местоположение, за которым, по мере необходимости, следует определение значимости времени.</w:t>
-      </w:r>
-    </w:p>
-    <w:p>
-      <w:r>
-        <w:rPr>
-          <w:rFonts w:ascii="Verdana" w:hAnsi="Verdana"/>
-          <w:i/>
-          <w:sz w:val="14"/>
-        </w:rPr>
-        <w:t>Note 160: Уходящей радиации следует присваивать отрицательные значения.</w:t>
-      </w:r>
-    </w:p>
-    <w:p>
-      <w:r>
-        <w:rPr>
-          <w:rFonts w:ascii="Verdana" w:hAnsi="Verdana"/>
-          <w:i/>
-          <w:sz w:val="14"/>
-        </w:rPr>
-        <w:t>Note 161: Для компонент w, направленных вверх, следует выделять положительные значения с единицами измерения в м·с-1.</w:t>
-      </w:r>
-    </w:p>
-    <w:p>
-      <w:r>
-        <w:rPr>
-          <w:rFonts w:ascii="Verdana" w:hAnsi="Verdana"/>
-          <w:i/>
-          <w:sz w:val="14"/>
-        </w:rPr>
-        <w:t>Note 162: Пригодные диапазоны, использованные выше: 1011–1019 Бк для выбросов; 10-2–107 Бк и 10-2–107 мЗв для концентраций и доз.</w:t>
-      </w:r>
-    </w:p>
-    <w:p>
-      <w:r>
-        <w:rPr>
-          <w:rFonts w:ascii="Verdana" w:hAnsi="Verdana"/>
-          <w:i/>
-          <w:sz w:val="14"/>
-        </w:rPr>
-        <w:t>Note 163: Величины широты и приращений широты ограничены диапазоном от –90 до +90 градусов.</w:t>
-      </w:r>
-    </w:p>
-    <w:p>
-      <w:r>
-        <w:rPr>
-          <w:rFonts w:ascii="Verdana" w:hAnsi="Verdana"/>
-          <w:i/>
-          <w:sz w:val="14"/>
-        </w:rPr>
-        <w:t>Note 164: Величины долготы ограничены диапазоном от –180 до +180 градусов.</w:t>
-      </w:r>
-    </w:p>
-    <w:p>
-      <w:r>
-        <w:rPr>
-          <w:rFonts w:ascii="Verdana" w:hAnsi="Verdana"/>
-          <w:i/>
-          <w:sz w:val="14"/>
-        </w:rPr>
-        <w:t>Note 165: Вертикальные элементы и давление следует использовать для определения значений этих элементов независимо от элемента или переменной, означающей вертикальную координату.</w:t>
-      </w:r>
-    </w:p>
-    <w:p>
-      <w:r>
-        <w:rPr>
-          <w:rFonts w:ascii="Verdana" w:hAnsi="Verdana"/>
-          <w:i/>
-          <w:sz w:val="14"/>
-        </w:rPr>
-        <w:t>Note 166: Западная долгота выражается отрицательными величинами.</w:t>
-      </w:r>
-    </w:p>
-    <w:p>
-      <w:r>
-        <w:rPr>
-          <w:rFonts w:ascii="Verdana" w:hAnsi="Verdana"/>
-          <w:i/>
-          <w:sz w:val="14"/>
-        </w:rPr>
-        <w:t>Note 167: Для компонент u, направленных с запада на восток, следует выделять положительные значения.</w:t>
-      </w:r>
-    </w:p>
-    <w:p>
-      <w:r>
-        <w:rPr>
-          <w:rFonts w:ascii="Verdana" w:hAnsi="Verdana"/>
-          <w:i/>
-          <w:sz w:val="14"/>
-        </w:rPr>
-        <w:t>Note 176: Там, где в колонку «НАЗВАНИЕ ЭЛЕМЕНТА» вводится выражение «на указанной высоте и за указанный период», соответствующее вертикальное местоположение должно быть определено с использованием дескрипторов из класса 07 совместно с соответствующим периодом с использованием дескрипторов из класса 04.</w:t>
-      </w:r>
-    </w:p>
-    <w:p>
-      <w:r>
-        <w:rPr>
-          <w:rFonts w:ascii="Verdana" w:hAnsi="Verdana"/>
-          <w:i/>
-          <w:sz w:val="14"/>
-        </w:rPr>
-        <w:t>Note 178: Там, где величины суммируются или усредняются (например, за временной период), общее число значений, из которых получается сумма или среднее значение, может быть представлено с использованием ссылки 0 08 022.</w:t>
-      </w:r>
-    </w:p>
-    <w:p>
-      <w:r>
-        <w:rPr>
-          <w:rFonts w:ascii="Verdana" w:hAnsi="Verdana"/>
-          <w:i/>
-          <w:sz w:val="14"/>
-        </w:rPr>
-        <w:t>Note 179: Стандарты ветровых данных: Скорость Направление; Наблюдение отсутствует Отсутствует Отсутствует; Штиль 0 0; Обычное наблюдение &gt;0 1°–360°; Только скорость &gt;0 Отсутствует; Только направление Отсутствует 1°–360°; «Слабый и переменный» &gt;0 0</w:t>
-      </w:r>
-    </w:p>
-    <w:p>
-      <w:r>
-        <w:rPr>
-          <w:rFonts w:ascii="Verdana" w:hAnsi="Verdana"/>
-          <w:i/>
-          <w:sz w:val="14"/>
-        </w:rPr>
-        <w:t>Note 180: Стандарты сообщения о ветровых волнах и волнении: Наблюдения Скорость Направление; Нет наблюдений Отсутствует Отсутствует; Штиль 0 0; Обычное наблюдение &gt;0 1–360; Только скорость &gt;0 Отсутствует; Только направление Отсутствует 1–360; «Легкий и переменный» &gt;0 0</w:t>
-      </w:r>
-    </w:p>
     <w:sectPr>
       <w:pgSz w:w="16838" w:h="11906" w:orient="landscape"/>
       <w:pgMar w:top="850" w:right="850" w:bottom="850" w:left="850" w:header="720" w:footer="720" w:gutter="0"/>
